--- a/CIS1702 Coursework 2 Report.docx
+++ b/CIS1702 Coursework 2 Report.docx
@@ -1426,6 +1426,186 @@
     <w:p/>
     <w:p>
       <w:r>
+        <w:t>This is the document and report of our Coursework 2 for the programming course</w:t>
+      </w:r>
+      <w:r>
+        <w:t>, the group project</w:t>
+      </w:r>
+      <w:r>
+        <w:t xml:space="preserve"> brief</w:t>
+      </w:r>
+      <w:r>
+        <w:t xml:space="preserve"> that has been selected is the</w:t>
+      </w:r>
+      <w:r>
+        <w:t xml:space="preserve"> Command-Line Inventory Management System</w:t>
+      </w:r>
+      <w:r>
+        <w:t>.</w:t>
+      </w:r>
+      <w:r>
+        <w:br/>
+      </w:r>
+    </w:p>
+    <w:p>
+      <w:r>
+        <w:t>The main goal of this project is to, in the words of the brief</w:t>
+      </w:r>
+      <w:r>
+        <w:t>;</w:t>
+      </w:r>
+      <w:r>
+        <w:t xml:space="preserve"> </w:t>
+      </w:r>
+      <w:r>
+        <w:t>C</w:t>
+      </w:r>
+      <w:r>
+        <w:t>reate</w:t>
+      </w:r>
+      <w:r>
+        <w:t xml:space="preserve"> a command-line application to help a small business owner</w:t>
+      </w:r>
+      <w:r>
+        <w:t xml:space="preserve"> </w:t>
+      </w:r>
+      <w:r>
+        <w:t>track product inventory. The system must allow the user to add, view, update, and</w:t>
+      </w:r>
+      <w:r>
+        <w:t xml:space="preserve"> </w:t>
+      </w:r>
+      <w:r>
+        <w:t>remove stock items, and save the data between sessions</w:t>
+      </w:r>
+      <w:r>
+        <w:t xml:space="preserve">. Which means that we need to build a system for a small business (We’ve gone with the theme of a </w:t>
+      </w:r>
+      <w:r>
+        <w:t xml:space="preserve">local </w:t>
+      </w:r>
+      <w:r>
+        <w:t>garage, with items such as bulbs, window tint and air fresheners</w:t>
+      </w:r>
+      <w:r>
+        <w:t>)</w:t>
+      </w:r>
+      <w:r>
+        <w:t>.</w:t>
+      </w:r>
+    </w:p>
+    <w:p/>
+    <w:p>
+      <w:r>
+        <w:t>The brief also states the requirements that the system needs to meet, stating that.</w:t>
+      </w:r>
+    </w:p>
+    <w:p/>
+    <w:p>
+      <w:r>
+        <w:t>● Key Functional Requirements:</w:t>
+      </w:r>
+      <w:r>
+        <w:br/>
+        <w:t>○ The application must store inventory data in a file (e.g., inventory.json or</w:t>
+      </w:r>
+      <w:r>
+        <w:br/>
+        <w:t>inventory.csv).</w:t>
+      </w:r>
+      <w:r>
+        <w:br/>
+        <w:t>○ On startup, the program must load existing data from the file.</w:t>
+      </w:r>
+      <w:r>
+        <w:br/>
+        <w:t>○ The user must be presented with a clear menu to perform actions (e.g., Add</w:t>
+      </w:r>
+      <w:r>
+        <w:br/>
+        <w:t>Item, View Stock, Update Item, Search, Save &amp; Exit).</w:t>
+      </w:r>
+      <w:r>
+        <w:br/>
+        <w:t>○ Add Item: Allow the user to add a new product with a unique ID, name, price,</w:t>
+      </w:r>
+      <w:r>
+        <w:br/>
+        <w:t>and quantity.</w:t>
+      </w:r>
+      <w:r>
+        <w:br/>
+        <w:t>○ View Stock: Display a formatted table of all products in the inventory.</w:t>
+      </w:r>
+      <w:r>
+        <w:br/>
+        <w:t>○ Update Item: Allow the user to find an item by its ID and update its name,</w:t>
+      </w:r>
+      <w:r>
+        <w:br/>
+        <w:t>price, or quantity.</w:t>
+      </w:r>
+      <w:r>
+        <w:br/>
+        <w:t>○ Search: Allow users to search for an item by name and display its details.</w:t>
+      </w:r>
+      <w:r>
+        <w:br/>
+        <w:t>○ The program must handle errors gracefully (e.g., invalid input, item not</w:t>
+      </w:r>
+      <w:r>
+        <w:br/>
+        <w:t>found).</w:t>
+      </w:r>
+    </w:p>
+    <w:p/>
+    <w:p>
+      <w:r>
+        <w:t>● Possible Extensions:</w:t>
+      </w:r>
+      <w:r>
+        <w:br/>
+        <w:t>○ Generate a low-stock report for items with a quantity below a certain</w:t>
+      </w:r>
+      <w:r>
+        <w:br/>
+        <w:t>threshold.</w:t>
+      </w:r>
+      <w:r>
+        <w:br/>
+        <w:t>○ Add functionality to track sales, reducing the quantity of an item when sold.</w:t>
+      </w:r>
+      <w:r>
+        <w:br/>
+        <w:t>○ Implement a more advanced search feature (e.g., by price range</w:t>
+      </w:r>
+      <w:r>
+        <w:t>).</w:t>
+      </w:r>
+    </w:p>
+    <w:p/>
+    <w:p>
+      <w:r>
+        <w:t>Finally, the brief mentions the main marking focus areas, meaning we need to prioritise making the best version out of these areas to gain the most marks.</w:t>
+      </w:r>
+    </w:p>
+    <w:p/>
+    <w:p>
+      <w:r>
+        <w:t>Marking Focus Areas: Robust file handling for data persistence, effective use of data</w:t>
+      </w:r>
+      <w:r>
+        <w:br/>
+        <w:t>structures (lists of dictionaries), clear user interface and input validation, and</w:t>
+      </w:r>
+      <w:r>
+        <w:br/>
+        <w:t>comprehensive testing of all core CRUD (Create, Read, Update, Delete) operation</w:t>
+      </w:r>
+      <w:r>
+        <w:t>s.</w:t>
+      </w:r>
+      <w:r>
         <w:br w:type="page"/>
       </w:r>
     </w:p>
@@ -1450,9 +1630,12 @@
     <w:p>
       <w:pPr>
         <w:rPr>
+          <w:rFonts w:cs="Arial"/>
           <w:i/>
           <w:iCs/>
+          <w:color w:val="EE0000"/>
           <w:szCs w:val="24"/>
+          <w:shd w:val="clear" w:color="auto" w:fill="FFFFFF"/>
         </w:rPr>
       </w:pPr>
       <w:r>
@@ -1475,29 +1658,7 @@
           <w:szCs w:val="24"/>
           <w:shd w:val="clear" w:color="auto" w:fill="FFFFFF"/>
         </w:rPr>
-        <w:t>Explain your design process. Include design art</w:t>
-      </w:r>
-      <w:r>
-        <w:rPr>
-          <w:rFonts w:cs="Arial"/>
-          <w:i/>
-          <w:iCs/>
-          <w:color w:val="EE0000"/>
-          <w:szCs w:val="24"/>
-          <w:shd w:val="clear" w:color="auto" w:fill="FFFFFF"/>
-        </w:rPr>
-        <w:t>e</w:t>
-      </w:r>
-      <w:r>
-        <w:rPr>
-          <w:rFonts w:cs="Arial"/>
-          <w:i/>
-          <w:iCs/>
-          <w:color w:val="EE0000"/>
-          <w:szCs w:val="24"/>
-          <w:shd w:val="clear" w:color="auto" w:fill="FFFFFF"/>
-        </w:rPr>
-        <w:t>facts like</w:t>
+        <w:t>Explain your design process. Include design artefacts like</w:t>
       </w:r>
       <w:r>
         <w:rPr>
@@ -1552,18 +1713,7 @@
           <w:szCs w:val="24"/>
           <w:shd w:val="clear" w:color="auto" w:fill="FFFFFF"/>
         </w:rPr>
-        <w:t>Describe your data structures and file formats</w:t>
-      </w:r>
-      <w:r>
-        <w:rPr>
-          <w:rFonts w:cs="Arial"/>
-          <w:i/>
-          <w:iCs/>
-          <w:color w:val="EE0000"/>
-          <w:szCs w:val="24"/>
-          <w:shd w:val="clear" w:color="auto" w:fill="FFFFFF"/>
-        </w:rPr>
-        <w:t>.</w:t>
+        <w:t>Describe your data structures and file formats.</w:t>
       </w:r>
       <w:r>
         <w:rPr>
@@ -1576,6 +1726,403 @@
         </w:rPr>
         <w:t xml:space="preserve"> *</w:t>
       </w:r>
+    </w:p>
+    <w:p>
+      <w:pPr>
+        <w:rPr>
+          <w:rFonts w:cs="Arial"/>
+          <w:i/>
+          <w:iCs/>
+          <w:color w:val="EE0000"/>
+          <w:szCs w:val="24"/>
+          <w:shd w:val="clear" w:color="auto" w:fill="FFFFFF"/>
+        </w:rPr>
+      </w:pPr>
+    </w:p>
+    <w:p>
+      <w:pPr>
+        <w:rPr>
+          <w:rFonts w:cs="Arial"/>
+          <w:sz w:val="28"/>
+          <w:szCs w:val="28"/>
+          <w:u w:val="single"/>
+          <w:shd w:val="clear" w:color="auto" w:fill="FFFFFF"/>
+        </w:rPr>
+      </w:pPr>
+      <w:r>
+        <w:rPr>
+          <w:rFonts w:cs="Arial"/>
+          <w:sz w:val="28"/>
+          <w:szCs w:val="28"/>
+          <w:u w:val="single"/>
+          <w:shd w:val="clear" w:color="auto" w:fill="FFFFFF"/>
+        </w:rPr>
+        <w:t>Task: Introductory code to the inventory</w:t>
+      </w:r>
+    </w:p>
+    <w:p/>
+    <w:p>
+      <w:r>
+        <w:t xml:space="preserve">To start off the project needed some important code to be implemented before the user could even </w:t>
+      </w:r>
+      <w:r>
+        <w:t xml:space="preserve">input what they wanted to do, </w:t>
+      </w:r>
+    </w:p>
+    <w:p/>
+    <w:p>
+      <w:r>
+        <w:rPr>
+          <w:noProof/>
+        </w:rPr>
+        <w:drawing>
+          <wp:inline distT="0" distB="0" distL="0" distR="0" wp14:anchorId="2AB98889" wp14:editId="665E1421">
+            <wp:extent cx="1938219" cy="3919993"/>
+            <wp:effectExtent l="0" t="0" r="5080" b="4445"/>
+            <wp:docPr id="1703096958" name="Picture 1" descr="A diagram of a flowchart&#10;&#10;AI-generated content may be incorrect."/>
+            <wp:cNvGraphicFramePr>
+              <a:graphicFrameLocks xmlns:a="http://schemas.openxmlformats.org/drawingml/2006/main" noChangeAspect="1"/>
+            </wp:cNvGraphicFramePr>
+            <a:graphic xmlns:a="http://schemas.openxmlformats.org/drawingml/2006/main">
+              <a:graphicData uri="http://schemas.openxmlformats.org/drawingml/2006/picture">
+                <pic:pic xmlns:pic="http://schemas.openxmlformats.org/drawingml/2006/picture">
+                  <pic:nvPicPr>
+                    <pic:cNvPr id="1703096958" name="Picture 1" descr="A diagram of a flowchart&#10;&#10;AI-generated content may be incorrect."/>
+                    <pic:cNvPicPr/>
+                  </pic:nvPicPr>
+                  <pic:blipFill>
+                    <a:blip r:embed="rId10"/>
+                    <a:stretch>
+                      <a:fillRect/>
+                    </a:stretch>
+                  </pic:blipFill>
+                  <pic:spPr>
+                    <a:xfrm>
+                      <a:off x="0" y="0"/>
+                      <a:ext cx="1949494" cy="3942797"/>
+                    </a:xfrm>
+                    <a:prstGeom prst="rect">
+                      <a:avLst/>
+                    </a:prstGeom>
+                  </pic:spPr>
+                </pic:pic>
+              </a:graphicData>
+            </a:graphic>
+          </wp:inline>
+        </w:drawing>
+      </w:r>
+    </w:p>
+    <w:p>
+      <w:r>
+        <w:t xml:space="preserve">Created and written by: </w:t>
+      </w:r>
+      <w:r>
+        <w:rPr>
+          <w:i/>
+          <w:iCs/>
+        </w:rPr>
+        <w:t>Daniel Caveney and</w:t>
+      </w:r>
+    </w:p>
+    <w:p/>
+    <w:p>
+      <w:pPr>
+        <w:rPr>
+          <w:rFonts w:cs="Arial"/>
+          <w:color w:val="EE0000"/>
+          <w:szCs w:val="24"/>
+          <w:u w:val="single"/>
+          <w:shd w:val="clear" w:color="auto" w:fill="FFFFFF"/>
+        </w:rPr>
+      </w:pPr>
+      <w:r>
+        <w:rPr>
+          <w:rFonts w:cs="Arial"/>
+          <w:sz w:val="28"/>
+          <w:szCs w:val="28"/>
+          <w:u w:val="single"/>
+          <w:shd w:val="clear" w:color="auto" w:fill="FFFFFF"/>
+        </w:rPr>
+        <w:t>Task</w:t>
+      </w:r>
+      <w:r>
+        <w:rPr>
+          <w:rFonts w:cs="Arial"/>
+          <w:sz w:val="28"/>
+          <w:szCs w:val="28"/>
+          <w:u w:val="single"/>
+          <w:shd w:val="clear" w:color="auto" w:fill="FFFFFF"/>
+        </w:rPr>
+        <w:t xml:space="preserve"> 1</w:t>
+      </w:r>
+      <w:r>
+        <w:rPr>
+          <w:rFonts w:cs="Arial"/>
+          <w:sz w:val="28"/>
+          <w:szCs w:val="28"/>
+          <w:u w:val="single"/>
+          <w:shd w:val="clear" w:color="auto" w:fill="FFFFFF"/>
+        </w:rPr>
+        <w:t>: Adding new items to the inventory</w:t>
+      </w:r>
+    </w:p>
+    <w:p>
+      <w:r>
+        <w:t>Choice == 1:</w:t>
+      </w:r>
+    </w:p>
+    <w:p>
+      <w:r>
+        <w:t xml:space="preserve">Adding an item is the first required task and this was created and tested by </w:t>
+      </w:r>
+      <w:r>
+        <w:rPr>
+          <w:i/>
+          <w:iCs/>
+        </w:rPr>
+        <w:t>“Daniel Caveney”</w:t>
+      </w:r>
+      <w:r>
+        <w:t xml:space="preserve">, the group project brief asks for: </w:t>
+      </w:r>
+    </w:p>
+    <w:p>
+      <w:r>
+        <w:t>-</w:t>
+      </w:r>
+      <w:r>
+        <w:t>Add Item: Allow the user to add a new product with a unique ID, name, price,</w:t>
+      </w:r>
+      <w:r>
+        <w:br/>
+        <w:t>and quantity</w:t>
+      </w:r>
+    </w:p>
+    <w:p>
+      <w:r>
+        <w:t xml:space="preserve">So, I need to make sure that I allow the user to add a new product to the Json file and I know that I can perform this with allowing the user to input in all five components of the dictionary that contains the product item, that being the stock, cost, product code, quantity per item and sold, then once the user has inputted all the information correctly, the program will have the ‘new_product’ variable = a dictionary with all the contents, where then I compile the data and give the option to </w:t>
+      </w:r>
+      <w:r>
+        <w:lastRenderedPageBreak/>
+        <w:t xml:space="preserve">save the data with </w:t>
+      </w:r>
+      <w:r>
+        <w:t>garage_item_quantity[product</w:t>
+      </w:r>
+      <w:r>
+        <w:t>_</w:t>
+      </w:r>
+      <w:r>
+        <w:t>item] = new_product</w:t>
+      </w:r>
+      <w:r>
+        <w:t xml:space="preserve"> and a Json.dump to place the new item into the inventory.json.</w:t>
+      </w:r>
+    </w:p>
+    <w:p>
+      <w:pPr>
+        <w:rPr>
+          <w:sz w:val="28"/>
+          <w:szCs w:val="28"/>
+          <w:u w:val="single"/>
+        </w:rPr>
+      </w:pPr>
+    </w:p>
+    <w:p>
+      <w:pPr>
+        <w:rPr>
+          <w:sz w:val="28"/>
+          <w:szCs w:val="28"/>
+          <w:u w:val="single"/>
+        </w:rPr>
+      </w:pPr>
+      <w:r>
+        <w:rPr>
+          <w:sz w:val="28"/>
+          <w:szCs w:val="28"/>
+          <w:u w:val="single"/>
+        </w:rPr>
+        <w:t>Pseudocode</w:t>
+      </w:r>
+    </w:p>
+    <w:p>
+      <w:r>
+        <w:t>Print(“Products in inventory”)</w:t>
+      </w:r>
+    </w:p>
+    <w:p>
+      <w:r>
+        <w:t xml:space="preserve">For items in </w:t>
+      </w:r>
+      <w:r>
+        <w:t>garage_item_quantity</w:t>
+      </w:r>
+    </w:p>
+    <w:p>
+      <w:pPr>
+        <w:ind w:firstLine="720"/>
+      </w:pPr>
+      <w:r>
+        <w:t>Print(items in inventory.json)</w:t>
+      </w:r>
+    </w:p>
+    <w:p>
+      <w:r>
+        <w:t xml:space="preserve">IF product name exists in </w:t>
+      </w:r>
+      <w:r>
+        <w:t>garage_item_quantity</w:t>
+      </w:r>
+    </w:p>
+    <w:p>
+      <w:r>
+        <w:tab/>
+        <w:t>Print(Product already exists)</w:t>
+      </w:r>
+    </w:p>
+    <w:p>
+      <w:r>
+        <w:t>Input for cost (int)</w:t>
+      </w:r>
+    </w:p>
+    <w:p>
+      <w:r>
+        <w:t>Input stock (int)</w:t>
+      </w:r>
+    </w:p>
+    <w:p>
+      <w:r>
+        <w:t>Input product code (string)</w:t>
+      </w:r>
+    </w:p>
+    <w:p>
+      <w:r>
+        <w:t>Input quantity per unit (int)</w:t>
+      </w:r>
+    </w:p>
+    <w:p>
+      <w:r>
+        <w:t>Input sold amount (int)</w:t>
+      </w:r>
+    </w:p>
+    <w:p>
+      <w:r>
+        <w:t>new dictionary for Inventory.Json:</w:t>
+      </w:r>
+    </w:p>
+    <w:p>
+      <w:r>
+        <w:t xml:space="preserve">    new_product = {</w:t>
+      </w:r>
+    </w:p>
+    <w:p>
+      <w:r>
+        <w:t xml:space="preserve">        "cost": cost,</w:t>
+      </w:r>
+    </w:p>
+    <w:p>
+      <w:r>
+        <w:t xml:space="preserve">        "stock": stock,</w:t>
+      </w:r>
+    </w:p>
+    <w:p>
+      <w:r>
+        <w:t xml:space="preserve">        "product_code": product_code,</w:t>
+      </w:r>
+    </w:p>
+    <w:p>
+      <w:r>
+        <w:t xml:space="preserve">        "quantity_per_unit": quantity_per_unit,</w:t>
+      </w:r>
+    </w:p>
+    <w:p>
+      <w:r>
+        <w:t xml:space="preserve">        "sold": sold</w:t>
+      </w:r>
+    </w:p>
+    <w:p>
+      <w:r>
+        <w:t xml:space="preserve">    }</w:t>
+      </w:r>
+    </w:p>
+    <w:p>
+      <w:r>
+        <w:t>Ask user if they want to Save new_product into Json file</w:t>
+      </w:r>
+    </w:p>
+    <w:p>
+      <w:r>
+        <w:t>IF yes:</w:t>
+      </w:r>
+    </w:p>
+    <w:p>
+      <w:pPr>
+        <w:ind w:firstLine="720"/>
+      </w:pPr>
+      <w:r>
+        <w:t>dump the updated data back to data.json</w:t>
+      </w:r>
+    </w:p>
+    <w:p>
+      <w:pPr>
+        <w:ind w:firstLine="720"/>
+      </w:pPr>
+      <w:r>
+        <w:t>print(New product added)</w:t>
+      </w:r>
+    </w:p>
+    <w:p>
+      <w:r>
+        <w:t>ELSE:</w:t>
+      </w:r>
+    </w:p>
+    <w:p>
+      <w:pPr>
+        <w:ind w:firstLine="720"/>
+      </w:pPr>
+      <w:r>
+        <w:t>do not save</w:t>
+      </w:r>
+    </w:p>
+    <w:p>
+      <w:pPr>
+        <w:ind w:firstLine="720"/>
+      </w:pPr>
+      <w:r>
+        <w:t>print(change not saved)</w:t>
+      </w:r>
+    </w:p>
+    <w:p>
+      <w:pPr>
+        <w:rPr>
+          <w:i/>
+          <w:iCs/>
+          <w:szCs w:val="24"/>
+        </w:rPr>
+      </w:pPr>
+      <w:r>
+        <w:rPr>
+          <w:szCs w:val="24"/>
+        </w:rPr>
+        <w:t xml:space="preserve">Written and created by: </w:t>
+      </w:r>
+      <w:r>
+        <w:rPr>
+          <w:i/>
+          <w:iCs/>
+          <w:szCs w:val="24"/>
+        </w:rPr>
+        <w:t>Daniel Caveney</w:t>
+      </w:r>
+    </w:p>
+    <w:p>
+      <w:pPr>
+        <w:rPr>
+          <w:i/>
+          <w:iCs/>
+          <w:szCs w:val="24"/>
+        </w:rPr>
+      </w:pPr>
       <w:r>
         <w:rPr>
           <w:i/>
@@ -1585,13 +2132,13 @@
         <w:br w:type="page"/>
       </w:r>
     </w:p>
-    <w:p/>
     <w:p>
       <w:pPr>
         <w:pStyle w:val="Heading1"/>
       </w:pPr>
       <w:bookmarkStart w:id="4" w:name="_Toc215580519"/>
       <w:r>
+        <w:lastRenderedPageBreak/>
         <w:t>Implementation Summary</w:t>
       </w:r>
       <w:bookmarkEnd w:id="4"/>
@@ -1666,9 +2213,228 @@
           <w:szCs w:val="24"/>
           <w:shd w:val="clear" w:color="auto" w:fill="FFFFFF"/>
         </w:rPr>
-        <w:t xml:space="preserve">paste code </w:t>
-      </w:r>
-      <w:r>
+        <w:t>paste code here. *</w:t>
+      </w:r>
+    </w:p>
+    <w:p/>
+    <w:p>
+      <w:pPr>
+        <w:rPr>
+          <w:rFonts w:cs="Arial"/>
+          <w:color w:val="EE0000"/>
+          <w:szCs w:val="24"/>
+          <w:u w:val="single"/>
+          <w:shd w:val="clear" w:color="auto" w:fill="FFFFFF"/>
+        </w:rPr>
+      </w:pPr>
+      <w:r>
+        <w:rPr>
+          <w:rFonts w:cs="Arial"/>
+          <w:sz w:val="28"/>
+          <w:szCs w:val="28"/>
+          <w:u w:val="single"/>
+          <w:shd w:val="clear" w:color="auto" w:fill="FFFFFF"/>
+        </w:rPr>
+        <w:t>Task: Adding new items to the inventory</w:t>
+      </w:r>
+    </w:p>
+    <w:p/>
+    <w:p>
+      <w:r>
+        <w:t xml:space="preserve">For the task of adding new items to the inventory, I originally made the mistake of making some code to where it </w:t>
+      </w:r>
+      <w:r>
+        <w:t>just adds stock to items currently in the inventory, which wasn’t the result that was expected of this section</w:t>
+      </w:r>
+      <w:r>
+        <w:t>, so this was a significant blunder and a challenge I needed to quickly convert into what I needed from this section of the program</w:t>
+      </w:r>
+      <w:r>
+        <w:t>.</w:t>
+      </w:r>
+    </w:p>
+    <w:p/>
+    <w:p>
+      <w:r>
+        <w:t xml:space="preserve">So, I restarted and </w:t>
+      </w:r>
+      <w:r>
+        <w:t>began to plan the systems design through pseudocode</w:t>
+      </w:r>
+      <w:r>
+        <w:t xml:space="preserve"> to ensure that I got it correct this time, so </w:t>
+      </w:r>
+      <w:r>
+        <w:t xml:space="preserve">the first thing was for the </w:t>
+      </w:r>
+      <w:r>
+        <w:t>program to print out the products in the inventory, which it does</w:t>
+      </w:r>
+      <w:r>
+        <w:t xml:space="preserve"> and then it will ask the user to input the name of the new product </w:t>
+      </w:r>
+      <w:r>
+        <w:t xml:space="preserve">they want to add, the program checks for items in the garage_item_quantity, if the </w:t>
+      </w:r>
+      <w:r>
+        <w:t xml:space="preserve">inputted name currently exists then it will reply with an error stating an invalid input, originally when I was making the program I didn’t make the error validation </w:t>
+      </w:r>
+      <w:r>
+        <w:t xml:space="preserve">and just made the decision of ensuring the user could get through the program if they did everything right, however this made the process of </w:t>
+      </w:r>
+      <w:r>
+        <w:t xml:space="preserve">making the error validation more tricky, so I’ll not do this again. </w:t>
+      </w:r>
+    </w:p>
+    <w:p>
+      <w:r>
+        <w:t>After inputting a</w:t>
+      </w:r>
+      <w:r>
+        <w:t xml:space="preserve"> product name which doesn’t exist in the inventory they will be asked to input the five </w:t>
+      </w:r>
+      <w:r>
+        <w:t>components</w:t>
+      </w:r>
+      <w:r>
+        <w:t xml:space="preserve"> of the product item, that being the cost, stock, product code, quantity per unit and sold amount, now four out of the five </w:t>
+      </w:r>
+      <w:r>
+        <w:t>inputs will need to be ints, however if the user inputs in a string or any other data type, a syntax error will occur, which isn’t ideal, so the alternative is to do</w:t>
+      </w:r>
+      <w:r>
+        <w:t xml:space="preserve"> the program meth</w:t>
+      </w:r>
+      <w:r>
+        <w:t xml:space="preserve">od </w:t>
+      </w:r>
+      <w:r>
+        <w:t>‘</w:t>
+      </w:r>
+      <w:r>
+        <w:t xml:space="preserve">while not </w:t>
+      </w:r>
+      <w:r>
+        <w:t>___</w:t>
+      </w:r>
+      <w:r>
+        <w:t>.</w:t>
+      </w:r>
+      <w:proofErr w:type="spellStart"/>
+      <w:r>
+        <w:t>isdigit</w:t>
+      </w:r>
+      <w:proofErr w:type="spellEnd"/>
+      <w:r>
+        <w:t>():</w:t>
+      </w:r>
+      <w:r>
+        <w:t>’</w:t>
+      </w:r>
+      <w:r>
+        <w:t xml:space="preserve"> which makes sure that whatever is inputted is an integer</w:t>
+      </w:r>
+      <w:r>
+        <w:t xml:space="preserve">, otherwise an error </w:t>
+      </w:r>
+      <w:r>
+        <w:t xml:space="preserve">message will occur, and when that’s done an empty dictionary </w:t>
+      </w:r>
+      <w:r>
+        <w:t xml:space="preserve">(which has int() for the inputs that are numbers) </w:t>
+      </w:r>
+      <w:r>
+        <w:t xml:space="preserve">is after the </w:t>
+      </w:r>
+      <w:r>
+        <w:t>inputs with the coded prompt of ‘</w:t>
+      </w:r>
+      <w:r>
+        <w:t>garage_item_quantity[product_item] = new_product</w:t>
+      </w:r>
+      <w:r>
+        <w:t xml:space="preserve">’, which means that the </w:t>
+      </w:r>
+      <w:r>
+        <w:t xml:space="preserve">new product will now be </w:t>
+      </w:r>
+      <w:r>
+        <w:t xml:space="preserve">apart of the inventory/ </w:t>
+      </w:r>
+      <w:proofErr w:type="spellStart"/>
+      <w:r>
+        <w:t>data.json</w:t>
+      </w:r>
+      <w:proofErr w:type="spellEnd"/>
+      <w:r>
+        <w:t>.</w:t>
+      </w:r>
+    </w:p>
+    <w:p/>
+    <w:p>
+      <w:r>
+        <w:t xml:space="preserve">Finally, there is the </w:t>
+      </w:r>
+      <w:r>
+        <w:t xml:space="preserve">choice to save the changes locally in this area so that while the </w:t>
+      </w:r>
+      <w:r>
+        <w:t xml:space="preserve">user continues to make changes, the system should be able to </w:t>
+      </w:r>
+      <w:r>
+        <w:t>keep memory of the changes and when the choice of saving occurs (</w:t>
+      </w:r>
+      <w:proofErr w:type="spellStart"/>
+      <w:r>
+        <w:t>elif</w:t>
+      </w:r>
+      <w:proofErr w:type="spellEnd"/>
+      <w:r>
+        <w:t xml:space="preserve"> choice == </w:t>
+      </w:r>
+      <w:r>
+        <w:t>4</w:t>
+      </w:r>
+      <w:r>
+        <w:t>)</w:t>
+      </w:r>
+      <w:r>
+        <w:t xml:space="preserve"> then </w:t>
+      </w:r>
+      <w:r>
+        <w:t>the updated inventory will have all the new items with the inputted data.</w:t>
+      </w:r>
+    </w:p>
+    <w:p/>
+    <w:p>
+      <w:r>
+        <w:t>Created and written by</w:t>
+      </w:r>
+      <w:r>
+        <w:rPr>
+          <w:i/>
+          <w:iCs/>
+        </w:rPr>
+        <w:t>: Daniel Caveney</w:t>
+      </w:r>
+      <w:r>
+        <w:br w:type="page"/>
+      </w:r>
+    </w:p>
+    <w:p/>
+    <w:p>
+      <w:pPr>
+        <w:pStyle w:val="Heading1"/>
+      </w:pPr>
+      <w:bookmarkStart w:id="5" w:name="_Toc215580520"/>
+      <w:r>
+        <w:t>Testing</w:t>
+      </w:r>
+      <w:bookmarkEnd w:id="5"/>
+    </w:p>
+    <w:p/>
+    <w:p>
+      <w:pPr>
         <w:rPr>
           <w:rFonts w:cs="Arial"/>
           <w:i/>
@@ -1677,33 +2443,6 @@
           <w:szCs w:val="24"/>
           <w:shd w:val="clear" w:color="auto" w:fill="FFFFFF"/>
         </w:rPr>
-        <w:t>here. *</w:t>
-      </w:r>
-    </w:p>
-    <w:p>
-      <w:r>
-        <w:br w:type="page"/>
-      </w:r>
-    </w:p>
-    <w:p/>
-    <w:p>
-      <w:pPr>
-        <w:pStyle w:val="Heading1"/>
-      </w:pPr>
-      <w:bookmarkStart w:id="5" w:name="_Toc215580520"/>
-      <w:r>
-        <w:t>Testing</w:t>
-      </w:r>
-      <w:bookmarkEnd w:id="5"/>
-    </w:p>
-    <w:p/>
-    <w:p>
-      <w:pPr>
-        <w:rPr>
-          <w:i/>
-          <w:iCs/>
-          <w:szCs w:val="24"/>
-        </w:rPr>
       </w:pPr>
       <w:r>
         <w:rPr>
@@ -1714,7 +2453,17 @@
           <w:szCs w:val="24"/>
           <w:shd w:val="clear" w:color="auto" w:fill="FFFFFF"/>
         </w:rPr>
-        <w:t>*</w:t>
+        <w:t>*Provide a comprehensive test plan with evidence of testing (e.g., a table of test cases with inputs, expected outputs, and actual</w:t>
+      </w:r>
+      <w:r>
+        <w:rPr>
+          <w:rFonts w:ascii="Open Sans" w:hAnsi="Open Sans" w:cs="Open Sans"/>
+          <w:i/>
+          <w:iCs/>
+          <w:color w:val="EE0000"/>
+          <w:szCs w:val="24"/>
+        </w:rPr>
+        <w:t xml:space="preserve"> </w:t>
       </w:r>
       <w:r>
         <w:rPr>
@@ -1725,9 +2474,11 @@
           <w:szCs w:val="24"/>
           <w:shd w:val="clear" w:color="auto" w:fill="FFFFFF"/>
         </w:rPr>
-        <w:t>Provide a comprehensive test plan with evidence of testing (e.g., a</w:t>
-      </w:r>
-      <w:r>
+        <w:t>outputs/screenshots). *</w:t>
+      </w:r>
+    </w:p>
+    <w:p>
+      <w:pPr>
         <w:rPr>
           <w:rFonts w:cs="Arial"/>
           <w:i/>
@@ -1736,9 +2487,29 @@
           <w:szCs w:val="24"/>
           <w:shd w:val="clear" w:color="auto" w:fill="FFFFFF"/>
         </w:rPr>
-        <w:t xml:space="preserve"> </w:t>
-      </w:r>
-      <w:r>
+      </w:pPr>
+    </w:p>
+    <w:p>
+      <w:pPr>
+        <w:rPr>
+          <w:rFonts w:cs="Arial"/>
+          <w:color w:val="EE0000"/>
+          <w:szCs w:val="24"/>
+          <w:shd w:val="clear" w:color="auto" w:fill="FFFFFF"/>
+        </w:rPr>
+      </w:pPr>
+      <w:r>
+        <w:rPr>
+          <w:rFonts w:cs="Arial"/>
+          <w:color w:val="EE0000"/>
+          <w:szCs w:val="24"/>
+          <w:shd w:val="clear" w:color="auto" w:fill="FFFFFF"/>
+        </w:rPr>
+        <w:t>Test table for ‘If choice == 1’, Made by Daniel Caveney</w:t>
+      </w:r>
+    </w:p>
+    <w:p>
+      <w:pPr>
         <w:rPr>
           <w:rFonts w:cs="Arial"/>
           <w:i/>
@@ -1747,19 +2518,856 @@
           <w:szCs w:val="24"/>
           <w:shd w:val="clear" w:color="auto" w:fill="FFFFFF"/>
         </w:rPr>
-        <w:t>table of test cases with inputs, expected outputs, and actual</w:t>
-      </w:r>
-      <w:r>
+      </w:pPr>
+    </w:p>
+    <w:tbl>
+      <w:tblPr>
+        <w:tblStyle w:val="TableGrid"/>
+        <w:tblW w:w="12218" w:type="dxa"/>
+        <w:tblInd w:w="-1605" w:type="dxa"/>
+        <w:tblLook w:val="04A0" w:firstRow="1" w:lastRow="0" w:firstColumn="1" w:lastColumn="0" w:noHBand="0" w:noVBand="1"/>
+      </w:tblPr>
+      <w:tblGrid>
+        <w:gridCol w:w="2402"/>
+        <w:gridCol w:w="2300"/>
+        <w:gridCol w:w="1576"/>
+        <w:gridCol w:w="2977"/>
+        <w:gridCol w:w="2963"/>
+      </w:tblGrid>
+      <w:tr>
+        <w:tc>
+          <w:tcPr>
+            <w:tcW w:w="2402" w:type="dxa"/>
+            <w:shd w:val="clear" w:color="auto" w:fill="EEECE1" w:themeFill="background2"/>
+          </w:tcPr>
+          <w:p>
+            <w:pPr>
+              <w:jc w:val="center"/>
+            </w:pPr>
+            <w:r>
+              <w:t>Test number</w:t>
+            </w:r>
+          </w:p>
+        </w:tc>
+        <w:tc>
+          <w:tcPr>
+            <w:tcW w:w="2300" w:type="dxa"/>
+            <w:shd w:val="clear" w:color="auto" w:fill="EEECE1" w:themeFill="background2"/>
+          </w:tcPr>
+          <w:p>
+            <w:pPr>
+              <w:jc w:val="center"/>
+            </w:pPr>
+            <w:r>
+              <w:t>Test For</w:t>
+            </w:r>
+          </w:p>
+        </w:tc>
+        <w:tc>
+          <w:tcPr>
+            <w:tcW w:w="1576" w:type="dxa"/>
+            <w:shd w:val="clear" w:color="auto" w:fill="EEECE1" w:themeFill="background2"/>
+          </w:tcPr>
+          <w:p>
+            <w:pPr>
+              <w:jc w:val="center"/>
+            </w:pPr>
+            <w:r>
+              <w:t>Type of test</w:t>
+            </w:r>
+          </w:p>
+        </w:tc>
+        <w:tc>
+          <w:tcPr>
+            <w:tcW w:w="2977" w:type="dxa"/>
+            <w:shd w:val="clear" w:color="auto" w:fill="EEECE1" w:themeFill="background2"/>
+          </w:tcPr>
+          <w:p>
+            <w:pPr>
+              <w:jc w:val="center"/>
+            </w:pPr>
+            <w:r>
+              <w:t>Expected result</w:t>
+            </w:r>
+          </w:p>
+        </w:tc>
+        <w:tc>
+          <w:tcPr>
+            <w:tcW w:w="2963" w:type="dxa"/>
+            <w:shd w:val="clear" w:color="auto" w:fill="EEECE1" w:themeFill="background2"/>
+          </w:tcPr>
+          <w:p>
+            <w:pPr>
+              <w:jc w:val="center"/>
+            </w:pPr>
+            <w:r>
+              <w:t>Actual result</w:t>
+            </w:r>
+          </w:p>
+        </w:tc>
+      </w:tr>
+      <w:tr>
+        <w:tc>
+          <w:tcPr>
+            <w:tcW w:w="2402" w:type="dxa"/>
+            <w:shd w:val="clear" w:color="auto" w:fill="EEECE1" w:themeFill="background2"/>
+          </w:tcPr>
+          <w:p>
+            <w:pPr>
+              <w:jc w:val="center"/>
+            </w:pPr>
+            <w:r>
+              <w:t>1</w:t>
+            </w:r>
+          </w:p>
+        </w:tc>
+        <w:tc>
+          <w:tcPr>
+            <w:tcW w:w="2300" w:type="dxa"/>
+            <w:shd w:val="clear" w:color="auto" w:fill="EEECE1" w:themeFill="background2"/>
+          </w:tcPr>
+          <w:p>
+            <w:pPr>
+              <w:jc w:val="center"/>
+            </w:pPr>
+            <w:r>
+              <w:t>Adding Item</w:t>
+            </w:r>
+          </w:p>
+        </w:tc>
+        <w:tc>
+          <w:tcPr>
+            <w:tcW w:w="1576" w:type="dxa"/>
+            <w:shd w:val="clear" w:color="auto" w:fill="EEECE1" w:themeFill="background2"/>
+          </w:tcPr>
+          <w:p>
+            <w:pPr>
+              <w:jc w:val="center"/>
+            </w:pPr>
+            <w:r>
+              <w:t>Normal</w:t>
+            </w:r>
+          </w:p>
+        </w:tc>
+        <w:tc>
+          <w:tcPr>
+            <w:tcW w:w="2977" w:type="dxa"/>
+            <w:shd w:val="clear" w:color="auto" w:fill="EEECE1" w:themeFill="background2"/>
+          </w:tcPr>
+          <w:p>
+            <w:pPr>
+              <w:rPr>
+                <w:sz w:val="22"/>
+                <w:szCs w:val="22"/>
+              </w:rPr>
+            </w:pPr>
+            <w:r>
+              <w:rPr>
+                <w:sz w:val="22"/>
+                <w:szCs w:val="22"/>
+              </w:rPr>
+              <w:t>When inputting all the data correctly, no errors will occur</w:t>
+            </w:r>
+          </w:p>
+        </w:tc>
+        <w:tc>
+          <w:tcPr>
+            <w:tcW w:w="2963" w:type="dxa"/>
+            <w:shd w:val="clear" w:color="auto" w:fill="EEECE1" w:themeFill="background2"/>
+          </w:tcPr>
+          <w:p>
+            <w:pPr>
+              <w:rPr>
+                <w:sz w:val="22"/>
+                <w:szCs w:val="22"/>
+              </w:rPr>
+            </w:pPr>
+            <w:r>
+              <w:rPr>
+                <w:sz w:val="22"/>
+                <w:szCs w:val="22"/>
+              </w:rPr>
+              <w:t>The expected result occurred</w:t>
+            </w:r>
+            <w:r>
+              <w:rPr>
+                <w:sz w:val="22"/>
+                <w:szCs w:val="22"/>
+              </w:rPr>
+              <w:t xml:space="preserve"> (PASS)</w:t>
+            </w:r>
+          </w:p>
+        </w:tc>
+      </w:tr>
+      <w:tr>
+        <w:tc>
+          <w:tcPr>
+            <w:tcW w:w="2402" w:type="dxa"/>
+            <w:shd w:val="clear" w:color="auto" w:fill="EEECE1" w:themeFill="background2"/>
+          </w:tcPr>
+          <w:p>
+            <w:pPr>
+              <w:jc w:val="center"/>
+            </w:pPr>
+            <w:r>
+              <w:t>2</w:t>
+            </w:r>
+          </w:p>
+        </w:tc>
+        <w:tc>
+          <w:tcPr>
+            <w:tcW w:w="2300" w:type="dxa"/>
+            <w:shd w:val="clear" w:color="auto" w:fill="EEECE1" w:themeFill="background2"/>
+          </w:tcPr>
+          <w:p>
+            <w:pPr>
+              <w:jc w:val="center"/>
+            </w:pPr>
+            <w:r>
+              <w:t>Adding Item</w:t>
+            </w:r>
+          </w:p>
+        </w:tc>
+        <w:tc>
+          <w:tcPr>
+            <w:tcW w:w="1576" w:type="dxa"/>
+            <w:shd w:val="clear" w:color="auto" w:fill="EEECE1" w:themeFill="background2"/>
+          </w:tcPr>
+          <w:p>
+            <w:pPr>
+              <w:jc w:val="center"/>
+            </w:pPr>
+            <w:r>
+              <w:t>Normal</w:t>
+            </w:r>
+          </w:p>
+        </w:tc>
+        <w:tc>
+          <w:tcPr>
+            <w:tcW w:w="2977" w:type="dxa"/>
+            <w:shd w:val="clear" w:color="auto" w:fill="EEECE1" w:themeFill="background2"/>
+          </w:tcPr>
+          <w:p>
+            <w:pPr>
+              <w:rPr>
+                <w:sz w:val="22"/>
+                <w:szCs w:val="22"/>
+              </w:rPr>
+            </w:pPr>
+            <w:r>
+              <w:rPr>
+                <w:sz w:val="22"/>
+                <w:szCs w:val="22"/>
+              </w:rPr>
+              <w:t>When inputting a new item into the inventory, no errors occur</w:t>
+            </w:r>
+          </w:p>
+        </w:tc>
+        <w:tc>
+          <w:tcPr>
+            <w:tcW w:w="2963" w:type="dxa"/>
+            <w:shd w:val="clear" w:color="auto" w:fill="EEECE1" w:themeFill="background2"/>
+          </w:tcPr>
+          <w:p>
+            <w:pPr>
+              <w:rPr>
+                <w:sz w:val="22"/>
+                <w:szCs w:val="22"/>
+              </w:rPr>
+            </w:pPr>
+            <w:r>
+              <w:rPr>
+                <w:sz w:val="22"/>
+                <w:szCs w:val="22"/>
+              </w:rPr>
+              <w:t>The expected result occurred</w:t>
+            </w:r>
+            <w:r>
+              <w:rPr>
+                <w:sz w:val="22"/>
+                <w:szCs w:val="22"/>
+              </w:rPr>
+              <w:t xml:space="preserve"> (PASS) </w:t>
+            </w:r>
+          </w:p>
+        </w:tc>
+      </w:tr>
+      <w:tr>
+        <w:tc>
+          <w:tcPr>
+            <w:tcW w:w="2402" w:type="dxa"/>
+            <w:shd w:val="clear" w:color="auto" w:fill="EEECE1" w:themeFill="background2"/>
+          </w:tcPr>
+          <w:p>
+            <w:pPr>
+              <w:jc w:val="center"/>
+            </w:pPr>
+            <w:r>
+              <w:t>3</w:t>
+            </w:r>
+          </w:p>
+        </w:tc>
+        <w:tc>
+          <w:tcPr>
+            <w:tcW w:w="2300" w:type="dxa"/>
+            <w:shd w:val="clear" w:color="auto" w:fill="EEECE1" w:themeFill="background2"/>
+          </w:tcPr>
+          <w:p>
+            <w:pPr>
+              <w:jc w:val="center"/>
+            </w:pPr>
+            <w:r>
+              <w:t>Adding Item</w:t>
+            </w:r>
+          </w:p>
+        </w:tc>
+        <w:tc>
+          <w:tcPr>
+            <w:tcW w:w="1576" w:type="dxa"/>
+            <w:shd w:val="clear" w:color="auto" w:fill="EEECE1" w:themeFill="background2"/>
+          </w:tcPr>
+          <w:p>
+            <w:pPr>
+              <w:jc w:val="center"/>
+            </w:pPr>
+            <w:r>
+              <w:t>Normal</w:t>
+            </w:r>
+          </w:p>
+        </w:tc>
+        <w:tc>
+          <w:tcPr>
+            <w:tcW w:w="2977" w:type="dxa"/>
+            <w:shd w:val="clear" w:color="auto" w:fill="EEECE1" w:themeFill="background2"/>
+          </w:tcPr>
+          <w:p>
+            <w:pPr>
+              <w:rPr>
+                <w:sz w:val="22"/>
+                <w:szCs w:val="22"/>
+              </w:rPr>
+            </w:pPr>
+            <w:r>
+              <w:rPr>
+                <w:sz w:val="22"/>
+                <w:szCs w:val="22"/>
+              </w:rPr>
+              <w:t>When given the choice to save the changes, both ‘y’ and ‘n’ work as intended</w:t>
+            </w:r>
+          </w:p>
+        </w:tc>
+        <w:tc>
+          <w:tcPr>
+            <w:tcW w:w="2963" w:type="dxa"/>
+            <w:shd w:val="clear" w:color="auto" w:fill="EEECE1" w:themeFill="background2"/>
+          </w:tcPr>
+          <w:p>
+            <w:pPr>
+              <w:rPr>
+                <w:sz w:val="22"/>
+                <w:szCs w:val="22"/>
+              </w:rPr>
+            </w:pPr>
+            <w:r>
+              <w:rPr>
+                <w:sz w:val="22"/>
+                <w:szCs w:val="22"/>
+              </w:rPr>
+              <w:t>Both</w:t>
+            </w:r>
+            <w:r>
+              <w:rPr>
+                <w:sz w:val="22"/>
+                <w:szCs w:val="22"/>
+              </w:rPr>
+              <w:t xml:space="preserve"> expected result occurred</w:t>
+            </w:r>
+            <w:r>
+              <w:rPr>
+                <w:sz w:val="22"/>
+                <w:szCs w:val="22"/>
+              </w:rPr>
+              <w:t xml:space="preserve"> (PASS)</w:t>
+            </w:r>
+          </w:p>
+        </w:tc>
+      </w:tr>
+      <w:tr>
+        <w:tc>
+          <w:tcPr>
+            <w:tcW w:w="2402" w:type="dxa"/>
+            <w:shd w:val="clear" w:color="auto" w:fill="EEECE1" w:themeFill="background2"/>
+          </w:tcPr>
+          <w:p>
+            <w:pPr>
+              <w:jc w:val="center"/>
+            </w:pPr>
+            <w:r>
+              <w:t>3</w:t>
+            </w:r>
+          </w:p>
+        </w:tc>
+        <w:tc>
+          <w:tcPr>
+            <w:tcW w:w="2300" w:type="dxa"/>
+            <w:shd w:val="clear" w:color="auto" w:fill="EEECE1" w:themeFill="background2"/>
+          </w:tcPr>
+          <w:p>
+            <w:pPr>
+              <w:jc w:val="center"/>
+            </w:pPr>
+            <w:r>
+              <w:t>Adding Item</w:t>
+            </w:r>
+          </w:p>
+        </w:tc>
+        <w:tc>
+          <w:tcPr>
+            <w:tcW w:w="1576" w:type="dxa"/>
+            <w:shd w:val="clear" w:color="auto" w:fill="EEECE1" w:themeFill="background2"/>
+          </w:tcPr>
+          <w:p>
+            <w:pPr>
+              <w:jc w:val="center"/>
+            </w:pPr>
+            <w:r>
+              <w:t>Erroneous</w:t>
+            </w:r>
+          </w:p>
+        </w:tc>
+        <w:tc>
+          <w:tcPr>
+            <w:tcW w:w="2977" w:type="dxa"/>
+            <w:shd w:val="clear" w:color="auto" w:fill="EEECE1" w:themeFill="background2"/>
+          </w:tcPr>
+          <w:p>
+            <w:pPr>
+              <w:rPr>
+                <w:sz w:val="22"/>
+                <w:szCs w:val="22"/>
+              </w:rPr>
+            </w:pPr>
+            <w:r>
+              <w:rPr>
+                <w:sz w:val="22"/>
+                <w:szCs w:val="22"/>
+              </w:rPr>
+              <w:t>When inputting a string into the cost input, an error will occur stating “</w:t>
+            </w:r>
+            <w:r>
+              <w:rPr>
+                <w:sz w:val="22"/>
+                <w:szCs w:val="22"/>
+              </w:rPr>
+              <w:t>Invalid input</w:t>
+            </w:r>
+            <w:r>
+              <w:rPr>
+                <w:sz w:val="22"/>
+                <w:szCs w:val="22"/>
+              </w:rPr>
+              <w:t>”</w:t>
+            </w:r>
+          </w:p>
+        </w:tc>
+        <w:tc>
+          <w:tcPr>
+            <w:tcW w:w="2963" w:type="dxa"/>
+            <w:shd w:val="clear" w:color="auto" w:fill="EEECE1" w:themeFill="background2"/>
+          </w:tcPr>
+          <w:p>
+            <w:pPr>
+              <w:rPr>
+                <w:sz w:val="22"/>
+                <w:szCs w:val="22"/>
+              </w:rPr>
+            </w:pPr>
+            <w:r>
+              <w:rPr>
+                <w:sz w:val="22"/>
+                <w:szCs w:val="22"/>
+              </w:rPr>
+              <w:t>The expected result occurred (PASS)</w:t>
+            </w:r>
+          </w:p>
+        </w:tc>
+      </w:tr>
+      <w:tr>
+        <w:tc>
+          <w:tcPr>
+            <w:tcW w:w="2402" w:type="dxa"/>
+            <w:shd w:val="clear" w:color="auto" w:fill="EEECE1" w:themeFill="background2"/>
+          </w:tcPr>
+          <w:p>
+            <w:pPr>
+              <w:jc w:val="center"/>
+            </w:pPr>
+            <w:r>
+              <w:t>4</w:t>
+            </w:r>
+          </w:p>
+        </w:tc>
+        <w:tc>
+          <w:tcPr>
+            <w:tcW w:w="2300" w:type="dxa"/>
+            <w:shd w:val="clear" w:color="auto" w:fill="EEECE1" w:themeFill="background2"/>
+          </w:tcPr>
+          <w:p>
+            <w:pPr>
+              <w:jc w:val="center"/>
+            </w:pPr>
+            <w:r>
+              <w:t>Adding Item</w:t>
+            </w:r>
+          </w:p>
+        </w:tc>
+        <w:tc>
+          <w:tcPr>
+            <w:tcW w:w="1576" w:type="dxa"/>
+            <w:shd w:val="clear" w:color="auto" w:fill="EEECE1" w:themeFill="background2"/>
+          </w:tcPr>
+          <w:p>
+            <w:pPr>
+              <w:jc w:val="center"/>
+            </w:pPr>
+            <w:r>
+              <w:t>Erroneous</w:t>
+            </w:r>
+          </w:p>
+        </w:tc>
+        <w:tc>
+          <w:tcPr>
+            <w:tcW w:w="2977" w:type="dxa"/>
+            <w:shd w:val="clear" w:color="auto" w:fill="EEECE1" w:themeFill="background2"/>
+          </w:tcPr>
+          <w:p>
+            <w:pPr>
+              <w:rPr>
+                <w:sz w:val="22"/>
+                <w:szCs w:val="22"/>
+              </w:rPr>
+            </w:pPr>
+            <w:r>
+              <w:rPr>
+                <w:sz w:val="22"/>
+                <w:szCs w:val="22"/>
+              </w:rPr>
+              <w:t>When inputting an item that is already in the inventory, an error text will show</w:t>
+            </w:r>
+          </w:p>
+        </w:tc>
+        <w:tc>
+          <w:tcPr>
+            <w:tcW w:w="2963" w:type="dxa"/>
+            <w:shd w:val="clear" w:color="auto" w:fill="EEECE1" w:themeFill="background2"/>
+          </w:tcPr>
+          <w:p>
+            <w:pPr>
+              <w:rPr>
+                <w:sz w:val="22"/>
+                <w:szCs w:val="22"/>
+              </w:rPr>
+            </w:pPr>
+            <w:r>
+              <w:rPr>
+                <w:sz w:val="22"/>
+                <w:szCs w:val="22"/>
+              </w:rPr>
+              <w:t>The expected result occurred (PASS)</w:t>
+            </w:r>
+          </w:p>
+        </w:tc>
+      </w:tr>
+      <w:tr>
+        <w:tc>
+          <w:tcPr>
+            <w:tcW w:w="2402" w:type="dxa"/>
+            <w:shd w:val="clear" w:color="auto" w:fill="EEECE1" w:themeFill="background2"/>
+          </w:tcPr>
+          <w:p>
+            <w:pPr>
+              <w:jc w:val="center"/>
+            </w:pPr>
+            <w:r>
+              <w:t>5</w:t>
+            </w:r>
+          </w:p>
+        </w:tc>
+        <w:tc>
+          <w:tcPr>
+            <w:tcW w:w="2300" w:type="dxa"/>
+            <w:shd w:val="clear" w:color="auto" w:fill="EEECE1" w:themeFill="background2"/>
+          </w:tcPr>
+          <w:p>
+            <w:pPr>
+              <w:jc w:val="center"/>
+            </w:pPr>
+            <w:r>
+              <w:t>Adding Item</w:t>
+            </w:r>
+          </w:p>
+        </w:tc>
+        <w:tc>
+          <w:tcPr>
+            <w:tcW w:w="1576" w:type="dxa"/>
+            <w:shd w:val="clear" w:color="auto" w:fill="EEECE1" w:themeFill="background2"/>
+          </w:tcPr>
+          <w:p>
+            <w:pPr>
+              <w:jc w:val="center"/>
+            </w:pPr>
+            <w:r>
+              <w:t>Erroneous</w:t>
+            </w:r>
+          </w:p>
+        </w:tc>
+        <w:tc>
+          <w:tcPr>
+            <w:tcW w:w="2977" w:type="dxa"/>
+            <w:shd w:val="clear" w:color="auto" w:fill="EEECE1" w:themeFill="background2"/>
+          </w:tcPr>
+          <w:p>
+            <w:pPr>
+              <w:rPr>
+                <w:sz w:val="22"/>
+                <w:szCs w:val="22"/>
+              </w:rPr>
+            </w:pPr>
+            <w:r>
+              <w:rPr>
+                <w:sz w:val="22"/>
+                <w:szCs w:val="22"/>
+              </w:rPr>
+              <w:t>When given the choice to save the changes, inputting anything but ‘y’ and ‘n’ will result in an error</w:t>
+            </w:r>
+          </w:p>
+        </w:tc>
+        <w:tc>
+          <w:tcPr>
+            <w:tcW w:w="2963" w:type="dxa"/>
+            <w:shd w:val="clear" w:color="auto" w:fill="EEECE1" w:themeFill="background2"/>
+          </w:tcPr>
+          <w:p>
+            <w:pPr>
+              <w:rPr>
+                <w:sz w:val="22"/>
+                <w:szCs w:val="22"/>
+              </w:rPr>
+            </w:pPr>
+            <w:r>
+              <w:rPr>
+                <w:sz w:val="22"/>
+                <w:szCs w:val="22"/>
+              </w:rPr>
+              <w:t>The expected result occurred (PASS)</w:t>
+            </w:r>
+          </w:p>
+        </w:tc>
+      </w:tr>
+      <w:tr>
+        <w:tc>
+          <w:tcPr>
+            <w:tcW w:w="2402" w:type="dxa"/>
+            <w:shd w:val="clear" w:color="auto" w:fill="EEECE1" w:themeFill="background2"/>
+          </w:tcPr>
+          <w:p>
+            <w:pPr>
+              <w:jc w:val="center"/>
+            </w:pPr>
+            <w:r>
+              <w:t>6</w:t>
+            </w:r>
+          </w:p>
+        </w:tc>
+        <w:tc>
+          <w:tcPr>
+            <w:tcW w:w="2300" w:type="dxa"/>
+            <w:shd w:val="clear" w:color="auto" w:fill="EEECE1" w:themeFill="background2"/>
+          </w:tcPr>
+          <w:p>
+            <w:pPr>
+              <w:jc w:val="center"/>
+            </w:pPr>
+            <w:r>
+              <w:t>Adding Item</w:t>
+            </w:r>
+          </w:p>
+        </w:tc>
+        <w:tc>
+          <w:tcPr>
+            <w:tcW w:w="1576" w:type="dxa"/>
+            <w:shd w:val="clear" w:color="auto" w:fill="EEECE1" w:themeFill="background2"/>
+          </w:tcPr>
+          <w:p>
+            <w:pPr>
+              <w:jc w:val="center"/>
+            </w:pPr>
+            <w:r>
+              <w:t>Extreme</w:t>
+            </w:r>
+          </w:p>
+        </w:tc>
+        <w:tc>
+          <w:tcPr>
+            <w:tcW w:w="2977" w:type="dxa"/>
+            <w:shd w:val="clear" w:color="auto" w:fill="EEECE1" w:themeFill="background2"/>
+          </w:tcPr>
+          <w:p>
+            <w:pPr>
+              <w:rPr>
+                <w:sz w:val="22"/>
+                <w:szCs w:val="22"/>
+              </w:rPr>
+            </w:pPr>
+            <w:r>
+              <w:rPr>
+                <w:sz w:val="22"/>
+                <w:szCs w:val="22"/>
+              </w:rPr>
+              <w:t>Inputting an item that’s in the inventory with a spelling mistake will make the new item</w:t>
+            </w:r>
+          </w:p>
+        </w:tc>
+        <w:tc>
+          <w:tcPr>
+            <w:tcW w:w="2963" w:type="dxa"/>
+            <w:shd w:val="clear" w:color="auto" w:fill="EEECE1" w:themeFill="background2"/>
+          </w:tcPr>
+          <w:p>
+            <w:pPr>
+              <w:rPr>
+                <w:sz w:val="22"/>
+                <w:szCs w:val="22"/>
+              </w:rPr>
+            </w:pPr>
+            <w:r>
+              <w:rPr>
+                <w:sz w:val="22"/>
+                <w:szCs w:val="22"/>
+              </w:rPr>
+              <w:t>The expected result occurs; however, I had already implemented (PASS)</w:t>
+            </w:r>
+          </w:p>
+        </w:tc>
+      </w:tr>
+      <w:tr>
+        <w:tc>
+          <w:tcPr>
+            <w:tcW w:w="2402" w:type="dxa"/>
+            <w:shd w:val="clear" w:color="auto" w:fill="EEECE1" w:themeFill="background2"/>
+          </w:tcPr>
+          <w:p>
+            <w:pPr>
+              <w:jc w:val="center"/>
+            </w:pPr>
+            <w:r>
+              <w:t>7</w:t>
+            </w:r>
+          </w:p>
+        </w:tc>
+        <w:tc>
+          <w:tcPr>
+            <w:tcW w:w="2300" w:type="dxa"/>
+            <w:shd w:val="clear" w:color="auto" w:fill="EEECE1" w:themeFill="background2"/>
+          </w:tcPr>
+          <w:p>
+            <w:pPr>
+              <w:jc w:val="center"/>
+            </w:pPr>
+            <w:r>
+              <w:t>Adding Item</w:t>
+            </w:r>
+          </w:p>
+        </w:tc>
+        <w:tc>
+          <w:tcPr>
+            <w:tcW w:w="1576" w:type="dxa"/>
+            <w:shd w:val="clear" w:color="auto" w:fill="EEECE1" w:themeFill="background2"/>
+          </w:tcPr>
+          <w:p>
+            <w:pPr>
+              <w:jc w:val="center"/>
+            </w:pPr>
+            <w:r>
+              <w:t>Extreme</w:t>
+            </w:r>
+          </w:p>
+        </w:tc>
+        <w:tc>
+          <w:tcPr>
+            <w:tcW w:w="2977" w:type="dxa"/>
+            <w:shd w:val="clear" w:color="auto" w:fill="EEECE1" w:themeFill="background2"/>
+          </w:tcPr>
+          <w:p>
+            <w:pPr>
+              <w:rPr>
+                <w:sz w:val="22"/>
+                <w:szCs w:val="22"/>
+              </w:rPr>
+            </w:pPr>
+            <w:r>
+              <w:rPr>
+                <w:sz w:val="22"/>
+                <w:szCs w:val="22"/>
+              </w:rPr>
+              <w:t>Inputting ‘Y’ instead of ‘y’ will not result in an error as I have applied the .lower() function</w:t>
+            </w:r>
+          </w:p>
+        </w:tc>
+        <w:tc>
+          <w:tcPr>
+            <w:tcW w:w="2963" w:type="dxa"/>
+            <w:shd w:val="clear" w:color="auto" w:fill="EEECE1" w:themeFill="background2"/>
+          </w:tcPr>
+          <w:p>
+            <w:pPr>
+              <w:rPr>
+                <w:sz w:val="22"/>
+                <w:szCs w:val="22"/>
+              </w:rPr>
+            </w:pPr>
+            <w:r>
+              <w:rPr>
+                <w:sz w:val="22"/>
+                <w:szCs w:val="22"/>
+              </w:rPr>
+              <w:t>The expected result occurred (PASS)</w:t>
+            </w:r>
+          </w:p>
+        </w:tc>
+      </w:tr>
+    </w:tbl>
+    <w:p>
+      <w:pPr>
         <w:rPr>
-          <w:rFonts w:ascii="Open Sans" w:hAnsi="Open Sans" w:cs="Open Sans"/>
           <w:i/>
           <w:iCs/>
-          <w:color w:val="EE0000"/>
           <w:szCs w:val="24"/>
         </w:rPr>
-        <w:t xml:space="preserve"> </w:t>
-      </w:r>
-      <w:r>
+      </w:pPr>
+      <w:r>
+        <w:rPr>
+          <w:i/>
+          <w:iCs/>
+          <w:szCs w:val="24"/>
+        </w:rPr>
+        <w:br w:type="page"/>
+      </w:r>
+    </w:p>
+    <w:p>
+      <w:pPr>
+        <w:pStyle w:val="Heading1"/>
+      </w:pPr>
+      <w:bookmarkStart w:id="6" w:name="_Toc215580521"/>
+      <w:r>
+        <w:lastRenderedPageBreak/>
+        <w:t>Breakdown of Contributions</w:t>
+      </w:r>
+      <w:bookmarkEnd w:id="6"/>
+    </w:p>
+    <w:p/>
+    <w:p>
+      <w:pPr>
         <w:rPr>
           <w:rFonts w:cs="Arial"/>
           <w:i/>
@@ -1768,8 +3376,7 @@
           <w:szCs w:val="24"/>
           <w:shd w:val="clear" w:color="auto" w:fill="FFFFFF"/>
         </w:rPr>
-        <w:t>outputs/screenshots).</w:t>
-      </w:r>
+      </w:pPr>
       <w:r>
         <w:rPr>
           <w:rFonts w:cs="Arial"/>
@@ -1779,58 +3386,7 @@
           <w:szCs w:val="24"/>
           <w:shd w:val="clear" w:color="auto" w:fill="FFFFFF"/>
         </w:rPr>
-        <w:t xml:space="preserve"> *</w:t>
-      </w:r>
-      <w:r>
-        <w:rPr>
-          <w:i/>
-          <w:iCs/>
-          <w:szCs w:val="24"/>
-        </w:rPr>
-        <w:br w:type="page"/>
-      </w:r>
-    </w:p>
-    <w:p>
-      <w:pPr>
-        <w:pStyle w:val="Heading1"/>
-      </w:pPr>
-      <w:bookmarkStart w:id="6" w:name="_Toc215580521"/>
-      <w:r>
-        <w:lastRenderedPageBreak/>
-        <w:t>Breakdown of Contributions</w:t>
-      </w:r>
-      <w:bookmarkEnd w:id="6"/>
-    </w:p>
-    <w:p/>
-    <w:p>
-      <w:pPr>
-        <w:rPr>
-          <w:i/>
-          <w:iCs/>
-          <w:szCs w:val="24"/>
-        </w:rPr>
-      </w:pPr>
-      <w:r>
-        <w:rPr>
-          <w:rFonts w:cs="Arial"/>
-          <w:i/>
-          <w:iCs/>
-          <w:color w:val="EE0000"/>
-          <w:szCs w:val="24"/>
-          <w:shd w:val="clear" w:color="auto" w:fill="FFFFFF"/>
-        </w:rPr>
-        <w:t>*</w:t>
-      </w:r>
-      <w:r>
-        <w:rPr>
-          <w:rFonts w:cs="Arial"/>
-          <w:i/>
-          <w:iCs/>
-          <w:color w:val="EE0000"/>
-          <w:szCs w:val="24"/>
-          <w:shd w:val="clear" w:color="auto" w:fill="FFFFFF"/>
-        </w:rPr>
-        <w:t>Include a clear table or list detailing each team</w:t>
+        <w:t>*Include a clear table or list detailing each team</w:t>
       </w:r>
       <w:r>
         <w:rPr>
@@ -1872,9 +3428,11 @@
           <w:szCs w:val="24"/>
           <w:shd w:val="clear" w:color="auto" w:fill="FFFFFF"/>
         </w:rPr>
-        <w:t>Implemented file handling and the search function").</w:t>
-      </w:r>
-      <w:r>
+        <w:t>Implemented file handling and the search function"). *</w:t>
+      </w:r>
+    </w:p>
+    <w:p>
+      <w:pPr>
         <w:rPr>
           <w:rFonts w:cs="Arial"/>
           <w:i/>
@@ -1883,8 +3441,316 @@
           <w:szCs w:val="24"/>
           <w:shd w:val="clear" w:color="auto" w:fill="FFFFFF"/>
         </w:rPr>
-        <w:t xml:space="preserve"> *</w:t>
-      </w:r>
+      </w:pPr>
+    </w:p>
+    <w:tbl>
+      <w:tblPr>
+        <w:tblStyle w:val="TableGrid"/>
+        <w:tblW w:w="10060" w:type="dxa"/>
+        <w:tblLook w:val="04A0" w:firstRow="1" w:lastRow="0" w:firstColumn="1" w:lastColumn="0" w:noHBand="0" w:noVBand="1"/>
+      </w:tblPr>
+      <w:tblGrid>
+        <w:gridCol w:w="1980"/>
+        <w:gridCol w:w="2693"/>
+        <w:gridCol w:w="5387"/>
+      </w:tblGrid>
+      <w:tr>
+        <w:tc>
+          <w:tcPr>
+            <w:tcW w:w="1980" w:type="dxa"/>
+          </w:tcPr>
+          <w:p>
+            <w:pPr>
+              <w:rPr>
+                <w:szCs w:val="24"/>
+              </w:rPr>
+            </w:pPr>
+            <w:r>
+              <w:rPr>
+                <w:szCs w:val="24"/>
+              </w:rPr>
+              <w:t>Project Sections</w:t>
+            </w:r>
+          </w:p>
+        </w:tc>
+        <w:tc>
+          <w:tcPr>
+            <w:tcW w:w="2693" w:type="dxa"/>
+          </w:tcPr>
+          <w:p>
+            <w:pPr>
+              <w:rPr>
+                <w:szCs w:val="24"/>
+              </w:rPr>
+            </w:pPr>
+            <w:r>
+              <w:rPr>
+                <w:szCs w:val="24"/>
+              </w:rPr>
+              <w:t>Contributors</w:t>
+            </w:r>
+          </w:p>
+        </w:tc>
+        <w:tc>
+          <w:tcPr>
+            <w:tcW w:w="5387" w:type="dxa"/>
+          </w:tcPr>
+          <w:p>
+            <w:pPr>
+              <w:rPr>
+                <w:szCs w:val="24"/>
+              </w:rPr>
+            </w:pPr>
+            <w:r>
+              <w:rPr>
+                <w:szCs w:val="24"/>
+              </w:rPr>
+              <w:t>Specific contributions</w:t>
+            </w:r>
+          </w:p>
+        </w:tc>
+      </w:tr>
+      <w:tr>
+        <w:tc>
+          <w:tcPr>
+            <w:tcW w:w="1980" w:type="dxa"/>
+          </w:tcPr>
+          <w:p>
+            <w:pPr>
+              <w:rPr>
+                <w:szCs w:val="24"/>
+              </w:rPr>
+            </w:pPr>
+            <w:r>
+              <w:rPr>
+                <w:szCs w:val="24"/>
+              </w:rPr>
+              <w:t>Introduction</w:t>
+            </w:r>
+          </w:p>
+        </w:tc>
+        <w:tc>
+          <w:tcPr>
+            <w:tcW w:w="2693" w:type="dxa"/>
+          </w:tcPr>
+          <w:p>
+            <w:pPr>
+              <w:rPr>
+                <w:szCs w:val="24"/>
+              </w:rPr>
+            </w:pPr>
+            <w:r>
+              <w:rPr>
+                <w:szCs w:val="24"/>
+              </w:rPr>
+              <w:t>Ben McManus and Daniel Caveney</w:t>
+            </w:r>
+          </w:p>
+        </w:tc>
+        <w:tc>
+          <w:tcPr>
+            <w:tcW w:w="5387" w:type="dxa"/>
+          </w:tcPr>
+          <w:p>
+            <w:pPr>
+              <w:rPr>
+                <w:szCs w:val="24"/>
+              </w:rPr>
+            </w:pPr>
+            <w:r>
+              <w:rPr>
+                <w:szCs w:val="24"/>
+              </w:rPr>
+              <w:t>Ben made the original code</w:t>
+            </w:r>
+            <w:r>
+              <w:rPr>
+                <w:szCs w:val="24"/>
+              </w:rPr>
+              <w:t xml:space="preserve"> and comments, as well as provided us with the general direction as</w:t>
+            </w:r>
+            <w:r>
+              <w:rPr>
+                <w:szCs w:val="24"/>
+              </w:rPr>
+              <w:t xml:space="preserve"> to where the project is meant to go. Once making the first project choice, Dan fixed up the </w:t>
+            </w:r>
+            <w:r>
+              <w:rPr>
+                <w:szCs w:val="24"/>
+              </w:rPr>
+              <w:t xml:space="preserve">introductory code as it had some errors and wouldn’t run, as well as some spelling errors, once the code would run Dan </w:t>
+            </w:r>
+            <w:r>
+              <w:rPr>
+                <w:szCs w:val="24"/>
+              </w:rPr>
+              <w:t>replaced the code in the repo so the rest wouldn’t have to deal with error fixing.</w:t>
+            </w:r>
+          </w:p>
+        </w:tc>
+      </w:tr>
+      <w:tr>
+        <w:tc>
+          <w:tcPr>
+            <w:tcW w:w="1980" w:type="dxa"/>
+          </w:tcPr>
+          <w:p>
+            <w:pPr>
+              <w:rPr>
+                <w:szCs w:val="24"/>
+              </w:rPr>
+            </w:pPr>
+          </w:p>
+        </w:tc>
+        <w:tc>
+          <w:tcPr>
+            <w:tcW w:w="2693" w:type="dxa"/>
+          </w:tcPr>
+          <w:p>
+            <w:pPr>
+              <w:rPr>
+                <w:szCs w:val="24"/>
+              </w:rPr>
+            </w:pPr>
+          </w:p>
+        </w:tc>
+        <w:tc>
+          <w:tcPr>
+            <w:tcW w:w="5387" w:type="dxa"/>
+          </w:tcPr>
+          <w:p>
+            <w:pPr>
+              <w:rPr>
+                <w:szCs w:val="24"/>
+              </w:rPr>
+            </w:pPr>
+          </w:p>
+        </w:tc>
+      </w:tr>
+      <w:tr>
+        <w:tc>
+          <w:tcPr>
+            <w:tcW w:w="1980" w:type="dxa"/>
+          </w:tcPr>
+          <w:p>
+            <w:pPr>
+              <w:rPr>
+                <w:szCs w:val="24"/>
+              </w:rPr>
+            </w:pPr>
+          </w:p>
+        </w:tc>
+        <w:tc>
+          <w:tcPr>
+            <w:tcW w:w="2693" w:type="dxa"/>
+          </w:tcPr>
+          <w:p>
+            <w:pPr>
+              <w:rPr>
+                <w:szCs w:val="24"/>
+              </w:rPr>
+            </w:pPr>
+          </w:p>
+        </w:tc>
+        <w:tc>
+          <w:tcPr>
+            <w:tcW w:w="5387" w:type="dxa"/>
+          </w:tcPr>
+          <w:p>
+            <w:pPr>
+              <w:rPr>
+                <w:szCs w:val="24"/>
+              </w:rPr>
+            </w:pPr>
+          </w:p>
+        </w:tc>
+      </w:tr>
+      <w:tr>
+        <w:tc>
+          <w:tcPr>
+            <w:tcW w:w="1980" w:type="dxa"/>
+          </w:tcPr>
+          <w:p>
+            <w:pPr>
+              <w:rPr>
+                <w:szCs w:val="24"/>
+              </w:rPr>
+            </w:pPr>
+          </w:p>
+        </w:tc>
+        <w:tc>
+          <w:tcPr>
+            <w:tcW w:w="2693" w:type="dxa"/>
+          </w:tcPr>
+          <w:p>
+            <w:pPr>
+              <w:rPr>
+                <w:szCs w:val="24"/>
+              </w:rPr>
+            </w:pPr>
+          </w:p>
+        </w:tc>
+        <w:tc>
+          <w:tcPr>
+            <w:tcW w:w="5387" w:type="dxa"/>
+          </w:tcPr>
+          <w:p>
+            <w:pPr>
+              <w:rPr>
+                <w:szCs w:val="24"/>
+              </w:rPr>
+            </w:pPr>
+          </w:p>
+        </w:tc>
+      </w:tr>
+      <w:tr>
+        <w:tc>
+          <w:tcPr>
+            <w:tcW w:w="1980" w:type="dxa"/>
+          </w:tcPr>
+          <w:p>
+            <w:pPr>
+              <w:rPr>
+                <w:szCs w:val="24"/>
+              </w:rPr>
+            </w:pPr>
+          </w:p>
+        </w:tc>
+        <w:tc>
+          <w:tcPr>
+            <w:tcW w:w="2693" w:type="dxa"/>
+          </w:tcPr>
+          <w:p>
+            <w:pPr>
+              <w:rPr>
+                <w:szCs w:val="24"/>
+              </w:rPr>
+            </w:pPr>
+          </w:p>
+        </w:tc>
+        <w:tc>
+          <w:tcPr>
+            <w:tcW w:w="5387" w:type="dxa"/>
+          </w:tcPr>
+          <w:p>
+            <w:pPr>
+              <w:rPr>
+                <w:szCs w:val="24"/>
+              </w:rPr>
+            </w:pPr>
+          </w:p>
+        </w:tc>
+      </w:tr>
+    </w:tbl>
+    <w:p>
+      <w:pPr>
+        <w:rPr>
+          <w:i/>
+          <w:iCs/>
+          <w:szCs w:val="24"/>
+        </w:rPr>
+      </w:pPr>
       <w:r>
         <w:rPr>
           <w:i/>
@@ -1925,18 +3791,7 @@
           <w:szCs w:val="24"/>
           <w:shd w:val="clear" w:color="auto" w:fill="FFFFFF"/>
         </w:rPr>
-        <w:t>*</w:t>
-      </w:r>
-      <w:r>
-        <w:rPr>
-          <w:rFonts w:cs="Arial"/>
-          <w:i/>
-          <w:iCs/>
-          <w:color w:val="EE0000"/>
-          <w:szCs w:val="24"/>
-          <w:shd w:val="clear" w:color="auto" w:fill="FFFFFF"/>
-        </w:rPr>
-        <w:t>A reflective analysis of your group's teamwork, processes, and</w:t>
+        <w:t>*A reflective analysis of your group's teamwork, processes, and</w:t>
       </w:r>
       <w:r>
         <w:rPr>
@@ -1978,7 +3833,54 @@
           <w:szCs w:val="24"/>
           <w:shd w:val="clear" w:color="auto" w:fill="FFFFFF"/>
         </w:rPr>
-        <w:t>time? How did you manage collaboration?</w:t>
+        <w:t>time? How did you manage collaboration? *</w:t>
+      </w:r>
+      <w:r>
+        <w:rPr>
+          <w:i/>
+          <w:iCs/>
+          <w:szCs w:val="24"/>
+        </w:rPr>
+        <w:br w:type="page"/>
+      </w:r>
+    </w:p>
+    <w:p>
+      <w:pPr>
+        <w:pStyle w:val="Heading1"/>
+      </w:pPr>
+      <w:bookmarkStart w:id="8" w:name="_Toc215580523"/>
+      <w:r>
+        <w:lastRenderedPageBreak/>
+        <w:t>Conclusion</w:t>
+      </w:r>
+      <w:bookmarkEnd w:id="8"/>
+    </w:p>
+    <w:p>
+      <w:pPr>
+        <w:rPr>
+          <w:rFonts w:cs="Arial"/>
+        </w:rPr>
+      </w:pPr>
+    </w:p>
+    <w:p>
+      <w:pPr>
+        <w:rPr>
+          <w:rFonts w:cs="Arial"/>
+          <w:i/>
+          <w:iCs/>
+          <w:color w:val="EE0000"/>
+          <w:szCs w:val="24"/>
+        </w:rPr>
+      </w:pPr>
+      <w:r>
+        <w:rPr>
+          <w:rFonts w:cs="Arial"/>
+          <w:i/>
+          <w:iCs/>
+          <w:color w:val="EE0000"/>
+          <w:szCs w:val="24"/>
+        </w:rPr>
+        <w:t>*</w:t>
       </w:r>
       <w:r>
         <w:rPr>
@@ -1989,76 +3891,7 @@
           <w:szCs w:val="24"/>
           <w:shd w:val="clear" w:color="auto" w:fill="FFFFFF"/>
         </w:rPr>
-        <w:t xml:space="preserve"> *</w:t>
-      </w:r>
-      <w:r>
-        <w:rPr>
-          <w:i/>
-          <w:iCs/>
-          <w:szCs w:val="24"/>
-        </w:rPr>
-        <w:br w:type="page"/>
-      </w:r>
-    </w:p>
-    <w:p>
-      <w:pPr>
-        <w:pStyle w:val="Heading1"/>
-      </w:pPr>
-      <w:bookmarkStart w:id="8" w:name="_Toc215580523"/>
-      <w:r>
-        <w:lastRenderedPageBreak/>
-        <w:t>Conclusion</w:t>
-      </w:r>
-      <w:bookmarkEnd w:id="8"/>
-    </w:p>
-    <w:p>
-      <w:pPr>
-        <w:rPr>
-          <w:rFonts w:cs="Arial"/>
-        </w:rPr>
-      </w:pPr>
-    </w:p>
-    <w:p>
-      <w:pPr>
-        <w:rPr>
-          <w:rFonts w:cs="Arial"/>
-          <w:i/>
-          <w:iCs/>
-          <w:color w:val="EE0000"/>
-          <w:szCs w:val="24"/>
-        </w:rPr>
-      </w:pPr>
-      <w:r>
-        <w:rPr>
-          <w:rFonts w:cs="Arial"/>
-          <w:i/>
-          <w:iCs/>
-          <w:color w:val="EE0000"/>
-          <w:szCs w:val="24"/>
-        </w:rPr>
-        <w:t>*</w:t>
-      </w:r>
-      <w:r>
-        <w:rPr>
-          <w:rFonts w:cs="Arial"/>
-          <w:i/>
-          <w:iCs/>
-          <w:color w:val="EE0000"/>
-          <w:szCs w:val="24"/>
-          <w:shd w:val="clear" w:color="auto" w:fill="FFFFFF"/>
-        </w:rPr>
-        <w:t>Summarise the project and your achievements</w:t>
-      </w:r>
-      <w:r>
-        <w:rPr>
-          <w:rFonts w:cs="Arial"/>
-          <w:i/>
-          <w:iCs/>
-          <w:color w:val="EE0000"/>
-          <w:szCs w:val="24"/>
-          <w:shd w:val="clear" w:color="auto" w:fill="FFFFFF"/>
-        </w:rPr>
-        <w:t>. *</w:t>
+        <w:t>Summarise the project and your achievements. *</w:t>
       </w:r>
     </w:p>
     <w:p>
@@ -5767,6 +7600,119 @@
     </w:lvl>
   </w:abstractNum>
   <w:abstractNum w:abstractNumId="31" w15:restartNumberingAfterBreak="0">
+    <w:nsid w:val="6A7A0888"/>
+    <w:multiLevelType w:val="hybridMultilevel"/>
+    <w:tmpl w:val="FCD2B7EA"/>
+    <w:lvl w:ilvl="0" w:tplc="08090001">
+      <w:start w:val="1"/>
+      <w:numFmt w:val="bullet"/>
+      <w:lvlText w:val=""/>
+      <w:lvlJc w:val="left"/>
+      <w:pPr>
+        <w:ind w:left="720" w:hanging="360"/>
+      </w:pPr>
+      <w:rPr>
+        <w:rFonts w:ascii="Symbol" w:hAnsi="Symbol" w:hint="default"/>
+      </w:rPr>
+    </w:lvl>
+    <w:lvl w:ilvl="1" w:tplc="08090003" w:tentative="1">
+      <w:start w:val="1"/>
+      <w:numFmt w:val="bullet"/>
+      <w:lvlText w:val="o"/>
+      <w:lvlJc w:val="left"/>
+      <w:pPr>
+        <w:ind w:left="1440" w:hanging="360"/>
+      </w:pPr>
+      <w:rPr>
+        <w:rFonts w:ascii="Courier New" w:hAnsi="Courier New" w:cs="Courier New" w:hint="default"/>
+      </w:rPr>
+    </w:lvl>
+    <w:lvl w:ilvl="2" w:tplc="08090005" w:tentative="1">
+      <w:start w:val="1"/>
+      <w:numFmt w:val="bullet"/>
+      <w:lvlText w:val=""/>
+      <w:lvlJc w:val="left"/>
+      <w:pPr>
+        <w:ind w:left="2160" w:hanging="360"/>
+      </w:pPr>
+      <w:rPr>
+        <w:rFonts w:ascii="Wingdings" w:hAnsi="Wingdings" w:hint="default"/>
+      </w:rPr>
+    </w:lvl>
+    <w:lvl w:ilvl="3" w:tplc="08090001" w:tentative="1">
+      <w:start w:val="1"/>
+      <w:numFmt w:val="bullet"/>
+      <w:lvlText w:val=""/>
+      <w:lvlJc w:val="left"/>
+      <w:pPr>
+        <w:ind w:left="2880" w:hanging="360"/>
+      </w:pPr>
+      <w:rPr>
+        <w:rFonts w:ascii="Symbol" w:hAnsi="Symbol" w:hint="default"/>
+      </w:rPr>
+    </w:lvl>
+    <w:lvl w:ilvl="4" w:tplc="08090003" w:tentative="1">
+      <w:start w:val="1"/>
+      <w:numFmt w:val="bullet"/>
+      <w:lvlText w:val="o"/>
+      <w:lvlJc w:val="left"/>
+      <w:pPr>
+        <w:ind w:left="3600" w:hanging="360"/>
+      </w:pPr>
+      <w:rPr>
+        <w:rFonts w:ascii="Courier New" w:hAnsi="Courier New" w:cs="Courier New" w:hint="default"/>
+      </w:rPr>
+    </w:lvl>
+    <w:lvl w:ilvl="5" w:tplc="08090005" w:tentative="1">
+      <w:start w:val="1"/>
+      <w:numFmt w:val="bullet"/>
+      <w:lvlText w:val=""/>
+      <w:lvlJc w:val="left"/>
+      <w:pPr>
+        <w:ind w:left="4320" w:hanging="360"/>
+      </w:pPr>
+      <w:rPr>
+        <w:rFonts w:ascii="Wingdings" w:hAnsi="Wingdings" w:hint="default"/>
+      </w:rPr>
+    </w:lvl>
+    <w:lvl w:ilvl="6" w:tplc="08090001" w:tentative="1">
+      <w:start w:val="1"/>
+      <w:numFmt w:val="bullet"/>
+      <w:lvlText w:val=""/>
+      <w:lvlJc w:val="left"/>
+      <w:pPr>
+        <w:ind w:left="5040" w:hanging="360"/>
+      </w:pPr>
+      <w:rPr>
+        <w:rFonts w:ascii="Symbol" w:hAnsi="Symbol" w:hint="default"/>
+      </w:rPr>
+    </w:lvl>
+    <w:lvl w:ilvl="7" w:tplc="08090003" w:tentative="1">
+      <w:start w:val="1"/>
+      <w:numFmt w:val="bullet"/>
+      <w:lvlText w:val="o"/>
+      <w:lvlJc w:val="left"/>
+      <w:pPr>
+        <w:ind w:left="5760" w:hanging="360"/>
+      </w:pPr>
+      <w:rPr>
+        <w:rFonts w:ascii="Courier New" w:hAnsi="Courier New" w:cs="Courier New" w:hint="default"/>
+      </w:rPr>
+    </w:lvl>
+    <w:lvl w:ilvl="8" w:tplc="08090005" w:tentative="1">
+      <w:start w:val="1"/>
+      <w:numFmt w:val="bullet"/>
+      <w:lvlText w:val=""/>
+      <w:lvlJc w:val="left"/>
+      <w:pPr>
+        <w:ind w:left="6480" w:hanging="360"/>
+      </w:pPr>
+      <w:rPr>
+        <w:rFonts w:ascii="Wingdings" w:hAnsi="Wingdings" w:hint="default"/>
+      </w:rPr>
+    </w:lvl>
+  </w:abstractNum>
+  <w:abstractNum w:abstractNumId="32" w15:restartNumberingAfterBreak="0">
     <w:nsid w:val="6B2A76DB"/>
     <w:multiLevelType w:val="hybridMultilevel"/>
     <w:tmpl w:val="E7FE920C"/>
@@ -5852,7 +7798,7 @@
       </w:pPr>
     </w:lvl>
   </w:abstractNum>
-  <w:abstractNum w:abstractNumId="32" w15:restartNumberingAfterBreak="0">
+  <w:abstractNum w:abstractNumId="33" w15:restartNumberingAfterBreak="0">
     <w:nsid w:val="6BCA01EC"/>
     <w:multiLevelType w:val="hybridMultilevel"/>
     <w:tmpl w:val="C3C034DC"/>
@@ -5965,7 +7911,7 @@
       </w:rPr>
     </w:lvl>
   </w:abstractNum>
-  <w:abstractNum w:abstractNumId="33" w15:restartNumberingAfterBreak="0">
+  <w:abstractNum w:abstractNumId="34" w15:restartNumberingAfterBreak="0">
     <w:nsid w:val="6C664F89"/>
     <w:multiLevelType w:val="hybridMultilevel"/>
     <w:tmpl w:val="05447614"/>
@@ -6081,7 +8027,7 @@
       </w:pPr>
     </w:lvl>
   </w:abstractNum>
-  <w:abstractNum w:abstractNumId="34" w15:restartNumberingAfterBreak="0">
+  <w:abstractNum w:abstractNumId="35" w15:restartNumberingAfterBreak="0">
     <w:nsid w:val="6CD755F2"/>
     <w:multiLevelType w:val="hybridMultilevel"/>
     <w:tmpl w:val="BC0A76A0"/>
@@ -6194,7 +8140,7 @@
       </w:rPr>
     </w:lvl>
   </w:abstractNum>
-  <w:abstractNum w:abstractNumId="35" w15:restartNumberingAfterBreak="0">
+  <w:abstractNum w:abstractNumId="36" w15:restartNumberingAfterBreak="0">
     <w:nsid w:val="6D5653F3"/>
     <w:multiLevelType w:val="hybridMultilevel"/>
     <w:tmpl w:val="B580A68C"/>
@@ -6310,7 +8256,7 @@
       </w:pPr>
     </w:lvl>
   </w:abstractNum>
-  <w:abstractNum w:abstractNumId="36" w15:restartNumberingAfterBreak="0">
+  <w:abstractNum w:abstractNumId="37" w15:restartNumberingAfterBreak="0">
     <w:nsid w:val="6DA51960"/>
     <w:multiLevelType w:val="hybridMultilevel"/>
     <w:tmpl w:val="4DCE25C0"/>
@@ -6423,7 +8369,7 @@
       </w:rPr>
     </w:lvl>
   </w:abstractNum>
-  <w:abstractNum w:abstractNumId="37" w15:restartNumberingAfterBreak="0">
+  <w:abstractNum w:abstractNumId="38" w15:restartNumberingAfterBreak="0">
     <w:nsid w:val="6FD50478"/>
     <w:multiLevelType w:val="hybridMultilevel"/>
     <w:tmpl w:val="02586B8C"/>
@@ -6563,7 +8509,7 @@
       </w:rPr>
     </w:lvl>
   </w:abstractNum>
-  <w:abstractNum w:abstractNumId="38" w15:restartNumberingAfterBreak="0">
+  <w:abstractNum w:abstractNumId="39" w15:restartNumberingAfterBreak="0">
     <w:nsid w:val="70037B44"/>
     <w:multiLevelType w:val="multilevel"/>
     <w:tmpl w:val="56C653DC"/>
@@ -6684,7 +8630,7 @@
       </w:rPr>
     </w:lvl>
   </w:abstractNum>
-  <w:abstractNum w:abstractNumId="39" w15:restartNumberingAfterBreak="0">
+  <w:abstractNum w:abstractNumId="40" w15:restartNumberingAfterBreak="0">
     <w:nsid w:val="710C27E2"/>
     <w:multiLevelType w:val="hybridMultilevel"/>
     <w:tmpl w:val="A2367FF6"/>
@@ -6800,7 +8746,7 @@
       </w:rPr>
     </w:lvl>
   </w:abstractNum>
-  <w:abstractNum w:abstractNumId="40" w15:restartNumberingAfterBreak="0">
+  <w:abstractNum w:abstractNumId="41" w15:restartNumberingAfterBreak="0">
     <w:nsid w:val="727C506B"/>
     <w:multiLevelType w:val="multilevel"/>
     <w:tmpl w:val="BE8EE320"/>
@@ -6890,7 +8836,7 @@
       </w:pPr>
     </w:lvl>
   </w:abstractNum>
-  <w:abstractNum w:abstractNumId="41" w15:restartNumberingAfterBreak="0">
+  <w:abstractNum w:abstractNumId="42" w15:restartNumberingAfterBreak="0">
     <w:nsid w:val="77B10614"/>
     <w:multiLevelType w:val="multilevel"/>
     <w:tmpl w:val="55505122"/>
@@ -6985,7 +8931,7 @@
       </w:pPr>
     </w:lvl>
   </w:abstractNum>
-  <w:abstractNum w:abstractNumId="42" w15:restartNumberingAfterBreak="0">
+  <w:abstractNum w:abstractNumId="43" w15:restartNumberingAfterBreak="0">
     <w:nsid w:val="7A073197"/>
     <w:multiLevelType w:val="hybridMultilevel"/>
     <w:tmpl w:val="91DC4BFA"/>
@@ -7104,7 +9050,7 @@
       </w:rPr>
     </w:lvl>
   </w:abstractNum>
-  <w:abstractNum w:abstractNumId="43" w15:restartNumberingAfterBreak="0">
+  <w:abstractNum w:abstractNumId="44" w15:restartNumberingAfterBreak="0">
     <w:nsid w:val="7B2921F3"/>
     <w:multiLevelType w:val="hybridMultilevel"/>
     <w:tmpl w:val="45927188"/>
@@ -7190,7 +9136,7 @@
       </w:pPr>
     </w:lvl>
   </w:abstractNum>
-  <w:abstractNum w:abstractNumId="44" w15:restartNumberingAfterBreak="0">
+  <w:abstractNum w:abstractNumId="45" w15:restartNumberingAfterBreak="0">
     <w:nsid w:val="7D353EE1"/>
     <w:multiLevelType w:val="hybridMultilevel"/>
     <w:tmpl w:val="A3AED958"/>
@@ -7303,7 +9249,7 @@
       </w:rPr>
     </w:lvl>
   </w:abstractNum>
-  <w:abstractNum w:abstractNumId="45" w15:restartNumberingAfterBreak="0">
+  <w:abstractNum w:abstractNumId="46" w15:restartNumberingAfterBreak="0">
     <w:nsid w:val="7EF969D8"/>
     <w:multiLevelType w:val="hybridMultilevel"/>
     <w:tmpl w:val="2B1AF97E"/>
@@ -7426,28 +9372,28 @@
     <w:abstractNumId w:val="2"/>
   </w:num>
   <w:num w:numId="4" w16cid:durableId="2124573224">
-    <w:abstractNumId w:val="39"/>
+    <w:abstractNumId w:val="40"/>
   </w:num>
   <w:num w:numId="5" w16cid:durableId="1756511389">
     <w:abstractNumId w:val="5"/>
   </w:num>
   <w:num w:numId="6" w16cid:durableId="2078434905">
-    <w:abstractNumId w:val="44"/>
+    <w:abstractNumId w:val="45"/>
   </w:num>
   <w:num w:numId="7" w16cid:durableId="1230576731">
     <w:abstractNumId w:val="6"/>
   </w:num>
   <w:num w:numId="8" w16cid:durableId="224030825">
-    <w:abstractNumId w:val="35"/>
+    <w:abstractNumId w:val="36"/>
   </w:num>
   <w:num w:numId="9" w16cid:durableId="1320813124">
-    <w:abstractNumId w:val="37"/>
+    <w:abstractNumId w:val="38"/>
   </w:num>
   <w:num w:numId="10" w16cid:durableId="1070616334">
-    <w:abstractNumId w:val="33"/>
+    <w:abstractNumId w:val="34"/>
   </w:num>
   <w:num w:numId="11" w16cid:durableId="1666517819">
-    <w:abstractNumId w:val="45"/>
+    <w:abstractNumId w:val="46"/>
   </w:num>
   <w:num w:numId="12" w16cid:durableId="1269192025">
     <w:abstractNumId w:val="7"/>
@@ -7462,7 +9408,7 @@
     <w:abstractNumId w:val="19"/>
   </w:num>
   <w:num w:numId="16" w16cid:durableId="1719818738">
-    <w:abstractNumId w:val="31"/>
+    <w:abstractNumId w:val="32"/>
   </w:num>
   <w:num w:numId="17" w16cid:durableId="987905586">
     <w:abstractNumId w:val="23"/>
@@ -7471,7 +9417,7 @@
     <w:abstractNumId w:val="27"/>
   </w:num>
   <w:num w:numId="19" w16cid:durableId="1019741247">
-    <w:abstractNumId w:val="32"/>
+    <w:abstractNumId w:val="33"/>
   </w:num>
   <w:num w:numId="20" w16cid:durableId="1903322033">
     <w:abstractNumId w:val="4"/>
@@ -7486,13 +9432,13 @@
     <w:abstractNumId w:val="3"/>
   </w:num>
   <w:num w:numId="24" w16cid:durableId="828716983">
-    <w:abstractNumId w:val="40"/>
+    <w:abstractNumId w:val="41"/>
   </w:num>
   <w:num w:numId="25" w16cid:durableId="43674633">
     <w:abstractNumId w:val="9"/>
   </w:num>
   <w:num w:numId="26" w16cid:durableId="1631746864">
-    <w:abstractNumId w:val="38"/>
+    <w:abstractNumId w:val="39"/>
   </w:num>
   <w:num w:numId="27" w16cid:durableId="309597886">
     <w:abstractNumId w:val="21"/>
@@ -7501,7 +9447,7 @@
     <w:abstractNumId w:val="24"/>
   </w:num>
   <w:num w:numId="29" w16cid:durableId="405615588">
-    <w:abstractNumId w:val="36"/>
+    <w:abstractNumId w:val="37"/>
   </w:num>
   <w:num w:numId="30" w16cid:durableId="1279408962">
     <w:abstractNumId w:val="13"/>
@@ -7513,16 +9459,16 @@
     <w:abstractNumId w:val="8"/>
   </w:num>
   <w:num w:numId="33" w16cid:durableId="1120419871">
-    <w:abstractNumId w:val="34"/>
+    <w:abstractNumId w:val="35"/>
   </w:num>
   <w:num w:numId="34" w16cid:durableId="2047607892">
     <w:abstractNumId w:val="14"/>
   </w:num>
   <w:num w:numId="35" w16cid:durableId="1788308385">
-    <w:abstractNumId w:val="43"/>
+    <w:abstractNumId w:val="44"/>
   </w:num>
   <w:num w:numId="36" w16cid:durableId="1147549077">
-    <w:abstractNumId w:val="42"/>
+    <w:abstractNumId w:val="43"/>
   </w:num>
   <w:num w:numId="37" w16cid:durableId="539124793">
     <w:abstractNumId w:val="0"/>
@@ -7549,10 +9495,13 @@
     <w:abstractNumId w:val="28"/>
   </w:num>
   <w:num w:numId="45" w16cid:durableId="518398523">
-    <w:abstractNumId w:val="41"/>
+    <w:abstractNumId w:val="42"/>
   </w:num>
   <w:num w:numId="46" w16cid:durableId="1400783852">
     <w:abstractNumId w:val="29"/>
+  </w:num>
+  <w:num w:numId="47" w16cid:durableId="1611861768">
+    <w:abstractNumId w:val="31"/>
   </w:num>
   <w:numIdMacAtCleanup w:val="8"/>
 </w:numbering>
@@ -7719,7 +9668,7 @@
     <w:lsdException w:name="Table Web 2" w:semiHidden="1" w:unhideWhenUsed="1"/>
     <w:lsdException w:name="Table Web 3" w:semiHidden="1" w:unhideWhenUsed="1"/>
     <w:lsdException w:name="Balloon Text" w:semiHidden="1" w:uiPriority="99" w:unhideWhenUsed="1"/>
-    <w:lsdException w:name="Table Grid" w:uiPriority="59"/>
+    <w:lsdException w:name="Table Grid" w:uiPriority="39"/>
     <w:lsdException w:name="Table Theme" w:semiHidden="1" w:unhideWhenUsed="1"/>
     <w:lsdException w:name="Placeholder Text" w:semiHidden="1" w:uiPriority="99"/>
     <w:lsdException w:name="No Spacing" w:uiPriority="1" w:qFormat="1"/>
@@ -8154,7 +10103,6 @@
   <w:style w:type="character" w:default="1" w:styleId="DefaultParagraphFont">
     <w:name w:val="Default Paragraph Font"/>
     <w:uiPriority w:val="1"/>
-    <w:semiHidden/>
     <w:unhideWhenUsed/>
   </w:style>
   <w:style w:type="table" w:default="1" w:styleId="TableNormal">
@@ -8280,7 +10228,7 @@
   <w:style w:type="table" w:styleId="TableGrid">
     <w:name w:val="Table Grid"/>
     <w:basedOn w:val="TableNormal"/>
-    <w:uiPriority w:val="59"/>
+    <w:uiPriority w:val="39"/>
     <w:rsid w:val="004F05C9"/>
     <w:tblPr>
       <w:tblBorders>
@@ -12109,6 +14057,17 @@
       <w:szCs w:val="22"/>
       <w:lang w:eastAsia="en-US"/>
     </w:rPr>
+  </w:style>
+  <w:style w:type="paragraph" w:styleId="ListParagraph">
+    <w:name w:val="List Paragraph"/>
+    <w:basedOn w:val="Normal"/>
+    <w:uiPriority w:val="1"/>
+    <w:qFormat/>
+    <w:rsid w:val="00F67B60"/>
+    <w:pPr>
+      <w:ind w:left="720"/>
+      <w:contextualSpacing/>
+    </w:pPr>
   </w:style>
 </w:styles>
 </file>

--- a/CIS1702 Coursework 2 Report.docx
+++ b/CIS1702 Coursework 2 Report.docx
@@ -2007,7 +2007,15 @@
     </w:p>
     <w:p>
       <w:r>
-        <w:t>new dictionary for Inventory.Json:</w:t>
+        <w:t xml:space="preserve">new dictionary for </w:t>
+      </w:r>
+      <w:proofErr w:type="spellStart"/>
+      <w:r>
+        <w:t>Inventory.Json</w:t>
+      </w:r>
+      <w:proofErr w:type="spellEnd"/>
+      <w:r>
+        <w:t>:</w:t>
       </w:r>
     </w:p>
     <w:p>
@@ -2027,12 +2035,44 @@
     </w:p>
     <w:p>
       <w:r>
-        <w:t xml:space="preserve">        "product_code": product_code,</w:t>
+        <w:t xml:space="preserve">        "</w:t>
+      </w:r>
+      <w:proofErr w:type="spellStart"/>
+      <w:r>
+        <w:t>product_code</w:t>
+      </w:r>
+      <w:proofErr w:type="spellEnd"/>
+      <w:r>
+        <w:t xml:space="preserve">": </w:t>
+      </w:r>
+      <w:proofErr w:type="spellStart"/>
+      <w:r>
+        <w:t>product_code</w:t>
+      </w:r>
+      <w:proofErr w:type="spellEnd"/>
+      <w:r>
+        <w:t>,</w:t>
       </w:r>
     </w:p>
     <w:p>
       <w:r>
-        <w:t xml:space="preserve">        "quantity_per_unit": quantity_per_unit,</w:t>
+        <w:t xml:space="preserve">        "</w:t>
+      </w:r>
+      <w:proofErr w:type="spellStart"/>
+      <w:r>
+        <w:t>quantity_per_unit</w:t>
+      </w:r>
+      <w:proofErr w:type="spellEnd"/>
+      <w:r>
+        <w:t xml:space="preserve">": </w:t>
+      </w:r>
+      <w:proofErr w:type="spellStart"/>
+      <w:r>
+        <w:t>quantity_per_unit</w:t>
+      </w:r>
+      <w:proofErr w:type="spellEnd"/>
+      <w:r>
+        <w:t>,</w:t>
       </w:r>
     </w:p>
     <w:p>
@@ -2113,6 +2153,528 @@
           <w:szCs w:val="24"/>
         </w:rPr>
         <w:t>Daniel Caveney</w:t>
+      </w:r>
+    </w:p>
+    <w:p>
+      <w:pPr>
+        <w:rPr>
+          <w:i/>
+          <w:iCs/>
+          <w:szCs w:val="24"/>
+        </w:rPr>
+      </w:pPr>
+      <w:r>
+        <w:rPr>
+          <w:i/>
+          <w:iCs/>
+          <w:szCs w:val="24"/>
+        </w:rPr>
+        <w:br/>
+      </w:r>
+    </w:p>
+    <w:p>
+      <w:pPr>
+        <w:rPr>
+          <w:i/>
+          <w:iCs/>
+          <w:szCs w:val="24"/>
+        </w:rPr>
+      </w:pPr>
+      <w:r>
+        <w:rPr>
+          <w:i/>
+          <w:iCs/>
+          <w:szCs w:val="24"/>
+        </w:rPr>
+        <w:br w:type="page"/>
+      </w:r>
+    </w:p>
+    <w:p>
+      <w:pPr>
+        <w:rPr>
+          <w:szCs w:val="24"/>
+        </w:rPr>
+      </w:pPr>
+      <w:r>
+        <w:rPr>
+          <w:rFonts w:cs="Arial"/>
+          <w:sz w:val="28"/>
+          <w:szCs w:val="28"/>
+          <w:u w:val="single"/>
+          <w:shd w:val="clear" w:color="auto" w:fill="FFFFFF"/>
+        </w:rPr>
+        <w:lastRenderedPageBreak/>
+        <w:t>Task</w:t>
+      </w:r>
+      <w:r>
+        <w:rPr>
+          <w:rFonts w:cs="Arial"/>
+          <w:sz w:val="28"/>
+          <w:szCs w:val="28"/>
+          <w:u w:val="single"/>
+          <w:shd w:val="clear" w:color="auto" w:fill="FFFFFF"/>
+        </w:rPr>
+        <w:t xml:space="preserve"> </w:t>
+      </w:r>
+      <w:r>
+        <w:rPr>
+          <w:rFonts w:cs="Arial"/>
+          <w:sz w:val="28"/>
+          <w:szCs w:val="28"/>
+          <w:u w:val="single"/>
+          <w:shd w:val="clear" w:color="auto" w:fill="FFFFFF"/>
+        </w:rPr>
+        <w:t>4</w:t>
+      </w:r>
+      <w:r>
+        <w:rPr>
+          <w:rFonts w:cs="Arial"/>
+          <w:sz w:val="28"/>
+          <w:szCs w:val="28"/>
+          <w:u w:val="single"/>
+          <w:shd w:val="clear" w:color="auto" w:fill="FFFFFF"/>
+        </w:rPr>
+        <w:t xml:space="preserve">: </w:t>
+      </w:r>
+      <w:r>
+        <w:rPr>
+          <w:rFonts w:cs="Arial"/>
+          <w:sz w:val="28"/>
+          <w:szCs w:val="28"/>
+          <w:u w:val="single"/>
+          <w:shd w:val="clear" w:color="auto" w:fill="FFFFFF"/>
+        </w:rPr>
+        <w:t xml:space="preserve">save all changes made to </w:t>
+      </w:r>
+      <w:r>
+        <w:rPr>
+          <w:rFonts w:cs="Arial"/>
+          <w:sz w:val="28"/>
+          <w:szCs w:val="28"/>
+          <w:u w:val="single"/>
+          <w:shd w:val="clear" w:color="auto" w:fill="FFFFFF"/>
+        </w:rPr>
+        <w:t>the inventory manager</w:t>
+      </w:r>
+    </w:p>
+    <w:p>
+      <w:pPr>
+        <w:rPr>
+          <w:szCs w:val="24"/>
+        </w:rPr>
+      </w:pPr>
+    </w:p>
+    <w:p>
+      <w:pPr>
+        <w:rPr>
+          <w:szCs w:val="24"/>
+        </w:rPr>
+      </w:pPr>
+      <w:r>
+        <w:rPr>
+          <w:szCs w:val="24"/>
+        </w:rPr>
+        <w:t xml:space="preserve">This task </w:t>
+      </w:r>
+      <w:r>
+        <w:rPr>
+          <w:szCs w:val="24"/>
+        </w:rPr>
+        <w:t>involves saving all the changes made to the inventory, with it updating all components of the inventory that was changed or even added to the inventory during whichever choices that the user made</w:t>
+      </w:r>
+      <w:r>
+        <w:rPr>
+          <w:szCs w:val="24"/>
+        </w:rPr>
+        <w:t xml:space="preserve">, with the pseudocode, it was quite simple as I did something similar in my task 1 to make the process of saving the overall changes more smoothly on the </w:t>
+      </w:r>
+      <w:r>
+        <w:rPr>
+          <w:szCs w:val="24"/>
+        </w:rPr>
+        <w:t>program.</w:t>
+      </w:r>
+    </w:p>
+    <w:p>
+      <w:pPr>
+        <w:rPr>
+          <w:szCs w:val="24"/>
+        </w:rPr>
+      </w:pPr>
+    </w:p>
+    <w:p>
+      <w:r>
+        <w:t>Ask user if they want to Save all changes into Json file</w:t>
+      </w:r>
+    </w:p>
+    <w:p>
+      <w:r>
+        <w:t xml:space="preserve">IF </w:t>
+      </w:r>
+      <w:r>
+        <w:t>(</w:t>
+      </w:r>
+      <w:r>
+        <w:t>yes</w:t>
+      </w:r>
+      <w:r>
+        <w:t>)</w:t>
+      </w:r>
+      <w:r>
+        <w:t>:</w:t>
+      </w:r>
+    </w:p>
+    <w:p>
+      <w:pPr>
+        <w:ind w:firstLine="720"/>
+      </w:pPr>
+      <w:r>
+        <w:t xml:space="preserve">dump the updated data </w:t>
+      </w:r>
+      <w:r>
+        <w:t>in</w:t>
+      </w:r>
+      <w:r>
+        <w:t>to data.json</w:t>
+      </w:r>
+    </w:p>
+    <w:p>
+      <w:pPr>
+        <w:ind w:firstLine="720"/>
+      </w:pPr>
+      <w:r>
+        <w:t>print(</w:t>
+      </w:r>
+      <w:r>
+        <w:t>all changes have been saved</w:t>
+      </w:r>
+      <w:r>
+        <w:t xml:space="preserve"> </w:t>
+      </w:r>
+      <w:r>
+        <w:t>to the inventory manager</w:t>
+      </w:r>
+      <w:r>
+        <w:t>)</w:t>
+      </w:r>
+    </w:p>
+    <w:p>
+      <w:r>
+        <w:t>EL</w:t>
+      </w:r>
+      <w:r>
+        <w:t>IF (no)</w:t>
+      </w:r>
+      <w:r>
+        <w:t>:</w:t>
+      </w:r>
+    </w:p>
+    <w:p>
+      <w:pPr>
+        <w:ind w:firstLine="720"/>
+      </w:pPr>
+      <w:r>
+        <w:t>d</w:t>
+      </w:r>
+      <w:r>
+        <w:t>o</w:t>
+      </w:r>
+      <w:r>
+        <w:t>esn’t</w:t>
+      </w:r>
+      <w:r>
+        <w:t xml:space="preserve"> save</w:t>
+      </w:r>
+      <w:r>
+        <w:t xml:space="preserve"> any of the changes</w:t>
+      </w:r>
+    </w:p>
+    <w:p>
+      <w:pPr>
+        <w:ind w:firstLine="720"/>
+      </w:pPr>
+      <w:r>
+        <w:t>print(</w:t>
+      </w:r>
+      <w:r>
+        <w:t xml:space="preserve">You’ve chosen not to save the </w:t>
+      </w:r>
+      <w:r>
+        <w:t>changes</w:t>
+      </w:r>
+      <w:r>
+        <w:t>)</w:t>
+      </w:r>
+    </w:p>
+    <w:p>
+      <w:r>
+        <w:t>ELSE:</w:t>
+      </w:r>
+    </w:p>
+    <w:p>
+      <w:r>
+        <w:tab/>
+        <w:t>print(</w:t>
+      </w:r>
+      <w:r>
+        <w:t>Invalid input, enter y or n.</w:t>
+      </w:r>
+      <w:r>
+        <w:t>)</w:t>
+      </w:r>
+    </w:p>
+    <w:p>
+      <w:pPr>
+        <w:rPr>
+          <w:szCs w:val="24"/>
+        </w:rPr>
+      </w:pPr>
+    </w:p>
+    <w:p>
+      <w:pPr>
+        <w:rPr>
+          <w:szCs w:val="24"/>
+        </w:rPr>
+      </w:pPr>
+    </w:p>
+    <w:p>
+      <w:pPr>
+        <w:rPr>
+          <w:szCs w:val="24"/>
+        </w:rPr>
+      </w:pPr>
+    </w:p>
+    <w:p>
+      <w:pPr>
+        <w:rPr>
+          <w:szCs w:val="24"/>
+        </w:rPr>
+      </w:pPr>
+    </w:p>
+    <w:p>
+      <w:pPr>
+        <w:rPr>
+          <w:szCs w:val="24"/>
+        </w:rPr>
+      </w:pPr>
+      <w:r>
+        <w:rPr>
+          <w:rFonts w:cs="Arial"/>
+          <w:sz w:val="28"/>
+          <w:szCs w:val="28"/>
+          <w:u w:val="single"/>
+          <w:shd w:val="clear" w:color="auto" w:fill="FFFFFF"/>
+        </w:rPr>
+        <w:t>Optional</w:t>
+      </w:r>
+      <w:r>
+        <w:rPr>
+          <w:rFonts w:cs="Arial"/>
+          <w:sz w:val="28"/>
+          <w:szCs w:val="28"/>
+          <w:u w:val="single"/>
+          <w:shd w:val="clear" w:color="auto" w:fill="FFFFFF"/>
+        </w:rPr>
+        <w:t>-</w:t>
+      </w:r>
+      <w:r>
+        <w:rPr>
+          <w:rFonts w:cs="Arial"/>
+          <w:sz w:val="28"/>
+          <w:szCs w:val="28"/>
+          <w:u w:val="single"/>
+          <w:shd w:val="clear" w:color="auto" w:fill="FFFFFF"/>
+        </w:rPr>
+        <w:t xml:space="preserve"> Task</w:t>
+      </w:r>
+      <w:r>
+        <w:rPr>
+          <w:rFonts w:cs="Arial"/>
+          <w:sz w:val="28"/>
+          <w:szCs w:val="28"/>
+          <w:u w:val="single"/>
+          <w:shd w:val="clear" w:color="auto" w:fill="FFFFFF"/>
+        </w:rPr>
+        <w:t xml:space="preserve"> 9</w:t>
+      </w:r>
+      <w:r>
+        <w:rPr>
+          <w:rFonts w:cs="Arial"/>
+          <w:sz w:val="28"/>
+          <w:szCs w:val="28"/>
+          <w:u w:val="single"/>
+          <w:shd w:val="clear" w:color="auto" w:fill="FFFFFF"/>
+        </w:rPr>
+        <w:t xml:space="preserve">: </w:t>
+      </w:r>
+      <w:r>
+        <w:rPr>
+          <w:rFonts w:cs="Arial"/>
+          <w:sz w:val="28"/>
+          <w:szCs w:val="28"/>
+          <w:u w:val="single"/>
+          <w:shd w:val="clear" w:color="auto" w:fill="FFFFFF"/>
+        </w:rPr>
+        <w:t>Creating an exit option</w:t>
+      </w:r>
+    </w:p>
+    <w:p>
+      <w:pPr>
+        <w:rPr>
+          <w:szCs w:val="24"/>
+        </w:rPr>
+      </w:pPr>
+    </w:p>
+    <w:p>
+      <w:pPr>
+        <w:rPr>
+          <w:szCs w:val="24"/>
+        </w:rPr>
+      </w:pPr>
+      <w:r>
+        <w:rPr>
+          <w:szCs w:val="24"/>
+        </w:rPr>
+        <w:t xml:space="preserve">This task wasn’t a mandatory task that was </w:t>
+      </w:r>
+      <w:r>
+        <w:rPr>
+          <w:szCs w:val="24"/>
+        </w:rPr>
+        <w:t xml:space="preserve">set in the </w:t>
+      </w:r>
+      <w:r>
+        <w:rPr>
+          <w:szCs w:val="24"/>
+        </w:rPr>
+        <w:t>brief;</w:t>
+      </w:r>
+      <w:r>
+        <w:rPr>
+          <w:szCs w:val="24"/>
+        </w:rPr>
+        <w:t xml:space="preserve"> </w:t>
+      </w:r>
+      <w:r>
+        <w:rPr>
+          <w:szCs w:val="24"/>
+        </w:rPr>
+        <w:t>however,</w:t>
+      </w:r>
+      <w:r>
+        <w:rPr>
+          <w:szCs w:val="24"/>
+        </w:rPr>
+        <w:t xml:space="preserve"> I decided to make this small option anyway as </w:t>
+      </w:r>
+      <w:r>
+        <w:rPr>
+          <w:szCs w:val="24"/>
+        </w:rPr>
+        <w:t>it allows</w:t>
+      </w:r>
+      <w:r>
+        <w:rPr>
+          <w:szCs w:val="24"/>
+        </w:rPr>
+        <w:t xml:space="preserve"> for the user to make the choice to stop the program when they’ve done what they needed to do</w:t>
+      </w:r>
+      <w:r>
+        <w:rPr>
+          <w:szCs w:val="24"/>
+        </w:rPr>
+        <w:t xml:space="preserve"> and this choice only contains three lines of code, so the </w:t>
+      </w:r>
+      <w:r>
+        <w:rPr>
+          <w:szCs w:val="24"/>
+        </w:rPr>
+        <w:t>pseudocode</w:t>
+      </w:r>
+      <w:r>
+        <w:rPr>
+          <w:szCs w:val="24"/>
+        </w:rPr>
+        <w:t xml:space="preserve"> is quite simple.</w:t>
+      </w:r>
+    </w:p>
+    <w:p>
+      <w:pPr>
+        <w:rPr>
+          <w:szCs w:val="24"/>
+        </w:rPr>
+      </w:pPr>
+    </w:p>
+    <w:p>
+      <w:pPr>
+        <w:rPr>
+          <w:szCs w:val="24"/>
+        </w:rPr>
+      </w:pPr>
+      <w:proofErr w:type="spellStart"/>
+      <w:r>
+        <w:rPr>
+          <w:szCs w:val="24"/>
+        </w:rPr>
+        <w:t>elif</w:t>
+      </w:r>
+      <w:proofErr w:type="spellEnd"/>
+      <w:r>
+        <w:rPr>
+          <w:szCs w:val="24"/>
+        </w:rPr>
+        <w:t xml:space="preserve"> choice == 9:                       </w:t>
+      </w:r>
+    </w:p>
+    <w:p>
+      <w:pPr>
+        <w:rPr>
+          <w:szCs w:val="24"/>
+        </w:rPr>
+      </w:pPr>
+      <w:r>
+        <w:rPr>
+          <w:szCs w:val="24"/>
+        </w:rPr>
+        <w:t xml:space="preserve">        print(Have a good day</w:t>
+      </w:r>
+      <w:r>
+        <w:rPr>
+          <w:szCs w:val="24"/>
+        </w:rPr>
+        <w:t>!)</w:t>
+      </w:r>
+    </w:p>
+    <w:p>
+      <w:pPr>
+        <w:rPr>
+          <w:szCs w:val="24"/>
+        </w:rPr>
+      </w:pPr>
+      <w:r>
+        <w:rPr>
+          <w:szCs w:val="24"/>
+        </w:rPr>
+        <w:t xml:space="preserve">        print(Come back again</w:t>
+      </w:r>
+      <w:r>
+        <w:rPr>
+          <w:szCs w:val="24"/>
+        </w:rPr>
+        <w:t>)</w:t>
+      </w:r>
+    </w:p>
+    <w:p>
+      <w:pPr>
+        <w:rPr>
+          <w:szCs w:val="24"/>
+        </w:rPr>
+      </w:pPr>
+      <w:r>
+        <w:rPr>
+          <w:szCs w:val="24"/>
+        </w:rPr>
+        <w:t xml:space="preserve">        exit()</w:t>
       </w:r>
     </w:p>
     <w:p>
@@ -2235,7 +2797,27 @@
           <w:u w:val="single"/>
           <w:shd w:val="clear" w:color="auto" w:fill="FFFFFF"/>
         </w:rPr>
-        <w:t>Task: Adding new items to the inventory</w:t>
+        <w:t>Task</w:t>
+      </w:r>
+      <w:r>
+        <w:rPr>
+          <w:rFonts w:cs="Arial"/>
+          <w:sz w:val="28"/>
+          <w:szCs w:val="28"/>
+          <w:u w:val="single"/>
+          <w:shd w:val="clear" w:color="auto" w:fill="FFFFFF"/>
+        </w:rPr>
+        <w:t xml:space="preserve"> 1</w:t>
+      </w:r>
+      <w:r>
+        <w:rPr>
+          <w:rFonts w:cs="Arial"/>
+          <w:sz w:val="28"/>
+          <w:szCs w:val="28"/>
+          <w:u w:val="single"/>
+          <w:shd w:val="clear" w:color="auto" w:fill="FFFFFF"/>
+        </w:rPr>
+        <w:t>: Adding new items to the inventory</w:t>
       </w:r>
     </w:p>
     <w:p/>
@@ -2358,16 +2940,13 @@
       <w:r>
         <w:t xml:space="preserve">new product will now be </w:t>
       </w:r>
-      <w:r>
-        <w:t xml:space="preserve">apart of the inventory/ </w:t>
-      </w:r>
       <w:proofErr w:type="spellStart"/>
       <w:r>
-        <w:t>data.json</w:t>
+        <w:t>apart</w:t>
       </w:r>
       <w:proofErr w:type="spellEnd"/>
       <w:r>
-        <w:t>.</w:t>
+        <w:t xml:space="preserve"> of the inventory/ data.json.</w:t>
       </w:r>
     </w:p>
     <w:p/>
@@ -2407,15 +2986,285 @@
     </w:p>
     <w:p/>
     <w:p>
-      <w:r>
-        <w:t>Created and written by</w:t>
-      </w:r>
-      <w:r>
+      <w:pPr>
         <w:rPr>
           <w:i/>
           <w:iCs/>
         </w:rPr>
+      </w:pPr>
+      <w:r>
+        <w:t>Created and written by</w:t>
+      </w:r>
+      <w:r>
+        <w:rPr>
+          <w:i/>
+          <w:iCs/>
+        </w:rPr>
         <w:t>: Daniel Caveney</w:t>
+      </w:r>
+    </w:p>
+    <w:p>
+      <w:pPr>
+        <w:rPr>
+          <w:i/>
+          <w:iCs/>
+        </w:rPr>
+      </w:pPr>
+    </w:p>
+    <w:p/>
+    <w:p>
+      <w:r>
+        <w:br w:type="page"/>
+      </w:r>
+    </w:p>
+    <w:p>
+      <w:r>
+        <w:lastRenderedPageBreak/>
+        <w:br w:type="page"/>
+      </w:r>
+    </w:p>
+    <w:p>
+      <w:pPr>
+        <w:rPr>
+          <w:szCs w:val="24"/>
+        </w:rPr>
+      </w:pPr>
+      <w:r>
+        <w:rPr>
+          <w:rFonts w:cs="Arial"/>
+          <w:sz w:val="28"/>
+          <w:szCs w:val="28"/>
+          <w:u w:val="single"/>
+          <w:shd w:val="clear" w:color="auto" w:fill="FFFFFF"/>
+        </w:rPr>
+        <w:lastRenderedPageBreak/>
+        <w:t>Task</w:t>
+      </w:r>
+      <w:r>
+        <w:rPr>
+          <w:rFonts w:cs="Arial"/>
+          <w:sz w:val="28"/>
+          <w:szCs w:val="28"/>
+          <w:u w:val="single"/>
+          <w:shd w:val="clear" w:color="auto" w:fill="FFFFFF"/>
+        </w:rPr>
+        <w:t xml:space="preserve"> 4</w:t>
+      </w:r>
+      <w:r>
+        <w:rPr>
+          <w:rFonts w:cs="Arial"/>
+          <w:sz w:val="28"/>
+          <w:szCs w:val="28"/>
+          <w:u w:val="single"/>
+          <w:shd w:val="clear" w:color="auto" w:fill="FFFFFF"/>
+        </w:rPr>
+        <w:t xml:space="preserve">: </w:t>
+      </w:r>
+      <w:r>
+        <w:rPr>
+          <w:rFonts w:cs="Arial"/>
+          <w:sz w:val="28"/>
+          <w:szCs w:val="28"/>
+          <w:u w:val="single"/>
+          <w:shd w:val="clear" w:color="auto" w:fill="FFFFFF"/>
+        </w:rPr>
+        <w:t xml:space="preserve">save all changes made to </w:t>
+      </w:r>
+      <w:r>
+        <w:rPr>
+          <w:rFonts w:cs="Arial"/>
+          <w:sz w:val="28"/>
+          <w:szCs w:val="28"/>
+          <w:u w:val="single"/>
+          <w:shd w:val="clear" w:color="auto" w:fill="FFFFFF"/>
+        </w:rPr>
+        <w:t>the inventory manager</w:t>
+      </w:r>
+    </w:p>
+    <w:p/>
+    <w:p>
+      <w:r>
+        <w:t xml:space="preserve">The implementation of this task was </w:t>
+      </w:r>
+      <w:r>
+        <w:t xml:space="preserve">quite simple, this was due to the fact I had already done something similar to this in the past, as well as currently in the code as when I </w:t>
+      </w:r>
+      <w:r>
+        <w:t xml:space="preserve">performed this task, in task 1 I provided a save option for the user so that they could save that in there to make it easier for the user and program, as well as allowing for them to double check if everything is right and choose not to add </w:t>
+      </w:r>
+      <w:r>
+        <w:t xml:space="preserve">the new item to the inventory manager, </w:t>
+      </w:r>
+      <w:r>
+        <w:t xml:space="preserve">however this choice is about saving all the changes that the user has made to the inventory manager, so the </w:t>
+      </w:r>
+      <w:r>
+        <w:t>outputted prints are telling the user as such</w:t>
+      </w:r>
+      <w:r>
+        <w:t>, with there being two prints stating to the user that, “</w:t>
+      </w:r>
+      <w:r>
+        <w:t>You have selected the Save option</w:t>
+      </w:r>
+      <w:r>
+        <w:t>”</w:t>
+      </w:r>
+      <w:r>
+        <w:t xml:space="preserve"> and “</w:t>
+      </w:r>
+      <w:r>
+        <w:t>Here you can choose to save every change made to the inventor</w:t>
+      </w:r>
+      <w:r>
+        <w:t>y</w:t>
+      </w:r>
+      <w:r>
+        <w:t>”</w:t>
+      </w:r>
+      <w:r>
+        <w:t>, where then they are asked to input whether they wanted to save their changes, told that they have to use (y/n) and just like task 1 I included a .lower() and .strip() to reduce the chance of an error occurring in the code</w:t>
+      </w:r>
+      <w:r>
+        <w:t xml:space="preserve"> and just like task 1’s saving section it performs the same job, only this time </w:t>
+      </w:r>
+      <w:r>
+        <w:t>saving every choice that was made by the user</w:t>
+      </w:r>
+      <w:r>
+        <w:t xml:space="preserve"> thanks to the code. </w:t>
+      </w:r>
+    </w:p>
+    <w:p>
+      <w:r>
+        <w:t>“</w:t>
+      </w:r>
+      <w:r>
+        <w:t>with open("data.json", "w") as f:</w:t>
+      </w:r>
+      <w:r>
+        <w:t>”</w:t>
+      </w:r>
+    </w:p>
+    <w:p>
+      <w:pPr>
+        <w:ind w:firstLine="720"/>
+      </w:pPr>
+      <w:r>
+        <w:t>json.dump(data, f, indent=4)</w:t>
+      </w:r>
+    </w:p>
+    <w:p>
+      <w:r>
+        <w:t>And so with the user able to save all their changes, with the option to not save as well, just in case they change their mind,</w:t>
+      </w:r>
+      <w:r>
+        <w:t xml:space="preserve"> I went about and performed the testing needed, with even </w:t>
+      </w:r>
+      <w:r>
+        <w:t xml:space="preserve">taking out the saving part of task one to see if this part even works, and it does as all the tests were successful and passed, which I will discuss and provide underneath </w:t>
+      </w:r>
+      <w:r>
+        <w:t>this section of the report.</w:t>
+      </w:r>
+    </w:p>
+    <w:p/>
+    <w:p>
+      <w:pPr>
+        <w:rPr>
+          <w:i/>
+          <w:iCs/>
+        </w:rPr>
+      </w:pPr>
+      <w:r>
+        <w:rPr>
+          <w:i/>
+          <w:iCs/>
+        </w:rPr>
+        <w:t>Written by Daniel Caveney</w:t>
+      </w:r>
+    </w:p>
+    <w:p/>
+    <w:p/>
+    <w:p>
+      <w:pPr>
+        <w:rPr>
+          <w:szCs w:val="24"/>
+        </w:rPr>
+      </w:pPr>
+      <w:r>
+        <w:rPr>
+          <w:rFonts w:cs="Arial"/>
+          <w:sz w:val="28"/>
+          <w:szCs w:val="28"/>
+          <w:u w:val="single"/>
+          <w:shd w:val="clear" w:color="auto" w:fill="FFFFFF"/>
+        </w:rPr>
+        <w:t>Optional</w:t>
+      </w:r>
+      <w:r>
+        <w:rPr>
+          <w:rFonts w:cs="Arial"/>
+          <w:sz w:val="28"/>
+          <w:szCs w:val="28"/>
+          <w:u w:val="single"/>
+          <w:shd w:val="clear" w:color="auto" w:fill="FFFFFF"/>
+        </w:rPr>
+        <w:t>-</w:t>
+      </w:r>
+      <w:r>
+        <w:rPr>
+          <w:rFonts w:cs="Arial"/>
+          <w:sz w:val="28"/>
+          <w:szCs w:val="28"/>
+          <w:u w:val="single"/>
+          <w:shd w:val="clear" w:color="auto" w:fill="FFFFFF"/>
+        </w:rPr>
+        <w:t xml:space="preserve"> Task</w:t>
+      </w:r>
+      <w:r>
+        <w:rPr>
+          <w:rFonts w:cs="Arial"/>
+          <w:sz w:val="28"/>
+          <w:szCs w:val="28"/>
+          <w:u w:val="single"/>
+          <w:shd w:val="clear" w:color="auto" w:fill="FFFFFF"/>
+        </w:rPr>
+        <w:t xml:space="preserve"> 9</w:t>
+      </w:r>
+      <w:r>
+        <w:rPr>
+          <w:rFonts w:cs="Arial"/>
+          <w:sz w:val="28"/>
+          <w:szCs w:val="28"/>
+          <w:u w:val="single"/>
+          <w:shd w:val="clear" w:color="auto" w:fill="FFFFFF"/>
+        </w:rPr>
+        <w:t>: Creating an exit option</w:t>
+      </w:r>
+    </w:p>
+    <w:p/>
+    <w:p>
+      <w:r>
+        <w:t xml:space="preserve">The implementation of this task was very simple; however, this was made for the purpose of making the program </w:t>
+      </w:r>
+      <w:r>
+        <w:t xml:space="preserve">more accessible and professional, as this gives the user an option to exit the program and the reason as to why this was implemented in the </w:t>
+      </w:r>
+      <w:r>
+        <w:t>program at all was because since the choices are inside a</w:t>
+      </w:r>
+      <w:r>
+        <w:t xml:space="preserve"> while true, so the user wouldn’t be able to exit the program unless they stopped the code, which isn’t good practice, so I decided to implement this option, which involves two strings that tells the user they’ve chosen to exit and the exit() function</w:t>
+      </w:r>
+      <w:r>
+        <w:t xml:space="preserve"> that’s built into python that causes the program to end.</w:t>
+      </w:r>
+      <w:r>
+        <w:t xml:space="preserve"> Overall, this small but meaningful choice is useful for the program and makes it much more </w:t>
+      </w:r>
+      <w:r>
+        <w:t>professional.</w:t>
       </w:r>
       <w:r>
         <w:br w:type="page"/>
@@ -2493,7 +3342,6 @@
       <w:pPr>
         <w:rPr>
           <w:rFonts w:cs="Arial"/>
-          <w:color w:val="EE0000"/>
           <w:szCs w:val="24"/>
           <w:shd w:val="clear" w:color="auto" w:fill="FFFFFF"/>
         </w:rPr>
@@ -2501,7 +3349,6 @@
       <w:r>
         <w:rPr>
           <w:rFonts w:cs="Arial"/>
-          <w:color w:val="EE0000"/>
           <w:szCs w:val="24"/>
           <w:shd w:val="clear" w:color="auto" w:fill="FFFFFF"/>
         </w:rPr>
@@ -3340,6 +4187,359 @@
     <w:p>
       <w:pPr>
         <w:rPr>
+          <w:rFonts w:cs="Arial"/>
+          <w:szCs w:val="24"/>
+          <w:shd w:val="clear" w:color="auto" w:fill="FFFFFF"/>
+        </w:rPr>
+      </w:pPr>
+      <w:r>
+        <w:rPr>
+          <w:rFonts w:cs="Arial"/>
+          <w:szCs w:val="24"/>
+          <w:shd w:val="clear" w:color="auto" w:fill="FFFFFF"/>
+        </w:rPr>
+        <w:t>Test table for ‘</w:t>
+      </w:r>
+      <w:r>
+        <w:rPr>
+          <w:rFonts w:cs="Arial"/>
+          <w:szCs w:val="24"/>
+          <w:shd w:val="clear" w:color="auto" w:fill="FFFFFF"/>
+        </w:rPr>
+        <w:t>Eli</w:t>
+      </w:r>
+      <w:r>
+        <w:rPr>
+          <w:rFonts w:cs="Arial"/>
+          <w:szCs w:val="24"/>
+          <w:shd w:val="clear" w:color="auto" w:fill="FFFFFF"/>
+        </w:rPr>
+        <w:t>f</w:t>
+      </w:r>
+      <w:r>
+        <w:rPr>
+          <w:rFonts w:cs="Arial"/>
+          <w:szCs w:val="24"/>
+          <w:shd w:val="clear" w:color="auto" w:fill="FFFFFF"/>
+        </w:rPr>
+        <w:t xml:space="preserve"> choice == </w:t>
+      </w:r>
+      <w:r>
+        <w:rPr>
+          <w:rFonts w:cs="Arial"/>
+          <w:szCs w:val="24"/>
+          <w:shd w:val="clear" w:color="auto" w:fill="FFFFFF"/>
+        </w:rPr>
+        <w:t>4</w:t>
+      </w:r>
+      <w:r>
+        <w:rPr>
+          <w:rFonts w:cs="Arial"/>
+          <w:szCs w:val="24"/>
+          <w:shd w:val="clear" w:color="auto" w:fill="FFFFFF"/>
+        </w:rPr>
+        <w:t>’, Made by Daniel Caveney</w:t>
+      </w:r>
+    </w:p>
+    <w:p>
+      <w:pPr>
+        <w:rPr>
+          <w:rFonts w:cs="Arial"/>
+          <w:szCs w:val="24"/>
+          <w:shd w:val="clear" w:color="auto" w:fill="FFFFFF"/>
+        </w:rPr>
+      </w:pPr>
+    </w:p>
+    <w:tbl>
+      <w:tblPr>
+        <w:tblStyle w:val="TableGrid"/>
+        <w:tblW w:w="12218" w:type="dxa"/>
+        <w:tblInd w:w="-1605" w:type="dxa"/>
+        <w:tblLook w:val="04A0" w:firstRow="1" w:lastRow="0" w:firstColumn="1" w:lastColumn="0" w:noHBand="0" w:noVBand="1"/>
+      </w:tblPr>
+      <w:tblGrid>
+        <w:gridCol w:w="2402"/>
+        <w:gridCol w:w="2300"/>
+        <w:gridCol w:w="1576"/>
+        <w:gridCol w:w="2977"/>
+        <w:gridCol w:w="2963"/>
+      </w:tblGrid>
+      <w:tr>
+        <w:tc>
+          <w:tcPr>
+            <w:tcW w:w="2402" w:type="dxa"/>
+            <w:shd w:val="clear" w:color="auto" w:fill="EEECE1" w:themeFill="background2"/>
+          </w:tcPr>
+          <w:p>
+            <w:pPr>
+              <w:jc w:val="center"/>
+            </w:pPr>
+            <w:r>
+              <w:t>1</w:t>
+            </w:r>
+          </w:p>
+        </w:tc>
+        <w:tc>
+          <w:tcPr>
+            <w:tcW w:w="2300" w:type="dxa"/>
+            <w:shd w:val="clear" w:color="auto" w:fill="EEECE1" w:themeFill="background2"/>
+          </w:tcPr>
+          <w:p>
+            <w:pPr>
+              <w:jc w:val="center"/>
+            </w:pPr>
+            <w:r>
+              <w:t>Saving Inventory</w:t>
+            </w:r>
+          </w:p>
+        </w:tc>
+        <w:tc>
+          <w:tcPr>
+            <w:tcW w:w="1576" w:type="dxa"/>
+            <w:shd w:val="clear" w:color="auto" w:fill="EEECE1" w:themeFill="background2"/>
+          </w:tcPr>
+          <w:p>
+            <w:pPr>
+              <w:jc w:val="center"/>
+            </w:pPr>
+            <w:r>
+              <w:t>Normal</w:t>
+            </w:r>
+          </w:p>
+        </w:tc>
+        <w:tc>
+          <w:tcPr>
+            <w:tcW w:w="2977" w:type="dxa"/>
+            <w:shd w:val="clear" w:color="auto" w:fill="EEECE1" w:themeFill="background2"/>
+          </w:tcPr>
+          <w:p>
+            <w:pPr>
+              <w:rPr>
+                <w:sz w:val="22"/>
+                <w:szCs w:val="22"/>
+              </w:rPr>
+            </w:pPr>
+            <w:r>
+              <w:rPr>
+                <w:sz w:val="22"/>
+                <w:szCs w:val="22"/>
+              </w:rPr>
+              <w:t>When given the choice to save the changes, both ‘y’ and ‘n’ work as intended</w:t>
+            </w:r>
+          </w:p>
+        </w:tc>
+        <w:tc>
+          <w:tcPr>
+            <w:tcW w:w="2963" w:type="dxa"/>
+            <w:shd w:val="clear" w:color="auto" w:fill="EEECE1" w:themeFill="background2"/>
+          </w:tcPr>
+          <w:p>
+            <w:pPr>
+              <w:rPr>
+                <w:sz w:val="22"/>
+                <w:szCs w:val="22"/>
+              </w:rPr>
+            </w:pPr>
+            <w:r>
+              <w:rPr>
+                <w:sz w:val="22"/>
+                <w:szCs w:val="22"/>
+              </w:rPr>
+              <w:t>Both</w:t>
+            </w:r>
+            <w:r>
+              <w:rPr>
+                <w:sz w:val="22"/>
+                <w:szCs w:val="22"/>
+              </w:rPr>
+              <w:t xml:space="preserve"> expected result occurred</w:t>
+            </w:r>
+            <w:r>
+              <w:rPr>
+                <w:sz w:val="22"/>
+                <w:szCs w:val="22"/>
+              </w:rPr>
+              <w:t xml:space="preserve"> (PASS)</w:t>
+            </w:r>
+          </w:p>
+        </w:tc>
+      </w:tr>
+      <w:tr>
+        <w:tc>
+          <w:tcPr>
+            <w:tcW w:w="2402" w:type="dxa"/>
+            <w:shd w:val="clear" w:color="auto" w:fill="EEECE1" w:themeFill="background2"/>
+          </w:tcPr>
+          <w:p>
+            <w:pPr>
+              <w:jc w:val="center"/>
+            </w:pPr>
+            <w:r>
+              <w:t>2</w:t>
+            </w:r>
+          </w:p>
+        </w:tc>
+        <w:tc>
+          <w:tcPr>
+            <w:tcW w:w="2300" w:type="dxa"/>
+            <w:shd w:val="clear" w:color="auto" w:fill="EEECE1" w:themeFill="background2"/>
+          </w:tcPr>
+          <w:p>
+            <w:pPr>
+              <w:jc w:val="center"/>
+            </w:pPr>
+            <w:r>
+              <w:t>Saving Inventory</w:t>
+            </w:r>
+          </w:p>
+        </w:tc>
+        <w:tc>
+          <w:tcPr>
+            <w:tcW w:w="1576" w:type="dxa"/>
+            <w:shd w:val="clear" w:color="auto" w:fill="EEECE1" w:themeFill="background2"/>
+          </w:tcPr>
+          <w:p>
+            <w:pPr>
+              <w:jc w:val="center"/>
+            </w:pPr>
+            <w:r>
+              <w:t>Erroneous</w:t>
+            </w:r>
+          </w:p>
+        </w:tc>
+        <w:tc>
+          <w:tcPr>
+            <w:tcW w:w="2977" w:type="dxa"/>
+            <w:shd w:val="clear" w:color="auto" w:fill="EEECE1" w:themeFill="background2"/>
+          </w:tcPr>
+          <w:p>
+            <w:pPr>
+              <w:rPr>
+                <w:sz w:val="22"/>
+                <w:szCs w:val="22"/>
+              </w:rPr>
+            </w:pPr>
+            <w:r>
+              <w:rPr>
+                <w:sz w:val="22"/>
+                <w:szCs w:val="22"/>
+              </w:rPr>
+              <w:t>When given the choice to save the changes, inputting anything but ‘y’ and ‘n’ will result in an error</w:t>
+            </w:r>
+          </w:p>
+        </w:tc>
+        <w:tc>
+          <w:tcPr>
+            <w:tcW w:w="2963" w:type="dxa"/>
+            <w:shd w:val="clear" w:color="auto" w:fill="EEECE1" w:themeFill="background2"/>
+          </w:tcPr>
+          <w:p>
+            <w:pPr>
+              <w:rPr>
+                <w:sz w:val="22"/>
+                <w:szCs w:val="22"/>
+              </w:rPr>
+            </w:pPr>
+            <w:r>
+              <w:rPr>
+                <w:sz w:val="22"/>
+                <w:szCs w:val="22"/>
+              </w:rPr>
+              <w:t>The expected result occurred (PASS)</w:t>
+            </w:r>
+          </w:p>
+        </w:tc>
+      </w:tr>
+      <w:tr>
+        <w:tc>
+          <w:tcPr>
+            <w:tcW w:w="2402" w:type="dxa"/>
+            <w:shd w:val="clear" w:color="auto" w:fill="EEECE1" w:themeFill="background2"/>
+          </w:tcPr>
+          <w:p>
+            <w:pPr>
+              <w:jc w:val="center"/>
+            </w:pPr>
+            <w:r>
+              <w:t>3</w:t>
+            </w:r>
+          </w:p>
+        </w:tc>
+        <w:tc>
+          <w:tcPr>
+            <w:tcW w:w="2300" w:type="dxa"/>
+            <w:shd w:val="clear" w:color="auto" w:fill="EEECE1" w:themeFill="background2"/>
+          </w:tcPr>
+          <w:p>
+            <w:pPr>
+              <w:jc w:val="center"/>
+            </w:pPr>
+            <w:r>
+              <w:t>Saving Inventory</w:t>
+            </w:r>
+          </w:p>
+        </w:tc>
+        <w:tc>
+          <w:tcPr>
+            <w:tcW w:w="1576" w:type="dxa"/>
+            <w:shd w:val="clear" w:color="auto" w:fill="EEECE1" w:themeFill="background2"/>
+          </w:tcPr>
+          <w:p>
+            <w:pPr>
+              <w:jc w:val="center"/>
+            </w:pPr>
+            <w:r>
+              <w:t>Extreme</w:t>
+            </w:r>
+          </w:p>
+        </w:tc>
+        <w:tc>
+          <w:tcPr>
+            <w:tcW w:w="2977" w:type="dxa"/>
+            <w:shd w:val="clear" w:color="auto" w:fill="EEECE1" w:themeFill="background2"/>
+          </w:tcPr>
+          <w:p>
+            <w:pPr>
+              <w:rPr>
+                <w:sz w:val="22"/>
+                <w:szCs w:val="22"/>
+              </w:rPr>
+            </w:pPr>
+            <w:r>
+              <w:rPr>
+                <w:sz w:val="22"/>
+                <w:szCs w:val="22"/>
+              </w:rPr>
+              <w:t>Inputting ‘Y’ instead of ‘y’ will not result in an error as I have applied the .lower() function</w:t>
+            </w:r>
+          </w:p>
+        </w:tc>
+        <w:tc>
+          <w:tcPr>
+            <w:tcW w:w="2963" w:type="dxa"/>
+            <w:shd w:val="clear" w:color="auto" w:fill="EEECE1" w:themeFill="background2"/>
+          </w:tcPr>
+          <w:p>
+            <w:pPr>
+              <w:rPr>
+                <w:sz w:val="22"/>
+                <w:szCs w:val="22"/>
+              </w:rPr>
+            </w:pPr>
+            <w:r>
+              <w:rPr>
+                <w:sz w:val="22"/>
+                <w:szCs w:val="22"/>
+              </w:rPr>
+              <w:t>The expected result occurred (PASS)</w:t>
+            </w:r>
+          </w:p>
+        </w:tc>
+      </w:tr>
+    </w:tbl>
+    <w:p>
+      <w:pPr>
+        <w:rPr>
           <w:i/>
           <w:iCs/>
           <w:szCs w:val="24"/>
@@ -3587,6 +4787,20 @@
               </w:rPr>
               <w:t>replaced the code in the repo so the rest wouldn’t have to deal with error fixing.</w:t>
             </w:r>
+            <w:r>
+              <w:rPr>
+                <w:szCs w:val="24"/>
+              </w:rPr>
+              <w:t xml:space="preserve"> </w:t>
+            </w:r>
+            <w:r>
+              <w:rPr>
+                <w:i/>
+                <w:iCs/>
+                <w:szCs w:val="24"/>
+              </w:rPr>
+              <w:t>Written by Daniel Caveney</w:t>
+            </w:r>
           </w:p>
         </w:tc>
       </w:tr>
@@ -3601,6 +4815,100 @@
                 <w:szCs w:val="24"/>
               </w:rPr>
             </w:pPr>
+            <w:r>
+              <w:rPr>
+                <w:szCs w:val="24"/>
+              </w:rPr>
+              <w:t>Task 1</w:t>
+            </w:r>
+          </w:p>
+        </w:tc>
+        <w:tc>
+          <w:tcPr>
+            <w:tcW w:w="2693" w:type="dxa"/>
+          </w:tcPr>
+          <w:p>
+            <w:pPr>
+              <w:rPr>
+                <w:szCs w:val="24"/>
+              </w:rPr>
+            </w:pPr>
+            <w:r>
+              <w:rPr>
+                <w:szCs w:val="24"/>
+              </w:rPr>
+              <w:t>Daniel Caveney</w:t>
+            </w:r>
+          </w:p>
+        </w:tc>
+        <w:tc>
+          <w:tcPr>
+            <w:tcW w:w="5387" w:type="dxa"/>
+          </w:tcPr>
+          <w:p>
+            <w:pPr>
+              <w:rPr>
+                <w:szCs w:val="24"/>
+              </w:rPr>
+            </w:pPr>
+            <w:r>
+              <w:rPr>
+                <w:szCs w:val="24"/>
+              </w:rPr>
+              <w:t xml:space="preserve">Dan made all the code in the task, spending time in making something that wasn’t </w:t>
+            </w:r>
+            <w:r>
+              <w:rPr>
+                <w:szCs w:val="24"/>
+              </w:rPr>
+              <w:t xml:space="preserve">in the brief </w:t>
+            </w:r>
+            <w:r>
+              <w:rPr>
+                <w:szCs w:val="24"/>
+              </w:rPr>
+              <w:t>originally,</w:t>
+            </w:r>
+            <w:r>
+              <w:rPr>
+                <w:szCs w:val="24"/>
+              </w:rPr>
+              <w:t xml:space="preserve"> he scrapped it and used parts of that code to make the adding items to the code, with </w:t>
+            </w:r>
+            <w:r>
+              <w:rPr>
+                <w:szCs w:val="24"/>
+              </w:rPr>
+              <w:t>Dan originally making the code only do item stock, not what was required</w:t>
+            </w:r>
+            <w:r>
+              <w:rPr>
+                <w:szCs w:val="24"/>
+              </w:rPr>
+              <w:t xml:space="preserve">. Once done, Dan performed all the necessary testing to ensure that were no errors and also made sure that there was error validation including in all sections of the code, preventing syntax errors for the user. </w:t>
+            </w:r>
+            <w:r>
+              <w:rPr>
+                <w:i/>
+                <w:iCs/>
+                <w:szCs w:val="24"/>
+              </w:rPr>
+              <w:t>Written by Daniel Caveney</w:t>
+            </w:r>
+          </w:p>
+        </w:tc>
+      </w:tr>
+      <w:tr>
+        <w:tc>
+          <w:tcPr>
+            <w:tcW w:w="1980" w:type="dxa"/>
+          </w:tcPr>
+          <w:p>
+            <w:pPr>
+              <w:rPr>
+                <w:szCs w:val="24"/>
+              </w:rPr>
+            </w:pPr>
           </w:p>
         </w:tc>
         <w:tc>
@@ -3625,6 +4933,162 @@
                 <w:szCs w:val="24"/>
               </w:rPr>
             </w:pPr>
+          </w:p>
+        </w:tc>
+      </w:tr>
+      <w:tr>
+        <w:tc>
+          <w:tcPr>
+            <w:tcW w:w="1980" w:type="dxa"/>
+          </w:tcPr>
+          <w:p>
+            <w:pPr>
+              <w:rPr>
+                <w:szCs w:val="24"/>
+              </w:rPr>
+            </w:pPr>
+          </w:p>
+        </w:tc>
+        <w:tc>
+          <w:tcPr>
+            <w:tcW w:w="2693" w:type="dxa"/>
+          </w:tcPr>
+          <w:p>
+            <w:pPr>
+              <w:rPr>
+                <w:szCs w:val="24"/>
+              </w:rPr>
+            </w:pPr>
+          </w:p>
+        </w:tc>
+        <w:tc>
+          <w:tcPr>
+            <w:tcW w:w="5387" w:type="dxa"/>
+          </w:tcPr>
+          <w:p>
+            <w:pPr>
+              <w:rPr>
+                <w:szCs w:val="24"/>
+              </w:rPr>
+            </w:pPr>
+          </w:p>
+        </w:tc>
+      </w:tr>
+      <w:tr>
+        <w:tc>
+          <w:tcPr>
+            <w:tcW w:w="1980" w:type="dxa"/>
+          </w:tcPr>
+          <w:p>
+            <w:pPr>
+              <w:rPr>
+                <w:szCs w:val="24"/>
+              </w:rPr>
+            </w:pPr>
+            <w:r>
+              <w:rPr>
+                <w:szCs w:val="24"/>
+              </w:rPr>
+              <w:t>Task 4</w:t>
+            </w:r>
+          </w:p>
+        </w:tc>
+        <w:tc>
+          <w:tcPr>
+            <w:tcW w:w="2693" w:type="dxa"/>
+          </w:tcPr>
+          <w:p>
+            <w:pPr>
+              <w:rPr>
+                <w:szCs w:val="24"/>
+              </w:rPr>
+            </w:pPr>
+            <w:r>
+              <w:rPr>
+                <w:szCs w:val="24"/>
+              </w:rPr>
+              <w:t>Daniel Caveney</w:t>
+            </w:r>
+          </w:p>
+        </w:tc>
+        <w:tc>
+          <w:tcPr>
+            <w:tcW w:w="5387" w:type="dxa"/>
+          </w:tcPr>
+          <w:p>
+            <w:pPr>
+              <w:rPr>
+                <w:szCs w:val="24"/>
+              </w:rPr>
+            </w:pPr>
+            <w:r>
+              <w:rPr>
+                <w:szCs w:val="24"/>
+              </w:rPr>
+              <w:t>Dan made all the code for this task</w:t>
+            </w:r>
+            <w:r>
+              <w:rPr>
+                <w:szCs w:val="24"/>
+              </w:rPr>
+              <w:t xml:space="preserve">, </w:t>
+            </w:r>
+            <w:r>
+              <w:rPr>
+                <w:szCs w:val="24"/>
+              </w:rPr>
+              <w:t>utilising</w:t>
+            </w:r>
+            <w:r>
+              <w:rPr>
+                <w:szCs w:val="24"/>
+              </w:rPr>
+              <w:t xml:space="preserve"> parts of code from task 1 and fitting </w:t>
+            </w:r>
+            <w:r>
+              <w:rPr>
+                <w:szCs w:val="24"/>
+              </w:rPr>
+              <w:t>it to th</w:t>
+            </w:r>
+            <w:r>
+              <w:rPr>
+                <w:szCs w:val="24"/>
+              </w:rPr>
+              <w:t xml:space="preserve">is choice of saving all the changes that the user has made to the program, with there also being detailed prints so the user knows that they are about to do and have selected, additionally </w:t>
+            </w:r>
+            <w:r>
+              <w:rPr>
+                <w:szCs w:val="24"/>
+              </w:rPr>
+              <w:t xml:space="preserve">Dan had added the option to choose not to save, as well as </w:t>
+            </w:r>
+            <w:r>
+              <w:rPr>
+                <w:szCs w:val="24"/>
+              </w:rPr>
+              <w:t xml:space="preserve">error validation so that </w:t>
+            </w:r>
+            <w:r>
+              <w:rPr>
+                <w:szCs w:val="24"/>
+              </w:rPr>
+              <w:t>if the user inputs something incorrect then the program just sends them back</w:t>
+            </w:r>
+            <w:r>
+              <w:rPr>
+                <w:szCs w:val="24"/>
+              </w:rPr>
+              <w:t xml:space="preserve"> to the start. </w:t>
+            </w:r>
+            <w:r>
+              <w:rPr>
+                <w:i/>
+                <w:iCs/>
+                <w:szCs w:val="24"/>
+              </w:rPr>
+              <w:t>Written by Daniel Caveney</w:t>
+            </w:r>
           </w:p>
         </w:tc>
       </w:tr>

--- a/CIS1702 Coursework 2 Report.docx
+++ b/CIS1702 Coursework 2 Report.docx
@@ -497,18 +497,8 @@
           <w:color w:val="000000" w:themeColor="text1"/>
           <w:szCs w:val="24"/>
         </w:rPr>
-        <w:t xml:space="preserve">Benjamin McManus (26611830), Daniel Caveny (26488426), </w:t>
-      </w:r>
-    </w:p>
-    <w:p>
-      <w:pPr>
-        <w:jc w:val="center"/>
-        <w:rPr>
-          <w:rFonts w:ascii="Georgia" w:hAnsi="Georgia"/>
-          <w:color w:val="000000" w:themeColor="text1"/>
-          <w:szCs w:val="24"/>
-        </w:rPr>
-      </w:pPr>
+        <w:t>Benjamin McManus (26611830), Daniel Caven</w:t>
+      </w:r>
       <w:r>
         <w:rPr>
           <w:rFonts w:ascii="Georgia" w:hAnsi="Georgia"/>
@@ -517,34 +507,7 @@
           <w:color w:val="000000" w:themeColor="text1"/>
           <w:szCs w:val="24"/>
         </w:rPr>
-        <w:t>Mia Watabe (26511738) &amp; Robert Littler (26766078)</w:t>
-      </w:r>
-    </w:p>
-    <w:p>
-      <w:pPr>
-        <w:jc w:val="center"/>
-        <w:rPr>
-          <w:rFonts w:ascii="Georgia" w:hAnsi="Georgia"/>
-          <w:color w:val="000000" w:themeColor="text1"/>
-        </w:rPr>
-      </w:pPr>
-    </w:p>
-    <w:p>
-      <w:pPr>
-        <w:jc w:val="center"/>
-        <w:rPr>
-          <w:rFonts w:ascii="Georgia" w:hAnsi="Georgia"/>
-          <w:color w:val="000000" w:themeColor="text1"/>
-        </w:rPr>
-      </w:pPr>
-      <w:r>
-        <w:rPr>
-          <w:rFonts w:ascii="Georgia" w:hAnsi="Georgia"/>
-          <w:b/>
-          <w:bCs w:val="0"/>
-          <w:color w:val="000000" w:themeColor="text1"/>
-        </w:rPr>
-        <w:t>Team 15</w:t>
+        <w:t>e</w:t>
       </w:r>
       <w:r>
         <w:rPr>
@@ -554,15 +517,64 @@
           <w:color w:val="000000" w:themeColor="text1"/>
           <w:szCs w:val="24"/>
         </w:rPr>
-        <w:t>:</w:t>
-      </w:r>
-      <w:r>
+        <w:t xml:space="preserve">y (26488426), </w:t>
+      </w:r>
+    </w:p>
+    <w:p>
+      <w:pPr>
+        <w:jc w:val="center"/>
         <w:rPr>
           <w:rFonts w:ascii="Georgia" w:hAnsi="Georgia"/>
           <w:color w:val="000000" w:themeColor="text1"/>
           <w:szCs w:val="24"/>
         </w:rPr>
-        <w:t xml:space="preserve"> </w:t>
+      </w:pPr>
+      <w:r>
+        <w:rPr>
+          <w:rFonts w:ascii="Georgia" w:hAnsi="Georgia"/>
+          <w:b/>
+          <w:bCs w:val="0"/>
+          <w:color w:val="000000" w:themeColor="text1"/>
+          <w:szCs w:val="24"/>
+        </w:rPr>
+        <w:t>Mia Watabe (26511738) &amp; Robert Littler (26766078)</w:t>
+      </w:r>
+    </w:p>
+    <w:p>
+      <w:pPr>
+        <w:jc w:val="center"/>
+        <w:rPr>
+          <w:rFonts w:ascii="Georgia" w:hAnsi="Georgia"/>
+          <w:color w:val="000000" w:themeColor="text1"/>
+        </w:rPr>
+      </w:pPr>
+    </w:p>
+    <w:p>
+      <w:pPr>
+        <w:jc w:val="center"/>
+        <w:rPr>
+          <w:rFonts w:ascii="Georgia" w:hAnsi="Georgia"/>
+          <w:color w:val="000000" w:themeColor="text1"/>
+        </w:rPr>
+      </w:pPr>
+      <w:r>
+        <w:rPr>
+          <w:rFonts w:ascii="Georgia" w:hAnsi="Georgia"/>
+          <w:b/>
+          <w:bCs w:val="0"/>
+          <w:color w:val="000000" w:themeColor="text1"/>
+        </w:rPr>
+        <w:t>Team 15</w:t>
+      </w:r>
+      <w:r>
+        <w:rPr>
+          <w:rFonts w:ascii="Georgia" w:hAnsi="Georgia"/>
+          <w:b/>
+          <w:bCs w:val="0"/>
+          <w:color w:val="000000" w:themeColor="text1"/>
+          <w:szCs w:val="24"/>
+        </w:rPr>
+        <w:t>:</w:t>
       </w:r>
       <w:r>
         <w:rPr>
@@ -570,18 +582,16 @@
           <w:color w:val="000000" w:themeColor="text1"/>
           <w:szCs w:val="24"/>
         </w:rPr>
-        <w:t xml:space="preserve">500 </w:t>
-      </w:r>
-      <w:proofErr w:type="spellStart"/>
+        <w:t xml:space="preserve"> </w:t>
+      </w:r>
       <w:r>
         <w:rPr>
           <w:rFonts w:ascii="Georgia" w:hAnsi="Georgia"/>
           <w:color w:val="000000" w:themeColor="text1"/>
           <w:szCs w:val="24"/>
         </w:rPr>
-        <w:t>githubs</w:t>
-      </w:r>
-      <w:proofErr w:type="spellEnd"/>
+        <w:t>500 githubs</w:t>
+      </w:r>
     </w:p>
     <w:p>
       <w:pPr>
@@ -1776,9 +1786,9 @@
           <w:noProof/>
         </w:rPr>
         <w:drawing>
-          <wp:inline distT="0" distB="0" distL="0" distR="0" wp14:anchorId="2AB98889" wp14:editId="665E1421">
-            <wp:extent cx="1938219" cy="3919993"/>
-            <wp:effectExtent l="0" t="0" r="5080" b="4445"/>
+          <wp:inline distT="0" distB="0" distL="0" distR="0" wp14:anchorId="2AB98889" wp14:editId="41EEDFEB">
+            <wp:extent cx="2162755" cy="4374111"/>
+            <wp:effectExtent l="0" t="0" r="9525" b="7620"/>
             <wp:docPr id="1703096958" name="Picture 1" descr="A diagram of a flowchart&#10;&#10;AI-generated content may be incorrect."/>
             <wp:cNvGraphicFramePr>
               <a:graphicFrameLocks xmlns:a="http://schemas.openxmlformats.org/drawingml/2006/main" noChangeAspect="1"/>
@@ -1799,7 +1809,7 @@
                   <pic:spPr>
                     <a:xfrm>
                       <a:off x="0" y="0"/>
-                      <a:ext cx="1949494" cy="3942797"/>
+                      <a:ext cx="2179159" cy="4407288"/>
                     </a:xfrm>
                     <a:prstGeom prst="rect">
                       <a:avLst/>
@@ -1900,11 +1910,11 @@
     </w:p>
     <w:p>
       <w:r>
-        <w:t xml:space="preserve">So, I need to make sure that I allow the user to add a new product to the Json file and I know that I can perform this with allowing the user to input in all five components of the dictionary that contains the product item, that being the stock, cost, product code, quantity per item and sold, then once the user has inputted all the information correctly, the program will have the ‘new_product’ variable = a dictionary with all the contents, where then I compile the data and give the option to </w:t>
+        <w:t xml:space="preserve">So, I need to make sure that I allow the user to add a new product to the Json file and I know that I can perform this with allowing the user to input in all five components of the dictionary that contains the product item, that being the stock, cost, product code, quantity per item and sold, then once the user has inputted all </w:t>
       </w:r>
       <w:r>
         <w:lastRenderedPageBreak/>
-        <w:t xml:space="preserve">save the data with </w:t>
+        <w:t xml:space="preserve">the information correctly, the program will have the ‘new_product’ variable = a dictionary with all the contents, where then I compile the data and give the option to save the data with </w:t>
       </w:r>
       <w:r>
         <w:t>garage_item_quantity[product</w:t>
@@ -2007,15 +2017,7 @@
     </w:p>
     <w:p>
       <w:r>
-        <w:t xml:space="preserve">new dictionary for </w:t>
-      </w:r>
-      <w:proofErr w:type="spellStart"/>
-      <w:r>
-        <w:t>Inventory.Json</w:t>
-      </w:r>
-      <w:proofErr w:type="spellEnd"/>
-      <w:r>
-        <w:t>:</w:t>
+        <w:t>new dictionary for Inventory.Json:</w:t>
       </w:r>
     </w:p>
     <w:p>
@@ -2035,44 +2037,12 @@
     </w:p>
     <w:p>
       <w:r>
-        <w:t xml:space="preserve">        "</w:t>
-      </w:r>
-      <w:proofErr w:type="spellStart"/>
-      <w:r>
-        <w:t>product_code</w:t>
-      </w:r>
-      <w:proofErr w:type="spellEnd"/>
-      <w:r>
-        <w:t xml:space="preserve">": </w:t>
-      </w:r>
-      <w:proofErr w:type="spellStart"/>
-      <w:r>
-        <w:t>product_code</w:t>
-      </w:r>
-      <w:proofErr w:type="spellEnd"/>
-      <w:r>
-        <w:t>,</w:t>
+        <w:t xml:space="preserve">        "product_code": product_code,</w:t>
       </w:r>
     </w:p>
     <w:p>
       <w:r>
-        <w:t xml:space="preserve">        "</w:t>
-      </w:r>
-      <w:proofErr w:type="spellStart"/>
-      <w:r>
-        <w:t>quantity_per_unit</w:t>
-      </w:r>
-      <w:proofErr w:type="spellEnd"/>
-      <w:r>
-        <w:t xml:space="preserve">": </w:t>
-      </w:r>
-      <w:proofErr w:type="spellStart"/>
-      <w:r>
-        <w:t>quantity_per_unit</w:t>
-      </w:r>
-      <w:proofErr w:type="spellEnd"/>
-      <w:r>
-        <w:t>,</w:t>
+        <w:t xml:space="preserve">        "quantity_per_unit": quantity_per_unit,</w:t>
       </w:r>
     </w:p>
     <w:p>
@@ -2131,6 +2101,11 @@
       <w:r>
         <w:t>print(change not saved)</w:t>
       </w:r>
+    </w:p>
+    <w:p>
+      <w:pPr>
+        <w:ind w:firstLine="720"/>
+      </w:pPr>
     </w:p>
     <w:p>
       <w:pPr>
@@ -2611,19 +2586,11 @@
           <w:szCs w:val="24"/>
         </w:rPr>
       </w:pPr>
-      <w:proofErr w:type="spellStart"/>
       <w:r>
         <w:rPr>
           <w:szCs w:val="24"/>
         </w:rPr>
-        <w:t>elif</w:t>
-      </w:r>
-      <w:proofErr w:type="spellEnd"/>
-      <w:r>
-        <w:rPr>
-          <w:szCs w:val="24"/>
-        </w:rPr>
-        <w:t xml:space="preserve"> choice == 9:                       </w:t>
+        <w:t xml:space="preserve">elif choice == 9:                       </w:t>
       </w:r>
     </w:p>
     <w:p>
@@ -2900,15 +2867,7 @@
         <w:t>___</w:t>
       </w:r>
       <w:r>
-        <w:t>.</w:t>
-      </w:r>
-      <w:proofErr w:type="spellStart"/>
-      <w:r>
-        <w:t>isdigit</w:t>
-      </w:r>
-      <w:proofErr w:type="spellEnd"/>
-      <w:r>
-        <w:t>():</w:t>
+        <w:t>.isdigit():</w:t>
       </w:r>
       <w:r>
         <w:t>’</w:t>
@@ -2940,13 +2899,8 @@
       <w:r>
         <w:t xml:space="preserve">new product will now be </w:t>
       </w:r>
-      <w:proofErr w:type="spellStart"/>
-      <w:r>
-        <w:t>apart</w:t>
-      </w:r>
-      <w:proofErr w:type="spellEnd"/>
-      <w:r>
-        <w:t xml:space="preserve"> of the inventory/ data.json.</w:t>
+      <w:r>
+        <w:t>apart of the inventory/ data.json.</w:t>
       </w:r>
     </w:p>
     <w:p/>
@@ -2961,15 +2915,7 @@
         <w:t xml:space="preserve">user continues to make changes, the system should be able to </w:t>
       </w:r>
       <w:r>
-        <w:t>keep memory of the changes and when the choice of saving occurs (</w:t>
-      </w:r>
-      <w:proofErr w:type="spellStart"/>
-      <w:r>
-        <w:t>elif</w:t>
-      </w:r>
-      <w:proofErr w:type="spellEnd"/>
-      <w:r>
-        <w:t xml:space="preserve"> choice == </w:t>
+        <w:t xml:space="preserve">keep memory of the changes and when the choice of saving occurs (elif choice == </w:t>
       </w:r>
       <w:r>
         <w:t>4</w:t>
@@ -3264,7 +3210,13 @@
         <w:t xml:space="preserve"> Overall, this small but meaningful choice is useful for the program and makes it much more </w:t>
       </w:r>
       <w:r>
-        <w:t>professional.</w:t>
+        <w:t>professional</w:t>
+      </w:r>
+      <w:r>
+        <w:t>, also no testing was required for the exit option, other tha</w:t>
+      </w:r>
+      <w:r>
+        <w:t>n it actually worked, which it did, so there isn’t anything else to test for this choice.</w:t>
       </w:r>
       <w:r>
         <w:br w:type="page"/>
@@ -4192,12 +4144,39 @@
           <w:shd w:val="clear" w:color="auto" w:fill="FFFFFF"/>
         </w:rPr>
       </w:pPr>
-      <w:r>
+    </w:p>
+    <w:p>
+      <w:pPr>
         <w:rPr>
           <w:rFonts w:cs="Arial"/>
           <w:szCs w:val="24"/>
           <w:shd w:val="clear" w:color="auto" w:fill="FFFFFF"/>
         </w:rPr>
+      </w:pPr>
+      <w:r>
+        <w:rPr>
+          <w:rFonts w:cs="Arial"/>
+          <w:szCs w:val="24"/>
+          <w:shd w:val="clear" w:color="auto" w:fill="FFFFFF"/>
+        </w:rPr>
+        <w:br w:type="page"/>
+      </w:r>
+    </w:p>
+    <w:p>
+      <w:pPr>
+        <w:rPr>
+          <w:rFonts w:cs="Arial"/>
+          <w:szCs w:val="24"/>
+          <w:shd w:val="clear" w:color="auto" w:fill="FFFFFF"/>
+        </w:rPr>
+      </w:pPr>
+      <w:r>
+        <w:rPr>
+          <w:rFonts w:cs="Arial"/>
+          <w:szCs w:val="24"/>
+          <w:shd w:val="clear" w:color="auto" w:fill="FFFFFF"/>
+        </w:rPr>
+        <w:lastRenderedPageBreak/>
         <w:t>Test table for ‘</w:t>
       </w:r>
       <w:r>
@@ -4532,6 +4511,220 @@
                 <w:szCs w:val="22"/>
               </w:rPr>
               <w:t>The expected result occurred (PASS)</w:t>
+            </w:r>
+          </w:p>
+        </w:tc>
+      </w:tr>
+    </w:tbl>
+    <w:p>
+      <w:pPr>
+        <w:rPr>
+          <w:rFonts w:cs="Arial"/>
+          <w:szCs w:val="24"/>
+          <w:shd w:val="clear" w:color="auto" w:fill="FFFFFF"/>
+        </w:rPr>
+      </w:pPr>
+    </w:p>
+    <w:p>
+      <w:pPr>
+        <w:rPr>
+          <w:rFonts w:cs="Arial"/>
+          <w:szCs w:val="24"/>
+          <w:shd w:val="clear" w:color="auto" w:fill="FFFFFF"/>
+        </w:rPr>
+      </w:pPr>
+    </w:p>
+    <w:p>
+      <w:pPr>
+        <w:rPr>
+          <w:rFonts w:cs="Arial"/>
+          <w:szCs w:val="24"/>
+          <w:shd w:val="clear" w:color="auto" w:fill="FFFFFF"/>
+        </w:rPr>
+      </w:pPr>
+    </w:p>
+    <w:p>
+      <w:pPr>
+        <w:rPr>
+          <w:rFonts w:cs="Arial"/>
+          <w:szCs w:val="24"/>
+          <w:shd w:val="clear" w:color="auto" w:fill="FFFFFF"/>
+        </w:rPr>
+      </w:pPr>
+    </w:p>
+    <w:p>
+      <w:pPr>
+        <w:rPr>
+          <w:rFonts w:cs="Arial"/>
+          <w:szCs w:val="24"/>
+          <w:shd w:val="clear" w:color="auto" w:fill="FFFFFF"/>
+        </w:rPr>
+      </w:pPr>
+      <w:r>
+        <w:rPr>
+          <w:rFonts w:cs="Arial"/>
+          <w:szCs w:val="24"/>
+          <w:shd w:val="clear" w:color="auto" w:fill="FFFFFF"/>
+        </w:rPr>
+        <w:t>Test table for ‘</w:t>
+      </w:r>
+      <w:r>
+        <w:rPr>
+          <w:rFonts w:cs="Arial"/>
+          <w:szCs w:val="24"/>
+          <w:shd w:val="clear" w:color="auto" w:fill="FFFFFF"/>
+        </w:rPr>
+        <w:t>Eli</w:t>
+      </w:r>
+      <w:r>
+        <w:rPr>
+          <w:rFonts w:cs="Arial"/>
+          <w:szCs w:val="24"/>
+          <w:shd w:val="clear" w:color="auto" w:fill="FFFFFF"/>
+        </w:rPr>
+        <w:t xml:space="preserve">f choice == </w:t>
+      </w:r>
+      <w:r>
+        <w:rPr>
+          <w:rFonts w:cs="Arial"/>
+          <w:szCs w:val="24"/>
+          <w:shd w:val="clear" w:color="auto" w:fill="FFFFFF"/>
+        </w:rPr>
+        <w:t>9</w:t>
+      </w:r>
+      <w:r>
+        <w:rPr>
+          <w:rFonts w:cs="Arial"/>
+          <w:szCs w:val="24"/>
+          <w:shd w:val="clear" w:color="auto" w:fill="FFFFFF"/>
+        </w:rPr>
+        <w:t>’, Made by Daniel Caveney</w:t>
+      </w:r>
+    </w:p>
+    <w:tbl>
+      <w:tblPr>
+        <w:tblStyle w:val="TableGrid"/>
+        <w:tblW w:w="12218" w:type="dxa"/>
+        <w:tblInd w:w="-1605" w:type="dxa"/>
+        <w:tblLook w:val="04A0" w:firstRow="1" w:lastRow="0" w:firstColumn="1" w:lastColumn="0" w:noHBand="0" w:noVBand="1"/>
+      </w:tblPr>
+      <w:tblGrid>
+        <w:gridCol w:w="2402"/>
+        <w:gridCol w:w="2300"/>
+        <w:gridCol w:w="1576"/>
+        <w:gridCol w:w="2977"/>
+        <w:gridCol w:w="2963"/>
+      </w:tblGrid>
+      <w:tr>
+        <w:tc>
+          <w:tcPr>
+            <w:tcW w:w="2402" w:type="dxa"/>
+            <w:shd w:val="clear" w:color="auto" w:fill="EEECE1" w:themeFill="background2"/>
+          </w:tcPr>
+          <w:p>
+            <w:pPr>
+              <w:jc w:val="center"/>
+            </w:pPr>
+            <w:r>
+              <w:t>1</w:t>
+            </w:r>
+          </w:p>
+        </w:tc>
+        <w:tc>
+          <w:tcPr>
+            <w:tcW w:w="2300" w:type="dxa"/>
+            <w:shd w:val="clear" w:color="auto" w:fill="EEECE1" w:themeFill="background2"/>
+          </w:tcPr>
+          <w:p>
+            <w:pPr>
+              <w:jc w:val="center"/>
+            </w:pPr>
+            <w:r>
+              <w:t>Exiting the program</w:t>
+            </w:r>
+          </w:p>
+        </w:tc>
+        <w:tc>
+          <w:tcPr>
+            <w:tcW w:w="1576" w:type="dxa"/>
+            <w:shd w:val="clear" w:color="auto" w:fill="EEECE1" w:themeFill="background2"/>
+          </w:tcPr>
+          <w:p>
+            <w:pPr>
+              <w:jc w:val="center"/>
+            </w:pPr>
+            <w:r>
+              <w:t>Normal</w:t>
+            </w:r>
+          </w:p>
+        </w:tc>
+        <w:tc>
+          <w:tcPr>
+            <w:tcW w:w="2977" w:type="dxa"/>
+            <w:shd w:val="clear" w:color="auto" w:fill="EEECE1" w:themeFill="background2"/>
+          </w:tcPr>
+          <w:p>
+            <w:pPr>
+              <w:rPr>
+                <w:sz w:val="22"/>
+                <w:szCs w:val="22"/>
+              </w:rPr>
+            </w:pPr>
+            <w:r>
+              <w:rPr>
+                <w:sz w:val="22"/>
+                <w:szCs w:val="22"/>
+              </w:rPr>
+              <w:t xml:space="preserve">When the user has chosen </w:t>
+            </w:r>
+            <w:r>
+              <w:rPr>
+                <w:sz w:val="22"/>
+                <w:szCs w:val="22"/>
+              </w:rPr>
+              <w:t>choice 9, they will be given two prints and then the program will end</w:t>
+            </w:r>
+            <w:r>
+              <w:rPr>
+                <w:sz w:val="22"/>
+                <w:szCs w:val="22"/>
+              </w:rPr>
+              <w:t>.</w:t>
+            </w:r>
+          </w:p>
+        </w:tc>
+        <w:tc>
+          <w:tcPr>
+            <w:tcW w:w="2963" w:type="dxa"/>
+            <w:shd w:val="clear" w:color="auto" w:fill="EEECE1" w:themeFill="background2"/>
+          </w:tcPr>
+          <w:p>
+            <w:pPr>
+              <w:rPr>
+                <w:sz w:val="22"/>
+                <w:szCs w:val="22"/>
+              </w:rPr>
+            </w:pPr>
+            <w:r>
+              <w:rPr>
+                <w:sz w:val="22"/>
+                <w:szCs w:val="22"/>
+              </w:rPr>
+              <w:t>The</w:t>
+            </w:r>
+            <w:r>
+              <w:rPr>
+                <w:sz w:val="22"/>
+                <w:szCs w:val="22"/>
+              </w:rPr>
+              <w:t xml:space="preserve"> expected result occurred</w:t>
+            </w:r>
+            <w:r>
+              <w:rPr>
+                <w:sz w:val="22"/>
+                <w:szCs w:val="22"/>
+              </w:rPr>
+              <w:t xml:space="preserve"> (PASS)</w:t>
             </w:r>
           </w:p>
         </w:tc>
@@ -11567,6 +11760,7 @@
   <w:style w:type="character" w:default="1" w:styleId="DefaultParagraphFont">
     <w:name w:val="Default Paragraph Font"/>
     <w:uiPriority w:val="1"/>
+    <w:semiHidden/>
     <w:unhideWhenUsed/>
   </w:style>
   <w:style w:type="table" w:default="1" w:styleId="TableNormal">

--- a/CIS1702 Coursework 2 Report.docx
+++ b/CIS1702 Coursework 2 Report.docx
@@ -590,8 +590,18 @@
           <w:color w:val="000000" w:themeColor="text1"/>
           <w:szCs w:val="24"/>
         </w:rPr>
-        <w:t>500 githubs</w:t>
-      </w:r>
+        <w:t xml:space="preserve">500 </w:t>
+      </w:r>
+      <w:proofErr w:type="spellStart"/>
+      <w:r>
+        <w:rPr>
+          <w:rFonts w:ascii="Georgia" w:hAnsi="Georgia"/>
+          <w:color w:val="000000" w:themeColor="text1"/>
+          <w:szCs w:val="24"/>
+        </w:rPr>
+        <w:t>githubs</w:t>
+      </w:r>
+      <w:proofErr w:type="spellEnd"/>
     </w:p>
     <w:p>
       <w:pPr>
@@ -714,7 +724,7 @@
             </w:rPr>
             <w:fldChar w:fldCharType="separate"/>
           </w:r>
-          <w:hyperlink w:anchor="_Toc215580517" w:history="1">
+          <w:hyperlink w:anchor="_Toc216788098" w:history="1">
             <w:r>
               <w:rPr>
                 <w:rStyle w:val="Hyperlink"/>
@@ -764,7 +774,7 @@
                 <w:noProof/>
                 <w:webHidden/>
               </w:rPr>
-              <w:instrText xml:space="preserve"> PAGEREF _Toc215580517 \h </w:instrText>
+              <w:instrText xml:space="preserve"> PAGEREF _Toc216788098 \h </w:instrText>
             </w:r>
             <w:r>
               <w:rPr>
@@ -814,7 +824,7 @@
               <w14:ligatures w14:val="standardContextual"/>
             </w:rPr>
           </w:pPr>
-          <w:hyperlink w:anchor="_Toc215580518" w:history="1">
+          <w:hyperlink w:anchor="_Toc216788099" w:history="1">
             <w:r>
               <w:rPr>
                 <w:rStyle w:val="Hyperlink"/>
@@ -864,7 +874,7 @@
                 <w:noProof/>
                 <w:webHidden/>
               </w:rPr>
-              <w:instrText xml:space="preserve"> PAGEREF _Toc215580518 \h </w:instrText>
+              <w:instrText xml:space="preserve"> PAGEREF _Toc216788099 \h </w:instrText>
             </w:r>
             <w:r>
               <w:rPr>
@@ -885,6 +895,991 @@
                 <w:webHidden/>
               </w:rPr>
               <w:t>2</w:t>
+            </w:r>
+            <w:r>
+              <w:rPr>
+                <w:noProof/>
+                <w:webHidden/>
+              </w:rPr>
+              <w:fldChar w:fldCharType="end"/>
+            </w:r>
+          </w:hyperlink>
+        </w:p>
+        <w:p>
+          <w:pPr>
+            <w:pStyle w:val="TOC2"/>
+            <w:tabs>
+              <w:tab w:val="left" w:pos="960"/>
+              <w:tab w:val="right" w:leader="dot" w:pos="9016"/>
+            </w:tabs>
+            <w:rPr>
+              <w:rFonts w:eastAsiaTheme="minorEastAsia" w:cstheme="minorBidi"/>
+              <w:i w:val="0"/>
+              <w:iCs w:val="0"/>
+              <w:noProof/>
+              <w:kern w:val="2"/>
+              <w:sz w:val="24"/>
+              <w:szCs w:val="24"/>
+              <w:lang w:eastAsia="en-GB"/>
+              <w14:ligatures w14:val="standardContextual"/>
+            </w:rPr>
+          </w:pPr>
+          <w:hyperlink w:anchor="_Toc216788100" w:history="1">
+            <w:r>
+              <w:rPr>
+                <w:rStyle w:val="Hyperlink"/>
+                <w:noProof/>
+              </w:rPr>
+              <w:t>2.1</w:t>
+            </w:r>
+            <w:r>
+              <w:rPr>
+                <w:rFonts w:eastAsiaTheme="minorEastAsia" w:cstheme="minorBidi"/>
+                <w:i w:val="0"/>
+                <w:iCs w:val="0"/>
+                <w:noProof/>
+                <w:kern w:val="2"/>
+                <w:sz w:val="24"/>
+                <w:szCs w:val="24"/>
+                <w:lang w:eastAsia="en-GB"/>
+                <w14:ligatures w14:val="standardContextual"/>
+              </w:rPr>
+              <w:tab/>
+            </w:r>
+            <w:r>
+              <w:rPr>
+                <w:rStyle w:val="Hyperlink"/>
+                <w:noProof/>
+                <w:shd w:val="clear" w:color="auto" w:fill="FFFFFF"/>
+              </w:rPr>
+              <w:t>Introductory code to the inventory</w:t>
+            </w:r>
+            <w:r>
+              <w:rPr>
+                <w:noProof/>
+                <w:webHidden/>
+              </w:rPr>
+              <w:tab/>
+            </w:r>
+            <w:r>
+              <w:rPr>
+                <w:noProof/>
+                <w:webHidden/>
+              </w:rPr>
+              <w:fldChar w:fldCharType="begin"/>
+            </w:r>
+            <w:r>
+              <w:rPr>
+                <w:noProof/>
+                <w:webHidden/>
+              </w:rPr>
+              <w:instrText xml:space="preserve"> PAGEREF _Toc216788100 \h </w:instrText>
+            </w:r>
+            <w:r>
+              <w:rPr>
+                <w:noProof/>
+                <w:webHidden/>
+              </w:rPr>
+            </w:r>
+            <w:r>
+              <w:rPr>
+                <w:noProof/>
+                <w:webHidden/>
+              </w:rPr>
+              <w:fldChar w:fldCharType="separate"/>
+            </w:r>
+            <w:r>
+              <w:rPr>
+                <w:noProof/>
+                <w:webHidden/>
+              </w:rPr>
+              <w:t>2</w:t>
+            </w:r>
+            <w:r>
+              <w:rPr>
+                <w:noProof/>
+                <w:webHidden/>
+              </w:rPr>
+              <w:fldChar w:fldCharType="end"/>
+            </w:r>
+          </w:hyperlink>
+        </w:p>
+        <w:p>
+          <w:pPr>
+            <w:pStyle w:val="TOC2"/>
+            <w:tabs>
+              <w:tab w:val="left" w:pos="960"/>
+              <w:tab w:val="right" w:leader="dot" w:pos="9016"/>
+            </w:tabs>
+            <w:rPr>
+              <w:rFonts w:eastAsiaTheme="minorEastAsia" w:cstheme="minorBidi"/>
+              <w:i w:val="0"/>
+              <w:iCs w:val="0"/>
+              <w:noProof/>
+              <w:kern w:val="2"/>
+              <w:sz w:val="24"/>
+              <w:szCs w:val="24"/>
+              <w:lang w:eastAsia="en-GB"/>
+              <w14:ligatures w14:val="standardContextual"/>
+            </w:rPr>
+          </w:pPr>
+          <w:hyperlink w:anchor="_Toc216788101" w:history="1">
+            <w:r>
+              <w:rPr>
+                <w:rStyle w:val="Hyperlink"/>
+                <w:noProof/>
+              </w:rPr>
+              <w:t>2.2</w:t>
+            </w:r>
+            <w:r>
+              <w:rPr>
+                <w:rFonts w:eastAsiaTheme="minorEastAsia" w:cstheme="minorBidi"/>
+                <w:i w:val="0"/>
+                <w:iCs w:val="0"/>
+                <w:noProof/>
+                <w:kern w:val="2"/>
+                <w:sz w:val="24"/>
+                <w:szCs w:val="24"/>
+                <w:lang w:eastAsia="en-GB"/>
+                <w14:ligatures w14:val="standardContextual"/>
+              </w:rPr>
+              <w:tab/>
+            </w:r>
+            <w:r>
+              <w:rPr>
+                <w:rStyle w:val="Hyperlink"/>
+                <w:noProof/>
+                <w:shd w:val="clear" w:color="auto" w:fill="FFFFFF"/>
+              </w:rPr>
+              <w:t>Task 1: Adding new items to the inventory</w:t>
+            </w:r>
+            <w:r>
+              <w:rPr>
+                <w:noProof/>
+                <w:webHidden/>
+              </w:rPr>
+              <w:tab/>
+            </w:r>
+            <w:r>
+              <w:rPr>
+                <w:noProof/>
+                <w:webHidden/>
+              </w:rPr>
+              <w:fldChar w:fldCharType="begin"/>
+            </w:r>
+            <w:r>
+              <w:rPr>
+                <w:noProof/>
+                <w:webHidden/>
+              </w:rPr>
+              <w:instrText xml:space="preserve"> PAGEREF _Toc216788101 \h </w:instrText>
+            </w:r>
+            <w:r>
+              <w:rPr>
+                <w:noProof/>
+                <w:webHidden/>
+              </w:rPr>
+            </w:r>
+            <w:r>
+              <w:rPr>
+                <w:noProof/>
+                <w:webHidden/>
+              </w:rPr>
+              <w:fldChar w:fldCharType="separate"/>
+            </w:r>
+            <w:r>
+              <w:rPr>
+                <w:noProof/>
+                <w:webHidden/>
+              </w:rPr>
+              <w:t>2</w:t>
+            </w:r>
+            <w:r>
+              <w:rPr>
+                <w:noProof/>
+                <w:webHidden/>
+              </w:rPr>
+              <w:fldChar w:fldCharType="end"/>
+            </w:r>
+          </w:hyperlink>
+        </w:p>
+        <w:p>
+          <w:pPr>
+            <w:pStyle w:val="TOC2"/>
+            <w:tabs>
+              <w:tab w:val="left" w:pos="960"/>
+              <w:tab w:val="right" w:leader="dot" w:pos="9016"/>
+            </w:tabs>
+            <w:rPr>
+              <w:rFonts w:eastAsiaTheme="minorEastAsia" w:cstheme="minorBidi"/>
+              <w:i w:val="0"/>
+              <w:iCs w:val="0"/>
+              <w:noProof/>
+              <w:kern w:val="2"/>
+              <w:sz w:val="24"/>
+              <w:szCs w:val="24"/>
+              <w:lang w:eastAsia="en-GB"/>
+              <w14:ligatures w14:val="standardContextual"/>
+            </w:rPr>
+          </w:pPr>
+          <w:hyperlink w:anchor="_Toc216788102" w:history="1">
+            <w:r>
+              <w:rPr>
+                <w:rStyle w:val="Hyperlink"/>
+                <w:noProof/>
+              </w:rPr>
+              <w:t>2.3</w:t>
+            </w:r>
+            <w:r>
+              <w:rPr>
+                <w:rFonts w:eastAsiaTheme="minorEastAsia" w:cstheme="minorBidi"/>
+                <w:i w:val="0"/>
+                <w:iCs w:val="0"/>
+                <w:noProof/>
+                <w:kern w:val="2"/>
+                <w:sz w:val="24"/>
+                <w:szCs w:val="24"/>
+                <w:lang w:eastAsia="en-GB"/>
+                <w14:ligatures w14:val="standardContextual"/>
+              </w:rPr>
+              <w:tab/>
+            </w:r>
+            <w:r>
+              <w:rPr>
+                <w:rStyle w:val="Hyperlink"/>
+                <w:noProof/>
+                <w:shd w:val="clear" w:color="auto" w:fill="FFFFFF"/>
+              </w:rPr>
+              <w:t>Task 2:</w:t>
+            </w:r>
+            <w:r>
+              <w:rPr>
+                <w:noProof/>
+                <w:webHidden/>
+              </w:rPr>
+              <w:tab/>
+            </w:r>
+            <w:r>
+              <w:rPr>
+                <w:noProof/>
+                <w:webHidden/>
+              </w:rPr>
+              <w:fldChar w:fldCharType="begin"/>
+            </w:r>
+            <w:r>
+              <w:rPr>
+                <w:noProof/>
+                <w:webHidden/>
+              </w:rPr>
+              <w:instrText xml:space="preserve"> PAGEREF _Toc216788102 \h </w:instrText>
+            </w:r>
+            <w:r>
+              <w:rPr>
+                <w:noProof/>
+                <w:webHidden/>
+              </w:rPr>
+            </w:r>
+            <w:r>
+              <w:rPr>
+                <w:noProof/>
+                <w:webHidden/>
+              </w:rPr>
+              <w:fldChar w:fldCharType="separate"/>
+            </w:r>
+            <w:r>
+              <w:rPr>
+                <w:noProof/>
+                <w:webHidden/>
+              </w:rPr>
+              <w:t>4</w:t>
+            </w:r>
+            <w:r>
+              <w:rPr>
+                <w:noProof/>
+                <w:webHidden/>
+              </w:rPr>
+              <w:fldChar w:fldCharType="end"/>
+            </w:r>
+          </w:hyperlink>
+        </w:p>
+        <w:p>
+          <w:pPr>
+            <w:pStyle w:val="TOC2"/>
+            <w:tabs>
+              <w:tab w:val="left" w:pos="960"/>
+              <w:tab w:val="right" w:leader="dot" w:pos="9016"/>
+            </w:tabs>
+            <w:rPr>
+              <w:rFonts w:eastAsiaTheme="minorEastAsia" w:cstheme="minorBidi"/>
+              <w:i w:val="0"/>
+              <w:iCs w:val="0"/>
+              <w:noProof/>
+              <w:kern w:val="2"/>
+              <w:sz w:val="24"/>
+              <w:szCs w:val="24"/>
+              <w:lang w:eastAsia="en-GB"/>
+              <w14:ligatures w14:val="standardContextual"/>
+            </w:rPr>
+          </w:pPr>
+          <w:hyperlink w:anchor="_Toc216788103" w:history="1">
+            <w:r>
+              <w:rPr>
+                <w:rStyle w:val="Hyperlink"/>
+                <w:noProof/>
+              </w:rPr>
+              <w:t>2.4</w:t>
+            </w:r>
+            <w:r>
+              <w:rPr>
+                <w:rFonts w:eastAsiaTheme="minorEastAsia" w:cstheme="minorBidi"/>
+                <w:i w:val="0"/>
+                <w:iCs w:val="0"/>
+                <w:noProof/>
+                <w:kern w:val="2"/>
+                <w:sz w:val="24"/>
+                <w:szCs w:val="24"/>
+                <w:lang w:eastAsia="en-GB"/>
+                <w14:ligatures w14:val="standardContextual"/>
+              </w:rPr>
+              <w:tab/>
+            </w:r>
+            <w:r>
+              <w:rPr>
+                <w:rStyle w:val="Hyperlink"/>
+                <w:noProof/>
+              </w:rPr>
+              <w:t>Task 3: Sales logging</w:t>
+            </w:r>
+            <w:r>
+              <w:rPr>
+                <w:noProof/>
+                <w:webHidden/>
+              </w:rPr>
+              <w:tab/>
+            </w:r>
+            <w:r>
+              <w:rPr>
+                <w:noProof/>
+                <w:webHidden/>
+              </w:rPr>
+              <w:fldChar w:fldCharType="begin"/>
+            </w:r>
+            <w:r>
+              <w:rPr>
+                <w:noProof/>
+                <w:webHidden/>
+              </w:rPr>
+              <w:instrText xml:space="preserve"> PAGEREF _Toc216788103 \h </w:instrText>
+            </w:r>
+            <w:r>
+              <w:rPr>
+                <w:noProof/>
+                <w:webHidden/>
+              </w:rPr>
+            </w:r>
+            <w:r>
+              <w:rPr>
+                <w:noProof/>
+                <w:webHidden/>
+              </w:rPr>
+              <w:fldChar w:fldCharType="separate"/>
+            </w:r>
+            <w:r>
+              <w:rPr>
+                <w:noProof/>
+                <w:webHidden/>
+              </w:rPr>
+              <w:t>4</w:t>
+            </w:r>
+            <w:r>
+              <w:rPr>
+                <w:noProof/>
+                <w:webHidden/>
+              </w:rPr>
+              <w:fldChar w:fldCharType="end"/>
+            </w:r>
+          </w:hyperlink>
+        </w:p>
+        <w:p>
+          <w:pPr>
+            <w:pStyle w:val="TOC2"/>
+            <w:tabs>
+              <w:tab w:val="left" w:pos="960"/>
+              <w:tab w:val="right" w:leader="dot" w:pos="9016"/>
+            </w:tabs>
+            <w:rPr>
+              <w:rFonts w:eastAsiaTheme="minorEastAsia" w:cstheme="minorBidi"/>
+              <w:i w:val="0"/>
+              <w:iCs w:val="0"/>
+              <w:noProof/>
+              <w:kern w:val="2"/>
+              <w:sz w:val="24"/>
+              <w:szCs w:val="24"/>
+              <w:lang w:eastAsia="en-GB"/>
+              <w14:ligatures w14:val="standardContextual"/>
+            </w:rPr>
+          </w:pPr>
+          <w:hyperlink w:anchor="_Toc216788104" w:history="1">
+            <w:r>
+              <w:rPr>
+                <w:rStyle w:val="Hyperlink"/>
+                <w:noProof/>
+              </w:rPr>
+              <w:t>2.5</w:t>
+            </w:r>
+            <w:r>
+              <w:rPr>
+                <w:rFonts w:eastAsiaTheme="minorEastAsia" w:cstheme="minorBidi"/>
+                <w:i w:val="0"/>
+                <w:iCs w:val="0"/>
+                <w:noProof/>
+                <w:kern w:val="2"/>
+                <w:sz w:val="24"/>
+                <w:szCs w:val="24"/>
+                <w:lang w:eastAsia="en-GB"/>
+                <w14:ligatures w14:val="standardContextual"/>
+              </w:rPr>
+              <w:tab/>
+            </w:r>
+            <w:r>
+              <w:rPr>
+                <w:rStyle w:val="Hyperlink"/>
+                <w:noProof/>
+                <w:shd w:val="clear" w:color="auto" w:fill="FFFFFF"/>
+              </w:rPr>
+              <w:t>Task 4: Save all changes made to the inventory manager</w:t>
+            </w:r>
+            <w:r>
+              <w:rPr>
+                <w:noProof/>
+                <w:webHidden/>
+              </w:rPr>
+              <w:tab/>
+            </w:r>
+            <w:r>
+              <w:rPr>
+                <w:noProof/>
+                <w:webHidden/>
+              </w:rPr>
+              <w:fldChar w:fldCharType="begin"/>
+            </w:r>
+            <w:r>
+              <w:rPr>
+                <w:noProof/>
+                <w:webHidden/>
+              </w:rPr>
+              <w:instrText xml:space="preserve"> PAGEREF _Toc216788104 \h </w:instrText>
+            </w:r>
+            <w:r>
+              <w:rPr>
+                <w:noProof/>
+                <w:webHidden/>
+              </w:rPr>
+            </w:r>
+            <w:r>
+              <w:rPr>
+                <w:noProof/>
+                <w:webHidden/>
+              </w:rPr>
+              <w:fldChar w:fldCharType="separate"/>
+            </w:r>
+            <w:r>
+              <w:rPr>
+                <w:noProof/>
+                <w:webHidden/>
+              </w:rPr>
+              <w:t>4</w:t>
+            </w:r>
+            <w:r>
+              <w:rPr>
+                <w:noProof/>
+                <w:webHidden/>
+              </w:rPr>
+              <w:fldChar w:fldCharType="end"/>
+            </w:r>
+          </w:hyperlink>
+        </w:p>
+        <w:p>
+          <w:pPr>
+            <w:pStyle w:val="TOC2"/>
+            <w:tabs>
+              <w:tab w:val="left" w:pos="960"/>
+              <w:tab w:val="right" w:leader="dot" w:pos="9016"/>
+            </w:tabs>
+            <w:rPr>
+              <w:rFonts w:eastAsiaTheme="minorEastAsia" w:cstheme="minorBidi"/>
+              <w:i w:val="0"/>
+              <w:iCs w:val="0"/>
+              <w:noProof/>
+              <w:kern w:val="2"/>
+              <w:sz w:val="24"/>
+              <w:szCs w:val="24"/>
+              <w:lang w:eastAsia="en-GB"/>
+              <w14:ligatures w14:val="standardContextual"/>
+            </w:rPr>
+          </w:pPr>
+          <w:hyperlink w:anchor="_Toc216788105" w:history="1">
+            <w:r>
+              <w:rPr>
+                <w:rStyle w:val="Hyperlink"/>
+                <w:noProof/>
+              </w:rPr>
+              <w:t>2.6</w:t>
+            </w:r>
+            <w:r>
+              <w:rPr>
+                <w:rFonts w:eastAsiaTheme="minorEastAsia" w:cstheme="minorBidi"/>
+                <w:i w:val="0"/>
+                <w:iCs w:val="0"/>
+                <w:noProof/>
+                <w:kern w:val="2"/>
+                <w:sz w:val="24"/>
+                <w:szCs w:val="24"/>
+                <w:lang w:eastAsia="en-GB"/>
+                <w14:ligatures w14:val="standardContextual"/>
+              </w:rPr>
+              <w:tab/>
+            </w:r>
+            <w:r>
+              <w:rPr>
+                <w:rStyle w:val="Hyperlink"/>
+                <w:noProof/>
+              </w:rPr>
+              <w:t>Task 5: Stock Storage Report</w:t>
+            </w:r>
+            <w:r>
+              <w:rPr>
+                <w:noProof/>
+                <w:webHidden/>
+              </w:rPr>
+              <w:tab/>
+            </w:r>
+            <w:r>
+              <w:rPr>
+                <w:noProof/>
+                <w:webHidden/>
+              </w:rPr>
+              <w:fldChar w:fldCharType="begin"/>
+            </w:r>
+            <w:r>
+              <w:rPr>
+                <w:noProof/>
+                <w:webHidden/>
+              </w:rPr>
+              <w:instrText xml:space="preserve"> PAGEREF _Toc216788105 \h </w:instrText>
+            </w:r>
+            <w:r>
+              <w:rPr>
+                <w:noProof/>
+                <w:webHidden/>
+              </w:rPr>
+            </w:r>
+            <w:r>
+              <w:rPr>
+                <w:noProof/>
+                <w:webHidden/>
+              </w:rPr>
+              <w:fldChar w:fldCharType="separate"/>
+            </w:r>
+            <w:r>
+              <w:rPr>
+                <w:noProof/>
+                <w:webHidden/>
+              </w:rPr>
+              <w:t>4</w:t>
+            </w:r>
+            <w:r>
+              <w:rPr>
+                <w:noProof/>
+                <w:webHidden/>
+              </w:rPr>
+              <w:fldChar w:fldCharType="end"/>
+            </w:r>
+          </w:hyperlink>
+        </w:p>
+        <w:p>
+          <w:pPr>
+            <w:pStyle w:val="TOC2"/>
+            <w:tabs>
+              <w:tab w:val="left" w:pos="960"/>
+              <w:tab w:val="right" w:leader="dot" w:pos="9016"/>
+            </w:tabs>
+            <w:rPr>
+              <w:rFonts w:eastAsiaTheme="minorEastAsia" w:cstheme="minorBidi"/>
+              <w:i w:val="0"/>
+              <w:iCs w:val="0"/>
+              <w:noProof/>
+              <w:kern w:val="2"/>
+              <w:sz w:val="24"/>
+              <w:szCs w:val="24"/>
+              <w:lang w:eastAsia="en-GB"/>
+              <w14:ligatures w14:val="standardContextual"/>
+            </w:rPr>
+          </w:pPr>
+          <w:hyperlink w:anchor="_Toc216788106" w:history="1">
+            <w:r>
+              <w:rPr>
+                <w:rStyle w:val="Hyperlink"/>
+                <w:noProof/>
+              </w:rPr>
+              <w:t>2.7</w:t>
+            </w:r>
+            <w:r>
+              <w:rPr>
+                <w:rFonts w:eastAsiaTheme="minorEastAsia" w:cstheme="minorBidi"/>
+                <w:i w:val="0"/>
+                <w:iCs w:val="0"/>
+                <w:noProof/>
+                <w:kern w:val="2"/>
+                <w:sz w:val="24"/>
+                <w:szCs w:val="24"/>
+                <w:lang w:eastAsia="en-GB"/>
+                <w14:ligatures w14:val="standardContextual"/>
+              </w:rPr>
+              <w:tab/>
+            </w:r>
+            <w:r>
+              <w:rPr>
+                <w:rStyle w:val="Hyperlink"/>
+                <w:noProof/>
+              </w:rPr>
+              <w:t>Task 6:</w:t>
+            </w:r>
+            <w:r>
+              <w:rPr>
+                <w:noProof/>
+                <w:webHidden/>
+              </w:rPr>
+              <w:tab/>
+            </w:r>
+            <w:r>
+              <w:rPr>
+                <w:noProof/>
+                <w:webHidden/>
+              </w:rPr>
+              <w:fldChar w:fldCharType="begin"/>
+            </w:r>
+            <w:r>
+              <w:rPr>
+                <w:noProof/>
+                <w:webHidden/>
+              </w:rPr>
+              <w:instrText xml:space="preserve"> PAGEREF _Toc216788106 \h </w:instrText>
+            </w:r>
+            <w:r>
+              <w:rPr>
+                <w:noProof/>
+                <w:webHidden/>
+              </w:rPr>
+            </w:r>
+            <w:r>
+              <w:rPr>
+                <w:noProof/>
+                <w:webHidden/>
+              </w:rPr>
+              <w:fldChar w:fldCharType="separate"/>
+            </w:r>
+            <w:r>
+              <w:rPr>
+                <w:noProof/>
+                <w:webHidden/>
+              </w:rPr>
+              <w:t>4</w:t>
+            </w:r>
+            <w:r>
+              <w:rPr>
+                <w:noProof/>
+                <w:webHidden/>
+              </w:rPr>
+              <w:fldChar w:fldCharType="end"/>
+            </w:r>
+          </w:hyperlink>
+        </w:p>
+        <w:p>
+          <w:pPr>
+            <w:pStyle w:val="TOC2"/>
+            <w:tabs>
+              <w:tab w:val="left" w:pos="960"/>
+              <w:tab w:val="right" w:leader="dot" w:pos="9016"/>
+            </w:tabs>
+            <w:rPr>
+              <w:rFonts w:eastAsiaTheme="minorEastAsia" w:cstheme="minorBidi"/>
+              <w:i w:val="0"/>
+              <w:iCs w:val="0"/>
+              <w:noProof/>
+              <w:kern w:val="2"/>
+              <w:sz w:val="24"/>
+              <w:szCs w:val="24"/>
+              <w:lang w:eastAsia="en-GB"/>
+              <w14:ligatures w14:val="standardContextual"/>
+            </w:rPr>
+          </w:pPr>
+          <w:hyperlink w:anchor="_Toc216788107" w:history="1">
+            <w:r>
+              <w:rPr>
+                <w:rStyle w:val="Hyperlink"/>
+                <w:noProof/>
+              </w:rPr>
+              <w:t>2.8</w:t>
+            </w:r>
+            <w:r>
+              <w:rPr>
+                <w:rFonts w:eastAsiaTheme="minorEastAsia" w:cstheme="minorBidi"/>
+                <w:i w:val="0"/>
+                <w:iCs w:val="0"/>
+                <w:noProof/>
+                <w:kern w:val="2"/>
+                <w:sz w:val="24"/>
+                <w:szCs w:val="24"/>
+                <w:lang w:eastAsia="en-GB"/>
+                <w14:ligatures w14:val="standardContextual"/>
+              </w:rPr>
+              <w:tab/>
+            </w:r>
+            <w:r>
+              <w:rPr>
+                <w:rStyle w:val="Hyperlink"/>
+                <w:noProof/>
+              </w:rPr>
+              <w:t>Task 7:</w:t>
+            </w:r>
+            <w:r>
+              <w:rPr>
+                <w:noProof/>
+                <w:webHidden/>
+              </w:rPr>
+              <w:tab/>
+            </w:r>
+            <w:r>
+              <w:rPr>
+                <w:noProof/>
+                <w:webHidden/>
+              </w:rPr>
+              <w:fldChar w:fldCharType="begin"/>
+            </w:r>
+            <w:r>
+              <w:rPr>
+                <w:noProof/>
+                <w:webHidden/>
+              </w:rPr>
+              <w:instrText xml:space="preserve"> PAGEREF _Toc216788107 \h </w:instrText>
+            </w:r>
+            <w:r>
+              <w:rPr>
+                <w:noProof/>
+                <w:webHidden/>
+              </w:rPr>
+            </w:r>
+            <w:r>
+              <w:rPr>
+                <w:noProof/>
+                <w:webHidden/>
+              </w:rPr>
+              <w:fldChar w:fldCharType="separate"/>
+            </w:r>
+            <w:r>
+              <w:rPr>
+                <w:noProof/>
+                <w:webHidden/>
+              </w:rPr>
+              <w:t>4</w:t>
+            </w:r>
+            <w:r>
+              <w:rPr>
+                <w:noProof/>
+                <w:webHidden/>
+              </w:rPr>
+              <w:fldChar w:fldCharType="end"/>
+            </w:r>
+          </w:hyperlink>
+        </w:p>
+        <w:p>
+          <w:pPr>
+            <w:pStyle w:val="TOC2"/>
+            <w:tabs>
+              <w:tab w:val="left" w:pos="960"/>
+              <w:tab w:val="right" w:leader="dot" w:pos="9016"/>
+            </w:tabs>
+            <w:rPr>
+              <w:rFonts w:eastAsiaTheme="minorEastAsia" w:cstheme="minorBidi"/>
+              <w:i w:val="0"/>
+              <w:iCs w:val="0"/>
+              <w:noProof/>
+              <w:kern w:val="2"/>
+              <w:sz w:val="24"/>
+              <w:szCs w:val="24"/>
+              <w:lang w:eastAsia="en-GB"/>
+              <w14:ligatures w14:val="standardContextual"/>
+            </w:rPr>
+          </w:pPr>
+          <w:hyperlink w:anchor="_Toc216788108" w:history="1">
+            <w:r>
+              <w:rPr>
+                <w:rStyle w:val="Hyperlink"/>
+                <w:noProof/>
+              </w:rPr>
+              <w:t>2.9</w:t>
+            </w:r>
+            <w:r>
+              <w:rPr>
+                <w:rFonts w:eastAsiaTheme="minorEastAsia" w:cstheme="minorBidi"/>
+                <w:i w:val="0"/>
+                <w:iCs w:val="0"/>
+                <w:noProof/>
+                <w:kern w:val="2"/>
+                <w:sz w:val="24"/>
+                <w:szCs w:val="24"/>
+                <w:lang w:eastAsia="en-GB"/>
+                <w14:ligatures w14:val="standardContextual"/>
+              </w:rPr>
+              <w:tab/>
+            </w:r>
+            <w:r>
+              <w:rPr>
+                <w:rStyle w:val="Hyperlink"/>
+                <w:noProof/>
+              </w:rPr>
+              <w:t>Task 8:</w:t>
+            </w:r>
+            <w:r>
+              <w:rPr>
+                <w:noProof/>
+                <w:webHidden/>
+              </w:rPr>
+              <w:tab/>
+            </w:r>
+            <w:r>
+              <w:rPr>
+                <w:noProof/>
+                <w:webHidden/>
+              </w:rPr>
+              <w:fldChar w:fldCharType="begin"/>
+            </w:r>
+            <w:r>
+              <w:rPr>
+                <w:noProof/>
+                <w:webHidden/>
+              </w:rPr>
+              <w:instrText xml:space="preserve"> PAGEREF _Toc216788108 \h </w:instrText>
+            </w:r>
+            <w:r>
+              <w:rPr>
+                <w:noProof/>
+                <w:webHidden/>
+              </w:rPr>
+            </w:r>
+            <w:r>
+              <w:rPr>
+                <w:noProof/>
+                <w:webHidden/>
+              </w:rPr>
+              <w:fldChar w:fldCharType="separate"/>
+            </w:r>
+            <w:r>
+              <w:rPr>
+                <w:noProof/>
+                <w:webHidden/>
+              </w:rPr>
+              <w:t>4</w:t>
+            </w:r>
+            <w:r>
+              <w:rPr>
+                <w:noProof/>
+                <w:webHidden/>
+              </w:rPr>
+              <w:fldChar w:fldCharType="end"/>
+            </w:r>
+          </w:hyperlink>
+        </w:p>
+        <w:p>
+          <w:pPr>
+            <w:pStyle w:val="TOC2"/>
+            <w:tabs>
+              <w:tab w:val="left" w:pos="960"/>
+              <w:tab w:val="right" w:leader="dot" w:pos="9016"/>
+            </w:tabs>
+            <w:rPr>
+              <w:rFonts w:eastAsiaTheme="minorEastAsia" w:cstheme="minorBidi"/>
+              <w:i w:val="0"/>
+              <w:iCs w:val="0"/>
+              <w:noProof/>
+              <w:kern w:val="2"/>
+              <w:sz w:val="24"/>
+              <w:szCs w:val="24"/>
+              <w:lang w:eastAsia="en-GB"/>
+              <w14:ligatures w14:val="standardContextual"/>
+            </w:rPr>
+          </w:pPr>
+          <w:hyperlink w:anchor="_Toc216788109" w:history="1">
+            <w:r>
+              <w:rPr>
+                <w:rStyle w:val="Hyperlink"/>
+                <w:noProof/>
+              </w:rPr>
+              <w:t>2.10</w:t>
+            </w:r>
+            <w:r>
+              <w:rPr>
+                <w:rFonts w:eastAsiaTheme="minorEastAsia" w:cstheme="minorBidi"/>
+                <w:i w:val="0"/>
+                <w:iCs w:val="0"/>
+                <w:noProof/>
+                <w:kern w:val="2"/>
+                <w:sz w:val="24"/>
+                <w:szCs w:val="24"/>
+                <w:lang w:eastAsia="en-GB"/>
+                <w14:ligatures w14:val="standardContextual"/>
+              </w:rPr>
+              <w:tab/>
+            </w:r>
+            <w:r>
+              <w:rPr>
+                <w:rStyle w:val="Hyperlink"/>
+                <w:noProof/>
+                <w:shd w:val="clear" w:color="auto" w:fill="FFFFFF"/>
+              </w:rPr>
+              <w:t>Optional - Task 9: Creating an exit option</w:t>
+            </w:r>
+            <w:r>
+              <w:rPr>
+                <w:noProof/>
+                <w:webHidden/>
+              </w:rPr>
+              <w:tab/>
+            </w:r>
+            <w:r>
+              <w:rPr>
+                <w:noProof/>
+                <w:webHidden/>
+              </w:rPr>
+              <w:fldChar w:fldCharType="begin"/>
+            </w:r>
+            <w:r>
+              <w:rPr>
+                <w:noProof/>
+                <w:webHidden/>
+              </w:rPr>
+              <w:instrText xml:space="preserve"> PAGEREF _Toc216788109 \h </w:instrText>
+            </w:r>
+            <w:r>
+              <w:rPr>
+                <w:noProof/>
+                <w:webHidden/>
+              </w:rPr>
+            </w:r>
+            <w:r>
+              <w:rPr>
+                <w:noProof/>
+                <w:webHidden/>
+              </w:rPr>
+              <w:fldChar w:fldCharType="separate"/>
+            </w:r>
+            <w:r>
+              <w:rPr>
+                <w:noProof/>
+                <w:webHidden/>
+              </w:rPr>
+              <w:t>4</w:t>
             </w:r>
             <w:r>
               <w:rPr>
@@ -914,7 +1909,7 @@
               <w14:ligatures w14:val="standardContextual"/>
             </w:rPr>
           </w:pPr>
-          <w:hyperlink w:anchor="_Toc215580519" w:history="1">
+          <w:hyperlink w:anchor="_Toc216788110" w:history="1">
             <w:r>
               <w:rPr>
                 <w:rStyle w:val="Hyperlink"/>
@@ -962,7 +1957,7 @@
                 <w:noProof/>
                 <w:webHidden/>
               </w:rPr>
-              <w:instrText xml:space="preserve"> PAGEREF _Toc215580519 \h </w:instrText>
+              <w:instrText xml:space="preserve"> PAGEREF _Toc216788110 \h </w:instrText>
             </w:r>
             <w:r>
               <w:rPr>
@@ -982,7 +1977,891 @@
                 <w:noProof/>
                 <w:webHidden/>
               </w:rPr>
-              <w:t>3</w:t>
+              <w:t>5</w:t>
+            </w:r>
+            <w:r>
+              <w:rPr>
+                <w:noProof/>
+                <w:webHidden/>
+              </w:rPr>
+              <w:fldChar w:fldCharType="end"/>
+            </w:r>
+          </w:hyperlink>
+        </w:p>
+        <w:p>
+          <w:pPr>
+            <w:pStyle w:val="TOC2"/>
+            <w:tabs>
+              <w:tab w:val="left" w:pos="960"/>
+              <w:tab w:val="right" w:leader="dot" w:pos="9016"/>
+            </w:tabs>
+            <w:rPr>
+              <w:rFonts w:eastAsiaTheme="minorEastAsia" w:cstheme="minorBidi"/>
+              <w:i w:val="0"/>
+              <w:iCs w:val="0"/>
+              <w:noProof/>
+              <w:kern w:val="2"/>
+              <w:sz w:val="24"/>
+              <w:szCs w:val="24"/>
+              <w:lang w:eastAsia="en-GB"/>
+              <w14:ligatures w14:val="standardContextual"/>
+            </w:rPr>
+          </w:pPr>
+          <w:hyperlink w:anchor="_Toc216788111" w:history="1">
+            <w:r>
+              <w:rPr>
+                <w:rStyle w:val="Hyperlink"/>
+                <w:noProof/>
+              </w:rPr>
+              <w:t>3.1</w:t>
+            </w:r>
+            <w:r>
+              <w:rPr>
+                <w:rFonts w:eastAsiaTheme="minorEastAsia" w:cstheme="minorBidi"/>
+                <w:i w:val="0"/>
+                <w:iCs w:val="0"/>
+                <w:noProof/>
+                <w:kern w:val="2"/>
+                <w:sz w:val="24"/>
+                <w:szCs w:val="24"/>
+                <w:lang w:eastAsia="en-GB"/>
+                <w14:ligatures w14:val="standardContextual"/>
+              </w:rPr>
+              <w:tab/>
+            </w:r>
+            <w:r>
+              <w:rPr>
+                <w:rStyle w:val="Hyperlink"/>
+                <w:noProof/>
+                <w:shd w:val="clear" w:color="auto" w:fill="FFFFFF"/>
+              </w:rPr>
+              <w:t>Task 1: Adding new items to the inventory</w:t>
+            </w:r>
+            <w:r>
+              <w:rPr>
+                <w:noProof/>
+                <w:webHidden/>
+              </w:rPr>
+              <w:tab/>
+            </w:r>
+            <w:r>
+              <w:rPr>
+                <w:noProof/>
+                <w:webHidden/>
+              </w:rPr>
+              <w:fldChar w:fldCharType="begin"/>
+            </w:r>
+            <w:r>
+              <w:rPr>
+                <w:noProof/>
+                <w:webHidden/>
+              </w:rPr>
+              <w:instrText xml:space="preserve"> PAGEREF _Toc216788111 \h </w:instrText>
+            </w:r>
+            <w:r>
+              <w:rPr>
+                <w:noProof/>
+                <w:webHidden/>
+              </w:rPr>
+            </w:r>
+            <w:r>
+              <w:rPr>
+                <w:noProof/>
+                <w:webHidden/>
+              </w:rPr>
+              <w:fldChar w:fldCharType="separate"/>
+            </w:r>
+            <w:r>
+              <w:rPr>
+                <w:noProof/>
+                <w:webHidden/>
+              </w:rPr>
+              <w:t>5</w:t>
+            </w:r>
+            <w:r>
+              <w:rPr>
+                <w:noProof/>
+                <w:webHidden/>
+              </w:rPr>
+              <w:fldChar w:fldCharType="end"/>
+            </w:r>
+          </w:hyperlink>
+        </w:p>
+        <w:p>
+          <w:pPr>
+            <w:pStyle w:val="TOC2"/>
+            <w:tabs>
+              <w:tab w:val="left" w:pos="960"/>
+              <w:tab w:val="right" w:leader="dot" w:pos="9016"/>
+            </w:tabs>
+            <w:rPr>
+              <w:rFonts w:eastAsiaTheme="minorEastAsia" w:cstheme="minorBidi"/>
+              <w:i w:val="0"/>
+              <w:iCs w:val="0"/>
+              <w:noProof/>
+              <w:kern w:val="2"/>
+              <w:sz w:val="24"/>
+              <w:szCs w:val="24"/>
+              <w:lang w:eastAsia="en-GB"/>
+              <w14:ligatures w14:val="standardContextual"/>
+            </w:rPr>
+          </w:pPr>
+          <w:hyperlink w:anchor="_Toc216788112" w:history="1">
+            <w:r>
+              <w:rPr>
+                <w:rStyle w:val="Hyperlink"/>
+                <w:noProof/>
+              </w:rPr>
+              <w:t>3.2</w:t>
+            </w:r>
+            <w:r>
+              <w:rPr>
+                <w:rFonts w:eastAsiaTheme="minorEastAsia" w:cstheme="minorBidi"/>
+                <w:i w:val="0"/>
+                <w:iCs w:val="0"/>
+                <w:noProof/>
+                <w:kern w:val="2"/>
+                <w:sz w:val="24"/>
+                <w:szCs w:val="24"/>
+                <w:lang w:eastAsia="en-GB"/>
+                <w14:ligatures w14:val="standardContextual"/>
+              </w:rPr>
+              <w:tab/>
+            </w:r>
+            <w:r>
+              <w:rPr>
+                <w:rStyle w:val="Hyperlink"/>
+                <w:noProof/>
+              </w:rPr>
+              <w:t>Task 2</w:t>
+            </w:r>
+            <w:r>
+              <w:rPr>
+                <w:noProof/>
+                <w:webHidden/>
+              </w:rPr>
+              <w:tab/>
+            </w:r>
+            <w:r>
+              <w:rPr>
+                <w:noProof/>
+                <w:webHidden/>
+              </w:rPr>
+              <w:fldChar w:fldCharType="begin"/>
+            </w:r>
+            <w:r>
+              <w:rPr>
+                <w:noProof/>
+                <w:webHidden/>
+              </w:rPr>
+              <w:instrText xml:space="preserve"> PAGEREF _Toc216788112 \h </w:instrText>
+            </w:r>
+            <w:r>
+              <w:rPr>
+                <w:noProof/>
+                <w:webHidden/>
+              </w:rPr>
+            </w:r>
+            <w:r>
+              <w:rPr>
+                <w:noProof/>
+                <w:webHidden/>
+              </w:rPr>
+              <w:fldChar w:fldCharType="separate"/>
+            </w:r>
+            <w:r>
+              <w:rPr>
+                <w:noProof/>
+                <w:webHidden/>
+              </w:rPr>
+              <w:t>6</w:t>
+            </w:r>
+            <w:r>
+              <w:rPr>
+                <w:noProof/>
+                <w:webHidden/>
+              </w:rPr>
+              <w:fldChar w:fldCharType="end"/>
+            </w:r>
+          </w:hyperlink>
+        </w:p>
+        <w:p>
+          <w:pPr>
+            <w:pStyle w:val="TOC2"/>
+            <w:tabs>
+              <w:tab w:val="left" w:pos="960"/>
+              <w:tab w:val="right" w:leader="dot" w:pos="9016"/>
+            </w:tabs>
+            <w:rPr>
+              <w:rFonts w:eastAsiaTheme="minorEastAsia" w:cstheme="minorBidi"/>
+              <w:i w:val="0"/>
+              <w:iCs w:val="0"/>
+              <w:noProof/>
+              <w:kern w:val="2"/>
+              <w:sz w:val="24"/>
+              <w:szCs w:val="24"/>
+              <w:lang w:eastAsia="en-GB"/>
+              <w14:ligatures w14:val="standardContextual"/>
+            </w:rPr>
+          </w:pPr>
+          <w:hyperlink w:anchor="_Toc216788113" w:history="1">
+            <w:r>
+              <w:rPr>
+                <w:rStyle w:val="Hyperlink"/>
+                <w:noProof/>
+              </w:rPr>
+              <w:t>3.3</w:t>
+            </w:r>
+            <w:r>
+              <w:rPr>
+                <w:rFonts w:eastAsiaTheme="minorEastAsia" w:cstheme="minorBidi"/>
+                <w:i w:val="0"/>
+                <w:iCs w:val="0"/>
+                <w:noProof/>
+                <w:kern w:val="2"/>
+                <w:sz w:val="24"/>
+                <w:szCs w:val="24"/>
+                <w:lang w:eastAsia="en-GB"/>
+                <w14:ligatures w14:val="standardContextual"/>
+              </w:rPr>
+              <w:tab/>
+            </w:r>
+            <w:r>
+              <w:rPr>
+                <w:rStyle w:val="Hyperlink"/>
+                <w:noProof/>
+              </w:rPr>
+              <w:t>Task 3</w:t>
+            </w:r>
+            <w:r>
+              <w:rPr>
+                <w:noProof/>
+                <w:webHidden/>
+              </w:rPr>
+              <w:tab/>
+            </w:r>
+            <w:r>
+              <w:rPr>
+                <w:noProof/>
+                <w:webHidden/>
+              </w:rPr>
+              <w:fldChar w:fldCharType="begin"/>
+            </w:r>
+            <w:r>
+              <w:rPr>
+                <w:noProof/>
+                <w:webHidden/>
+              </w:rPr>
+              <w:instrText xml:space="preserve"> PAGEREF _Toc216788113 \h </w:instrText>
+            </w:r>
+            <w:r>
+              <w:rPr>
+                <w:noProof/>
+                <w:webHidden/>
+              </w:rPr>
+            </w:r>
+            <w:r>
+              <w:rPr>
+                <w:noProof/>
+                <w:webHidden/>
+              </w:rPr>
+              <w:fldChar w:fldCharType="separate"/>
+            </w:r>
+            <w:r>
+              <w:rPr>
+                <w:noProof/>
+                <w:webHidden/>
+              </w:rPr>
+              <w:t>6</w:t>
+            </w:r>
+            <w:r>
+              <w:rPr>
+                <w:noProof/>
+                <w:webHidden/>
+              </w:rPr>
+              <w:fldChar w:fldCharType="end"/>
+            </w:r>
+          </w:hyperlink>
+        </w:p>
+        <w:p>
+          <w:pPr>
+            <w:pStyle w:val="TOC2"/>
+            <w:tabs>
+              <w:tab w:val="left" w:pos="960"/>
+              <w:tab w:val="right" w:leader="dot" w:pos="9016"/>
+            </w:tabs>
+            <w:rPr>
+              <w:rFonts w:eastAsiaTheme="minorEastAsia" w:cstheme="minorBidi"/>
+              <w:i w:val="0"/>
+              <w:iCs w:val="0"/>
+              <w:noProof/>
+              <w:kern w:val="2"/>
+              <w:sz w:val="24"/>
+              <w:szCs w:val="24"/>
+              <w:lang w:eastAsia="en-GB"/>
+              <w14:ligatures w14:val="standardContextual"/>
+            </w:rPr>
+          </w:pPr>
+          <w:hyperlink w:anchor="_Toc216788114" w:history="1">
+            <w:r>
+              <w:rPr>
+                <w:rStyle w:val="Hyperlink"/>
+                <w:noProof/>
+              </w:rPr>
+              <w:t>3.4</w:t>
+            </w:r>
+            <w:r>
+              <w:rPr>
+                <w:rFonts w:eastAsiaTheme="minorEastAsia" w:cstheme="minorBidi"/>
+                <w:i w:val="0"/>
+                <w:iCs w:val="0"/>
+                <w:noProof/>
+                <w:kern w:val="2"/>
+                <w:sz w:val="24"/>
+                <w:szCs w:val="24"/>
+                <w:lang w:eastAsia="en-GB"/>
+                <w14:ligatures w14:val="standardContextual"/>
+              </w:rPr>
+              <w:tab/>
+            </w:r>
+            <w:r>
+              <w:rPr>
+                <w:rStyle w:val="Hyperlink"/>
+                <w:noProof/>
+              </w:rPr>
+              <w:t>Task 4: Save all changes made to the inventory manager</w:t>
+            </w:r>
+            <w:r>
+              <w:rPr>
+                <w:noProof/>
+                <w:webHidden/>
+              </w:rPr>
+              <w:tab/>
+            </w:r>
+            <w:r>
+              <w:rPr>
+                <w:noProof/>
+                <w:webHidden/>
+              </w:rPr>
+              <w:fldChar w:fldCharType="begin"/>
+            </w:r>
+            <w:r>
+              <w:rPr>
+                <w:noProof/>
+                <w:webHidden/>
+              </w:rPr>
+              <w:instrText xml:space="preserve"> PAGEREF _Toc216788114 \h </w:instrText>
+            </w:r>
+            <w:r>
+              <w:rPr>
+                <w:noProof/>
+                <w:webHidden/>
+              </w:rPr>
+            </w:r>
+            <w:r>
+              <w:rPr>
+                <w:noProof/>
+                <w:webHidden/>
+              </w:rPr>
+              <w:fldChar w:fldCharType="separate"/>
+            </w:r>
+            <w:r>
+              <w:rPr>
+                <w:noProof/>
+                <w:webHidden/>
+              </w:rPr>
+              <w:t>6</w:t>
+            </w:r>
+            <w:r>
+              <w:rPr>
+                <w:noProof/>
+                <w:webHidden/>
+              </w:rPr>
+              <w:fldChar w:fldCharType="end"/>
+            </w:r>
+          </w:hyperlink>
+        </w:p>
+        <w:p>
+          <w:pPr>
+            <w:pStyle w:val="TOC2"/>
+            <w:tabs>
+              <w:tab w:val="left" w:pos="960"/>
+              <w:tab w:val="right" w:leader="dot" w:pos="9016"/>
+            </w:tabs>
+            <w:rPr>
+              <w:rFonts w:eastAsiaTheme="minorEastAsia" w:cstheme="minorBidi"/>
+              <w:i w:val="0"/>
+              <w:iCs w:val="0"/>
+              <w:noProof/>
+              <w:kern w:val="2"/>
+              <w:sz w:val="24"/>
+              <w:szCs w:val="24"/>
+              <w:lang w:eastAsia="en-GB"/>
+              <w14:ligatures w14:val="standardContextual"/>
+            </w:rPr>
+          </w:pPr>
+          <w:hyperlink w:anchor="_Toc216788115" w:history="1">
+            <w:r>
+              <w:rPr>
+                <w:rStyle w:val="Hyperlink"/>
+                <w:noProof/>
+              </w:rPr>
+              <w:t>3.5</w:t>
+            </w:r>
+            <w:r>
+              <w:rPr>
+                <w:rFonts w:eastAsiaTheme="minorEastAsia" w:cstheme="minorBidi"/>
+                <w:i w:val="0"/>
+                <w:iCs w:val="0"/>
+                <w:noProof/>
+                <w:kern w:val="2"/>
+                <w:sz w:val="24"/>
+                <w:szCs w:val="24"/>
+                <w:lang w:eastAsia="en-GB"/>
+                <w14:ligatures w14:val="standardContextual"/>
+              </w:rPr>
+              <w:tab/>
+            </w:r>
+            <w:r>
+              <w:rPr>
+                <w:rStyle w:val="Hyperlink"/>
+                <w:noProof/>
+              </w:rPr>
+              <w:t>Task 5: Stock Storage Report</w:t>
+            </w:r>
+            <w:r>
+              <w:rPr>
+                <w:noProof/>
+                <w:webHidden/>
+              </w:rPr>
+              <w:tab/>
+            </w:r>
+            <w:r>
+              <w:rPr>
+                <w:noProof/>
+                <w:webHidden/>
+              </w:rPr>
+              <w:fldChar w:fldCharType="begin"/>
+            </w:r>
+            <w:r>
+              <w:rPr>
+                <w:noProof/>
+                <w:webHidden/>
+              </w:rPr>
+              <w:instrText xml:space="preserve"> PAGEREF _Toc216788115 \h </w:instrText>
+            </w:r>
+            <w:r>
+              <w:rPr>
+                <w:noProof/>
+                <w:webHidden/>
+              </w:rPr>
+            </w:r>
+            <w:r>
+              <w:rPr>
+                <w:noProof/>
+                <w:webHidden/>
+              </w:rPr>
+              <w:fldChar w:fldCharType="separate"/>
+            </w:r>
+            <w:r>
+              <w:rPr>
+                <w:noProof/>
+                <w:webHidden/>
+              </w:rPr>
+              <w:t>6</w:t>
+            </w:r>
+            <w:r>
+              <w:rPr>
+                <w:noProof/>
+                <w:webHidden/>
+              </w:rPr>
+              <w:fldChar w:fldCharType="end"/>
+            </w:r>
+          </w:hyperlink>
+        </w:p>
+        <w:p>
+          <w:pPr>
+            <w:pStyle w:val="TOC2"/>
+            <w:tabs>
+              <w:tab w:val="left" w:pos="960"/>
+              <w:tab w:val="right" w:leader="dot" w:pos="9016"/>
+            </w:tabs>
+            <w:rPr>
+              <w:rFonts w:eastAsiaTheme="minorEastAsia" w:cstheme="minorBidi"/>
+              <w:i w:val="0"/>
+              <w:iCs w:val="0"/>
+              <w:noProof/>
+              <w:kern w:val="2"/>
+              <w:sz w:val="24"/>
+              <w:szCs w:val="24"/>
+              <w:lang w:eastAsia="en-GB"/>
+              <w14:ligatures w14:val="standardContextual"/>
+            </w:rPr>
+          </w:pPr>
+          <w:hyperlink w:anchor="_Toc216788116" w:history="1">
+            <w:r>
+              <w:rPr>
+                <w:rStyle w:val="Hyperlink"/>
+                <w:noProof/>
+              </w:rPr>
+              <w:t>3.6</w:t>
+            </w:r>
+            <w:r>
+              <w:rPr>
+                <w:rFonts w:eastAsiaTheme="minorEastAsia" w:cstheme="minorBidi"/>
+                <w:i w:val="0"/>
+                <w:iCs w:val="0"/>
+                <w:noProof/>
+                <w:kern w:val="2"/>
+                <w:sz w:val="24"/>
+                <w:szCs w:val="24"/>
+                <w:lang w:eastAsia="en-GB"/>
+                <w14:ligatures w14:val="standardContextual"/>
+              </w:rPr>
+              <w:tab/>
+            </w:r>
+            <w:r>
+              <w:rPr>
+                <w:rStyle w:val="Hyperlink"/>
+                <w:noProof/>
+              </w:rPr>
+              <w:t>Task 6:</w:t>
+            </w:r>
+            <w:r>
+              <w:rPr>
+                <w:noProof/>
+                <w:webHidden/>
+              </w:rPr>
+              <w:tab/>
+            </w:r>
+            <w:r>
+              <w:rPr>
+                <w:noProof/>
+                <w:webHidden/>
+              </w:rPr>
+              <w:fldChar w:fldCharType="begin"/>
+            </w:r>
+            <w:r>
+              <w:rPr>
+                <w:noProof/>
+                <w:webHidden/>
+              </w:rPr>
+              <w:instrText xml:space="preserve"> PAGEREF _Toc216788116 \h </w:instrText>
+            </w:r>
+            <w:r>
+              <w:rPr>
+                <w:noProof/>
+                <w:webHidden/>
+              </w:rPr>
+            </w:r>
+            <w:r>
+              <w:rPr>
+                <w:noProof/>
+                <w:webHidden/>
+              </w:rPr>
+              <w:fldChar w:fldCharType="separate"/>
+            </w:r>
+            <w:r>
+              <w:rPr>
+                <w:noProof/>
+                <w:webHidden/>
+              </w:rPr>
+              <w:t>6</w:t>
+            </w:r>
+            <w:r>
+              <w:rPr>
+                <w:noProof/>
+                <w:webHidden/>
+              </w:rPr>
+              <w:fldChar w:fldCharType="end"/>
+            </w:r>
+          </w:hyperlink>
+        </w:p>
+        <w:p>
+          <w:pPr>
+            <w:pStyle w:val="TOC2"/>
+            <w:tabs>
+              <w:tab w:val="left" w:pos="960"/>
+              <w:tab w:val="right" w:leader="dot" w:pos="9016"/>
+            </w:tabs>
+            <w:rPr>
+              <w:rFonts w:eastAsiaTheme="minorEastAsia" w:cstheme="minorBidi"/>
+              <w:i w:val="0"/>
+              <w:iCs w:val="0"/>
+              <w:noProof/>
+              <w:kern w:val="2"/>
+              <w:sz w:val="24"/>
+              <w:szCs w:val="24"/>
+              <w:lang w:eastAsia="en-GB"/>
+              <w14:ligatures w14:val="standardContextual"/>
+            </w:rPr>
+          </w:pPr>
+          <w:hyperlink w:anchor="_Toc216788117" w:history="1">
+            <w:r>
+              <w:rPr>
+                <w:rStyle w:val="Hyperlink"/>
+                <w:noProof/>
+              </w:rPr>
+              <w:t>3.7</w:t>
+            </w:r>
+            <w:r>
+              <w:rPr>
+                <w:rFonts w:eastAsiaTheme="minorEastAsia" w:cstheme="minorBidi"/>
+                <w:i w:val="0"/>
+                <w:iCs w:val="0"/>
+                <w:noProof/>
+                <w:kern w:val="2"/>
+                <w:sz w:val="24"/>
+                <w:szCs w:val="24"/>
+                <w:lang w:eastAsia="en-GB"/>
+                <w14:ligatures w14:val="standardContextual"/>
+              </w:rPr>
+              <w:tab/>
+            </w:r>
+            <w:r>
+              <w:rPr>
+                <w:rStyle w:val="Hyperlink"/>
+                <w:noProof/>
+              </w:rPr>
+              <w:t>Task 7:</w:t>
+            </w:r>
+            <w:r>
+              <w:rPr>
+                <w:noProof/>
+                <w:webHidden/>
+              </w:rPr>
+              <w:tab/>
+            </w:r>
+            <w:r>
+              <w:rPr>
+                <w:noProof/>
+                <w:webHidden/>
+              </w:rPr>
+              <w:fldChar w:fldCharType="begin"/>
+            </w:r>
+            <w:r>
+              <w:rPr>
+                <w:noProof/>
+                <w:webHidden/>
+              </w:rPr>
+              <w:instrText xml:space="preserve"> PAGEREF _Toc216788117 \h </w:instrText>
+            </w:r>
+            <w:r>
+              <w:rPr>
+                <w:noProof/>
+                <w:webHidden/>
+              </w:rPr>
+            </w:r>
+            <w:r>
+              <w:rPr>
+                <w:noProof/>
+                <w:webHidden/>
+              </w:rPr>
+              <w:fldChar w:fldCharType="separate"/>
+            </w:r>
+            <w:r>
+              <w:rPr>
+                <w:noProof/>
+                <w:webHidden/>
+              </w:rPr>
+              <w:t>6</w:t>
+            </w:r>
+            <w:r>
+              <w:rPr>
+                <w:noProof/>
+                <w:webHidden/>
+              </w:rPr>
+              <w:fldChar w:fldCharType="end"/>
+            </w:r>
+          </w:hyperlink>
+        </w:p>
+        <w:p>
+          <w:pPr>
+            <w:pStyle w:val="TOC2"/>
+            <w:tabs>
+              <w:tab w:val="left" w:pos="960"/>
+              <w:tab w:val="right" w:leader="dot" w:pos="9016"/>
+            </w:tabs>
+            <w:rPr>
+              <w:rFonts w:eastAsiaTheme="minorEastAsia" w:cstheme="minorBidi"/>
+              <w:i w:val="0"/>
+              <w:iCs w:val="0"/>
+              <w:noProof/>
+              <w:kern w:val="2"/>
+              <w:sz w:val="24"/>
+              <w:szCs w:val="24"/>
+              <w:lang w:eastAsia="en-GB"/>
+              <w14:ligatures w14:val="standardContextual"/>
+            </w:rPr>
+          </w:pPr>
+          <w:hyperlink w:anchor="_Toc216788118" w:history="1">
+            <w:r>
+              <w:rPr>
+                <w:rStyle w:val="Hyperlink"/>
+                <w:noProof/>
+              </w:rPr>
+              <w:t>3.8</w:t>
+            </w:r>
+            <w:r>
+              <w:rPr>
+                <w:rFonts w:eastAsiaTheme="minorEastAsia" w:cstheme="minorBidi"/>
+                <w:i w:val="0"/>
+                <w:iCs w:val="0"/>
+                <w:noProof/>
+                <w:kern w:val="2"/>
+                <w:sz w:val="24"/>
+                <w:szCs w:val="24"/>
+                <w:lang w:eastAsia="en-GB"/>
+                <w14:ligatures w14:val="standardContextual"/>
+              </w:rPr>
+              <w:tab/>
+            </w:r>
+            <w:r>
+              <w:rPr>
+                <w:rStyle w:val="Hyperlink"/>
+                <w:noProof/>
+              </w:rPr>
+              <w:t>Task 8:</w:t>
+            </w:r>
+            <w:r>
+              <w:rPr>
+                <w:noProof/>
+                <w:webHidden/>
+              </w:rPr>
+              <w:tab/>
+            </w:r>
+            <w:r>
+              <w:rPr>
+                <w:noProof/>
+                <w:webHidden/>
+              </w:rPr>
+              <w:fldChar w:fldCharType="begin"/>
+            </w:r>
+            <w:r>
+              <w:rPr>
+                <w:noProof/>
+                <w:webHidden/>
+              </w:rPr>
+              <w:instrText xml:space="preserve"> PAGEREF _Toc216788118 \h </w:instrText>
+            </w:r>
+            <w:r>
+              <w:rPr>
+                <w:noProof/>
+                <w:webHidden/>
+              </w:rPr>
+            </w:r>
+            <w:r>
+              <w:rPr>
+                <w:noProof/>
+                <w:webHidden/>
+              </w:rPr>
+              <w:fldChar w:fldCharType="separate"/>
+            </w:r>
+            <w:r>
+              <w:rPr>
+                <w:noProof/>
+                <w:webHidden/>
+              </w:rPr>
+              <w:t>6</w:t>
+            </w:r>
+            <w:r>
+              <w:rPr>
+                <w:noProof/>
+                <w:webHidden/>
+              </w:rPr>
+              <w:fldChar w:fldCharType="end"/>
+            </w:r>
+          </w:hyperlink>
+        </w:p>
+        <w:p>
+          <w:pPr>
+            <w:pStyle w:val="TOC2"/>
+            <w:tabs>
+              <w:tab w:val="left" w:pos="960"/>
+              <w:tab w:val="right" w:leader="dot" w:pos="9016"/>
+            </w:tabs>
+            <w:rPr>
+              <w:rFonts w:eastAsiaTheme="minorEastAsia" w:cstheme="minorBidi"/>
+              <w:i w:val="0"/>
+              <w:iCs w:val="0"/>
+              <w:noProof/>
+              <w:kern w:val="2"/>
+              <w:sz w:val="24"/>
+              <w:szCs w:val="24"/>
+              <w:lang w:eastAsia="en-GB"/>
+              <w14:ligatures w14:val="standardContextual"/>
+            </w:rPr>
+          </w:pPr>
+          <w:hyperlink w:anchor="_Toc216788119" w:history="1">
+            <w:r>
+              <w:rPr>
+                <w:rStyle w:val="Hyperlink"/>
+                <w:noProof/>
+              </w:rPr>
+              <w:t>3.9</w:t>
+            </w:r>
+            <w:r>
+              <w:rPr>
+                <w:rFonts w:eastAsiaTheme="minorEastAsia" w:cstheme="minorBidi"/>
+                <w:i w:val="0"/>
+                <w:iCs w:val="0"/>
+                <w:noProof/>
+                <w:kern w:val="2"/>
+                <w:sz w:val="24"/>
+                <w:szCs w:val="24"/>
+                <w:lang w:eastAsia="en-GB"/>
+                <w14:ligatures w14:val="standardContextual"/>
+              </w:rPr>
+              <w:tab/>
+            </w:r>
+            <w:r>
+              <w:rPr>
+                <w:rStyle w:val="Hyperlink"/>
+                <w:noProof/>
+                <w:shd w:val="clear" w:color="auto" w:fill="FFFFFF"/>
+              </w:rPr>
+              <w:t>Optional- Task 9: Creating an exit option</w:t>
+            </w:r>
+            <w:r>
+              <w:rPr>
+                <w:noProof/>
+                <w:webHidden/>
+              </w:rPr>
+              <w:tab/>
+            </w:r>
+            <w:r>
+              <w:rPr>
+                <w:noProof/>
+                <w:webHidden/>
+              </w:rPr>
+              <w:fldChar w:fldCharType="begin"/>
+            </w:r>
+            <w:r>
+              <w:rPr>
+                <w:noProof/>
+                <w:webHidden/>
+              </w:rPr>
+              <w:instrText xml:space="preserve"> PAGEREF _Toc216788119 \h </w:instrText>
+            </w:r>
+            <w:r>
+              <w:rPr>
+                <w:noProof/>
+                <w:webHidden/>
+              </w:rPr>
+            </w:r>
+            <w:r>
+              <w:rPr>
+                <w:noProof/>
+                <w:webHidden/>
+              </w:rPr>
+              <w:fldChar w:fldCharType="separate"/>
+            </w:r>
+            <w:r>
+              <w:rPr>
+                <w:noProof/>
+                <w:webHidden/>
+              </w:rPr>
+              <w:t>7</w:t>
             </w:r>
             <w:r>
               <w:rPr>
@@ -1012,7 +2891,7 @@
               <w14:ligatures w14:val="standardContextual"/>
             </w:rPr>
           </w:pPr>
-          <w:hyperlink w:anchor="_Toc215580520" w:history="1">
+          <w:hyperlink w:anchor="_Toc216788120" w:history="1">
             <w:r>
               <w:rPr>
                 <w:rStyle w:val="Hyperlink"/>
@@ -1060,7 +2939,7 @@
                 <w:noProof/>
                 <w:webHidden/>
               </w:rPr>
-              <w:instrText xml:space="preserve"> PAGEREF _Toc215580520 \h </w:instrText>
+              <w:instrText xml:space="preserve"> PAGEREF _Toc216788120 \h </w:instrText>
             </w:r>
             <w:r>
               <w:rPr>
@@ -1080,7 +2959,7 @@
                 <w:noProof/>
                 <w:webHidden/>
               </w:rPr>
-              <w:t>4</w:t>
+              <w:t>8</w:t>
             </w:r>
             <w:r>
               <w:rPr>
@@ -1110,7 +2989,7 @@
               <w14:ligatures w14:val="standardContextual"/>
             </w:rPr>
           </w:pPr>
-          <w:hyperlink w:anchor="_Toc215580521" w:history="1">
+          <w:hyperlink w:anchor="_Toc216788121" w:history="1">
             <w:r>
               <w:rPr>
                 <w:rStyle w:val="Hyperlink"/>
@@ -1158,7 +3037,7 @@
                 <w:noProof/>
                 <w:webHidden/>
               </w:rPr>
-              <w:instrText xml:space="preserve"> PAGEREF _Toc215580521 \h </w:instrText>
+              <w:instrText xml:space="preserve"> PAGEREF _Toc216788121 \h </w:instrText>
             </w:r>
             <w:r>
               <w:rPr>
@@ -1178,7 +3057,7 @@
                 <w:noProof/>
                 <w:webHidden/>
               </w:rPr>
-              <w:t>5</w:t>
+              <w:t>10</w:t>
             </w:r>
             <w:r>
               <w:rPr>
@@ -1208,7 +3087,7 @@
               <w14:ligatures w14:val="standardContextual"/>
             </w:rPr>
           </w:pPr>
-          <w:hyperlink w:anchor="_Toc215580522" w:history="1">
+          <w:hyperlink w:anchor="_Toc216788122" w:history="1">
             <w:r>
               <w:rPr>
                 <w:rStyle w:val="Hyperlink"/>
@@ -1256,7 +3135,7 @@
                 <w:noProof/>
                 <w:webHidden/>
               </w:rPr>
-              <w:instrText xml:space="preserve"> PAGEREF _Toc215580522 \h </w:instrText>
+              <w:instrText xml:space="preserve"> PAGEREF _Toc216788122 \h </w:instrText>
             </w:r>
             <w:r>
               <w:rPr>
@@ -1276,7 +3155,7 @@
                 <w:noProof/>
                 <w:webHidden/>
               </w:rPr>
-              <w:t>6</w:t>
+              <w:t>11</w:t>
             </w:r>
             <w:r>
               <w:rPr>
@@ -1306,7 +3185,7 @@
               <w14:ligatures w14:val="standardContextual"/>
             </w:rPr>
           </w:pPr>
-          <w:hyperlink w:anchor="_Toc215580523" w:history="1">
+          <w:hyperlink w:anchor="_Toc216788123" w:history="1">
             <w:r>
               <w:rPr>
                 <w:rStyle w:val="Hyperlink"/>
@@ -1354,7 +3233,7 @@
                 <w:noProof/>
                 <w:webHidden/>
               </w:rPr>
-              <w:instrText xml:space="preserve"> PAGEREF _Toc215580523 \h </w:instrText>
+              <w:instrText xml:space="preserve"> PAGEREF _Toc216788123 \h </w:instrText>
             </w:r>
             <w:r>
               <w:rPr>
@@ -1374,7 +3253,7 @@
                 <w:noProof/>
                 <w:webHidden/>
               </w:rPr>
-              <w:t>7</w:t>
+              <w:t>12</w:t>
             </w:r>
             <w:r>
               <w:rPr>
@@ -1424,7 +3303,7 @@
           <w:rFonts w:cs="Arial"/>
         </w:rPr>
       </w:pPr>
-      <w:bookmarkStart w:id="2" w:name="_Toc215580517"/>
+      <w:bookmarkStart w:id="2" w:name="_Toc216788098"/>
       <w:r>
         <w:rPr>
           <w:rFonts w:cs="Arial"/>
@@ -1517,7 +3396,15 @@
       </w:r>
       <w:r>
         <w:br/>
-        <w:t>○ The application must store inventory data in a file (e.g., inventory.json or</w:t>
+        <w:t xml:space="preserve">○ The application must store inventory data in a file (e.g., </w:t>
+      </w:r>
+      <w:proofErr w:type="spellStart"/>
+      <w:r>
+        <w:t>inventory.json</w:t>
+      </w:r>
+      <w:proofErr w:type="spellEnd"/>
+      <w:r>
+        <w:t xml:space="preserve"> or</w:t>
       </w:r>
       <w:r>
         <w:br/>
@@ -1627,7 +3514,7 @@
           <w:rFonts w:cs="Arial"/>
         </w:rPr>
       </w:pPr>
-      <w:bookmarkStart w:id="3" w:name="_Toc215580518"/>
+      <w:bookmarkStart w:id="3" w:name="_Toc216788099"/>
       <w:r>
         <w:rPr>
           <w:rFonts w:cs="Arial"/>
@@ -1751,24 +3638,19 @@
     </w:p>
     <w:p>
       <w:pPr>
-        <w:rPr>
-          <w:rFonts w:cs="Arial"/>
-          <w:sz w:val="28"/>
-          <w:szCs w:val="28"/>
-          <w:u w:val="single"/>
+        <w:pStyle w:val="Heading2"/>
+        <w:rPr>
           <w:shd w:val="clear" w:color="auto" w:fill="FFFFFF"/>
         </w:rPr>
       </w:pPr>
-      <w:r>
-        <w:rPr>
-          <w:rFonts w:cs="Arial"/>
-          <w:sz w:val="28"/>
-          <w:szCs w:val="28"/>
-          <w:u w:val="single"/>
+      <w:bookmarkStart w:id="4" w:name="_Toc216788100"/>
+      <w:r>
+        <w:rPr>
           <w:shd w:val="clear" w:color="auto" w:fill="FFFFFF"/>
         </w:rPr>
-        <w:t>Task: Introductory code to the inventory</w:t>
-      </w:r>
+        <w:t>Introductory code to the inventory</w:t>
+      </w:r>
+      <w:bookmarkEnd w:id="4"/>
     </w:p>
     <w:p/>
     <w:p>
@@ -1837,15 +3719,517 @@
     <w:p/>
     <w:p>
       <w:pPr>
-        <w:rPr>
-          <w:rFonts w:cs="Arial"/>
+        <w:pStyle w:val="Heading2"/>
+        <w:rPr>
           <w:color w:val="EE0000"/>
           <w:szCs w:val="24"/>
+          <w:shd w:val="clear" w:color="auto" w:fill="FFFFFF"/>
+        </w:rPr>
+      </w:pPr>
+      <w:bookmarkStart w:id="5" w:name="_Toc216788101"/>
+      <w:r>
+        <w:rPr>
+          <w:shd w:val="clear" w:color="auto" w:fill="FFFFFF"/>
+        </w:rPr>
+        <w:t>Task</w:t>
+      </w:r>
+      <w:r>
+        <w:rPr>
+          <w:shd w:val="clear" w:color="auto" w:fill="FFFFFF"/>
+        </w:rPr>
+        <w:t xml:space="preserve"> 1</w:t>
+      </w:r>
+      <w:r>
+        <w:rPr>
+          <w:shd w:val="clear" w:color="auto" w:fill="FFFFFF"/>
+        </w:rPr>
+        <w:t>: Adding new items to the inventory</w:t>
+      </w:r>
+      <w:bookmarkEnd w:id="5"/>
+    </w:p>
+    <w:p>
+      <w:r>
+        <w:t>Choice == 1:</w:t>
+      </w:r>
+    </w:p>
+    <w:p>
+      <w:r>
+        <w:t xml:space="preserve">Adding an item is the first required task and this was created and tested by </w:t>
+      </w:r>
+      <w:r>
+        <w:rPr>
+          <w:i/>
+          <w:iCs/>
+        </w:rPr>
+        <w:t>“Daniel Caveney”</w:t>
+      </w:r>
+      <w:r>
+        <w:t xml:space="preserve">, the group project brief asks for: </w:t>
+      </w:r>
+    </w:p>
+    <w:p>
+      <w:r>
+        <w:t>-</w:t>
+      </w:r>
+      <w:r>
+        <w:t>Add Item: Allow the user to add a new product with a unique ID, name, price,</w:t>
+      </w:r>
+      <w:r>
+        <w:br/>
+        <w:t>and quantity</w:t>
+      </w:r>
+    </w:p>
+    <w:p>
+      <w:r>
+        <w:t xml:space="preserve">So, I need to make sure that I allow the user to add a new product to the Json file and I know that I can perform this with allowing the user to input in all five components of the dictionary that contains the product item, that being the stock, </w:t>
+      </w:r>
+      <w:r>
+        <w:lastRenderedPageBreak/>
+        <w:t>cost, product code, quantity per item and sold, then once the user has inputted all the information correctly, the program will have the ‘</w:t>
+      </w:r>
+      <w:proofErr w:type="spellStart"/>
+      <w:r>
+        <w:t>new_product</w:t>
+      </w:r>
+      <w:proofErr w:type="spellEnd"/>
+      <w:r>
+        <w:t xml:space="preserve">’ variable = a dictionary with all the contents, where then I compile the data and give the option to save the data with </w:t>
+      </w:r>
+      <w:proofErr w:type="spellStart"/>
+      <w:r>
+        <w:t>garage_item_quantity</w:t>
+      </w:r>
+      <w:proofErr w:type="spellEnd"/>
+      <w:r>
+        <w:t>[</w:t>
+      </w:r>
+      <w:proofErr w:type="spellStart"/>
+      <w:r>
+        <w:t>product</w:t>
+      </w:r>
+      <w:r>
+        <w:t>_</w:t>
+      </w:r>
+      <w:r>
+        <w:t>item</w:t>
+      </w:r>
+      <w:proofErr w:type="spellEnd"/>
+      <w:r>
+        <w:t xml:space="preserve">] = </w:t>
+      </w:r>
+      <w:proofErr w:type="spellStart"/>
+      <w:r>
+        <w:t>new_product</w:t>
+      </w:r>
+      <w:proofErr w:type="spellEnd"/>
+      <w:r>
+        <w:t xml:space="preserve"> and a </w:t>
+      </w:r>
+      <w:proofErr w:type="spellStart"/>
+      <w:r>
+        <w:t>Json.dump</w:t>
+      </w:r>
+      <w:proofErr w:type="spellEnd"/>
+      <w:r>
+        <w:t xml:space="preserve"> to place the new item into the </w:t>
+      </w:r>
+      <w:proofErr w:type="spellStart"/>
+      <w:r>
+        <w:t>inventory.json</w:t>
+      </w:r>
+      <w:proofErr w:type="spellEnd"/>
+      <w:r>
+        <w:t>.</w:t>
+      </w:r>
+    </w:p>
+    <w:p>
+      <w:pPr>
+        <w:rPr>
+          <w:sz w:val="28"/>
+          <w:szCs w:val="28"/>
           <w:u w:val="single"/>
+        </w:rPr>
+      </w:pPr>
+    </w:p>
+    <w:p>
+      <w:pPr>
+        <w:rPr>
+          <w:sz w:val="28"/>
+          <w:szCs w:val="28"/>
+          <w:u w:val="single"/>
+        </w:rPr>
+      </w:pPr>
+      <w:r>
+        <w:rPr>
+          <w:sz w:val="28"/>
+          <w:szCs w:val="28"/>
+          <w:u w:val="single"/>
+        </w:rPr>
+        <w:t>Pseudocode</w:t>
+      </w:r>
+    </w:p>
+    <w:p>
+      <w:proofErr w:type="gramStart"/>
+      <w:r>
+        <w:t>Print(</w:t>
+      </w:r>
+      <w:proofErr w:type="gramEnd"/>
+      <w:r>
+        <w:t>“Products in inventory”)</w:t>
+      </w:r>
+    </w:p>
+    <w:p>
+      <w:r>
+        <w:t xml:space="preserve">For items in </w:t>
+      </w:r>
+      <w:proofErr w:type="spellStart"/>
+      <w:r>
+        <w:t>garage_item_quantity</w:t>
+      </w:r>
+      <w:proofErr w:type="spellEnd"/>
+    </w:p>
+    <w:p>
+      <w:pPr>
+        <w:ind w:firstLine="720"/>
+      </w:pPr>
+      <w:proofErr w:type="gramStart"/>
+      <w:r>
+        <w:t>Print(</w:t>
+      </w:r>
+      <w:proofErr w:type="gramEnd"/>
+      <w:r>
+        <w:t xml:space="preserve">items in </w:t>
+      </w:r>
+      <w:proofErr w:type="spellStart"/>
+      <w:proofErr w:type="gramStart"/>
+      <w:r>
+        <w:t>inventory.json</w:t>
+      </w:r>
+      <w:proofErr w:type="spellEnd"/>
+      <w:proofErr w:type="gramEnd"/>
+      <w:r>
+        <w:t>)</w:t>
+      </w:r>
+    </w:p>
+    <w:p>
+      <w:r>
+        <w:t xml:space="preserve">IF product name exists in </w:t>
+      </w:r>
+      <w:proofErr w:type="spellStart"/>
+      <w:r>
+        <w:t>garage_item_quantity</w:t>
+      </w:r>
+      <w:proofErr w:type="spellEnd"/>
+    </w:p>
+    <w:p>
+      <w:r>
+        <w:tab/>
+      </w:r>
+      <w:proofErr w:type="gramStart"/>
+      <w:r>
+        <w:t>Print(</w:t>
+      </w:r>
+      <w:proofErr w:type="gramEnd"/>
+      <w:r>
+        <w:t>Product already exists)</w:t>
+      </w:r>
+    </w:p>
+    <w:p>
+      <w:r>
+        <w:t>Input for cost (int)</w:t>
+      </w:r>
+    </w:p>
+    <w:p>
+      <w:r>
+        <w:t>Input stock (int)</w:t>
+      </w:r>
+    </w:p>
+    <w:p>
+      <w:r>
+        <w:t>Input product code (string)</w:t>
+      </w:r>
+    </w:p>
+    <w:p>
+      <w:r>
+        <w:t>Input quantity per unit (int)</w:t>
+      </w:r>
+    </w:p>
+    <w:p>
+      <w:r>
+        <w:t>Input sold amount (int)</w:t>
+      </w:r>
+    </w:p>
+    <w:p>
+      <w:r>
+        <w:t xml:space="preserve">new dictionary for </w:t>
+      </w:r>
+      <w:proofErr w:type="spellStart"/>
+      <w:r>
+        <w:t>Inventory.Json</w:t>
+      </w:r>
+      <w:proofErr w:type="spellEnd"/>
+      <w:r>
+        <w:t>:</w:t>
+      </w:r>
+    </w:p>
+    <w:p>
+      <w:r>
+        <w:t xml:space="preserve">    </w:t>
+      </w:r>
+      <w:proofErr w:type="spellStart"/>
+      <w:r>
+        <w:t>new_product</w:t>
+      </w:r>
+      <w:proofErr w:type="spellEnd"/>
+      <w:r>
+        <w:t xml:space="preserve"> = {</w:t>
+      </w:r>
+    </w:p>
+    <w:p>
+      <w:r>
+        <w:t xml:space="preserve">        "cost": cost,</w:t>
+      </w:r>
+    </w:p>
+    <w:p>
+      <w:r>
+        <w:t xml:space="preserve">        "stock": stock,</w:t>
+      </w:r>
+    </w:p>
+    <w:p>
+      <w:r>
+        <w:t xml:space="preserve">        "</w:t>
+      </w:r>
+      <w:proofErr w:type="spellStart"/>
+      <w:proofErr w:type="gramStart"/>
+      <w:r>
+        <w:t>product</w:t>
+      </w:r>
+      <w:proofErr w:type="gramEnd"/>
+      <w:r>
+        <w:t>_code</w:t>
+      </w:r>
+      <w:proofErr w:type="spellEnd"/>
+      <w:r>
+        <w:t xml:space="preserve">": </w:t>
+      </w:r>
+      <w:proofErr w:type="spellStart"/>
+      <w:r>
+        <w:t>product_code</w:t>
+      </w:r>
+      <w:proofErr w:type="spellEnd"/>
+      <w:r>
+        <w:t>,</w:t>
+      </w:r>
+    </w:p>
+    <w:p>
+      <w:r>
+        <w:t xml:space="preserve">        "</w:t>
+      </w:r>
+      <w:proofErr w:type="spellStart"/>
+      <w:proofErr w:type="gramStart"/>
+      <w:r>
+        <w:t>quantity</w:t>
+      </w:r>
+      <w:proofErr w:type="gramEnd"/>
+      <w:r>
+        <w:t>_per_unit</w:t>
+      </w:r>
+      <w:proofErr w:type="spellEnd"/>
+      <w:r>
+        <w:t xml:space="preserve">": </w:t>
+      </w:r>
+      <w:proofErr w:type="spellStart"/>
+      <w:r>
+        <w:t>quantity_per_unit</w:t>
+      </w:r>
+      <w:proofErr w:type="spellEnd"/>
+      <w:r>
+        <w:t>,</w:t>
+      </w:r>
+    </w:p>
+    <w:p>
+      <w:r>
+        <w:t xml:space="preserve">        "sold": sold</w:t>
+      </w:r>
+    </w:p>
+    <w:p>
+      <w:r>
+        <w:t xml:space="preserve">    }</w:t>
+      </w:r>
+    </w:p>
+    <w:p>
+      <w:r>
+        <w:t xml:space="preserve">Ask user if they want to Save </w:t>
+      </w:r>
+      <w:proofErr w:type="spellStart"/>
+      <w:r>
+        <w:t>new_product</w:t>
+      </w:r>
+      <w:proofErr w:type="spellEnd"/>
+      <w:r>
+        <w:t xml:space="preserve"> into Json file</w:t>
+      </w:r>
+    </w:p>
+    <w:p>
+      <w:r>
+        <w:t>IF yes:</w:t>
+      </w:r>
+    </w:p>
+    <w:p>
+      <w:pPr>
+        <w:ind w:firstLine="720"/>
+      </w:pPr>
+      <w:r>
+        <w:t xml:space="preserve">dump the updated data back to </w:t>
+      </w:r>
+      <w:proofErr w:type="spellStart"/>
+      <w:proofErr w:type="gramStart"/>
+      <w:r>
+        <w:t>data.json</w:t>
+      </w:r>
+      <w:proofErr w:type="spellEnd"/>
+      <w:proofErr w:type="gramEnd"/>
+    </w:p>
+    <w:p>
+      <w:pPr>
+        <w:ind w:firstLine="720"/>
+      </w:pPr>
+      <w:proofErr w:type="gramStart"/>
+      <w:r>
+        <w:t>print(</w:t>
+      </w:r>
+      <w:proofErr w:type="gramEnd"/>
+      <w:r>
+        <w:t>New product added)</w:t>
+      </w:r>
+    </w:p>
+    <w:p>
+      <w:r>
+        <w:t>ELSE:</w:t>
+      </w:r>
+    </w:p>
+    <w:p>
+      <w:pPr>
+        <w:ind w:firstLine="720"/>
+      </w:pPr>
+      <w:r>
+        <w:t>do not save</w:t>
+      </w:r>
+    </w:p>
+    <w:p>
+      <w:pPr>
+        <w:ind w:firstLine="720"/>
+      </w:pPr>
+      <w:proofErr w:type="gramStart"/>
+      <w:r>
+        <w:t>print(</w:t>
+      </w:r>
+      <w:proofErr w:type="gramEnd"/>
+      <w:r>
+        <w:t>change not saved)</w:t>
+      </w:r>
+    </w:p>
+    <w:p>
+      <w:pPr>
+        <w:ind w:firstLine="720"/>
+      </w:pPr>
+    </w:p>
+    <w:p>
+      <w:pPr>
+        <w:rPr>
+          <w:i/>
+          <w:iCs/>
+          <w:szCs w:val="24"/>
+        </w:rPr>
+      </w:pPr>
+      <w:r>
+        <w:rPr>
+          <w:szCs w:val="24"/>
+        </w:rPr>
+        <w:t xml:space="preserve">Written and created by: </w:t>
+      </w:r>
+      <w:r>
+        <w:rPr>
+          <w:i/>
+          <w:iCs/>
+          <w:szCs w:val="24"/>
+        </w:rPr>
+        <w:t>Daniel Caveney</w:t>
+      </w:r>
+    </w:p>
+    <w:p>
+      <w:pPr>
+        <w:rPr>
+          <w:i/>
+          <w:iCs/>
+          <w:szCs w:val="24"/>
+        </w:rPr>
+      </w:pPr>
+      <w:r>
+        <w:rPr>
+          <w:i/>
+          <w:iCs/>
+          <w:szCs w:val="24"/>
+        </w:rPr>
+        <w:br/>
+      </w:r>
+    </w:p>
+    <w:p>
+      <w:pPr>
+        <w:rPr>
+          <w:i/>
+          <w:iCs/>
+          <w:szCs w:val="24"/>
+        </w:rPr>
+      </w:pPr>
+      <w:r>
+        <w:rPr>
+          <w:i/>
+          <w:iCs/>
+          <w:szCs w:val="24"/>
+        </w:rPr>
+        <w:br w:type="page"/>
+      </w:r>
+    </w:p>
+    <w:p>
+      <w:pPr>
+        <w:pStyle w:val="Heading2"/>
+        <w:rPr>
           <w:shd w:val="clear" w:color="auto" w:fill="FFFFFF"/>
         </w:rPr>
       </w:pPr>
-      <w:r>
+      <w:bookmarkStart w:id="6" w:name="_Toc216788102"/>
+      <w:r>
+        <w:rPr>
+          <w:shd w:val="clear" w:color="auto" w:fill="FFFFFF"/>
+        </w:rPr>
+        <w:lastRenderedPageBreak/>
+        <w:t>Task 2:</w:t>
+      </w:r>
+      <w:bookmarkEnd w:id="6"/>
+      <w:r>
+        <w:rPr>
+          <w:shd w:val="clear" w:color="auto" w:fill="FFFFFF"/>
+        </w:rPr>
+        <w:t xml:space="preserve"> </w:t>
+      </w:r>
+    </w:p>
+    <w:p/>
+    <w:p>
+      <w:pPr>
+        <w:pStyle w:val="Heading2"/>
+      </w:pPr>
+      <w:bookmarkStart w:id="7" w:name="_Toc216788103"/>
+      <w:r>
+        <w:t>Task 3:</w:t>
+      </w:r>
+      <w:r>
+        <w:t xml:space="preserve"> Sales logging</w:t>
+      </w:r>
+      <w:bookmarkEnd w:id="7"/>
+    </w:p>
+    <w:p>
+      <w:pPr>
         <w:rPr>
           <w:rFonts w:cs="Arial"/>
           <w:sz w:val="28"/>
@@ -1853,259 +4237,659 @@
           <w:u w:val="single"/>
           <w:shd w:val="clear" w:color="auto" w:fill="FFFFFF"/>
         </w:rPr>
-        <w:t>Task</w:t>
-      </w:r>
-      <w:r>
-        <w:rPr>
-          <w:rFonts w:cs="Arial"/>
-          <w:sz w:val="28"/>
-          <w:szCs w:val="28"/>
-          <w:u w:val="single"/>
-          <w:shd w:val="clear" w:color="auto" w:fill="FFFFFF"/>
-        </w:rPr>
-        <w:t xml:space="preserve"> 1</w:t>
-      </w:r>
-      <w:r>
-        <w:rPr>
-          <w:rFonts w:cs="Arial"/>
-          <w:sz w:val="28"/>
-          <w:szCs w:val="28"/>
-          <w:u w:val="single"/>
-          <w:shd w:val="clear" w:color="auto" w:fill="FFFFFF"/>
-        </w:rPr>
-        <w:t>: Adding new items to the inventory</w:t>
-      </w:r>
+      </w:pPr>
     </w:p>
     <w:p>
-      <w:r>
-        <w:t>Choice == 1:</w:t>
-      </w:r>
+      <w:pPr>
+        <w:pStyle w:val="Heading2"/>
+        <w:rPr>
+          <w:szCs w:val="24"/>
+        </w:rPr>
+      </w:pPr>
+      <w:bookmarkStart w:id="8" w:name="_Toc216788104"/>
+      <w:r>
+        <w:rPr>
+          <w:shd w:val="clear" w:color="auto" w:fill="FFFFFF"/>
+        </w:rPr>
+        <w:t>Task</w:t>
+      </w:r>
+      <w:r>
+        <w:rPr>
+          <w:shd w:val="clear" w:color="auto" w:fill="FFFFFF"/>
+        </w:rPr>
+        <w:t xml:space="preserve"> </w:t>
+      </w:r>
+      <w:r>
+        <w:rPr>
+          <w:shd w:val="clear" w:color="auto" w:fill="FFFFFF"/>
+        </w:rPr>
+        <w:t>4</w:t>
+      </w:r>
+      <w:r>
+        <w:rPr>
+          <w:shd w:val="clear" w:color="auto" w:fill="FFFFFF"/>
+        </w:rPr>
+        <w:t xml:space="preserve">: </w:t>
+      </w:r>
+      <w:r>
+        <w:rPr>
+          <w:shd w:val="clear" w:color="auto" w:fill="FFFFFF"/>
+        </w:rPr>
+        <w:t>S</w:t>
+      </w:r>
+      <w:r>
+        <w:rPr>
+          <w:shd w:val="clear" w:color="auto" w:fill="FFFFFF"/>
+        </w:rPr>
+        <w:t xml:space="preserve">ave all changes made to </w:t>
+      </w:r>
+      <w:r>
+        <w:rPr>
+          <w:shd w:val="clear" w:color="auto" w:fill="FFFFFF"/>
+        </w:rPr>
+        <w:t>the inventory manager</w:t>
+      </w:r>
+      <w:bookmarkEnd w:id="8"/>
     </w:p>
     <w:p>
-      <w:r>
-        <w:t xml:space="preserve">Adding an item is the first required task and this was created and tested by </w:t>
-      </w:r>
-      <w:r>
+      <w:pPr>
+        <w:rPr>
+          <w:szCs w:val="24"/>
+        </w:rPr>
+      </w:pPr>
+    </w:p>
+    <w:p>
+      <w:pPr>
+        <w:rPr>
+          <w:szCs w:val="24"/>
+        </w:rPr>
+      </w:pPr>
+      <w:r>
+        <w:rPr>
+          <w:szCs w:val="24"/>
+        </w:rPr>
+        <w:t xml:space="preserve">This task </w:t>
+      </w:r>
+      <w:r>
+        <w:rPr>
+          <w:szCs w:val="24"/>
+        </w:rPr>
+        <w:t>involves saving all the changes made to the inventory, with it updating all components of the inventory that was changed or even added to the inventory during whichever choices that the user made</w:t>
+      </w:r>
+      <w:r>
+        <w:rPr>
+          <w:szCs w:val="24"/>
+        </w:rPr>
+        <w:t xml:space="preserve">, with the pseudocode, it was quite simple as I did something similar in my task 1 to make the process of saving the overall changes more smoothly on the </w:t>
+      </w:r>
+      <w:r>
+        <w:rPr>
+          <w:szCs w:val="24"/>
+        </w:rPr>
+        <w:t>program.</w:t>
+      </w:r>
+    </w:p>
+    <w:p>
+      <w:pPr>
+        <w:rPr>
+          <w:szCs w:val="24"/>
+        </w:rPr>
+      </w:pPr>
+    </w:p>
+    <w:p>
+      <w:r>
+        <w:t>Ask user if they want to Save all changes into Json file</w:t>
+      </w:r>
+    </w:p>
+    <w:p>
+      <w:r>
+        <w:t xml:space="preserve">IF </w:t>
+      </w:r>
+      <w:r>
+        <w:t>(</w:t>
+      </w:r>
+      <w:r>
+        <w:t>yes</w:t>
+      </w:r>
+      <w:r>
+        <w:t>)</w:t>
+      </w:r>
+      <w:r>
+        <w:t>:</w:t>
+      </w:r>
+    </w:p>
+    <w:p>
+      <w:pPr>
+        <w:ind w:firstLine="720"/>
+      </w:pPr>
+      <w:r>
+        <w:t xml:space="preserve">dump the updated data </w:t>
+      </w:r>
+      <w:r>
+        <w:t>in</w:t>
+      </w:r>
+      <w:r>
+        <w:t xml:space="preserve">to </w:t>
+      </w:r>
+      <w:proofErr w:type="spellStart"/>
+      <w:proofErr w:type="gramStart"/>
+      <w:r>
+        <w:t>data.json</w:t>
+      </w:r>
+      <w:proofErr w:type="spellEnd"/>
+      <w:proofErr w:type="gramEnd"/>
+    </w:p>
+    <w:p>
+      <w:pPr>
+        <w:ind w:firstLine="720"/>
+      </w:pPr>
+      <w:proofErr w:type="gramStart"/>
+      <w:r>
+        <w:t>print(</w:t>
+      </w:r>
+      <w:proofErr w:type="gramEnd"/>
+      <w:r>
+        <w:t>all changes have been saved</w:t>
+      </w:r>
+      <w:r>
+        <w:t xml:space="preserve"> </w:t>
+      </w:r>
+      <w:r>
+        <w:t>to the inventory manager</w:t>
+      </w:r>
+      <w:r>
+        <w:t>)</w:t>
+      </w:r>
+    </w:p>
+    <w:p>
+      <w:r>
+        <w:t>EL</w:t>
+      </w:r>
+      <w:r>
+        <w:t>IF (no)</w:t>
+      </w:r>
+      <w:r>
+        <w:t>:</w:t>
+      </w:r>
+    </w:p>
+    <w:p>
+      <w:pPr>
+        <w:ind w:firstLine="720"/>
+      </w:pPr>
+      <w:r>
+        <w:t>d</w:t>
+      </w:r>
+      <w:r>
+        <w:t>o</w:t>
+      </w:r>
+      <w:r>
+        <w:t>esn’t</w:t>
+      </w:r>
+      <w:r>
+        <w:t xml:space="preserve"> save</w:t>
+      </w:r>
+      <w:r>
+        <w:t xml:space="preserve"> any of the changes</w:t>
+      </w:r>
+    </w:p>
+    <w:p>
+      <w:pPr>
+        <w:ind w:firstLine="720"/>
+      </w:pPr>
+      <w:proofErr w:type="gramStart"/>
+      <w:r>
+        <w:t>print(</w:t>
+      </w:r>
+      <w:proofErr w:type="gramEnd"/>
+      <w:r>
+        <w:t xml:space="preserve">You’ve chosen not to save the </w:t>
+      </w:r>
+      <w:r>
+        <w:t>changes</w:t>
+      </w:r>
+      <w:r>
+        <w:t>)</w:t>
+      </w:r>
+    </w:p>
+    <w:p>
+      <w:r>
+        <w:t>ELSE:</w:t>
+      </w:r>
+    </w:p>
+    <w:p>
+      <w:r>
+        <w:tab/>
+      </w:r>
+      <w:proofErr w:type="gramStart"/>
+      <w:r>
+        <w:t>print(</w:t>
+      </w:r>
+      <w:proofErr w:type="gramEnd"/>
+      <w:r>
+        <w:t>Invalid input, enter y or n.</w:t>
+      </w:r>
+      <w:r>
+        <w:t>)</w:t>
+      </w:r>
+    </w:p>
+    <w:p>
+      <w:pPr>
+        <w:rPr>
+          <w:szCs w:val="24"/>
+        </w:rPr>
+      </w:pPr>
+    </w:p>
+    <w:p>
+      <w:pPr>
+        <w:rPr>
+          <w:szCs w:val="24"/>
+        </w:rPr>
+      </w:pPr>
+    </w:p>
+    <w:p>
+      <w:pPr>
+        <w:pStyle w:val="Heading2"/>
+      </w:pPr>
+      <w:bookmarkStart w:id="9" w:name="_Toc216788105"/>
+      <w:r>
+        <w:t>Task 5:</w:t>
+      </w:r>
+      <w:r>
+        <w:t xml:space="preserve"> Stock Storage Report</w:t>
+      </w:r>
+      <w:bookmarkEnd w:id="9"/>
+    </w:p>
+    <w:p/>
+    <w:p>
+      <w:r>
+        <w:t>This task requires the system to generate a low stock report for items that have been identified with low stock. The project brief asks for the system to:</w:t>
+      </w:r>
+    </w:p>
+    <w:p/>
+    <w:p>
+      <w:pPr>
+        <w:ind w:left="720"/>
         <w:rPr>
           <w:i/>
           <w:iCs/>
-        </w:rPr>
-        <w:t>“Daniel Caveney”</w:t>
-      </w:r>
-      <w:r>
-        <w:t xml:space="preserve">, the group project brief asks for: </w:t>
+          <w:shd w:val="clear" w:color="auto" w:fill="FFFFFF"/>
+        </w:rPr>
+      </w:pPr>
+      <w:r>
+        <w:rPr>
+          <w:i/>
+          <w:iCs/>
+          <w:shd w:val="clear" w:color="auto" w:fill="FFFFFF"/>
+        </w:rPr>
+        <w:t>Generate a low-stock report for items with a quantity below a certain</w:t>
+      </w:r>
+      <w:r>
+        <w:rPr>
+          <w:rFonts w:ascii="Open Sans" w:hAnsi="Open Sans" w:cs="Open Sans"/>
+          <w:i/>
+          <w:iCs/>
+          <w:sz w:val="21"/>
+          <w:szCs w:val="21"/>
+        </w:rPr>
+        <w:br/>
+      </w:r>
+      <w:r>
+        <w:rPr>
+          <w:i/>
+          <w:iCs/>
+          <w:shd w:val="clear" w:color="auto" w:fill="FFFFFF"/>
+        </w:rPr>
+        <w:t>threshold.</w:t>
       </w:r>
     </w:p>
     <w:p>
-      <w:r>
-        <w:t>-</w:t>
-      </w:r>
-      <w:r>
-        <w:t>Add Item: Allow the user to add a new product with a unique ID, name, price,</w:t>
-      </w:r>
-      <w:r>
-        <w:br/>
-        <w:t>and quantity</w:t>
+      <w:pPr>
+        <w:pStyle w:val="ListParagraph"/>
+        <w:numPr>
+          <w:ilvl w:val="0"/>
+          <w:numId w:val="48"/>
+        </w:numPr>
+        <w:rPr>
+          <w:i/>
+          <w:iCs/>
+        </w:rPr>
+      </w:pPr>
+      <w:r>
+        <w:rPr>
+          <w:i/>
+          <w:iCs/>
+        </w:rPr>
+        <w:t>CIS1702 – Group Project page 3</w:t>
       </w:r>
     </w:p>
     <w:p>
-      <w:r>
-        <w:t xml:space="preserve">So, I need to make sure that I allow the user to add a new product to the Json file and I know that I can perform this with allowing the user to input in all five components of the dictionary that contains the product item, that being the stock, cost, product code, quantity per item and sold, then once the user has inputted all </w:t>
-      </w:r>
-      <w:r>
-        <w:lastRenderedPageBreak/>
-        <w:t xml:space="preserve">the information correctly, the program will have the ‘new_product’ variable = a dictionary with all the contents, where then I compile the data and give the option to save the data with </w:t>
-      </w:r>
-      <w:r>
-        <w:t>garage_item_quantity[product</w:t>
-      </w:r>
-      <w:r>
-        <w:t>_</w:t>
-      </w:r>
-      <w:r>
-        <w:t>item] = new_product</w:t>
-      </w:r>
-      <w:r>
-        <w:t xml:space="preserve"> and a Json.dump to place the new item into the inventory.json.</w:t>
-      </w:r>
+      <w:pPr>
+        <w:ind w:left="5040"/>
+        <w:rPr>
+          <w:i/>
+          <w:iCs/>
+        </w:rPr>
+      </w:pPr>
     </w:p>
     <w:p>
-      <w:pPr>
-        <w:rPr>
-          <w:sz w:val="28"/>
-          <w:szCs w:val="28"/>
-          <w:u w:val="single"/>
-        </w:rPr>
-      </w:pPr>
+      <w:r>
+        <w:t xml:space="preserve">To achieve this, I have set a </w:t>
+      </w:r>
+      <w:r>
+        <w:t>threshold of 10, so when the stock file drops below this level, the appropriate warning will be generated.</w:t>
+      </w:r>
+    </w:p>
+    <w:p/>
+    <w:p>
+      <w:pPr>
+        <w:pStyle w:val="Heading2"/>
+      </w:pPr>
+      <w:bookmarkStart w:id="10" w:name="_Toc216788106"/>
+      <w:r>
+        <w:t>Task 6:</w:t>
+      </w:r>
+      <w:bookmarkEnd w:id="10"/>
+    </w:p>
+    <w:p/>
+    <w:p>
+      <w:pPr>
+        <w:pStyle w:val="Heading2"/>
+      </w:pPr>
+      <w:bookmarkStart w:id="11" w:name="_Toc216788107"/>
+      <w:r>
+        <w:t>Task 7:</w:t>
+      </w:r>
+      <w:bookmarkEnd w:id="11"/>
+    </w:p>
+    <w:p/>
+    <w:p>
+      <w:pPr>
+        <w:pStyle w:val="Heading2"/>
+      </w:pPr>
+      <w:bookmarkStart w:id="12" w:name="_Toc216788108"/>
+      <w:r>
+        <w:t>Task 8:</w:t>
+      </w:r>
+      <w:bookmarkEnd w:id="12"/>
     </w:p>
     <w:p>
       <w:pPr>
         <w:rPr>
-          <w:sz w:val="28"/>
-          <w:szCs w:val="28"/>
-          <w:u w:val="single"/>
-        </w:rPr>
-      </w:pPr>
-      <w:r>
-        <w:rPr>
-          <w:sz w:val="28"/>
-          <w:szCs w:val="28"/>
-          <w:u w:val="single"/>
-        </w:rPr>
-        <w:t>Pseudocode</w:t>
-      </w:r>
+          <w:szCs w:val="24"/>
+        </w:rPr>
+      </w:pPr>
     </w:p>
     <w:p>
-      <w:r>
-        <w:t>Print(“Products in inventory”)</w:t>
-      </w:r>
+      <w:pPr>
+        <w:pStyle w:val="Heading2"/>
+        <w:rPr>
+          <w:szCs w:val="24"/>
+        </w:rPr>
+      </w:pPr>
+      <w:bookmarkStart w:id="13" w:name="_Toc216788109"/>
+      <w:r>
+        <w:rPr>
+          <w:shd w:val="clear" w:color="auto" w:fill="FFFFFF"/>
+        </w:rPr>
+        <w:t>Optional</w:t>
+      </w:r>
+      <w:r>
+        <w:rPr>
+          <w:shd w:val="clear" w:color="auto" w:fill="FFFFFF"/>
+        </w:rPr>
+        <w:t xml:space="preserve"> </w:t>
+      </w:r>
+      <w:r>
+        <w:rPr>
+          <w:shd w:val="clear" w:color="auto" w:fill="FFFFFF"/>
+        </w:rPr>
+        <w:t>-</w:t>
+      </w:r>
+      <w:r>
+        <w:rPr>
+          <w:shd w:val="clear" w:color="auto" w:fill="FFFFFF"/>
+        </w:rPr>
+        <w:t xml:space="preserve"> Task</w:t>
+      </w:r>
+      <w:r>
+        <w:rPr>
+          <w:shd w:val="clear" w:color="auto" w:fill="FFFFFF"/>
+        </w:rPr>
+        <w:t xml:space="preserve"> 9</w:t>
+      </w:r>
+      <w:r>
+        <w:rPr>
+          <w:shd w:val="clear" w:color="auto" w:fill="FFFFFF"/>
+        </w:rPr>
+        <w:t xml:space="preserve">: </w:t>
+      </w:r>
+      <w:r>
+        <w:rPr>
+          <w:shd w:val="clear" w:color="auto" w:fill="FFFFFF"/>
+        </w:rPr>
+        <w:t>Creating an exit option</w:t>
+      </w:r>
+      <w:bookmarkEnd w:id="13"/>
     </w:p>
     <w:p>
-      <w:r>
-        <w:t xml:space="preserve">For items in </w:t>
-      </w:r>
-      <w:r>
-        <w:t>garage_item_quantity</w:t>
-      </w:r>
+      <w:pPr>
+        <w:rPr>
+          <w:szCs w:val="24"/>
+        </w:rPr>
+      </w:pPr>
     </w:p>
     <w:p>
       <w:pPr>
-        <w:ind w:firstLine="720"/>
-      </w:pPr>
-      <w:r>
-        <w:t>Print(items in inventory.json)</w:t>
+        <w:rPr>
+          <w:szCs w:val="24"/>
+        </w:rPr>
+      </w:pPr>
+      <w:r>
+        <w:rPr>
+          <w:szCs w:val="24"/>
+        </w:rPr>
+        <w:t xml:space="preserve">This task wasn’t a mandatory task that was </w:t>
+      </w:r>
+      <w:r>
+        <w:rPr>
+          <w:szCs w:val="24"/>
+        </w:rPr>
+        <w:t xml:space="preserve">set in the </w:t>
+      </w:r>
+      <w:r>
+        <w:rPr>
+          <w:szCs w:val="24"/>
+        </w:rPr>
+        <w:t>brief;</w:t>
+      </w:r>
+      <w:r>
+        <w:rPr>
+          <w:szCs w:val="24"/>
+        </w:rPr>
+        <w:t xml:space="preserve"> </w:t>
+      </w:r>
+      <w:r>
+        <w:rPr>
+          <w:szCs w:val="24"/>
+        </w:rPr>
+        <w:t>however,</w:t>
+      </w:r>
+      <w:r>
+        <w:rPr>
+          <w:szCs w:val="24"/>
+        </w:rPr>
+        <w:t xml:space="preserve"> I decided to make this small option anyway</w:t>
+      </w:r>
+      <w:r>
+        <w:rPr>
+          <w:szCs w:val="24"/>
+        </w:rPr>
+        <w:t>,</w:t>
+      </w:r>
+      <w:r>
+        <w:rPr>
+          <w:szCs w:val="24"/>
+        </w:rPr>
+        <w:t xml:space="preserve"> as </w:t>
+      </w:r>
+      <w:r>
+        <w:rPr>
+          <w:szCs w:val="24"/>
+        </w:rPr>
+        <w:t>it allows</w:t>
+      </w:r>
+      <w:r>
+        <w:rPr>
+          <w:szCs w:val="24"/>
+        </w:rPr>
+        <w:t xml:space="preserve"> for the user to make the choice to stop </w:t>
+      </w:r>
+      <w:r>
+        <w:rPr>
+          <w:szCs w:val="24"/>
+        </w:rPr>
+        <w:lastRenderedPageBreak/>
+        <w:t>the program when they’ve done what they needed to do</w:t>
+      </w:r>
+      <w:r>
+        <w:rPr>
+          <w:szCs w:val="24"/>
+        </w:rPr>
+        <w:t xml:space="preserve"> and this choice only contains three lines of code, so the </w:t>
+      </w:r>
+      <w:r>
+        <w:rPr>
+          <w:szCs w:val="24"/>
+        </w:rPr>
+        <w:t>pseudocode</w:t>
+      </w:r>
+      <w:r>
+        <w:rPr>
+          <w:szCs w:val="24"/>
+        </w:rPr>
+        <w:t xml:space="preserve"> is quite simple.</w:t>
       </w:r>
     </w:p>
     <w:p>
-      <w:r>
-        <w:t xml:space="preserve">IF product name exists in </w:t>
-      </w:r>
-      <w:r>
-        <w:t>garage_item_quantity</w:t>
-      </w:r>
+      <w:pPr>
+        <w:rPr>
+          <w:szCs w:val="24"/>
+        </w:rPr>
+      </w:pPr>
     </w:p>
     <w:p>
-      <w:r>
-        <w:tab/>
-        <w:t>Print(Product already exists)</w:t>
+      <w:pPr>
+        <w:rPr>
+          <w:szCs w:val="24"/>
+        </w:rPr>
+      </w:pPr>
+      <w:proofErr w:type="spellStart"/>
+      <w:r>
+        <w:rPr>
+          <w:szCs w:val="24"/>
+        </w:rPr>
+        <w:t>elif</w:t>
+      </w:r>
+      <w:proofErr w:type="spellEnd"/>
+      <w:r>
+        <w:rPr>
+          <w:szCs w:val="24"/>
+        </w:rPr>
+        <w:t xml:space="preserve"> choice == 9:                       </w:t>
       </w:r>
     </w:p>
     <w:p>
-      <w:r>
-        <w:t>Input for cost (int)</w:t>
+      <w:pPr>
+        <w:rPr>
+          <w:szCs w:val="24"/>
+        </w:rPr>
+      </w:pPr>
+      <w:r>
+        <w:rPr>
+          <w:szCs w:val="24"/>
+        </w:rPr>
+        <w:t xml:space="preserve">        </w:t>
+      </w:r>
+      <w:proofErr w:type="gramStart"/>
+      <w:r>
+        <w:rPr>
+          <w:szCs w:val="24"/>
+        </w:rPr>
+        <w:t>print(</w:t>
+      </w:r>
+      <w:proofErr w:type="gramEnd"/>
+      <w:r>
+        <w:rPr>
+          <w:szCs w:val="24"/>
+        </w:rPr>
+        <w:t>Have a good day</w:t>
+      </w:r>
+      <w:r>
+        <w:rPr>
+          <w:szCs w:val="24"/>
+        </w:rPr>
+        <w:t>!)</w:t>
       </w:r>
     </w:p>
     <w:p>
-      <w:r>
-        <w:t>Input stock (int)</w:t>
+      <w:pPr>
+        <w:rPr>
+          <w:szCs w:val="24"/>
+        </w:rPr>
+      </w:pPr>
+      <w:r>
+        <w:rPr>
+          <w:szCs w:val="24"/>
+        </w:rPr>
+        <w:t xml:space="preserve">        </w:t>
+      </w:r>
+      <w:proofErr w:type="gramStart"/>
+      <w:r>
+        <w:rPr>
+          <w:szCs w:val="24"/>
+        </w:rPr>
+        <w:t>print(</w:t>
+      </w:r>
+      <w:proofErr w:type="gramEnd"/>
+      <w:r>
+        <w:rPr>
+          <w:szCs w:val="24"/>
+        </w:rPr>
+        <w:t>Come back again</w:t>
+      </w:r>
+      <w:r>
+        <w:rPr>
+          <w:szCs w:val="24"/>
+        </w:rPr>
+        <w:t>)</w:t>
       </w:r>
     </w:p>
     <w:p>
-      <w:r>
-        <w:t>Input product code (string)</w:t>
-      </w:r>
-    </w:p>
-    <w:p>
-      <w:r>
-        <w:t>Input quantity per unit (int)</w:t>
-      </w:r>
-    </w:p>
-    <w:p>
-      <w:r>
-        <w:t>Input sold amount (int)</w:t>
-      </w:r>
-    </w:p>
-    <w:p>
-      <w:r>
-        <w:t>new dictionary for Inventory.Json:</w:t>
-      </w:r>
-    </w:p>
-    <w:p>
-      <w:r>
-        <w:t xml:space="preserve">    new_product = {</w:t>
-      </w:r>
-    </w:p>
-    <w:p>
-      <w:r>
-        <w:t xml:space="preserve">        "cost": cost,</w:t>
-      </w:r>
-    </w:p>
-    <w:p>
-      <w:r>
-        <w:t xml:space="preserve">        "stock": stock,</w:t>
-      </w:r>
-    </w:p>
-    <w:p>
-      <w:r>
-        <w:t xml:space="preserve">        "product_code": product_code,</w:t>
-      </w:r>
-    </w:p>
-    <w:p>
-      <w:r>
-        <w:t xml:space="preserve">        "quantity_per_unit": quantity_per_unit,</w:t>
-      </w:r>
-    </w:p>
-    <w:p>
-      <w:r>
-        <w:t xml:space="preserve">        "sold": sold</w:t>
-      </w:r>
-    </w:p>
-    <w:p>
-      <w:r>
-        <w:t xml:space="preserve">    }</w:t>
-      </w:r>
-    </w:p>
-    <w:p>
-      <w:r>
-        <w:t>Ask user if they want to Save new_product into Json file</w:t>
-      </w:r>
-    </w:p>
-    <w:p>
-      <w:r>
-        <w:t>IF yes:</w:t>
-      </w:r>
-    </w:p>
-    <w:p>
-      <w:pPr>
-        <w:ind w:firstLine="720"/>
-      </w:pPr>
-      <w:r>
-        <w:t>dump the updated data back to data.json</w:t>
-      </w:r>
-    </w:p>
-    <w:p>
-      <w:pPr>
-        <w:ind w:firstLine="720"/>
-      </w:pPr>
-      <w:r>
-        <w:t>print(New product added)</w:t>
-      </w:r>
-    </w:p>
-    <w:p>
-      <w:r>
-        <w:t>ELSE:</w:t>
-      </w:r>
-    </w:p>
-    <w:p>
-      <w:pPr>
-        <w:ind w:firstLine="720"/>
-      </w:pPr>
-      <w:r>
-        <w:t>do not save</w:t>
-      </w:r>
-    </w:p>
-    <w:p>
-      <w:pPr>
-        <w:ind w:firstLine="720"/>
-      </w:pPr>
-      <w:r>
-        <w:t>print(change not saved)</w:t>
-      </w:r>
-    </w:p>
-    <w:p>
-      <w:pPr>
-        <w:ind w:firstLine="720"/>
-      </w:pPr>
+      <w:pPr>
+        <w:rPr>
+          <w:szCs w:val="24"/>
+        </w:rPr>
+      </w:pPr>
+      <w:r>
+        <w:rPr>
+          <w:szCs w:val="24"/>
+        </w:rPr>
+        <w:t xml:space="preserve">        </w:t>
+      </w:r>
+      <w:proofErr w:type="gramStart"/>
+      <w:r>
+        <w:rPr>
+          <w:szCs w:val="24"/>
+        </w:rPr>
+        <w:t>exit(</w:t>
+      </w:r>
+      <w:proofErr w:type="gramEnd"/>
+      <w:r>
+        <w:rPr>
+          <w:szCs w:val="24"/>
+        </w:rPr>
+        <w:t>)</w:t>
+      </w:r>
     </w:p>
     <w:p>
       <w:pPr>
@@ -2117,560 +4901,23 @@
       </w:pPr>
       <w:r>
         <w:rPr>
-          <w:szCs w:val="24"/>
-        </w:rPr>
-        <w:t xml:space="preserve">Written and created by: </w:t>
-      </w:r>
-      <w:r>
-        <w:rPr>
           <w:i/>
           <w:iCs/>
           <w:szCs w:val="24"/>
         </w:rPr>
-        <w:t>Daniel Caveney</w:t>
+        <w:br w:type="page"/>
       </w:r>
     </w:p>
     <w:p>
       <w:pPr>
-        <w:rPr>
-          <w:i/>
-          <w:iCs/>
-          <w:szCs w:val="24"/>
-        </w:rPr>
-      </w:pPr>
-      <w:r>
-        <w:rPr>
-          <w:i/>
-          <w:iCs/>
-          <w:szCs w:val="24"/>
-        </w:rPr>
-        <w:br/>
-      </w:r>
-    </w:p>
-    <w:p>
-      <w:pPr>
-        <w:rPr>
-          <w:i/>
-          <w:iCs/>
-          <w:szCs w:val="24"/>
-        </w:rPr>
-      </w:pPr>
-      <w:r>
-        <w:rPr>
-          <w:i/>
-          <w:iCs/>
-          <w:szCs w:val="24"/>
-        </w:rPr>
-        <w:br w:type="page"/>
-      </w:r>
-    </w:p>
-    <w:p>
-      <w:pPr>
-        <w:rPr>
-          <w:szCs w:val="24"/>
-        </w:rPr>
-      </w:pPr>
-      <w:r>
-        <w:rPr>
-          <w:rFonts w:cs="Arial"/>
-          <w:sz w:val="28"/>
-          <w:szCs w:val="28"/>
-          <w:u w:val="single"/>
-          <w:shd w:val="clear" w:color="auto" w:fill="FFFFFF"/>
-        </w:rPr>
-        <w:lastRenderedPageBreak/>
-        <w:t>Task</w:t>
-      </w:r>
-      <w:r>
-        <w:rPr>
-          <w:rFonts w:cs="Arial"/>
-          <w:sz w:val="28"/>
-          <w:szCs w:val="28"/>
-          <w:u w:val="single"/>
-          <w:shd w:val="clear" w:color="auto" w:fill="FFFFFF"/>
-        </w:rPr>
-        <w:t xml:space="preserve"> </w:t>
-      </w:r>
-      <w:r>
-        <w:rPr>
-          <w:rFonts w:cs="Arial"/>
-          <w:sz w:val="28"/>
-          <w:szCs w:val="28"/>
-          <w:u w:val="single"/>
-          <w:shd w:val="clear" w:color="auto" w:fill="FFFFFF"/>
-        </w:rPr>
-        <w:t>4</w:t>
-      </w:r>
-      <w:r>
-        <w:rPr>
-          <w:rFonts w:cs="Arial"/>
-          <w:sz w:val="28"/>
-          <w:szCs w:val="28"/>
-          <w:u w:val="single"/>
-          <w:shd w:val="clear" w:color="auto" w:fill="FFFFFF"/>
-        </w:rPr>
-        <w:t xml:space="preserve">: </w:t>
-      </w:r>
-      <w:r>
-        <w:rPr>
-          <w:rFonts w:cs="Arial"/>
-          <w:sz w:val="28"/>
-          <w:szCs w:val="28"/>
-          <w:u w:val="single"/>
-          <w:shd w:val="clear" w:color="auto" w:fill="FFFFFF"/>
-        </w:rPr>
-        <w:t xml:space="preserve">save all changes made to </w:t>
-      </w:r>
-      <w:r>
-        <w:rPr>
-          <w:rFonts w:cs="Arial"/>
-          <w:sz w:val="28"/>
-          <w:szCs w:val="28"/>
-          <w:u w:val="single"/>
-          <w:shd w:val="clear" w:color="auto" w:fill="FFFFFF"/>
-        </w:rPr>
-        <w:t>the inventory manager</w:t>
-      </w:r>
-    </w:p>
-    <w:p>
-      <w:pPr>
-        <w:rPr>
-          <w:szCs w:val="24"/>
-        </w:rPr>
-      </w:pPr>
-    </w:p>
-    <w:p>
-      <w:pPr>
-        <w:rPr>
-          <w:szCs w:val="24"/>
-        </w:rPr>
-      </w:pPr>
-      <w:r>
-        <w:rPr>
-          <w:szCs w:val="24"/>
-        </w:rPr>
-        <w:t xml:space="preserve">This task </w:t>
-      </w:r>
-      <w:r>
-        <w:rPr>
-          <w:szCs w:val="24"/>
-        </w:rPr>
-        <w:t>involves saving all the changes made to the inventory, with it updating all components of the inventory that was changed or even added to the inventory during whichever choices that the user made</w:t>
-      </w:r>
-      <w:r>
-        <w:rPr>
-          <w:szCs w:val="24"/>
-        </w:rPr>
-        <w:t xml:space="preserve">, with the pseudocode, it was quite simple as I did something similar in my task 1 to make the process of saving the overall changes more smoothly on the </w:t>
-      </w:r>
-      <w:r>
-        <w:rPr>
-          <w:szCs w:val="24"/>
-        </w:rPr>
-        <w:t>program.</w:t>
-      </w:r>
-    </w:p>
-    <w:p>
-      <w:pPr>
-        <w:rPr>
-          <w:szCs w:val="24"/>
-        </w:rPr>
-      </w:pPr>
-    </w:p>
-    <w:p>
-      <w:r>
-        <w:t>Ask user if they want to Save all changes into Json file</w:t>
-      </w:r>
-    </w:p>
-    <w:p>
-      <w:r>
-        <w:t xml:space="preserve">IF </w:t>
-      </w:r>
-      <w:r>
-        <w:t>(</w:t>
-      </w:r>
-      <w:r>
-        <w:t>yes</w:t>
-      </w:r>
-      <w:r>
-        <w:t>)</w:t>
-      </w:r>
-      <w:r>
-        <w:t>:</w:t>
-      </w:r>
-    </w:p>
-    <w:p>
-      <w:pPr>
-        <w:ind w:firstLine="720"/>
-      </w:pPr>
-      <w:r>
-        <w:t xml:space="preserve">dump the updated data </w:t>
-      </w:r>
-      <w:r>
-        <w:t>in</w:t>
-      </w:r>
-      <w:r>
-        <w:t>to data.json</w:t>
-      </w:r>
-    </w:p>
-    <w:p>
-      <w:pPr>
-        <w:ind w:firstLine="720"/>
-      </w:pPr>
-      <w:r>
-        <w:t>print(</w:t>
-      </w:r>
-      <w:r>
-        <w:t>all changes have been saved</w:t>
-      </w:r>
-      <w:r>
-        <w:t xml:space="preserve"> </w:t>
-      </w:r>
-      <w:r>
-        <w:t>to the inventory manager</w:t>
-      </w:r>
-      <w:r>
-        <w:t>)</w:t>
-      </w:r>
-    </w:p>
-    <w:p>
-      <w:r>
-        <w:t>EL</w:t>
-      </w:r>
-      <w:r>
-        <w:t>IF (no)</w:t>
-      </w:r>
-      <w:r>
-        <w:t>:</w:t>
-      </w:r>
-    </w:p>
-    <w:p>
-      <w:pPr>
-        <w:ind w:firstLine="720"/>
-      </w:pPr>
-      <w:r>
-        <w:t>d</w:t>
-      </w:r>
-      <w:r>
-        <w:t>o</w:t>
-      </w:r>
-      <w:r>
-        <w:t>esn’t</w:t>
-      </w:r>
-      <w:r>
-        <w:t xml:space="preserve"> save</w:t>
-      </w:r>
-      <w:r>
-        <w:t xml:space="preserve"> any of the changes</w:t>
-      </w:r>
-    </w:p>
-    <w:p>
-      <w:pPr>
-        <w:ind w:firstLine="720"/>
-      </w:pPr>
-      <w:r>
-        <w:t>print(</w:t>
-      </w:r>
-      <w:r>
-        <w:t xml:space="preserve">You’ve chosen not to save the </w:t>
-      </w:r>
-      <w:r>
-        <w:t>changes</w:t>
-      </w:r>
-      <w:r>
-        <w:t>)</w:t>
-      </w:r>
-    </w:p>
-    <w:p>
-      <w:r>
-        <w:t>ELSE:</w:t>
-      </w:r>
-    </w:p>
-    <w:p>
-      <w:r>
-        <w:tab/>
-        <w:t>print(</w:t>
-      </w:r>
-      <w:r>
-        <w:t>Invalid input, enter y or n.</w:t>
-      </w:r>
-      <w:r>
-        <w:t>)</w:t>
-      </w:r>
-    </w:p>
-    <w:p>
-      <w:pPr>
-        <w:rPr>
-          <w:szCs w:val="24"/>
-        </w:rPr>
-      </w:pPr>
-    </w:p>
-    <w:p>
-      <w:pPr>
-        <w:rPr>
-          <w:szCs w:val="24"/>
-        </w:rPr>
-      </w:pPr>
-    </w:p>
-    <w:p>
-      <w:pPr>
-        <w:rPr>
-          <w:szCs w:val="24"/>
-        </w:rPr>
-      </w:pPr>
-    </w:p>
-    <w:p>
-      <w:pPr>
-        <w:rPr>
-          <w:szCs w:val="24"/>
-        </w:rPr>
-      </w:pPr>
-    </w:p>
-    <w:p>
-      <w:pPr>
-        <w:rPr>
-          <w:szCs w:val="24"/>
-        </w:rPr>
-      </w:pPr>
-      <w:r>
-        <w:rPr>
-          <w:rFonts w:cs="Arial"/>
-          <w:sz w:val="28"/>
-          <w:szCs w:val="28"/>
-          <w:u w:val="single"/>
-          <w:shd w:val="clear" w:color="auto" w:fill="FFFFFF"/>
-        </w:rPr>
-        <w:t>Optional</w:t>
-      </w:r>
-      <w:r>
-        <w:rPr>
-          <w:rFonts w:cs="Arial"/>
-          <w:sz w:val="28"/>
-          <w:szCs w:val="28"/>
-          <w:u w:val="single"/>
-          <w:shd w:val="clear" w:color="auto" w:fill="FFFFFF"/>
-        </w:rPr>
-        <w:t>-</w:t>
-      </w:r>
-      <w:r>
-        <w:rPr>
-          <w:rFonts w:cs="Arial"/>
-          <w:sz w:val="28"/>
-          <w:szCs w:val="28"/>
-          <w:u w:val="single"/>
-          <w:shd w:val="clear" w:color="auto" w:fill="FFFFFF"/>
-        </w:rPr>
-        <w:t xml:space="preserve"> Task</w:t>
-      </w:r>
-      <w:r>
-        <w:rPr>
-          <w:rFonts w:cs="Arial"/>
-          <w:sz w:val="28"/>
-          <w:szCs w:val="28"/>
-          <w:u w:val="single"/>
-          <w:shd w:val="clear" w:color="auto" w:fill="FFFFFF"/>
-        </w:rPr>
-        <w:t xml:space="preserve"> 9</w:t>
-      </w:r>
-      <w:r>
-        <w:rPr>
-          <w:rFonts w:cs="Arial"/>
-          <w:sz w:val="28"/>
-          <w:szCs w:val="28"/>
-          <w:u w:val="single"/>
-          <w:shd w:val="clear" w:color="auto" w:fill="FFFFFF"/>
-        </w:rPr>
-        <w:t xml:space="preserve">: </w:t>
-      </w:r>
-      <w:r>
-        <w:rPr>
-          <w:rFonts w:cs="Arial"/>
-          <w:sz w:val="28"/>
-          <w:szCs w:val="28"/>
-          <w:u w:val="single"/>
-          <w:shd w:val="clear" w:color="auto" w:fill="FFFFFF"/>
-        </w:rPr>
-        <w:t>Creating an exit option</w:t>
-      </w:r>
-    </w:p>
-    <w:p>
-      <w:pPr>
-        <w:rPr>
-          <w:szCs w:val="24"/>
-        </w:rPr>
-      </w:pPr>
-    </w:p>
-    <w:p>
-      <w:pPr>
-        <w:rPr>
-          <w:szCs w:val="24"/>
-        </w:rPr>
-      </w:pPr>
-      <w:r>
-        <w:rPr>
-          <w:szCs w:val="24"/>
-        </w:rPr>
-        <w:t xml:space="preserve">This task wasn’t a mandatory task that was </w:t>
-      </w:r>
-      <w:r>
-        <w:rPr>
-          <w:szCs w:val="24"/>
-        </w:rPr>
-        <w:t xml:space="preserve">set in the </w:t>
-      </w:r>
-      <w:r>
-        <w:rPr>
-          <w:szCs w:val="24"/>
-        </w:rPr>
-        <w:t>brief;</w:t>
-      </w:r>
-      <w:r>
-        <w:rPr>
-          <w:szCs w:val="24"/>
-        </w:rPr>
-        <w:t xml:space="preserve"> </w:t>
-      </w:r>
-      <w:r>
-        <w:rPr>
-          <w:szCs w:val="24"/>
-        </w:rPr>
-        <w:t>however,</w:t>
-      </w:r>
-      <w:r>
-        <w:rPr>
-          <w:szCs w:val="24"/>
-        </w:rPr>
-        <w:t xml:space="preserve"> I decided to make this small option anyway as </w:t>
-      </w:r>
-      <w:r>
-        <w:rPr>
-          <w:szCs w:val="24"/>
-        </w:rPr>
-        <w:t>it allows</w:t>
-      </w:r>
-      <w:r>
-        <w:rPr>
-          <w:szCs w:val="24"/>
-        </w:rPr>
-        <w:t xml:space="preserve"> for the user to make the choice to stop the program when they’ve done what they needed to do</w:t>
-      </w:r>
-      <w:r>
-        <w:rPr>
-          <w:szCs w:val="24"/>
-        </w:rPr>
-        <w:t xml:space="preserve"> and this choice only contains three lines of code, so the </w:t>
-      </w:r>
-      <w:r>
-        <w:rPr>
-          <w:szCs w:val="24"/>
-        </w:rPr>
-        <w:t>pseudocode</w:t>
-      </w:r>
-      <w:r>
-        <w:rPr>
-          <w:szCs w:val="24"/>
-        </w:rPr>
-        <w:t xml:space="preserve"> is quite simple.</w:t>
-      </w:r>
-    </w:p>
-    <w:p>
-      <w:pPr>
-        <w:rPr>
-          <w:szCs w:val="24"/>
-        </w:rPr>
-      </w:pPr>
-    </w:p>
-    <w:p>
-      <w:pPr>
-        <w:rPr>
-          <w:szCs w:val="24"/>
-        </w:rPr>
-      </w:pPr>
-      <w:r>
-        <w:rPr>
-          <w:szCs w:val="24"/>
-        </w:rPr>
-        <w:t xml:space="preserve">elif choice == 9:                       </w:t>
-      </w:r>
-    </w:p>
-    <w:p>
-      <w:pPr>
-        <w:rPr>
-          <w:szCs w:val="24"/>
-        </w:rPr>
-      </w:pPr>
-      <w:r>
-        <w:rPr>
-          <w:szCs w:val="24"/>
-        </w:rPr>
-        <w:t xml:space="preserve">        print(Have a good day</w:t>
-      </w:r>
-      <w:r>
-        <w:rPr>
-          <w:szCs w:val="24"/>
-        </w:rPr>
-        <w:t>!)</w:t>
-      </w:r>
-    </w:p>
-    <w:p>
-      <w:pPr>
-        <w:rPr>
-          <w:szCs w:val="24"/>
-        </w:rPr>
-      </w:pPr>
-      <w:r>
-        <w:rPr>
-          <w:szCs w:val="24"/>
-        </w:rPr>
-        <w:t xml:space="preserve">        print(Come back again</w:t>
-      </w:r>
-      <w:r>
-        <w:rPr>
-          <w:szCs w:val="24"/>
-        </w:rPr>
-        <w:t>)</w:t>
-      </w:r>
-    </w:p>
-    <w:p>
-      <w:pPr>
-        <w:rPr>
-          <w:szCs w:val="24"/>
-        </w:rPr>
-      </w:pPr>
-      <w:r>
-        <w:rPr>
-          <w:szCs w:val="24"/>
-        </w:rPr>
-        <w:t xml:space="preserve">        exit()</w:t>
-      </w:r>
-    </w:p>
-    <w:p>
-      <w:pPr>
-        <w:rPr>
-          <w:i/>
-          <w:iCs/>
-          <w:szCs w:val="24"/>
-        </w:rPr>
-      </w:pPr>
-      <w:r>
-        <w:rPr>
-          <w:i/>
-          <w:iCs/>
-          <w:szCs w:val="24"/>
-        </w:rPr>
-        <w:br w:type="page"/>
-      </w:r>
-    </w:p>
-    <w:p>
-      <w:pPr>
         <w:pStyle w:val="Heading1"/>
       </w:pPr>
-      <w:bookmarkStart w:id="4" w:name="_Toc215580519"/>
+      <w:bookmarkStart w:id="14" w:name="_Toc216788110"/>
       <w:r>
         <w:lastRenderedPageBreak/>
         <w:t>Implementation Summary</w:t>
       </w:r>
-      <w:bookmarkEnd w:id="4"/>
+      <w:bookmarkEnd w:id="14"/>
     </w:p>
     <w:p/>
     <w:p>
@@ -2748,44 +4995,33 @@
     <w:p/>
     <w:p>
       <w:pPr>
-        <w:rPr>
-          <w:rFonts w:cs="Arial"/>
+        <w:pStyle w:val="Heading2"/>
+        <w:rPr>
           <w:color w:val="EE0000"/>
           <w:szCs w:val="24"/>
-          <w:u w:val="single"/>
           <w:shd w:val="clear" w:color="auto" w:fill="FFFFFF"/>
         </w:rPr>
       </w:pPr>
-      <w:r>
-        <w:rPr>
-          <w:rFonts w:cs="Arial"/>
-          <w:sz w:val="28"/>
-          <w:szCs w:val="28"/>
-          <w:u w:val="single"/>
+      <w:bookmarkStart w:id="15" w:name="_Toc216788111"/>
+      <w:r>
+        <w:rPr>
           <w:shd w:val="clear" w:color="auto" w:fill="FFFFFF"/>
         </w:rPr>
         <w:t>Task</w:t>
       </w:r>
       <w:r>
         <w:rPr>
-          <w:rFonts w:cs="Arial"/>
-          <w:sz w:val="28"/>
-          <w:szCs w:val="28"/>
-          <w:u w:val="single"/>
           <w:shd w:val="clear" w:color="auto" w:fill="FFFFFF"/>
         </w:rPr>
         <w:t xml:space="preserve"> 1</w:t>
       </w:r>
       <w:r>
         <w:rPr>
-          <w:rFonts w:cs="Arial"/>
-          <w:sz w:val="28"/>
-          <w:szCs w:val="28"/>
-          <w:u w:val="single"/>
           <w:shd w:val="clear" w:color="auto" w:fill="FFFFFF"/>
         </w:rPr>
         <w:t>: Adding new items to the inventory</w:t>
       </w:r>
+      <w:bookmarkEnd w:id="15"/>
     </w:p>
     <w:p/>
     <w:p>
@@ -2823,7 +5059,15 @@
         <w:t xml:space="preserve"> and then it will ask the user to input the name of the new product </w:t>
       </w:r>
       <w:r>
-        <w:t xml:space="preserve">they want to add, the program checks for items in the garage_item_quantity, if the </w:t>
+        <w:t xml:space="preserve">they want to add, the program checks for items in the </w:t>
+      </w:r>
+      <w:proofErr w:type="spellStart"/>
+      <w:r>
+        <w:t>garage_item_quantity</w:t>
+      </w:r>
+      <w:proofErr w:type="spellEnd"/>
+      <w:r>
+        <w:t xml:space="preserve">, if the </w:t>
       </w:r>
       <w:r>
         <w:t xml:space="preserve">inputted name currently exists then it will reply with an error stating an invalid input, originally when I was making the program I didn’t make the error validation </w:t>
@@ -2849,7 +5093,15 @@
         <w:t xml:space="preserve"> of the product item, that being the cost, stock, product code, quantity per unit and sold amount, now four out of the five </w:t>
       </w:r>
       <w:r>
-        <w:t>inputs will need to be ints, however if the user inputs in a string or any other data type, a syntax error will occur, which isn’t ideal, so the alternative is to do</w:t>
+        <w:t xml:space="preserve">inputs will need to be </w:t>
+      </w:r>
+      <w:proofErr w:type="spellStart"/>
+      <w:r>
+        <w:t>ints</w:t>
+      </w:r>
+      <w:proofErr w:type="spellEnd"/>
+      <w:r>
+        <w:t>, however if the user inputs in a string or any other data type, a syntax error will occur, which isn’t ideal, so the alternative is to do</w:t>
       </w:r>
       <w:r>
         <w:t xml:space="preserve"> the program meth</w:t>
@@ -2867,7 +5119,15 @@
         <w:t>___</w:t>
       </w:r>
       <w:r>
-        <w:t>.isdigit():</w:t>
+        <w:t>.</w:t>
+      </w:r>
+      <w:proofErr w:type="spellStart"/>
+      <w:r>
+        <w:t>isdigit</w:t>
+      </w:r>
+      <w:proofErr w:type="spellEnd"/>
+      <w:r>
+        <w:t>():</w:t>
       </w:r>
       <w:r>
         <w:t>’</w:t>
@@ -2890,17 +5150,48 @@
       <w:r>
         <w:t>inputs with the coded prompt of ‘</w:t>
       </w:r>
-      <w:r>
-        <w:t>garage_item_quantity[product_item] = new_product</w:t>
-      </w:r>
+      <w:proofErr w:type="spellStart"/>
+      <w:r>
+        <w:t>garage_item_quantity</w:t>
+      </w:r>
+      <w:proofErr w:type="spellEnd"/>
+      <w:r>
+        <w:t>[</w:t>
+      </w:r>
+      <w:proofErr w:type="spellStart"/>
+      <w:r>
+        <w:t>product_item</w:t>
+      </w:r>
+      <w:proofErr w:type="spellEnd"/>
+      <w:r>
+        <w:t xml:space="preserve">] = </w:t>
+      </w:r>
+      <w:proofErr w:type="spellStart"/>
+      <w:r>
+        <w:t>new_product</w:t>
+      </w:r>
+      <w:proofErr w:type="spellEnd"/>
       <w:r>
         <w:t xml:space="preserve">’, which means that the </w:t>
       </w:r>
       <w:r>
         <w:t xml:space="preserve">new product will now be </w:t>
       </w:r>
-      <w:r>
-        <w:t>apart of the inventory/ data.json.</w:t>
+      <w:proofErr w:type="spellStart"/>
+      <w:r>
+        <w:t>apart</w:t>
+      </w:r>
+      <w:proofErr w:type="spellEnd"/>
+      <w:r>
+        <w:t xml:space="preserve"> of the inventory/ </w:t>
+      </w:r>
+      <w:proofErr w:type="spellStart"/>
+      <w:r>
+        <w:t>data.json</w:t>
+      </w:r>
+      <w:proofErr w:type="spellEnd"/>
+      <w:r>
+        <w:t>.</w:t>
       </w:r>
     </w:p>
     <w:p/>
@@ -2915,7 +5206,15 @@
         <w:t xml:space="preserve">user continues to make changes, the system should be able to </w:t>
       </w:r>
       <w:r>
-        <w:t xml:space="preserve">keep memory of the changes and when the choice of saving occurs (elif choice == </w:t>
+        <w:t>keep memory of the changes and when the choice of saving occurs (</w:t>
+      </w:r>
+      <w:proofErr w:type="spellStart"/>
+      <w:r>
+        <w:t>elif</w:t>
+      </w:r>
+      <w:proofErr w:type="spellEnd"/>
+      <w:r>
+        <w:t xml:space="preserve"> choice == </w:t>
       </w:r>
       <w:r>
         <w:t>4</w:t>
@@ -2964,68 +5263,55 @@
       </w:r>
     </w:p>
     <w:p>
+      <w:pPr>
+        <w:pStyle w:val="Heading2"/>
+      </w:pPr>
+      <w:bookmarkStart w:id="16" w:name="_Toc216788112"/>
       <w:r>
         <w:lastRenderedPageBreak/>
-        <w:br w:type="page"/>
-      </w:r>
+        <w:t>Task 2</w:t>
+      </w:r>
+      <w:bookmarkEnd w:id="16"/>
+    </w:p>
+    <w:p/>
+    <w:p/>
+    <w:p/>
+    <w:p/>
+    <w:p/>
+    <w:p>
+      <w:pPr>
+        <w:pStyle w:val="Heading2"/>
+      </w:pPr>
+      <w:bookmarkStart w:id="17" w:name="_Toc216788113"/>
+      <w:r>
+        <w:t>Task 3</w:t>
+      </w:r>
+      <w:bookmarkEnd w:id="17"/>
     </w:p>
     <w:p>
       <w:pPr>
-        <w:rPr>
-          <w:szCs w:val="24"/>
-        </w:rPr>
-      </w:pPr>
-      <w:r>
-        <w:rPr>
-          <w:rFonts w:cs="Arial"/>
-          <w:sz w:val="28"/>
-          <w:szCs w:val="28"/>
-          <w:u w:val="single"/>
-          <w:shd w:val="clear" w:color="auto" w:fill="FFFFFF"/>
-        </w:rPr>
-        <w:lastRenderedPageBreak/>
-        <w:t>Task</w:t>
-      </w:r>
-      <w:r>
-        <w:rPr>
-          <w:rFonts w:cs="Arial"/>
-          <w:sz w:val="28"/>
-          <w:szCs w:val="28"/>
-          <w:u w:val="single"/>
-          <w:shd w:val="clear" w:color="auto" w:fill="FFFFFF"/>
-        </w:rPr>
-        <w:t xml:space="preserve"> 4</w:t>
-      </w:r>
-      <w:r>
-        <w:rPr>
-          <w:rFonts w:cs="Arial"/>
-          <w:sz w:val="28"/>
-          <w:szCs w:val="28"/>
-          <w:u w:val="single"/>
-          <w:shd w:val="clear" w:color="auto" w:fill="FFFFFF"/>
-        </w:rPr>
-        <w:t xml:space="preserve">: </w:t>
-      </w:r>
-      <w:r>
-        <w:rPr>
-          <w:rFonts w:cs="Arial"/>
-          <w:sz w:val="28"/>
-          <w:szCs w:val="28"/>
-          <w:u w:val="single"/>
-          <w:shd w:val="clear" w:color="auto" w:fill="FFFFFF"/>
-        </w:rPr>
-        <w:t xml:space="preserve">save all changes made to </w:t>
-      </w:r>
-      <w:r>
-        <w:rPr>
-          <w:rFonts w:cs="Arial"/>
-          <w:sz w:val="28"/>
-          <w:szCs w:val="28"/>
-          <w:u w:val="single"/>
-          <w:shd w:val="clear" w:color="auto" w:fill="FFFFFF"/>
-        </w:rPr>
-        <w:t>the inventory manager</w:t>
-      </w:r>
+        <w:pStyle w:val="Heading2"/>
+        <w:numPr>
+          <w:ilvl w:val="0"/>
+          <w:numId w:val="0"/>
+        </w:numPr>
+      </w:pPr>
+    </w:p>
+    <w:p>
+      <w:pPr>
+        <w:pStyle w:val="Heading2"/>
+      </w:pPr>
+      <w:bookmarkStart w:id="18" w:name="_Toc216788114"/>
+      <w:r>
+        <w:t xml:space="preserve">Task 4: </w:t>
+      </w:r>
+      <w:r>
+        <w:t>S</w:t>
+      </w:r>
+      <w:r>
+        <w:t>ave all changes made to the inventory manager</w:t>
+      </w:r>
+      <w:bookmarkEnd w:id="18"/>
     </w:p>
     <w:p/>
     <w:p>
@@ -3085,8 +5371,31 @@
       <w:r>
         <w:t>“</w:t>
       </w:r>
-      <w:r>
-        <w:t>with open("data.json", "w") as f:</w:t>
+      <w:proofErr w:type="gramStart"/>
+      <w:r>
+        <w:t>with</w:t>
+      </w:r>
+      <w:proofErr w:type="gramEnd"/>
+      <w:r>
+        <w:t xml:space="preserve"> </w:t>
+      </w:r>
+      <w:proofErr w:type="gramStart"/>
+      <w:r>
+        <w:t>open(</w:t>
+      </w:r>
+      <w:proofErr w:type="gramEnd"/>
+      <w:r>
+        <w:t>"</w:t>
+      </w:r>
+      <w:proofErr w:type="spellStart"/>
+      <w:proofErr w:type="gramStart"/>
+      <w:r>
+        <w:t>data.json</w:t>
+      </w:r>
+      <w:proofErr w:type="spellEnd"/>
+      <w:proofErr w:type="gramEnd"/>
+      <w:r>
+        <w:t>", "w") as f:</w:t>
       </w:r>
       <w:r>
         <w:t>”</w:t>
@@ -3096,8 +5405,15 @@
       <w:pPr>
         <w:ind w:firstLine="720"/>
       </w:pPr>
-      <w:r>
-        <w:t>json.dump(data, f, indent=4)</w:t>
+      <w:proofErr w:type="spellStart"/>
+      <w:proofErr w:type="gramStart"/>
+      <w:r>
+        <w:t>json.dump</w:t>
+      </w:r>
+      <w:proofErr w:type="spellEnd"/>
+      <w:proofErr w:type="gramEnd"/>
+      <w:r>
+        <w:t>(data, f, indent=4)</w:t>
       </w:r>
     </w:p>
     <w:p>
@@ -3129,65 +5445,108 @@
         </w:rPr>
         <w:t>Written by Daniel Caveney</w:t>
       </w:r>
+    </w:p>
+    <w:p>
+      <w:pPr>
+        <w:rPr>
+          <w:i/>
+          <w:iCs/>
+        </w:rPr>
+      </w:pPr>
+    </w:p>
+    <w:p>
+      <w:pPr>
+        <w:rPr>
+          <w:i/>
+          <w:iCs/>
+        </w:rPr>
+      </w:pPr>
+    </w:p>
+    <w:p>
+      <w:pPr>
+        <w:pStyle w:val="Heading2"/>
+      </w:pPr>
+      <w:bookmarkStart w:id="19" w:name="_Toc216788115"/>
+      <w:r>
+        <w:t>Task 5: Stock Storage Report</w:t>
+      </w:r>
+      <w:bookmarkEnd w:id="19"/>
+    </w:p>
+    <w:p/>
+    <w:p>
+      <w:pPr>
+        <w:pStyle w:val="Heading2"/>
+      </w:pPr>
+      <w:bookmarkStart w:id="20" w:name="_Toc216788116"/>
+      <w:r>
+        <w:t>Task 6:</w:t>
+      </w:r>
+      <w:bookmarkEnd w:id="20"/>
+    </w:p>
+    <w:p/>
+    <w:p>
+      <w:pPr>
+        <w:pStyle w:val="Heading2"/>
+      </w:pPr>
+      <w:bookmarkStart w:id="21" w:name="_Toc216788117"/>
+      <w:r>
+        <w:t>Task 7:</w:t>
+      </w:r>
+      <w:bookmarkEnd w:id="21"/>
+    </w:p>
+    <w:p/>
+    <w:p>
+      <w:pPr>
+        <w:pStyle w:val="Heading2"/>
+      </w:pPr>
+      <w:bookmarkStart w:id="22" w:name="_Toc216788118"/>
+      <w:r>
+        <w:t>Task 8:</w:t>
+      </w:r>
+      <w:bookmarkEnd w:id="22"/>
     </w:p>
     <w:p/>
     <w:p/>
     <w:p>
       <w:pPr>
+        <w:pStyle w:val="Heading2"/>
         <w:rPr>
           <w:szCs w:val="24"/>
         </w:rPr>
       </w:pPr>
-      <w:r>
-        <w:rPr>
-          <w:rFonts w:cs="Arial"/>
-          <w:sz w:val="28"/>
-          <w:szCs w:val="28"/>
-          <w:u w:val="single"/>
+      <w:bookmarkStart w:id="23" w:name="_Toc216788119"/>
+      <w:r>
+        <w:rPr>
           <w:shd w:val="clear" w:color="auto" w:fill="FFFFFF"/>
         </w:rPr>
+        <w:lastRenderedPageBreak/>
         <w:t>Optional</w:t>
       </w:r>
       <w:r>
         <w:rPr>
-          <w:rFonts w:cs="Arial"/>
-          <w:sz w:val="28"/>
-          <w:szCs w:val="28"/>
-          <w:u w:val="single"/>
           <w:shd w:val="clear" w:color="auto" w:fill="FFFFFF"/>
         </w:rPr>
         <w:t>-</w:t>
       </w:r>
       <w:r>
         <w:rPr>
-          <w:rFonts w:cs="Arial"/>
-          <w:sz w:val="28"/>
-          <w:szCs w:val="28"/>
-          <w:u w:val="single"/>
           <w:shd w:val="clear" w:color="auto" w:fill="FFFFFF"/>
         </w:rPr>
         <w:t xml:space="preserve"> Task</w:t>
       </w:r>
       <w:r>
         <w:rPr>
-          <w:rFonts w:cs="Arial"/>
-          <w:sz w:val="28"/>
-          <w:szCs w:val="28"/>
-          <w:u w:val="single"/>
           <w:shd w:val="clear" w:color="auto" w:fill="FFFFFF"/>
         </w:rPr>
         <w:t xml:space="preserve"> 9</w:t>
       </w:r>
       <w:r>
         <w:rPr>
-          <w:rFonts w:cs="Arial"/>
-          <w:sz w:val="28"/>
-          <w:szCs w:val="28"/>
-          <w:u w:val="single"/>
           <w:shd w:val="clear" w:color="auto" w:fill="FFFFFF"/>
         </w:rPr>
         <w:t>: Creating an exit option</w:t>
       </w:r>
+      <w:bookmarkEnd w:id="23"/>
     </w:p>
     <w:p/>
     <w:p>
@@ -3216,7 +5575,15 @@
         <w:t>, also no testing was required for the exit option, other tha</w:t>
       </w:r>
       <w:r>
-        <w:t>n it actually worked, which it did, so there isn’t anything else to test for this choice.</w:t>
+        <w:t xml:space="preserve">n it </w:t>
+      </w:r>
+      <w:proofErr w:type="gramStart"/>
+      <w:r>
+        <w:t>actually worked</w:t>
+      </w:r>
+      <w:proofErr w:type="gramEnd"/>
+      <w:r>
+        <w:t>, which it did, so there isn’t anything else to test for this choice.</w:t>
       </w:r>
       <w:r>
         <w:br w:type="page"/>
@@ -3227,11 +5594,11 @@
       <w:pPr>
         <w:pStyle w:val="Heading1"/>
       </w:pPr>
-      <w:bookmarkStart w:id="5" w:name="_Toc215580520"/>
+      <w:bookmarkStart w:id="24" w:name="_Toc216788120"/>
       <w:r>
         <w:t>Testing</w:t>
       </w:r>
-      <w:bookmarkEnd w:id="5"/>
+      <w:bookmarkEnd w:id="24"/>
     </w:p>
     <w:p/>
     <w:p>
@@ -3679,7 +6046,23 @@
                 <w:sz w:val="22"/>
                 <w:szCs w:val="22"/>
               </w:rPr>
-              <w:t xml:space="preserve"> expected result occurred</w:t>
+              <w:t xml:space="preserve"> expected </w:t>
+            </w:r>
+            <w:proofErr w:type="gramStart"/>
+            <w:r>
+              <w:rPr>
+                <w:sz w:val="22"/>
+                <w:szCs w:val="22"/>
+              </w:rPr>
+              <w:t>result</w:t>
+            </w:r>
+            <w:proofErr w:type="gramEnd"/>
+            <w:r>
+              <w:rPr>
+                <w:sz w:val="22"/>
+                <w:szCs w:val="22"/>
+              </w:rPr>
+              <w:t xml:space="preserve"> occurred</w:t>
             </w:r>
             <w:r>
               <w:rPr>
@@ -4109,7 +6492,23 @@
                 <w:sz w:val="22"/>
                 <w:szCs w:val="22"/>
               </w:rPr>
-              <w:t>Inputting ‘Y’ instead of ‘y’ will not result in an error as I have applied the .lower() function</w:t>
+              <w:t xml:space="preserve">Inputting ‘Y’ instead of ‘y’ will not result in an error as I have applied </w:t>
+            </w:r>
+            <w:proofErr w:type="gramStart"/>
+            <w:r>
+              <w:rPr>
+                <w:sz w:val="22"/>
+                <w:szCs w:val="22"/>
+              </w:rPr>
+              <w:t>the .lower</w:t>
+            </w:r>
+            <w:proofErr w:type="gramEnd"/>
+            <w:r>
+              <w:rPr>
+                <w:sz w:val="22"/>
+                <w:szCs w:val="22"/>
+              </w:rPr>
+              <w:t>() function</w:t>
             </w:r>
           </w:p>
         </w:tc>
@@ -4331,7 +6730,23 @@
                 <w:sz w:val="22"/>
                 <w:szCs w:val="22"/>
               </w:rPr>
-              <w:t xml:space="preserve"> expected result occurred</w:t>
+              <w:t xml:space="preserve"> expected </w:t>
+            </w:r>
+            <w:proofErr w:type="gramStart"/>
+            <w:r>
+              <w:rPr>
+                <w:sz w:val="22"/>
+                <w:szCs w:val="22"/>
+              </w:rPr>
+              <w:t>result</w:t>
+            </w:r>
+            <w:proofErr w:type="gramEnd"/>
+            <w:r>
+              <w:rPr>
+                <w:sz w:val="22"/>
+                <w:szCs w:val="22"/>
+              </w:rPr>
+              <w:t xml:space="preserve"> occurred</w:t>
             </w:r>
             <w:r>
               <w:rPr>
@@ -4489,7 +6904,23 @@
                 <w:sz w:val="22"/>
                 <w:szCs w:val="22"/>
               </w:rPr>
-              <w:t>Inputting ‘Y’ instead of ‘y’ will not result in an error as I have applied the .lower() function</w:t>
+              <w:t xml:space="preserve">Inputting ‘Y’ instead of ‘y’ will not result in an error as I have applied </w:t>
+            </w:r>
+            <w:proofErr w:type="gramStart"/>
+            <w:r>
+              <w:rPr>
+                <w:sz w:val="22"/>
+                <w:szCs w:val="22"/>
+              </w:rPr>
+              <w:t>the .lower</w:t>
+            </w:r>
+            <w:proofErr w:type="gramEnd"/>
+            <w:r>
+              <w:rPr>
+                <w:sz w:val="22"/>
+                <w:szCs w:val="22"/>
+              </w:rPr>
+              <w:t>() function</w:t>
             </w:r>
           </w:p>
         </w:tc>
@@ -4751,12 +7182,12 @@
       <w:pPr>
         <w:pStyle w:val="Heading1"/>
       </w:pPr>
-      <w:bookmarkStart w:id="6" w:name="_Toc215580521"/>
+      <w:bookmarkStart w:id="25" w:name="_Toc216788121"/>
       <w:r>
         <w:lastRenderedPageBreak/>
         <w:t>Breakdown of Contributions</w:t>
       </w:r>
-      <w:bookmarkEnd w:id="6"/>
+      <w:bookmarkEnd w:id="25"/>
     </w:p>
     <w:p/>
     <w:p>
@@ -5078,7 +7509,21 @@
               <w:rPr>
                 <w:szCs w:val="24"/>
               </w:rPr>
-              <w:t xml:space="preserve">. Once done, Dan performed all the necessary testing to ensure that were no errors and also made sure that there was error validation including in all sections of the code, preventing syntax errors for the user. </w:t>
+              <w:t xml:space="preserve">. Once done, Dan performed all the necessary testing to ensure that were no errors </w:t>
+            </w:r>
+            <w:proofErr w:type="gramStart"/>
+            <w:r>
+              <w:rPr>
+                <w:szCs w:val="24"/>
+              </w:rPr>
+              <w:t>and also</w:t>
+            </w:r>
+            <w:proofErr w:type="gramEnd"/>
+            <w:r>
+              <w:rPr>
+                <w:szCs w:val="24"/>
+              </w:rPr>
+              <w:t xml:space="preserve"> made sure that there was error validation including in all sections of the code, preventing syntax errors for the user. </w:t>
             </w:r>
             <w:r>
               <w:rPr>
@@ -5422,11 +7867,11 @@
       <w:pPr>
         <w:pStyle w:val="Heading1"/>
       </w:pPr>
-      <w:bookmarkStart w:id="7" w:name="_Toc215580522"/>
+      <w:bookmarkStart w:id="26" w:name="_Toc216788122"/>
       <w:r>
         <w:t>Reflection</w:t>
       </w:r>
-      <w:bookmarkEnd w:id="7"/>
+      <w:bookmarkEnd w:id="26"/>
     </w:p>
     <w:p>
       <w:pPr>
@@ -5505,12 +7950,12 @@
       <w:pPr>
         <w:pStyle w:val="Heading1"/>
       </w:pPr>
-      <w:bookmarkStart w:id="8" w:name="_Toc215580523"/>
+      <w:bookmarkStart w:id="27" w:name="_Toc216788123"/>
       <w:r>
         <w:lastRenderedPageBreak/>
         <w:t>Conclusion</w:t>
       </w:r>
-      <w:bookmarkEnd w:id="8"/>
+      <w:bookmarkEnd w:id="27"/>
     </w:p>
     <w:p>
       <w:pPr>
@@ -8578,6 +11023,118 @@
     </w:lvl>
   </w:abstractNum>
   <w:abstractNum w:abstractNumId="25" w15:restartNumberingAfterBreak="0">
+    <w:nsid w:val="5ADE2F78"/>
+    <w:multiLevelType w:val="hybridMultilevel"/>
+    <w:tmpl w:val="C6682382"/>
+    <w:lvl w:ilvl="0" w:tplc="8ECCCDB8">
+      <w:numFmt w:val="bullet"/>
+      <w:lvlText w:val="-"/>
+      <w:lvlJc w:val="left"/>
+      <w:pPr>
+        <w:ind w:left="5400" w:hanging="360"/>
+      </w:pPr>
+      <w:rPr>
+        <w:rFonts w:ascii="Arial" w:eastAsia="Times New Roman" w:hAnsi="Arial" w:cs="Arial" w:hint="default"/>
+      </w:rPr>
+    </w:lvl>
+    <w:lvl w:ilvl="1" w:tplc="08090003" w:tentative="1">
+      <w:start w:val="1"/>
+      <w:numFmt w:val="bullet"/>
+      <w:lvlText w:val="o"/>
+      <w:lvlJc w:val="left"/>
+      <w:pPr>
+        <w:ind w:left="6120" w:hanging="360"/>
+      </w:pPr>
+      <w:rPr>
+        <w:rFonts w:ascii="Courier New" w:hAnsi="Courier New" w:cs="Courier New" w:hint="default"/>
+      </w:rPr>
+    </w:lvl>
+    <w:lvl w:ilvl="2" w:tplc="08090005" w:tentative="1">
+      <w:start w:val="1"/>
+      <w:numFmt w:val="bullet"/>
+      <w:lvlText w:val=""/>
+      <w:lvlJc w:val="left"/>
+      <w:pPr>
+        <w:ind w:left="6840" w:hanging="360"/>
+      </w:pPr>
+      <w:rPr>
+        <w:rFonts w:ascii="Wingdings" w:hAnsi="Wingdings" w:hint="default"/>
+      </w:rPr>
+    </w:lvl>
+    <w:lvl w:ilvl="3" w:tplc="08090001" w:tentative="1">
+      <w:start w:val="1"/>
+      <w:numFmt w:val="bullet"/>
+      <w:lvlText w:val=""/>
+      <w:lvlJc w:val="left"/>
+      <w:pPr>
+        <w:ind w:left="7560" w:hanging="360"/>
+      </w:pPr>
+      <w:rPr>
+        <w:rFonts w:ascii="Symbol" w:hAnsi="Symbol" w:hint="default"/>
+      </w:rPr>
+    </w:lvl>
+    <w:lvl w:ilvl="4" w:tplc="08090003" w:tentative="1">
+      <w:start w:val="1"/>
+      <w:numFmt w:val="bullet"/>
+      <w:lvlText w:val="o"/>
+      <w:lvlJc w:val="left"/>
+      <w:pPr>
+        <w:ind w:left="8280" w:hanging="360"/>
+      </w:pPr>
+      <w:rPr>
+        <w:rFonts w:ascii="Courier New" w:hAnsi="Courier New" w:cs="Courier New" w:hint="default"/>
+      </w:rPr>
+    </w:lvl>
+    <w:lvl w:ilvl="5" w:tplc="08090005" w:tentative="1">
+      <w:start w:val="1"/>
+      <w:numFmt w:val="bullet"/>
+      <w:lvlText w:val=""/>
+      <w:lvlJc w:val="left"/>
+      <w:pPr>
+        <w:ind w:left="9000" w:hanging="360"/>
+      </w:pPr>
+      <w:rPr>
+        <w:rFonts w:ascii="Wingdings" w:hAnsi="Wingdings" w:hint="default"/>
+      </w:rPr>
+    </w:lvl>
+    <w:lvl w:ilvl="6" w:tplc="08090001" w:tentative="1">
+      <w:start w:val="1"/>
+      <w:numFmt w:val="bullet"/>
+      <w:lvlText w:val=""/>
+      <w:lvlJc w:val="left"/>
+      <w:pPr>
+        <w:ind w:left="9720" w:hanging="360"/>
+      </w:pPr>
+      <w:rPr>
+        <w:rFonts w:ascii="Symbol" w:hAnsi="Symbol" w:hint="default"/>
+      </w:rPr>
+    </w:lvl>
+    <w:lvl w:ilvl="7" w:tplc="08090003" w:tentative="1">
+      <w:start w:val="1"/>
+      <w:numFmt w:val="bullet"/>
+      <w:lvlText w:val="o"/>
+      <w:lvlJc w:val="left"/>
+      <w:pPr>
+        <w:ind w:left="10440" w:hanging="360"/>
+      </w:pPr>
+      <w:rPr>
+        <w:rFonts w:ascii="Courier New" w:hAnsi="Courier New" w:cs="Courier New" w:hint="default"/>
+      </w:rPr>
+    </w:lvl>
+    <w:lvl w:ilvl="8" w:tplc="08090005" w:tentative="1">
+      <w:start w:val="1"/>
+      <w:numFmt w:val="bullet"/>
+      <w:lvlText w:val=""/>
+      <w:lvlJc w:val="left"/>
+      <w:pPr>
+        <w:ind w:left="11160" w:hanging="360"/>
+      </w:pPr>
+      <w:rPr>
+        <w:rFonts w:ascii="Wingdings" w:hAnsi="Wingdings" w:hint="default"/>
+      </w:rPr>
+    </w:lvl>
+  </w:abstractNum>
+  <w:abstractNum w:abstractNumId="26" w15:restartNumberingAfterBreak="0">
     <w:nsid w:val="60427DED"/>
     <w:multiLevelType w:val="hybridMultilevel"/>
     <w:tmpl w:val="93D62448"/>
@@ -8717,7 +11274,7 @@
       </w:rPr>
     </w:lvl>
   </w:abstractNum>
-  <w:abstractNum w:abstractNumId="26" w15:restartNumberingAfterBreak="0">
+  <w:abstractNum w:abstractNumId="27" w15:restartNumberingAfterBreak="0">
     <w:nsid w:val="61930075"/>
     <w:multiLevelType w:val="multilevel"/>
     <w:tmpl w:val="ACACCC64"/>
@@ -8830,7 +11387,7 @@
       </w:rPr>
     </w:lvl>
   </w:abstractNum>
-  <w:abstractNum w:abstractNumId="27" w15:restartNumberingAfterBreak="0">
+  <w:abstractNum w:abstractNumId="28" w15:restartNumberingAfterBreak="0">
     <w:nsid w:val="62F92E98"/>
     <w:multiLevelType w:val="multilevel"/>
     <w:tmpl w:val="7AE88CA2"/>
@@ -8944,7 +11501,7 @@
       </w:rPr>
     </w:lvl>
   </w:abstractNum>
-  <w:abstractNum w:abstractNumId="28" w15:restartNumberingAfterBreak="0">
+  <w:abstractNum w:abstractNumId="29" w15:restartNumberingAfterBreak="0">
     <w:nsid w:val="65C32C3D"/>
     <w:multiLevelType w:val="hybridMultilevel"/>
     <w:tmpl w:val="D708D970"/>
@@ -9057,7 +11614,7 @@
       </w:rPr>
     </w:lvl>
   </w:abstractNum>
-  <w:abstractNum w:abstractNumId="29" w15:restartNumberingAfterBreak="0">
+  <w:abstractNum w:abstractNumId="30" w15:restartNumberingAfterBreak="0">
     <w:nsid w:val="65F4028C"/>
     <w:multiLevelType w:val="multilevel"/>
     <w:tmpl w:val="0809001D"/>
@@ -9144,7 +11701,7 @@
       </w:pPr>
     </w:lvl>
   </w:abstractNum>
-  <w:abstractNum w:abstractNumId="30" w15:restartNumberingAfterBreak="0">
+  <w:abstractNum w:abstractNumId="31" w15:restartNumberingAfterBreak="0">
     <w:nsid w:val="69D31401"/>
     <w:multiLevelType w:val="hybridMultilevel"/>
     <w:tmpl w:val="3EEC489E"/>
@@ -9256,7 +11813,7 @@
       </w:rPr>
     </w:lvl>
   </w:abstractNum>
-  <w:abstractNum w:abstractNumId="31" w15:restartNumberingAfterBreak="0">
+  <w:abstractNum w:abstractNumId="32" w15:restartNumberingAfterBreak="0">
     <w:nsid w:val="6A7A0888"/>
     <w:multiLevelType w:val="hybridMultilevel"/>
     <w:tmpl w:val="FCD2B7EA"/>
@@ -9369,7 +11926,7 @@
       </w:rPr>
     </w:lvl>
   </w:abstractNum>
-  <w:abstractNum w:abstractNumId="32" w15:restartNumberingAfterBreak="0">
+  <w:abstractNum w:abstractNumId="33" w15:restartNumberingAfterBreak="0">
     <w:nsid w:val="6B2A76DB"/>
     <w:multiLevelType w:val="hybridMultilevel"/>
     <w:tmpl w:val="E7FE920C"/>
@@ -9455,7 +12012,7 @@
       </w:pPr>
     </w:lvl>
   </w:abstractNum>
-  <w:abstractNum w:abstractNumId="33" w15:restartNumberingAfterBreak="0">
+  <w:abstractNum w:abstractNumId="34" w15:restartNumberingAfterBreak="0">
     <w:nsid w:val="6BCA01EC"/>
     <w:multiLevelType w:val="hybridMultilevel"/>
     <w:tmpl w:val="C3C034DC"/>
@@ -9568,7 +12125,7 @@
       </w:rPr>
     </w:lvl>
   </w:abstractNum>
-  <w:abstractNum w:abstractNumId="34" w15:restartNumberingAfterBreak="0">
+  <w:abstractNum w:abstractNumId="35" w15:restartNumberingAfterBreak="0">
     <w:nsid w:val="6C664F89"/>
     <w:multiLevelType w:val="hybridMultilevel"/>
     <w:tmpl w:val="05447614"/>
@@ -9684,7 +12241,7 @@
       </w:pPr>
     </w:lvl>
   </w:abstractNum>
-  <w:abstractNum w:abstractNumId="35" w15:restartNumberingAfterBreak="0">
+  <w:abstractNum w:abstractNumId="36" w15:restartNumberingAfterBreak="0">
     <w:nsid w:val="6CD755F2"/>
     <w:multiLevelType w:val="hybridMultilevel"/>
     <w:tmpl w:val="BC0A76A0"/>
@@ -9797,7 +12354,7 @@
       </w:rPr>
     </w:lvl>
   </w:abstractNum>
-  <w:abstractNum w:abstractNumId="36" w15:restartNumberingAfterBreak="0">
+  <w:abstractNum w:abstractNumId="37" w15:restartNumberingAfterBreak="0">
     <w:nsid w:val="6D5653F3"/>
     <w:multiLevelType w:val="hybridMultilevel"/>
     <w:tmpl w:val="B580A68C"/>
@@ -9913,7 +12470,7 @@
       </w:pPr>
     </w:lvl>
   </w:abstractNum>
-  <w:abstractNum w:abstractNumId="37" w15:restartNumberingAfterBreak="0">
+  <w:abstractNum w:abstractNumId="38" w15:restartNumberingAfterBreak="0">
     <w:nsid w:val="6DA51960"/>
     <w:multiLevelType w:val="hybridMultilevel"/>
     <w:tmpl w:val="4DCE25C0"/>
@@ -10026,7 +12583,7 @@
       </w:rPr>
     </w:lvl>
   </w:abstractNum>
-  <w:abstractNum w:abstractNumId="38" w15:restartNumberingAfterBreak="0">
+  <w:abstractNum w:abstractNumId="39" w15:restartNumberingAfterBreak="0">
     <w:nsid w:val="6FD50478"/>
     <w:multiLevelType w:val="hybridMultilevel"/>
     <w:tmpl w:val="02586B8C"/>
@@ -10166,7 +12723,7 @@
       </w:rPr>
     </w:lvl>
   </w:abstractNum>
-  <w:abstractNum w:abstractNumId="39" w15:restartNumberingAfterBreak="0">
+  <w:abstractNum w:abstractNumId="40" w15:restartNumberingAfterBreak="0">
     <w:nsid w:val="70037B44"/>
     <w:multiLevelType w:val="multilevel"/>
     <w:tmpl w:val="56C653DC"/>
@@ -10287,7 +12844,7 @@
       </w:rPr>
     </w:lvl>
   </w:abstractNum>
-  <w:abstractNum w:abstractNumId="40" w15:restartNumberingAfterBreak="0">
+  <w:abstractNum w:abstractNumId="41" w15:restartNumberingAfterBreak="0">
     <w:nsid w:val="710C27E2"/>
     <w:multiLevelType w:val="hybridMultilevel"/>
     <w:tmpl w:val="A2367FF6"/>
@@ -10403,7 +12960,7 @@
       </w:rPr>
     </w:lvl>
   </w:abstractNum>
-  <w:abstractNum w:abstractNumId="41" w15:restartNumberingAfterBreak="0">
+  <w:abstractNum w:abstractNumId="42" w15:restartNumberingAfterBreak="0">
     <w:nsid w:val="727C506B"/>
     <w:multiLevelType w:val="multilevel"/>
     <w:tmpl w:val="BE8EE320"/>
@@ -10493,10 +13050,10 @@
       </w:pPr>
     </w:lvl>
   </w:abstractNum>
-  <w:abstractNum w:abstractNumId="42" w15:restartNumberingAfterBreak="0">
+  <w:abstractNum w:abstractNumId="43" w15:restartNumberingAfterBreak="0">
     <w:nsid w:val="77B10614"/>
     <w:multiLevelType w:val="multilevel"/>
-    <w:tmpl w:val="55505122"/>
+    <w:tmpl w:val="05E0D1BA"/>
     <w:lvl w:ilvl="0">
       <w:start w:val="1"/>
       <w:numFmt w:val="decimal"/>
@@ -10516,6 +13073,9 @@
       <w:pPr>
         <w:ind w:left="576" w:hanging="576"/>
       </w:pPr>
+      <w:rPr>
+        <w:color w:val="000000" w:themeColor="text1"/>
+      </w:rPr>
     </w:lvl>
     <w:lvl w:ilvl="2">
       <w:start w:val="1"/>
@@ -10588,7 +13148,7 @@
       </w:pPr>
     </w:lvl>
   </w:abstractNum>
-  <w:abstractNum w:abstractNumId="43" w15:restartNumberingAfterBreak="0">
+  <w:abstractNum w:abstractNumId="44" w15:restartNumberingAfterBreak="0">
     <w:nsid w:val="7A073197"/>
     <w:multiLevelType w:val="hybridMultilevel"/>
     <w:tmpl w:val="91DC4BFA"/>
@@ -10707,7 +13267,7 @@
       </w:rPr>
     </w:lvl>
   </w:abstractNum>
-  <w:abstractNum w:abstractNumId="44" w15:restartNumberingAfterBreak="0">
+  <w:abstractNum w:abstractNumId="45" w15:restartNumberingAfterBreak="0">
     <w:nsid w:val="7B2921F3"/>
     <w:multiLevelType w:val="hybridMultilevel"/>
     <w:tmpl w:val="45927188"/>
@@ -10793,7 +13353,7 @@
       </w:pPr>
     </w:lvl>
   </w:abstractNum>
-  <w:abstractNum w:abstractNumId="45" w15:restartNumberingAfterBreak="0">
+  <w:abstractNum w:abstractNumId="46" w15:restartNumberingAfterBreak="0">
     <w:nsid w:val="7D353EE1"/>
     <w:multiLevelType w:val="hybridMultilevel"/>
     <w:tmpl w:val="A3AED958"/>
@@ -10906,7 +13466,7 @@
       </w:rPr>
     </w:lvl>
   </w:abstractNum>
-  <w:abstractNum w:abstractNumId="46" w15:restartNumberingAfterBreak="0">
+  <w:abstractNum w:abstractNumId="47" w15:restartNumberingAfterBreak="0">
     <w:nsid w:val="7EF969D8"/>
     <w:multiLevelType w:val="hybridMultilevel"/>
     <w:tmpl w:val="2B1AF97E"/>
@@ -11029,34 +13589,34 @@
     <w:abstractNumId w:val="2"/>
   </w:num>
   <w:num w:numId="4" w16cid:durableId="2124573224">
-    <w:abstractNumId w:val="40"/>
+    <w:abstractNumId w:val="41"/>
   </w:num>
   <w:num w:numId="5" w16cid:durableId="1756511389">
     <w:abstractNumId w:val="5"/>
   </w:num>
   <w:num w:numId="6" w16cid:durableId="2078434905">
-    <w:abstractNumId w:val="45"/>
+    <w:abstractNumId w:val="46"/>
   </w:num>
   <w:num w:numId="7" w16cid:durableId="1230576731">
     <w:abstractNumId w:val="6"/>
   </w:num>
   <w:num w:numId="8" w16cid:durableId="224030825">
-    <w:abstractNumId w:val="36"/>
+    <w:abstractNumId w:val="37"/>
   </w:num>
   <w:num w:numId="9" w16cid:durableId="1320813124">
-    <w:abstractNumId w:val="38"/>
+    <w:abstractNumId w:val="39"/>
   </w:num>
   <w:num w:numId="10" w16cid:durableId="1070616334">
-    <w:abstractNumId w:val="34"/>
+    <w:abstractNumId w:val="35"/>
   </w:num>
   <w:num w:numId="11" w16cid:durableId="1666517819">
-    <w:abstractNumId w:val="46"/>
+    <w:abstractNumId w:val="47"/>
   </w:num>
   <w:num w:numId="12" w16cid:durableId="1269192025">
     <w:abstractNumId w:val="7"/>
   </w:num>
   <w:num w:numId="13" w16cid:durableId="2054845713">
-    <w:abstractNumId w:val="30"/>
+    <w:abstractNumId w:val="31"/>
   </w:num>
   <w:num w:numId="14" w16cid:durableId="1266183689">
     <w:abstractNumId w:val="11"/>
@@ -11065,22 +13625,22 @@
     <w:abstractNumId w:val="19"/>
   </w:num>
   <w:num w:numId="16" w16cid:durableId="1719818738">
-    <w:abstractNumId w:val="32"/>
+    <w:abstractNumId w:val="33"/>
   </w:num>
   <w:num w:numId="17" w16cid:durableId="987905586">
     <w:abstractNumId w:val="23"/>
   </w:num>
   <w:num w:numId="18" w16cid:durableId="86315788">
-    <w:abstractNumId w:val="27"/>
+    <w:abstractNumId w:val="28"/>
   </w:num>
   <w:num w:numId="19" w16cid:durableId="1019741247">
-    <w:abstractNumId w:val="33"/>
+    <w:abstractNumId w:val="34"/>
   </w:num>
   <w:num w:numId="20" w16cid:durableId="1903322033">
     <w:abstractNumId w:val="4"/>
   </w:num>
   <w:num w:numId="21" w16cid:durableId="1767652258">
-    <w:abstractNumId w:val="25"/>
+    <w:abstractNumId w:val="26"/>
   </w:num>
   <w:num w:numId="22" w16cid:durableId="452330361">
     <w:abstractNumId w:val="10"/>
@@ -11089,13 +13649,13 @@
     <w:abstractNumId w:val="3"/>
   </w:num>
   <w:num w:numId="24" w16cid:durableId="828716983">
-    <w:abstractNumId w:val="41"/>
+    <w:abstractNumId w:val="42"/>
   </w:num>
   <w:num w:numId="25" w16cid:durableId="43674633">
     <w:abstractNumId w:val="9"/>
   </w:num>
   <w:num w:numId="26" w16cid:durableId="1631746864">
-    <w:abstractNumId w:val="39"/>
+    <w:abstractNumId w:val="40"/>
   </w:num>
   <w:num w:numId="27" w16cid:durableId="309597886">
     <w:abstractNumId w:val="21"/>
@@ -11104,28 +13664,28 @@
     <w:abstractNumId w:val="24"/>
   </w:num>
   <w:num w:numId="29" w16cid:durableId="405615588">
-    <w:abstractNumId w:val="37"/>
+    <w:abstractNumId w:val="38"/>
   </w:num>
   <w:num w:numId="30" w16cid:durableId="1279408962">
     <w:abstractNumId w:val="13"/>
   </w:num>
   <w:num w:numId="31" w16cid:durableId="2053187817">
-    <w:abstractNumId w:val="26"/>
+    <w:abstractNumId w:val="27"/>
   </w:num>
   <w:num w:numId="32" w16cid:durableId="611716392">
     <w:abstractNumId w:val="8"/>
   </w:num>
   <w:num w:numId="33" w16cid:durableId="1120419871">
-    <w:abstractNumId w:val="35"/>
+    <w:abstractNumId w:val="36"/>
   </w:num>
   <w:num w:numId="34" w16cid:durableId="2047607892">
     <w:abstractNumId w:val="14"/>
   </w:num>
   <w:num w:numId="35" w16cid:durableId="1788308385">
-    <w:abstractNumId w:val="44"/>
+    <w:abstractNumId w:val="45"/>
   </w:num>
   <w:num w:numId="36" w16cid:durableId="1147549077">
-    <w:abstractNumId w:val="43"/>
+    <w:abstractNumId w:val="44"/>
   </w:num>
   <w:num w:numId="37" w16cid:durableId="539124793">
     <w:abstractNumId w:val="0"/>
@@ -11149,16 +13709,19 @@
     <w:abstractNumId w:val="12"/>
   </w:num>
   <w:num w:numId="44" w16cid:durableId="210271464">
-    <w:abstractNumId w:val="28"/>
+    <w:abstractNumId w:val="29"/>
   </w:num>
   <w:num w:numId="45" w16cid:durableId="518398523">
-    <w:abstractNumId w:val="42"/>
+    <w:abstractNumId w:val="43"/>
   </w:num>
   <w:num w:numId="46" w16cid:durableId="1400783852">
-    <w:abstractNumId w:val="29"/>
+    <w:abstractNumId w:val="30"/>
   </w:num>
   <w:num w:numId="47" w16cid:durableId="1611861768">
-    <w:abstractNumId w:val="31"/>
+    <w:abstractNumId w:val="32"/>
+  </w:num>
+  <w:num w:numId="48" w16cid:durableId="1937588569">
+    <w:abstractNumId w:val="25"/>
   </w:num>
   <w:numIdMacAtCleanup w:val="8"/>
 </w:numbering>

--- a/CIS1702 Coursework 2 Report.docx
+++ b/CIS1702 Coursework 2 Report.docx
@@ -3396,15 +3396,7 @@
       </w:r>
       <w:r>
         <w:br/>
-        <w:t xml:space="preserve">○ The application must store inventory data in a file (e.g., </w:t>
-      </w:r>
-      <w:proofErr w:type="spellStart"/>
-      <w:r>
-        <w:t>inventory.json</w:t>
-      </w:r>
-      <w:proofErr w:type="spellEnd"/>
-      <w:r>
-        <w:t xml:space="preserve"> or</w:t>
+        <w:t>○ The application must store inventory data in a file (e.g., inventory.json or</w:t>
       </w:r>
       <w:r>
         <w:br/>
@@ -3785,61 +3777,19 @@
       </w:r>
       <w:r>
         <w:lastRenderedPageBreak/>
-        <w:t>cost, product code, quantity per item and sold, then once the user has inputted all the information correctly, the program will have the ‘</w:t>
-      </w:r>
-      <w:proofErr w:type="spellStart"/>
-      <w:r>
-        <w:t>new_product</w:t>
-      </w:r>
-      <w:proofErr w:type="spellEnd"/>
-      <w:r>
-        <w:t xml:space="preserve">’ variable = a dictionary with all the contents, where then I compile the data and give the option to save the data with </w:t>
-      </w:r>
-      <w:proofErr w:type="spellStart"/>
-      <w:r>
-        <w:t>garage_item_quantity</w:t>
-      </w:r>
-      <w:proofErr w:type="spellEnd"/>
-      <w:r>
-        <w:t>[</w:t>
-      </w:r>
-      <w:proofErr w:type="spellStart"/>
-      <w:r>
-        <w:t>product</w:t>
+        <w:t xml:space="preserve">cost, product code, quantity per item and sold, then once the user has inputted all the information correctly, the program will have the ‘new_product’ variable = a dictionary with all the contents, where then I compile the data and give the option to save the data with </w:t>
+      </w:r>
+      <w:r>
+        <w:t>garage_item_quantity[product</w:t>
       </w:r>
       <w:r>
         <w:t>_</w:t>
       </w:r>
       <w:r>
-        <w:t>item</w:t>
-      </w:r>
-      <w:proofErr w:type="spellEnd"/>
-      <w:r>
-        <w:t xml:space="preserve">] = </w:t>
-      </w:r>
-      <w:proofErr w:type="spellStart"/>
-      <w:r>
-        <w:t>new_product</w:t>
-      </w:r>
-      <w:proofErr w:type="spellEnd"/>
-      <w:r>
-        <w:t xml:space="preserve"> and a </w:t>
-      </w:r>
-      <w:proofErr w:type="spellStart"/>
-      <w:r>
-        <w:t>Json.dump</w:t>
-      </w:r>
-      <w:proofErr w:type="spellEnd"/>
-      <w:r>
-        <w:t xml:space="preserve"> to place the new item into the </w:t>
-      </w:r>
-      <w:proofErr w:type="spellStart"/>
-      <w:r>
-        <w:t>inventory.json</w:t>
-      </w:r>
-      <w:proofErr w:type="spellEnd"/>
-      <w:r>
-        <w:t>.</w:t>
+        <w:t>item] = new_product</w:t>
+      </w:r>
+      <w:r>
+        <w:t xml:space="preserve"> and a Json.dump to place the new item into the inventory.json.</w:t>
       </w:r>
     </w:p>
     <w:p>
@@ -3869,69 +3819,38 @@
       </w:r>
     </w:p>
     <w:p>
-      <w:proofErr w:type="gramStart"/>
-      <w:r>
-        <w:t>Print(</w:t>
-      </w:r>
-      <w:proofErr w:type="gramEnd"/>
-      <w:r>
-        <w:t>“Products in inventory”)</w:t>
+      <w:r>
+        <w:t>Print(“Products in inventory”)</w:t>
       </w:r>
     </w:p>
     <w:p>
       <w:r>
         <w:t xml:space="preserve">For items in </w:t>
       </w:r>
-      <w:proofErr w:type="spellStart"/>
       <w:r>
         <w:t>garage_item_quantity</w:t>
       </w:r>
-      <w:proofErr w:type="spellEnd"/>
     </w:p>
     <w:p>
       <w:pPr>
         <w:ind w:firstLine="720"/>
       </w:pPr>
-      <w:proofErr w:type="gramStart"/>
-      <w:r>
-        <w:t>Print(</w:t>
-      </w:r>
-      <w:proofErr w:type="gramEnd"/>
-      <w:r>
-        <w:t xml:space="preserve">items in </w:t>
-      </w:r>
-      <w:proofErr w:type="spellStart"/>
-      <w:proofErr w:type="gramStart"/>
-      <w:r>
-        <w:t>inventory.json</w:t>
-      </w:r>
-      <w:proofErr w:type="spellEnd"/>
-      <w:proofErr w:type="gramEnd"/>
-      <w:r>
-        <w:t>)</w:t>
+      <w:r>
+        <w:t>Print(items in inventory.json)</w:t>
       </w:r>
     </w:p>
     <w:p>
       <w:r>
         <w:t xml:space="preserve">IF product name exists in </w:t>
       </w:r>
-      <w:proofErr w:type="spellStart"/>
       <w:r>
         <w:t>garage_item_quantity</w:t>
       </w:r>
-      <w:proofErr w:type="spellEnd"/>
     </w:p>
     <w:p>
       <w:r>
         <w:tab/>
-      </w:r>
-      <w:proofErr w:type="gramStart"/>
-      <w:r>
-        <w:t>Print(</w:t>
-      </w:r>
-      <w:proofErr w:type="gramEnd"/>
-      <w:r>
-        <w:t>Product already exists)</w:t>
+        <w:t>Print(Product already exists)</w:t>
       </w:r>
     </w:p>
     <w:p>
@@ -3974,15 +3893,7 @@
     </w:p>
     <w:p>
       <w:r>
-        <w:t xml:space="preserve">    </w:t>
-      </w:r>
-      <w:proofErr w:type="spellStart"/>
-      <w:r>
-        <w:t>new_product</w:t>
-      </w:r>
-      <w:proofErr w:type="spellEnd"/>
-      <w:r>
-        <w:t xml:space="preserve"> = {</w:t>
+        <w:t xml:space="preserve">    new_product = {</w:t>
       </w:r>
     </w:p>
     <w:p>
@@ -4000,13 +3911,8 @@
         <w:t xml:space="preserve">        "</w:t>
       </w:r>
       <w:proofErr w:type="spellStart"/>
-      <w:proofErr w:type="gramStart"/>
-      <w:r>
-        <w:t>product</w:t>
-      </w:r>
-      <w:proofErr w:type="gramEnd"/>
-      <w:r>
-        <w:t>_code</w:t>
+      <w:r>
+        <w:t>product_code</w:t>
       </w:r>
       <w:proofErr w:type="spellEnd"/>
       <w:r>
@@ -4026,13 +3932,8 @@
         <w:t xml:space="preserve">        "</w:t>
       </w:r>
       <w:proofErr w:type="spellStart"/>
-      <w:proofErr w:type="gramStart"/>
-      <w:r>
-        <w:t>quantity</w:t>
-      </w:r>
-      <w:proofErr w:type="gramEnd"/>
-      <w:r>
-        <w:t>_per_unit</w:t>
+      <w:r>
+        <w:t>quantity_per_unit</w:t>
       </w:r>
       <w:proofErr w:type="spellEnd"/>
       <w:r>
@@ -4059,15 +3960,7 @@
     </w:p>
     <w:p>
       <w:r>
-        <w:t xml:space="preserve">Ask user if they want to Save </w:t>
-      </w:r>
-      <w:proofErr w:type="spellStart"/>
-      <w:r>
-        <w:t>new_product</w:t>
-      </w:r>
-      <w:proofErr w:type="spellEnd"/>
-      <w:r>
-        <w:t xml:space="preserve"> into Json file</w:t>
+        <w:t>Ask user if they want to Save new_product into Json file</w:t>
       </w:r>
     </w:p>
     <w:p>
@@ -4080,27 +3973,15 @@
         <w:ind w:firstLine="720"/>
       </w:pPr>
       <w:r>
-        <w:t xml:space="preserve">dump the updated data back to </w:t>
-      </w:r>
-      <w:proofErr w:type="spellStart"/>
-      <w:proofErr w:type="gramStart"/>
-      <w:r>
-        <w:t>data.json</w:t>
-      </w:r>
-      <w:proofErr w:type="spellEnd"/>
-      <w:proofErr w:type="gramEnd"/>
+        <w:t>dump the updated data back to data.json</w:t>
+      </w:r>
     </w:p>
     <w:p>
       <w:pPr>
         <w:ind w:firstLine="720"/>
       </w:pPr>
-      <w:proofErr w:type="gramStart"/>
-      <w:r>
-        <w:t>print(</w:t>
-      </w:r>
-      <w:proofErr w:type="gramEnd"/>
-      <w:r>
-        <w:t>New product added)</w:t>
+      <w:r>
+        <w:t>print(New product added)</w:t>
       </w:r>
     </w:p>
     <w:p>
@@ -4120,13 +4001,8 @@
       <w:pPr>
         <w:ind w:firstLine="720"/>
       </w:pPr>
-      <w:proofErr w:type="gramStart"/>
-      <w:r>
-        <w:t>print(</w:t>
-      </w:r>
-      <w:proofErr w:type="gramEnd"/>
-      <w:r>
-        <w:t>change not saved)</w:t>
+      <w:r>
+        <w:t>print(change not saved)</w:t>
       </w:r>
     </w:p>
     <w:p>
@@ -4369,25 +4245,16 @@
         <w:t>in</w:t>
       </w:r>
       <w:r>
-        <w:t xml:space="preserve">to </w:t>
-      </w:r>
-      <w:proofErr w:type="spellStart"/>
-      <w:proofErr w:type="gramStart"/>
-      <w:r>
-        <w:t>data.json</w:t>
-      </w:r>
-      <w:proofErr w:type="spellEnd"/>
-      <w:proofErr w:type="gramEnd"/>
+        <w:t>to data.json</w:t>
+      </w:r>
     </w:p>
     <w:p>
       <w:pPr>
         <w:ind w:firstLine="720"/>
       </w:pPr>
-      <w:proofErr w:type="gramStart"/>
       <w:r>
         <w:t>print(</w:t>
       </w:r>
-      <w:proofErr w:type="gramEnd"/>
       <w:r>
         <w:t>all changes have been saved</w:t>
       </w:r>
@@ -4436,11 +4303,9 @@
       <w:pPr>
         <w:ind w:firstLine="720"/>
       </w:pPr>
-      <w:proofErr w:type="gramStart"/>
       <w:r>
         <w:t>print(</w:t>
       </w:r>
-      <w:proofErr w:type="gramEnd"/>
       <w:r>
         <w:t xml:space="preserve">You’ve chosen not to save the </w:t>
       </w:r>
@@ -4459,25 +4324,82 @@
     <w:p>
       <w:r>
         <w:tab/>
-      </w:r>
-      <w:proofErr w:type="gramStart"/>
-      <w:r>
         <w:t>print(</w:t>
       </w:r>
-      <w:proofErr w:type="gramEnd"/>
       <w:r>
         <w:t>Invalid input, enter y or n.</w:t>
       </w:r>
       <w:r>
         <w:t>)</w:t>
+      </w:r>
+    </w:p>
+    <w:p/>
+    <w:p>
+      <w:pPr>
+        <w:rPr>
+          <w:i/>
+          <w:iCs/>
+        </w:rPr>
+      </w:pPr>
+      <w:r>
+        <w:tab/>
+      </w:r>
+      <w:r>
+        <w:rPr>
+          <w:i/>
+          <w:iCs/>
+        </w:rPr>
+        <w:t>this should be to save all changes made to data.json</w:t>
+      </w:r>
+      <w:r>
+        <w:rPr>
+          <w:i/>
+          <w:iCs/>
+        </w:rPr>
+        <w:t>.</w:t>
       </w:r>
     </w:p>
     <w:p>
       <w:pPr>
+        <w:pStyle w:val="ListParagraph"/>
+        <w:numPr>
+          <w:ilvl w:val="0"/>
+          <w:numId w:val="49"/>
+        </w:numPr>
+      </w:pPr>
+      <w:r>
+        <w:t>CIS1702- Group Project task 4</w:t>
+      </w:r>
+    </w:p>
+    <w:p>
+      <w:pPr>
         <w:rPr>
           <w:szCs w:val="24"/>
         </w:rPr>
       </w:pPr>
+    </w:p>
+    <w:p>
+      <w:pPr>
+        <w:rPr>
+          <w:i/>
+          <w:iCs/>
+          <w:szCs w:val="24"/>
+        </w:rPr>
+      </w:pPr>
+      <w:r>
+        <w:rPr>
+          <w:szCs w:val="24"/>
+        </w:rPr>
+        <w:t xml:space="preserve">Written and created by: </w:t>
+      </w:r>
+      <w:r>
+        <w:rPr>
+          <w:i/>
+          <w:iCs/>
+          <w:szCs w:val="24"/>
+        </w:rPr>
+        <w:t>Daniel Caveney</w:t>
+      </w:r>
     </w:p>
     <w:p>
       <w:pPr>
@@ -4631,25 +4553,8 @@
         <w:rPr>
           <w:shd w:val="clear" w:color="auto" w:fill="FFFFFF"/>
         </w:rPr>
-        <w:t>Optional</w:t>
-      </w:r>
-      <w:r>
-        <w:rPr>
-          <w:shd w:val="clear" w:color="auto" w:fill="FFFFFF"/>
-        </w:rPr>
-        <w:t xml:space="preserve"> </w:t>
-      </w:r>
-      <w:r>
-        <w:rPr>
-          <w:shd w:val="clear" w:color="auto" w:fill="FFFFFF"/>
-        </w:rPr>
-        <w:t>-</w:t>
-      </w:r>
-      <w:r>
-        <w:rPr>
-          <w:shd w:val="clear" w:color="auto" w:fill="FFFFFF"/>
-        </w:rPr>
-        <w:t xml:space="preserve"> Task</w:t>
+        <w:lastRenderedPageBreak/>
+        <w:t>Task</w:t>
       </w:r>
       <w:r>
         <w:rPr>
@@ -4742,14 +4647,7 @@
         <w:rPr>
           <w:szCs w:val="24"/>
         </w:rPr>
-        <w:t xml:space="preserve"> for the user to make the choice to stop </w:t>
-      </w:r>
-      <w:r>
-        <w:rPr>
-          <w:szCs w:val="24"/>
-        </w:rPr>
-        <w:lastRenderedPageBreak/>
-        <w:t>the program when they’ve done what they needed to do</w:t>
+        <w:t xml:space="preserve"> for the user to make the choice to stop the program when they’ve done what they needed to do</w:t>
       </w:r>
       <w:r>
         <w:rPr>
@@ -4808,21 +4706,7 @@
         <w:rPr>
           <w:szCs w:val="24"/>
         </w:rPr>
-        <w:t xml:space="preserve">        </w:t>
-      </w:r>
-      <w:proofErr w:type="gramStart"/>
-      <w:r>
-        <w:rPr>
-          <w:szCs w:val="24"/>
-        </w:rPr>
-        <w:t>print(</w:t>
-      </w:r>
-      <w:proofErr w:type="gramEnd"/>
-      <w:r>
-        <w:rPr>
-          <w:szCs w:val="24"/>
-        </w:rPr>
-        <w:t>Have a good day</w:t>
+        <w:t xml:space="preserve">        print(Have a good day</w:t>
       </w:r>
       <w:r>
         <w:rPr>
@@ -4841,21 +4725,7 @@
         <w:rPr>
           <w:szCs w:val="24"/>
         </w:rPr>
-        <w:t xml:space="preserve">        </w:t>
-      </w:r>
-      <w:proofErr w:type="gramStart"/>
-      <w:r>
-        <w:rPr>
-          <w:szCs w:val="24"/>
-        </w:rPr>
-        <w:t>print(</w:t>
-      </w:r>
-      <w:proofErr w:type="gramEnd"/>
-      <w:r>
-        <w:rPr>
-          <w:szCs w:val="24"/>
-        </w:rPr>
-        <w:t>Come back again</w:t>
+        <w:t xml:space="preserve">        print(Come back again</w:t>
       </w:r>
       <w:r>
         <w:rPr>
@@ -4874,47 +4744,109 @@
         <w:rPr>
           <w:szCs w:val="24"/>
         </w:rPr>
-        <w:t xml:space="preserve">        </w:t>
-      </w:r>
-      <w:proofErr w:type="gramStart"/>
-      <w:r>
-        <w:rPr>
-          <w:szCs w:val="24"/>
-        </w:rPr>
-        <w:t>exit(</w:t>
-      </w:r>
-      <w:proofErr w:type="gramEnd"/>
-      <w:r>
-        <w:rPr>
-          <w:szCs w:val="24"/>
-        </w:rPr>
-        <w:t>)</w:t>
+        <w:t xml:space="preserve">        exit()</w:t>
       </w:r>
     </w:p>
     <w:p>
       <w:pPr>
+        <w:tabs>
+          <w:tab w:val="left" w:pos="3825"/>
+        </w:tabs>
         <w:rPr>
           <w:i/>
           <w:iCs/>
           <w:szCs w:val="24"/>
         </w:rPr>
       </w:pPr>
-      <w:r>
+    </w:p>
+    <w:p>
+      <w:pPr>
         <w:rPr>
           <w:i/>
           <w:iCs/>
           <w:szCs w:val="24"/>
         </w:rPr>
-        <w:br w:type="page"/>
+      </w:pPr>
+      <w:r>
+        <w:rPr>
+          <w:szCs w:val="24"/>
+        </w:rPr>
+        <w:t xml:space="preserve">Written and created by: </w:t>
+      </w:r>
+      <w:r>
+        <w:rPr>
+          <w:i/>
+          <w:iCs/>
+          <w:szCs w:val="24"/>
+        </w:rPr>
+        <w:t>Daniel Caveney</w:t>
       </w:r>
     </w:p>
     <w:p>
       <w:pPr>
+        <w:tabs>
+          <w:tab w:val="left" w:pos="3825"/>
+        </w:tabs>
+        <w:rPr>
+          <w:i/>
+          <w:iCs/>
+          <w:szCs w:val="24"/>
+        </w:rPr>
+      </w:pPr>
+      <w:r>
+        <w:rPr>
+          <w:i/>
+          <w:iCs/>
+          <w:szCs w:val="24"/>
+        </w:rPr>
+        <w:tab/>
+      </w:r>
+    </w:p>
+    <w:p>
+      <w:pPr>
+        <w:tabs>
+          <w:tab w:val="left" w:pos="3825"/>
+        </w:tabs>
+        <w:rPr>
+          <w:i/>
+          <w:iCs/>
+          <w:szCs w:val="24"/>
+        </w:rPr>
+      </w:pPr>
+    </w:p>
+    <w:p>
+      <w:pPr>
+        <w:tabs>
+          <w:tab w:val="left" w:pos="3825"/>
+        </w:tabs>
+        <w:rPr>
+          <w:i/>
+          <w:iCs/>
+          <w:szCs w:val="24"/>
+        </w:rPr>
+      </w:pPr>
+      <w:r>
+        <w:rPr>
+          <w:szCs w:val="24"/>
+        </w:rPr>
+        <w:br w:type="page"/>
+      </w:r>
+      <w:r>
+        <w:rPr>
+          <w:i/>
+          <w:iCs/>
+          <w:szCs w:val="24"/>
+        </w:rPr>
+        <w:lastRenderedPageBreak/>
+        <w:tab/>
+      </w:r>
+    </w:p>
+    <w:p>
+      <w:pPr>
         <w:pStyle w:val="Heading1"/>
       </w:pPr>
       <w:bookmarkStart w:id="14" w:name="_Toc216788110"/>
       <w:r>
-        <w:lastRenderedPageBreak/>
         <w:t>Implementation Summary</w:t>
       </w:r>
       <w:bookmarkEnd w:id="14"/>
@@ -5059,15 +4991,7 @@
         <w:t xml:space="preserve"> and then it will ask the user to input the name of the new product </w:t>
       </w:r>
       <w:r>
-        <w:t xml:space="preserve">they want to add, the program checks for items in the </w:t>
-      </w:r>
-      <w:proofErr w:type="spellStart"/>
-      <w:r>
-        <w:t>garage_item_quantity</w:t>
-      </w:r>
-      <w:proofErr w:type="spellEnd"/>
-      <w:r>
-        <w:t xml:space="preserve">, if the </w:t>
+        <w:t xml:space="preserve">they want to add, the program checks for items in the garage_item_quantity, if the </w:t>
       </w:r>
       <w:r>
         <w:t xml:space="preserve">inputted name currently exists then it will reply with an error stating an invalid input, originally when I was making the program I didn’t make the error validation </w:t>
@@ -5093,105 +5017,71 @@
         <w:t xml:space="preserve"> of the product item, that being the cost, stock, product code, quantity per unit and sold amount, now four out of the five </w:t>
       </w:r>
       <w:r>
-        <w:t xml:space="preserve">inputs will need to be </w:t>
+        <w:t>inputs will need to be ints, however if the user inputs in a string or any other data type, a syntax error will occur, which isn’t ideal, so the alternative is to do</w:t>
+      </w:r>
+      <w:r>
+        <w:t xml:space="preserve"> the program meth</w:t>
+      </w:r>
+      <w:r>
+        <w:t xml:space="preserve">od </w:t>
+      </w:r>
+      <w:r>
+        <w:t>‘</w:t>
+      </w:r>
+      <w:r>
+        <w:t xml:space="preserve">while not </w:t>
+      </w:r>
+      <w:r>
+        <w:t>___</w:t>
+      </w:r>
+      <w:r>
+        <w:t>.</w:t>
       </w:r>
       <w:proofErr w:type="spellStart"/>
       <w:r>
-        <w:t>ints</w:t>
+        <w:t>isdigit</w:t>
       </w:r>
       <w:proofErr w:type="spellEnd"/>
       <w:r>
-        <w:t>, however if the user inputs in a string or any other data type, a syntax error will occur, which isn’t ideal, so the alternative is to do</w:t>
-      </w:r>
-      <w:r>
-        <w:t xml:space="preserve"> the program meth</w:t>
-      </w:r>
-      <w:r>
-        <w:t xml:space="preserve">od </w:t>
-      </w:r>
-      <w:r>
-        <w:t>‘</w:t>
-      </w:r>
-      <w:r>
-        <w:t xml:space="preserve">while not </w:t>
-      </w:r>
-      <w:r>
-        <w:t>___</w:t>
-      </w:r>
-      <w:r>
-        <w:t>.</w:t>
+        <w:t>():</w:t>
+      </w:r>
+      <w:r>
+        <w:t>’</w:t>
+      </w:r>
+      <w:r>
+        <w:t xml:space="preserve"> which makes sure that whatever is inputted is an integer</w:t>
+      </w:r>
+      <w:r>
+        <w:t xml:space="preserve">, otherwise an error </w:t>
+      </w:r>
+      <w:r>
+        <w:t xml:space="preserve">message will occur, and when that’s done an empty dictionary </w:t>
+      </w:r>
+      <w:r>
+        <w:t xml:space="preserve">(which has int() for the inputs that are numbers) </w:t>
+      </w:r>
+      <w:r>
+        <w:t xml:space="preserve">is after the </w:t>
+      </w:r>
+      <w:r>
+        <w:t>inputs with the coded prompt of ‘</w:t>
+      </w:r>
+      <w:r>
+        <w:t>garage_item_quantity[product_item] = new_product</w:t>
+      </w:r>
+      <w:r>
+        <w:t xml:space="preserve">’, which means that the </w:t>
+      </w:r>
+      <w:r>
+        <w:t xml:space="preserve">new product will now be </w:t>
       </w:r>
       <w:proofErr w:type="spellStart"/>
       <w:r>
-        <w:t>isdigit</w:t>
+        <w:t>apart</w:t>
       </w:r>
       <w:proofErr w:type="spellEnd"/>
       <w:r>
-        <w:t>():</w:t>
-      </w:r>
-      <w:r>
-        <w:t>’</w:t>
-      </w:r>
-      <w:r>
-        <w:t xml:space="preserve"> which makes sure that whatever is inputted is an integer</w:t>
-      </w:r>
-      <w:r>
-        <w:t xml:space="preserve">, otherwise an error </w:t>
-      </w:r>
-      <w:r>
-        <w:t xml:space="preserve">message will occur, and when that’s done an empty dictionary </w:t>
-      </w:r>
-      <w:r>
-        <w:t xml:space="preserve">(which has int() for the inputs that are numbers) </w:t>
-      </w:r>
-      <w:r>
-        <w:t xml:space="preserve">is after the </w:t>
-      </w:r>
-      <w:r>
-        <w:t>inputs with the coded prompt of ‘</w:t>
-      </w:r>
-      <w:proofErr w:type="spellStart"/>
-      <w:r>
-        <w:t>garage_item_quantity</w:t>
-      </w:r>
-      <w:proofErr w:type="spellEnd"/>
-      <w:r>
-        <w:t>[</w:t>
-      </w:r>
-      <w:proofErr w:type="spellStart"/>
-      <w:r>
-        <w:t>product_item</w:t>
-      </w:r>
-      <w:proofErr w:type="spellEnd"/>
-      <w:r>
-        <w:t xml:space="preserve">] = </w:t>
-      </w:r>
-      <w:proofErr w:type="spellStart"/>
-      <w:r>
-        <w:t>new_product</w:t>
-      </w:r>
-      <w:proofErr w:type="spellEnd"/>
-      <w:r>
-        <w:t xml:space="preserve">’, which means that the </w:t>
-      </w:r>
-      <w:r>
-        <w:t xml:space="preserve">new product will now be </w:t>
-      </w:r>
-      <w:proofErr w:type="spellStart"/>
-      <w:r>
-        <w:t>apart</w:t>
-      </w:r>
-      <w:proofErr w:type="spellEnd"/>
-      <w:r>
-        <w:t xml:space="preserve"> of the inventory/ </w:t>
-      </w:r>
-      <w:proofErr w:type="spellStart"/>
-      <w:r>
-        <w:t>data.json</w:t>
-      </w:r>
-      <w:proofErr w:type="spellEnd"/>
-      <w:r>
-        <w:t>.</w:t>
+        <w:t xml:space="preserve"> of the inventory/ data.json.</w:t>
       </w:r>
     </w:p>
     <w:p/>
@@ -5288,15 +5178,9 @@
       </w:r>
       <w:bookmarkEnd w:id="17"/>
     </w:p>
-    <w:p>
-      <w:pPr>
-        <w:pStyle w:val="Heading2"/>
-        <w:numPr>
-          <w:ilvl w:val="0"/>
-          <w:numId w:val="0"/>
-        </w:numPr>
-      </w:pPr>
-    </w:p>
+    <w:p/>
+    <w:p/>
+    <w:p/>
     <w:p>
       <w:pPr>
         <w:pStyle w:val="Heading2"/>
@@ -5371,31 +5255,8 @@
       <w:r>
         <w:t>“</w:t>
       </w:r>
-      <w:proofErr w:type="gramStart"/>
-      <w:r>
-        <w:t>with</w:t>
-      </w:r>
-      <w:proofErr w:type="gramEnd"/>
-      <w:r>
-        <w:t xml:space="preserve"> </w:t>
-      </w:r>
-      <w:proofErr w:type="gramStart"/>
-      <w:r>
-        <w:t>open(</w:t>
-      </w:r>
-      <w:proofErr w:type="gramEnd"/>
-      <w:r>
-        <w:t>"</w:t>
-      </w:r>
-      <w:proofErr w:type="spellStart"/>
-      <w:proofErr w:type="gramStart"/>
-      <w:r>
-        <w:t>data.json</w:t>
-      </w:r>
-      <w:proofErr w:type="spellEnd"/>
-      <w:proofErr w:type="gramEnd"/>
-      <w:r>
-        <w:t>", "w") as f:</w:t>
+      <w:r>
+        <w:t>with open("data.json", "w") as f:</w:t>
       </w:r>
       <w:r>
         <w:t>”</w:t>
@@ -5405,15 +5266,8 @@
       <w:pPr>
         <w:ind w:firstLine="720"/>
       </w:pPr>
-      <w:proofErr w:type="spellStart"/>
-      <w:proofErr w:type="gramStart"/>
-      <w:r>
-        <w:t>json.dump</w:t>
-      </w:r>
-      <w:proofErr w:type="spellEnd"/>
-      <w:proofErr w:type="gramEnd"/>
-      <w:r>
-        <w:t>(data, f, indent=4)</w:t>
+      <w:r>
+        <w:t>json.dump(data, f, indent=4)</w:t>
       </w:r>
     </w:p>
     <w:p>
@@ -5575,15 +5429,7 @@
         <w:t>, also no testing was required for the exit option, other tha</w:t>
       </w:r>
       <w:r>
-        <w:t xml:space="preserve">n it </w:t>
-      </w:r>
-      <w:proofErr w:type="gramStart"/>
-      <w:r>
-        <w:t>actually worked</w:t>
-      </w:r>
-      <w:proofErr w:type="gramEnd"/>
-      <w:r>
-        <w:t>, which it did, so there isn’t anything else to test for this choice.</w:t>
+        <w:t>n it actually worked, which it did, so there isn’t anything else to test for this choice.</w:t>
       </w:r>
       <w:r>
         <w:br w:type="page"/>
@@ -6046,23 +5892,7 @@
                 <w:sz w:val="22"/>
                 <w:szCs w:val="22"/>
               </w:rPr>
-              <w:t xml:space="preserve"> expected </w:t>
-            </w:r>
-            <w:proofErr w:type="gramStart"/>
-            <w:r>
-              <w:rPr>
-                <w:sz w:val="22"/>
-                <w:szCs w:val="22"/>
-              </w:rPr>
-              <w:t>result</w:t>
-            </w:r>
-            <w:proofErr w:type="gramEnd"/>
-            <w:r>
-              <w:rPr>
-                <w:sz w:val="22"/>
-                <w:szCs w:val="22"/>
-              </w:rPr>
-              <w:t xml:space="preserve"> occurred</w:t>
+              <w:t xml:space="preserve"> expected result occurred</w:t>
             </w:r>
             <w:r>
               <w:rPr>
@@ -6492,23 +6322,7 @@
                 <w:sz w:val="22"/>
                 <w:szCs w:val="22"/>
               </w:rPr>
-              <w:t xml:space="preserve">Inputting ‘Y’ instead of ‘y’ will not result in an error as I have applied </w:t>
-            </w:r>
-            <w:proofErr w:type="gramStart"/>
-            <w:r>
-              <w:rPr>
-                <w:sz w:val="22"/>
-                <w:szCs w:val="22"/>
-              </w:rPr>
-              <w:t>the .lower</w:t>
-            </w:r>
-            <w:proofErr w:type="gramEnd"/>
-            <w:r>
-              <w:rPr>
-                <w:sz w:val="22"/>
-                <w:szCs w:val="22"/>
-              </w:rPr>
-              <w:t>() function</w:t>
+              <w:t>Inputting ‘Y’ instead of ‘y’ will not result in an error as I have applied the .lower() function</w:t>
             </w:r>
           </w:p>
         </w:tc>
@@ -6730,23 +6544,7 @@
                 <w:sz w:val="22"/>
                 <w:szCs w:val="22"/>
               </w:rPr>
-              <w:t xml:space="preserve"> expected </w:t>
-            </w:r>
-            <w:proofErr w:type="gramStart"/>
-            <w:r>
-              <w:rPr>
-                <w:sz w:val="22"/>
-                <w:szCs w:val="22"/>
-              </w:rPr>
-              <w:t>result</w:t>
-            </w:r>
-            <w:proofErr w:type="gramEnd"/>
-            <w:r>
-              <w:rPr>
-                <w:sz w:val="22"/>
-                <w:szCs w:val="22"/>
-              </w:rPr>
-              <w:t xml:space="preserve"> occurred</w:t>
+              <w:t xml:space="preserve"> expected result occurred</w:t>
             </w:r>
             <w:r>
               <w:rPr>
@@ -6904,23 +6702,7 @@
                 <w:sz w:val="22"/>
                 <w:szCs w:val="22"/>
               </w:rPr>
-              <w:t xml:space="preserve">Inputting ‘Y’ instead of ‘y’ will not result in an error as I have applied </w:t>
-            </w:r>
-            <w:proofErr w:type="gramStart"/>
-            <w:r>
-              <w:rPr>
-                <w:sz w:val="22"/>
-                <w:szCs w:val="22"/>
-              </w:rPr>
-              <w:t>the .lower</w:t>
-            </w:r>
-            <w:proofErr w:type="gramEnd"/>
-            <w:r>
-              <w:rPr>
-                <w:sz w:val="22"/>
-                <w:szCs w:val="22"/>
-              </w:rPr>
-              <w:t>() function</w:t>
+              <w:t>Inputting ‘Y’ instead of ‘y’ will not result in an error as I have applied the .lower() function</w:t>
             </w:r>
           </w:p>
         </w:tc>
@@ -7509,21 +7291,7 @@
               <w:rPr>
                 <w:szCs w:val="24"/>
               </w:rPr>
-              <w:t xml:space="preserve">. Once done, Dan performed all the necessary testing to ensure that were no errors </w:t>
-            </w:r>
-            <w:proofErr w:type="gramStart"/>
-            <w:r>
-              <w:rPr>
-                <w:szCs w:val="24"/>
-              </w:rPr>
-              <w:t>and also</w:t>
-            </w:r>
-            <w:proofErr w:type="gramEnd"/>
-            <w:r>
-              <w:rPr>
-                <w:szCs w:val="24"/>
-              </w:rPr>
-              <w:t xml:space="preserve"> made sure that there was error validation including in all sections of the code, preventing syntax errors for the user. </w:t>
+              <w:t xml:space="preserve">. Once done, Dan performed all the necessary testing to ensure that were no errors and also made sure that there was error validation including in all sections of the code, preventing syntax errors for the user. </w:t>
             </w:r>
             <w:r>
               <w:rPr>
@@ -7547,6 +7315,12 @@
                 <w:szCs w:val="24"/>
               </w:rPr>
             </w:pPr>
+            <w:r>
+              <w:rPr>
+                <w:szCs w:val="24"/>
+              </w:rPr>
+              <w:t>Task 2</w:t>
+            </w:r>
           </w:p>
         </w:tc>
         <w:tc>
@@ -7559,6 +7333,12 @@
                 <w:szCs w:val="24"/>
               </w:rPr>
             </w:pPr>
+            <w:r>
+              <w:rPr>
+                <w:szCs w:val="24"/>
+              </w:rPr>
+              <w:t>Ben McManus</w:t>
+            </w:r>
           </w:p>
         </w:tc>
         <w:tc>
@@ -7585,6 +7365,12 @@
                 <w:szCs w:val="24"/>
               </w:rPr>
             </w:pPr>
+            <w:r>
+              <w:rPr>
+                <w:szCs w:val="24"/>
+              </w:rPr>
+              <w:t>Task 3</w:t>
+            </w:r>
           </w:p>
         </w:tc>
         <w:tc>
@@ -7597,6 +7383,12 @@
                 <w:szCs w:val="24"/>
               </w:rPr>
             </w:pPr>
+            <w:r>
+              <w:rPr>
+                <w:szCs w:val="24"/>
+              </w:rPr>
+              <w:t>Mia Watabe</w:t>
+            </w:r>
           </w:p>
         </w:tc>
         <w:tc>
@@ -7741,6 +7533,12 @@
                 <w:szCs w:val="24"/>
               </w:rPr>
             </w:pPr>
+            <w:r>
+              <w:rPr>
+                <w:szCs w:val="24"/>
+              </w:rPr>
+              <w:t>Task 5</w:t>
+            </w:r>
           </w:p>
         </w:tc>
         <w:tc>
@@ -7753,6 +7551,12 @@
                 <w:szCs w:val="24"/>
               </w:rPr>
             </w:pPr>
+            <w:r>
+              <w:rPr>
+                <w:szCs w:val="24"/>
+              </w:rPr>
+              <w:t>Aaron Rieley</w:t>
+            </w:r>
           </w:p>
         </w:tc>
         <w:tc>
@@ -7779,6 +7583,12 @@
                 <w:szCs w:val="24"/>
               </w:rPr>
             </w:pPr>
+            <w:r>
+              <w:rPr>
+                <w:szCs w:val="24"/>
+              </w:rPr>
+              <w:t>Task 6</w:t>
+            </w:r>
           </w:p>
         </w:tc>
         <w:tc>
@@ -7817,6 +7627,12 @@
                 <w:szCs w:val="24"/>
               </w:rPr>
             </w:pPr>
+            <w:r>
+              <w:rPr>
+                <w:szCs w:val="24"/>
+              </w:rPr>
+              <w:t>Task 7</w:t>
+            </w:r>
           </w:p>
         </w:tc>
         <w:tc>
@@ -7844,6 +7660,147 @@
           </w:p>
         </w:tc>
       </w:tr>
+      <w:tr>
+        <w:tc>
+          <w:tcPr>
+            <w:tcW w:w="1980" w:type="dxa"/>
+          </w:tcPr>
+          <w:p>
+            <w:pPr>
+              <w:rPr>
+                <w:szCs w:val="24"/>
+              </w:rPr>
+            </w:pPr>
+            <w:r>
+              <w:rPr>
+                <w:szCs w:val="24"/>
+              </w:rPr>
+              <w:t>Task 8</w:t>
+            </w:r>
+          </w:p>
+        </w:tc>
+        <w:tc>
+          <w:tcPr>
+            <w:tcW w:w="2693" w:type="dxa"/>
+          </w:tcPr>
+          <w:p>
+            <w:pPr>
+              <w:rPr>
+                <w:szCs w:val="24"/>
+              </w:rPr>
+            </w:pPr>
+            <w:r>
+              <w:rPr>
+                <w:szCs w:val="24"/>
+              </w:rPr>
+              <w:t>Mia Watabe</w:t>
+            </w:r>
+          </w:p>
+        </w:tc>
+        <w:tc>
+          <w:tcPr>
+            <w:tcW w:w="5387" w:type="dxa"/>
+          </w:tcPr>
+          <w:p>
+            <w:pPr>
+              <w:rPr>
+                <w:szCs w:val="24"/>
+              </w:rPr>
+            </w:pPr>
+          </w:p>
+        </w:tc>
+      </w:tr>
+      <w:tr>
+        <w:tc>
+          <w:tcPr>
+            <w:tcW w:w="1980" w:type="dxa"/>
+          </w:tcPr>
+          <w:p>
+            <w:pPr>
+              <w:rPr>
+                <w:szCs w:val="24"/>
+              </w:rPr>
+            </w:pPr>
+            <w:r>
+              <w:rPr>
+                <w:szCs w:val="24"/>
+              </w:rPr>
+              <w:t>Task 9</w:t>
+            </w:r>
+          </w:p>
+        </w:tc>
+        <w:tc>
+          <w:tcPr>
+            <w:tcW w:w="2693" w:type="dxa"/>
+          </w:tcPr>
+          <w:p>
+            <w:pPr>
+              <w:rPr>
+                <w:szCs w:val="24"/>
+              </w:rPr>
+            </w:pPr>
+            <w:r>
+              <w:rPr>
+                <w:szCs w:val="24"/>
+              </w:rPr>
+              <w:t>Daniel Caveney</w:t>
+            </w:r>
+          </w:p>
+        </w:tc>
+        <w:tc>
+          <w:tcPr>
+            <w:tcW w:w="5387" w:type="dxa"/>
+          </w:tcPr>
+          <w:p>
+            <w:pPr>
+              <w:rPr>
+                <w:szCs w:val="24"/>
+              </w:rPr>
+            </w:pPr>
+            <w:r>
+              <w:rPr>
+                <w:szCs w:val="24"/>
+              </w:rPr>
+              <w:t>Dan also made this miniature task that was</w:t>
+            </w:r>
+            <w:r>
+              <w:rPr>
+                <w:szCs w:val="24"/>
+              </w:rPr>
+              <w:t xml:space="preserve"> needed, as they asked for a save and exit, which was the fourth task and now the user can exit the program when they wish to</w:t>
+            </w:r>
+            <w:r>
+              <w:rPr>
+                <w:szCs w:val="24"/>
+              </w:rPr>
+              <w:t xml:space="preserve">, whether it was to add an item and save or just to see what </w:t>
+            </w:r>
+            <w:r>
+              <w:rPr>
+                <w:szCs w:val="24"/>
+              </w:rPr>
+              <w:lastRenderedPageBreak/>
+              <w:t>items are currently low on stock.</w:t>
+            </w:r>
+            <w:r>
+              <w:rPr>
+                <w:i/>
+                <w:iCs/>
+                <w:szCs w:val="24"/>
+              </w:rPr>
+              <w:t xml:space="preserve"> </w:t>
+            </w:r>
+            <w:r>
+              <w:rPr>
+                <w:i/>
+                <w:iCs/>
+                <w:szCs w:val="24"/>
+              </w:rPr>
+              <w:t>Written by Daniel Caveney</w:t>
+            </w:r>
+          </w:p>
+        </w:tc>
+      </w:tr>
     </w:tbl>
     <w:p>
       <w:pPr>
@@ -7859,6 +7816,7 @@
           <w:iCs/>
           <w:szCs w:val="24"/>
         </w:rPr>
+        <w:lastRenderedPageBreak/>
         <w:br w:type="page"/>
       </w:r>
     </w:p>
@@ -9300,6 +9258,118 @@
     </w:lvl>
   </w:abstractNum>
   <w:abstractNum w:abstractNumId="10" w15:restartNumberingAfterBreak="0">
+    <w:nsid w:val="2D862FEF"/>
+    <w:multiLevelType w:val="hybridMultilevel"/>
+    <w:tmpl w:val="2696A4BC"/>
+    <w:lvl w:ilvl="0" w:tplc="095205C8">
+      <w:numFmt w:val="bullet"/>
+      <w:lvlText w:val="-"/>
+      <w:lvlJc w:val="left"/>
+      <w:pPr>
+        <w:ind w:left="5400" w:hanging="360"/>
+      </w:pPr>
+      <w:rPr>
+        <w:rFonts w:ascii="Arial" w:eastAsia="Times New Roman" w:hAnsi="Arial" w:cs="Arial" w:hint="default"/>
+      </w:rPr>
+    </w:lvl>
+    <w:lvl w:ilvl="1" w:tplc="08090003" w:tentative="1">
+      <w:start w:val="1"/>
+      <w:numFmt w:val="bullet"/>
+      <w:lvlText w:val="o"/>
+      <w:lvlJc w:val="left"/>
+      <w:pPr>
+        <w:ind w:left="6120" w:hanging="360"/>
+      </w:pPr>
+      <w:rPr>
+        <w:rFonts w:ascii="Courier New" w:hAnsi="Courier New" w:cs="Courier New" w:hint="default"/>
+      </w:rPr>
+    </w:lvl>
+    <w:lvl w:ilvl="2" w:tplc="08090005" w:tentative="1">
+      <w:start w:val="1"/>
+      <w:numFmt w:val="bullet"/>
+      <w:lvlText w:val=""/>
+      <w:lvlJc w:val="left"/>
+      <w:pPr>
+        <w:ind w:left="6840" w:hanging="360"/>
+      </w:pPr>
+      <w:rPr>
+        <w:rFonts w:ascii="Wingdings" w:hAnsi="Wingdings" w:hint="default"/>
+      </w:rPr>
+    </w:lvl>
+    <w:lvl w:ilvl="3" w:tplc="08090001" w:tentative="1">
+      <w:start w:val="1"/>
+      <w:numFmt w:val="bullet"/>
+      <w:lvlText w:val=""/>
+      <w:lvlJc w:val="left"/>
+      <w:pPr>
+        <w:ind w:left="7560" w:hanging="360"/>
+      </w:pPr>
+      <w:rPr>
+        <w:rFonts w:ascii="Symbol" w:hAnsi="Symbol" w:hint="default"/>
+      </w:rPr>
+    </w:lvl>
+    <w:lvl w:ilvl="4" w:tplc="08090003" w:tentative="1">
+      <w:start w:val="1"/>
+      <w:numFmt w:val="bullet"/>
+      <w:lvlText w:val="o"/>
+      <w:lvlJc w:val="left"/>
+      <w:pPr>
+        <w:ind w:left="8280" w:hanging="360"/>
+      </w:pPr>
+      <w:rPr>
+        <w:rFonts w:ascii="Courier New" w:hAnsi="Courier New" w:cs="Courier New" w:hint="default"/>
+      </w:rPr>
+    </w:lvl>
+    <w:lvl w:ilvl="5" w:tplc="08090005" w:tentative="1">
+      <w:start w:val="1"/>
+      <w:numFmt w:val="bullet"/>
+      <w:lvlText w:val=""/>
+      <w:lvlJc w:val="left"/>
+      <w:pPr>
+        <w:ind w:left="9000" w:hanging="360"/>
+      </w:pPr>
+      <w:rPr>
+        <w:rFonts w:ascii="Wingdings" w:hAnsi="Wingdings" w:hint="default"/>
+      </w:rPr>
+    </w:lvl>
+    <w:lvl w:ilvl="6" w:tplc="08090001" w:tentative="1">
+      <w:start w:val="1"/>
+      <w:numFmt w:val="bullet"/>
+      <w:lvlText w:val=""/>
+      <w:lvlJc w:val="left"/>
+      <w:pPr>
+        <w:ind w:left="9720" w:hanging="360"/>
+      </w:pPr>
+      <w:rPr>
+        <w:rFonts w:ascii="Symbol" w:hAnsi="Symbol" w:hint="default"/>
+      </w:rPr>
+    </w:lvl>
+    <w:lvl w:ilvl="7" w:tplc="08090003" w:tentative="1">
+      <w:start w:val="1"/>
+      <w:numFmt w:val="bullet"/>
+      <w:lvlText w:val="o"/>
+      <w:lvlJc w:val="left"/>
+      <w:pPr>
+        <w:ind w:left="10440" w:hanging="360"/>
+      </w:pPr>
+      <w:rPr>
+        <w:rFonts w:ascii="Courier New" w:hAnsi="Courier New" w:cs="Courier New" w:hint="default"/>
+      </w:rPr>
+    </w:lvl>
+    <w:lvl w:ilvl="8" w:tplc="08090005" w:tentative="1">
+      <w:start w:val="1"/>
+      <w:numFmt w:val="bullet"/>
+      <w:lvlText w:val=""/>
+      <w:lvlJc w:val="left"/>
+      <w:pPr>
+        <w:ind w:left="11160" w:hanging="360"/>
+      </w:pPr>
+      <w:rPr>
+        <w:rFonts w:ascii="Wingdings" w:hAnsi="Wingdings" w:hint="default"/>
+      </w:rPr>
+    </w:lvl>
+  </w:abstractNum>
+  <w:abstractNum w:abstractNumId="11" w15:restartNumberingAfterBreak="0">
     <w:nsid w:val="2F243E2B"/>
     <w:multiLevelType w:val="hybridMultilevel"/>
     <w:tmpl w:val="84AA09AC"/>
@@ -9412,7 +9482,7 @@
       </w:rPr>
     </w:lvl>
   </w:abstractNum>
-  <w:abstractNum w:abstractNumId="11" w15:restartNumberingAfterBreak="0">
+  <w:abstractNum w:abstractNumId="12" w15:restartNumberingAfterBreak="0">
     <w:nsid w:val="30DA4AE8"/>
     <w:multiLevelType w:val="hybridMultilevel"/>
     <w:tmpl w:val="E676E27A"/>
@@ -9524,7 +9594,7 @@
       </w:rPr>
     </w:lvl>
   </w:abstractNum>
-  <w:abstractNum w:abstractNumId="12" w15:restartNumberingAfterBreak="0">
+  <w:abstractNum w:abstractNumId="13" w15:restartNumberingAfterBreak="0">
     <w:nsid w:val="319C679B"/>
     <w:multiLevelType w:val="hybridMultilevel"/>
     <w:tmpl w:val="F300D900"/>
@@ -9637,7 +9707,7 @@
       </w:rPr>
     </w:lvl>
   </w:abstractNum>
-  <w:abstractNum w:abstractNumId="13" w15:restartNumberingAfterBreak="0">
+  <w:abstractNum w:abstractNumId="14" w15:restartNumberingAfterBreak="0">
     <w:nsid w:val="34986357"/>
     <w:multiLevelType w:val="hybridMultilevel"/>
     <w:tmpl w:val="7458B104"/>
@@ -9750,7 +9820,7 @@
       </w:rPr>
     </w:lvl>
   </w:abstractNum>
-  <w:abstractNum w:abstractNumId="14" w15:restartNumberingAfterBreak="0">
+  <w:abstractNum w:abstractNumId="15" w15:restartNumberingAfterBreak="0">
     <w:nsid w:val="34DB6811"/>
     <w:multiLevelType w:val="multilevel"/>
     <w:tmpl w:val="A12C8B38"/>
@@ -9863,7 +9933,7 @@
       </w:rPr>
     </w:lvl>
   </w:abstractNum>
-  <w:abstractNum w:abstractNumId="15" w15:restartNumberingAfterBreak="0">
+  <w:abstractNum w:abstractNumId="16" w15:restartNumberingAfterBreak="0">
     <w:nsid w:val="366A3B88"/>
     <w:multiLevelType w:val="multilevel"/>
     <w:tmpl w:val="3FA401DA"/>
@@ -10012,7 +10082,7 @@
       </w:rPr>
     </w:lvl>
   </w:abstractNum>
-  <w:abstractNum w:abstractNumId="16" w15:restartNumberingAfterBreak="0">
+  <w:abstractNum w:abstractNumId="17" w15:restartNumberingAfterBreak="0">
     <w:nsid w:val="3748798D"/>
     <w:multiLevelType w:val="hybridMultilevel"/>
     <w:tmpl w:val="EDFC834C"/>
@@ -10125,7 +10195,7 @@
       </w:rPr>
     </w:lvl>
   </w:abstractNum>
-  <w:abstractNum w:abstractNumId="17" w15:restartNumberingAfterBreak="0">
+  <w:abstractNum w:abstractNumId="18" w15:restartNumberingAfterBreak="0">
     <w:nsid w:val="392A49C8"/>
     <w:multiLevelType w:val="multilevel"/>
     <w:tmpl w:val="80DE4080"/>
@@ -10274,7 +10344,7 @@
       </w:rPr>
     </w:lvl>
   </w:abstractNum>
-  <w:abstractNum w:abstractNumId="18" w15:restartNumberingAfterBreak="0">
+  <w:abstractNum w:abstractNumId="19" w15:restartNumberingAfterBreak="0">
     <w:nsid w:val="39FD6456"/>
     <w:multiLevelType w:val="singleLevel"/>
     <w:tmpl w:val="08090001"/>
@@ -10291,7 +10361,7 @@
       </w:rPr>
     </w:lvl>
   </w:abstractNum>
-  <w:abstractNum w:abstractNumId="19" w15:restartNumberingAfterBreak="0">
+  <w:abstractNum w:abstractNumId="20" w15:restartNumberingAfterBreak="0">
     <w:nsid w:val="40820AAB"/>
     <w:multiLevelType w:val="hybridMultilevel"/>
     <w:tmpl w:val="DC486CC4"/>
@@ -10404,7 +10474,7 @@
       </w:rPr>
     </w:lvl>
   </w:abstractNum>
-  <w:abstractNum w:abstractNumId="20" w15:restartNumberingAfterBreak="0">
+  <w:abstractNum w:abstractNumId="21" w15:restartNumberingAfterBreak="0">
     <w:nsid w:val="44B92E7A"/>
     <w:multiLevelType w:val="multilevel"/>
     <w:tmpl w:val="5C802D0C"/>
@@ -10553,7 +10623,7 @@
       </w:rPr>
     </w:lvl>
   </w:abstractNum>
-  <w:abstractNum w:abstractNumId="21" w15:restartNumberingAfterBreak="0">
+  <w:abstractNum w:abstractNumId="22" w15:restartNumberingAfterBreak="0">
     <w:nsid w:val="45FA3B77"/>
     <w:multiLevelType w:val="multilevel"/>
     <w:tmpl w:val="02C2260A"/>
@@ -10674,7 +10744,7 @@
       </w:rPr>
     </w:lvl>
   </w:abstractNum>
-  <w:abstractNum w:abstractNumId="22" w15:restartNumberingAfterBreak="0">
+  <w:abstractNum w:abstractNumId="23" w15:restartNumberingAfterBreak="0">
     <w:nsid w:val="491622E0"/>
     <w:multiLevelType w:val="multilevel"/>
     <w:tmpl w:val="29AC14DA"/>
@@ -10823,7 +10893,7 @@
       </w:rPr>
     </w:lvl>
   </w:abstractNum>
-  <w:abstractNum w:abstractNumId="23" w15:restartNumberingAfterBreak="0">
+  <w:abstractNum w:abstractNumId="24" w15:restartNumberingAfterBreak="0">
     <w:nsid w:val="517F2F5B"/>
     <w:multiLevelType w:val="hybridMultilevel"/>
     <w:tmpl w:val="09542118"/>
@@ -10909,7 +10979,7 @@
       </w:pPr>
     </w:lvl>
   </w:abstractNum>
-  <w:abstractNum w:abstractNumId="24" w15:restartNumberingAfterBreak="0">
+  <w:abstractNum w:abstractNumId="25" w15:restartNumberingAfterBreak="0">
     <w:nsid w:val="578022FC"/>
     <w:multiLevelType w:val="hybridMultilevel"/>
     <w:tmpl w:val="B63A59B2"/>
@@ -11022,7 +11092,7 @@
       </w:rPr>
     </w:lvl>
   </w:abstractNum>
-  <w:abstractNum w:abstractNumId="25" w15:restartNumberingAfterBreak="0">
+  <w:abstractNum w:abstractNumId="26" w15:restartNumberingAfterBreak="0">
     <w:nsid w:val="5ADE2F78"/>
     <w:multiLevelType w:val="hybridMultilevel"/>
     <w:tmpl w:val="C6682382"/>
@@ -11134,7 +11204,7 @@
       </w:rPr>
     </w:lvl>
   </w:abstractNum>
-  <w:abstractNum w:abstractNumId="26" w15:restartNumberingAfterBreak="0">
+  <w:abstractNum w:abstractNumId="27" w15:restartNumberingAfterBreak="0">
     <w:nsid w:val="60427DED"/>
     <w:multiLevelType w:val="hybridMultilevel"/>
     <w:tmpl w:val="93D62448"/>
@@ -11274,7 +11344,7 @@
       </w:rPr>
     </w:lvl>
   </w:abstractNum>
-  <w:abstractNum w:abstractNumId="27" w15:restartNumberingAfterBreak="0">
+  <w:abstractNum w:abstractNumId="28" w15:restartNumberingAfterBreak="0">
     <w:nsid w:val="61930075"/>
     <w:multiLevelType w:val="multilevel"/>
     <w:tmpl w:val="ACACCC64"/>
@@ -11387,7 +11457,7 @@
       </w:rPr>
     </w:lvl>
   </w:abstractNum>
-  <w:abstractNum w:abstractNumId="28" w15:restartNumberingAfterBreak="0">
+  <w:abstractNum w:abstractNumId="29" w15:restartNumberingAfterBreak="0">
     <w:nsid w:val="62F92E98"/>
     <w:multiLevelType w:val="multilevel"/>
     <w:tmpl w:val="7AE88CA2"/>
@@ -11501,7 +11571,7 @@
       </w:rPr>
     </w:lvl>
   </w:abstractNum>
-  <w:abstractNum w:abstractNumId="29" w15:restartNumberingAfterBreak="0">
+  <w:abstractNum w:abstractNumId="30" w15:restartNumberingAfterBreak="0">
     <w:nsid w:val="65C32C3D"/>
     <w:multiLevelType w:val="hybridMultilevel"/>
     <w:tmpl w:val="D708D970"/>
@@ -11614,7 +11684,7 @@
       </w:rPr>
     </w:lvl>
   </w:abstractNum>
-  <w:abstractNum w:abstractNumId="30" w15:restartNumberingAfterBreak="0">
+  <w:abstractNum w:abstractNumId="31" w15:restartNumberingAfterBreak="0">
     <w:nsid w:val="65F4028C"/>
     <w:multiLevelType w:val="multilevel"/>
     <w:tmpl w:val="0809001D"/>
@@ -11701,7 +11771,7 @@
       </w:pPr>
     </w:lvl>
   </w:abstractNum>
-  <w:abstractNum w:abstractNumId="31" w15:restartNumberingAfterBreak="0">
+  <w:abstractNum w:abstractNumId="32" w15:restartNumberingAfterBreak="0">
     <w:nsid w:val="69D31401"/>
     <w:multiLevelType w:val="hybridMultilevel"/>
     <w:tmpl w:val="3EEC489E"/>
@@ -11813,7 +11883,7 @@
       </w:rPr>
     </w:lvl>
   </w:abstractNum>
-  <w:abstractNum w:abstractNumId="32" w15:restartNumberingAfterBreak="0">
+  <w:abstractNum w:abstractNumId="33" w15:restartNumberingAfterBreak="0">
     <w:nsid w:val="6A7A0888"/>
     <w:multiLevelType w:val="hybridMultilevel"/>
     <w:tmpl w:val="FCD2B7EA"/>
@@ -11926,7 +11996,7 @@
       </w:rPr>
     </w:lvl>
   </w:abstractNum>
-  <w:abstractNum w:abstractNumId="33" w15:restartNumberingAfterBreak="0">
+  <w:abstractNum w:abstractNumId="34" w15:restartNumberingAfterBreak="0">
     <w:nsid w:val="6B2A76DB"/>
     <w:multiLevelType w:val="hybridMultilevel"/>
     <w:tmpl w:val="E7FE920C"/>
@@ -12012,7 +12082,7 @@
       </w:pPr>
     </w:lvl>
   </w:abstractNum>
-  <w:abstractNum w:abstractNumId="34" w15:restartNumberingAfterBreak="0">
+  <w:abstractNum w:abstractNumId="35" w15:restartNumberingAfterBreak="0">
     <w:nsid w:val="6BCA01EC"/>
     <w:multiLevelType w:val="hybridMultilevel"/>
     <w:tmpl w:val="C3C034DC"/>
@@ -12125,7 +12195,7 @@
       </w:rPr>
     </w:lvl>
   </w:abstractNum>
-  <w:abstractNum w:abstractNumId="35" w15:restartNumberingAfterBreak="0">
+  <w:abstractNum w:abstractNumId="36" w15:restartNumberingAfterBreak="0">
     <w:nsid w:val="6C664F89"/>
     <w:multiLevelType w:val="hybridMultilevel"/>
     <w:tmpl w:val="05447614"/>
@@ -12241,7 +12311,7 @@
       </w:pPr>
     </w:lvl>
   </w:abstractNum>
-  <w:abstractNum w:abstractNumId="36" w15:restartNumberingAfterBreak="0">
+  <w:abstractNum w:abstractNumId="37" w15:restartNumberingAfterBreak="0">
     <w:nsid w:val="6CD755F2"/>
     <w:multiLevelType w:val="hybridMultilevel"/>
     <w:tmpl w:val="BC0A76A0"/>
@@ -12354,7 +12424,7 @@
       </w:rPr>
     </w:lvl>
   </w:abstractNum>
-  <w:abstractNum w:abstractNumId="37" w15:restartNumberingAfterBreak="0">
+  <w:abstractNum w:abstractNumId="38" w15:restartNumberingAfterBreak="0">
     <w:nsid w:val="6D5653F3"/>
     <w:multiLevelType w:val="hybridMultilevel"/>
     <w:tmpl w:val="B580A68C"/>
@@ -12470,7 +12540,7 @@
       </w:pPr>
     </w:lvl>
   </w:abstractNum>
-  <w:abstractNum w:abstractNumId="38" w15:restartNumberingAfterBreak="0">
+  <w:abstractNum w:abstractNumId="39" w15:restartNumberingAfterBreak="0">
     <w:nsid w:val="6DA51960"/>
     <w:multiLevelType w:val="hybridMultilevel"/>
     <w:tmpl w:val="4DCE25C0"/>
@@ -12583,7 +12653,7 @@
       </w:rPr>
     </w:lvl>
   </w:abstractNum>
-  <w:abstractNum w:abstractNumId="39" w15:restartNumberingAfterBreak="0">
+  <w:abstractNum w:abstractNumId="40" w15:restartNumberingAfterBreak="0">
     <w:nsid w:val="6FD50478"/>
     <w:multiLevelType w:val="hybridMultilevel"/>
     <w:tmpl w:val="02586B8C"/>
@@ -12723,7 +12793,7 @@
       </w:rPr>
     </w:lvl>
   </w:abstractNum>
-  <w:abstractNum w:abstractNumId="40" w15:restartNumberingAfterBreak="0">
+  <w:abstractNum w:abstractNumId="41" w15:restartNumberingAfterBreak="0">
     <w:nsid w:val="70037B44"/>
     <w:multiLevelType w:val="multilevel"/>
     <w:tmpl w:val="56C653DC"/>
@@ -12844,7 +12914,7 @@
       </w:rPr>
     </w:lvl>
   </w:abstractNum>
-  <w:abstractNum w:abstractNumId="41" w15:restartNumberingAfterBreak="0">
+  <w:abstractNum w:abstractNumId="42" w15:restartNumberingAfterBreak="0">
     <w:nsid w:val="710C27E2"/>
     <w:multiLevelType w:val="hybridMultilevel"/>
     <w:tmpl w:val="A2367FF6"/>
@@ -12960,7 +13030,7 @@
       </w:rPr>
     </w:lvl>
   </w:abstractNum>
-  <w:abstractNum w:abstractNumId="42" w15:restartNumberingAfterBreak="0">
+  <w:abstractNum w:abstractNumId="43" w15:restartNumberingAfterBreak="0">
     <w:nsid w:val="727C506B"/>
     <w:multiLevelType w:val="multilevel"/>
     <w:tmpl w:val="BE8EE320"/>
@@ -13050,7 +13120,7 @@
       </w:pPr>
     </w:lvl>
   </w:abstractNum>
-  <w:abstractNum w:abstractNumId="43" w15:restartNumberingAfterBreak="0">
+  <w:abstractNum w:abstractNumId="44" w15:restartNumberingAfterBreak="0">
     <w:nsid w:val="77B10614"/>
     <w:multiLevelType w:val="multilevel"/>
     <w:tmpl w:val="05E0D1BA"/>
@@ -13148,7 +13218,7 @@
       </w:pPr>
     </w:lvl>
   </w:abstractNum>
-  <w:abstractNum w:abstractNumId="44" w15:restartNumberingAfterBreak="0">
+  <w:abstractNum w:abstractNumId="45" w15:restartNumberingAfterBreak="0">
     <w:nsid w:val="7A073197"/>
     <w:multiLevelType w:val="hybridMultilevel"/>
     <w:tmpl w:val="91DC4BFA"/>
@@ -13267,7 +13337,7 @@
       </w:rPr>
     </w:lvl>
   </w:abstractNum>
-  <w:abstractNum w:abstractNumId="45" w15:restartNumberingAfterBreak="0">
+  <w:abstractNum w:abstractNumId="46" w15:restartNumberingAfterBreak="0">
     <w:nsid w:val="7B2921F3"/>
     <w:multiLevelType w:val="hybridMultilevel"/>
     <w:tmpl w:val="45927188"/>
@@ -13353,7 +13423,7 @@
       </w:pPr>
     </w:lvl>
   </w:abstractNum>
-  <w:abstractNum w:abstractNumId="46" w15:restartNumberingAfterBreak="0">
+  <w:abstractNum w:abstractNumId="47" w15:restartNumberingAfterBreak="0">
     <w:nsid w:val="7D353EE1"/>
     <w:multiLevelType w:val="hybridMultilevel"/>
     <w:tmpl w:val="A3AED958"/>
@@ -13466,7 +13536,7 @@
       </w:rPr>
     </w:lvl>
   </w:abstractNum>
-  <w:abstractNum w:abstractNumId="47" w15:restartNumberingAfterBreak="0">
+  <w:abstractNum w:abstractNumId="48" w15:restartNumberingAfterBreak="0">
     <w:nsid w:val="7EF969D8"/>
     <w:multiLevelType w:val="hybridMultilevel"/>
     <w:tmpl w:val="2B1AF97E"/>
@@ -13580,7 +13650,7 @@
     </w:lvl>
   </w:abstractNum>
   <w:num w:numId="1" w16cid:durableId="1578857111">
-    <w:abstractNumId w:val="18"/>
+    <w:abstractNumId w:val="19"/>
   </w:num>
   <w:num w:numId="2" w16cid:durableId="2109958633">
     <w:abstractNumId w:val="1"/>
@@ -13589,139 +13659,142 @@
     <w:abstractNumId w:val="2"/>
   </w:num>
   <w:num w:numId="4" w16cid:durableId="2124573224">
-    <w:abstractNumId w:val="41"/>
+    <w:abstractNumId w:val="42"/>
   </w:num>
   <w:num w:numId="5" w16cid:durableId="1756511389">
     <w:abstractNumId w:val="5"/>
   </w:num>
   <w:num w:numId="6" w16cid:durableId="2078434905">
-    <w:abstractNumId w:val="46"/>
+    <w:abstractNumId w:val="47"/>
   </w:num>
   <w:num w:numId="7" w16cid:durableId="1230576731">
     <w:abstractNumId w:val="6"/>
   </w:num>
   <w:num w:numId="8" w16cid:durableId="224030825">
-    <w:abstractNumId w:val="37"/>
+    <w:abstractNumId w:val="38"/>
   </w:num>
   <w:num w:numId="9" w16cid:durableId="1320813124">
-    <w:abstractNumId w:val="39"/>
+    <w:abstractNumId w:val="40"/>
   </w:num>
   <w:num w:numId="10" w16cid:durableId="1070616334">
-    <w:abstractNumId w:val="35"/>
+    <w:abstractNumId w:val="36"/>
   </w:num>
   <w:num w:numId="11" w16cid:durableId="1666517819">
-    <w:abstractNumId w:val="47"/>
+    <w:abstractNumId w:val="48"/>
   </w:num>
   <w:num w:numId="12" w16cid:durableId="1269192025">
     <w:abstractNumId w:val="7"/>
   </w:num>
   <w:num w:numId="13" w16cid:durableId="2054845713">
-    <w:abstractNumId w:val="31"/>
+    <w:abstractNumId w:val="32"/>
   </w:num>
   <w:num w:numId="14" w16cid:durableId="1266183689">
-    <w:abstractNumId w:val="11"/>
+    <w:abstractNumId w:val="12"/>
   </w:num>
   <w:num w:numId="15" w16cid:durableId="878517570">
-    <w:abstractNumId w:val="19"/>
+    <w:abstractNumId w:val="20"/>
   </w:num>
   <w:num w:numId="16" w16cid:durableId="1719818738">
-    <w:abstractNumId w:val="33"/>
+    <w:abstractNumId w:val="34"/>
   </w:num>
   <w:num w:numId="17" w16cid:durableId="987905586">
-    <w:abstractNumId w:val="23"/>
+    <w:abstractNumId w:val="24"/>
   </w:num>
   <w:num w:numId="18" w16cid:durableId="86315788">
-    <w:abstractNumId w:val="28"/>
+    <w:abstractNumId w:val="29"/>
   </w:num>
   <w:num w:numId="19" w16cid:durableId="1019741247">
-    <w:abstractNumId w:val="34"/>
+    <w:abstractNumId w:val="35"/>
   </w:num>
   <w:num w:numId="20" w16cid:durableId="1903322033">
     <w:abstractNumId w:val="4"/>
   </w:num>
   <w:num w:numId="21" w16cid:durableId="1767652258">
-    <w:abstractNumId w:val="26"/>
+    <w:abstractNumId w:val="27"/>
   </w:num>
   <w:num w:numId="22" w16cid:durableId="452330361">
-    <w:abstractNumId w:val="10"/>
+    <w:abstractNumId w:val="11"/>
   </w:num>
   <w:num w:numId="23" w16cid:durableId="1744180348">
     <w:abstractNumId w:val="3"/>
   </w:num>
   <w:num w:numId="24" w16cid:durableId="828716983">
-    <w:abstractNumId w:val="42"/>
+    <w:abstractNumId w:val="43"/>
   </w:num>
   <w:num w:numId="25" w16cid:durableId="43674633">
     <w:abstractNumId w:val="9"/>
   </w:num>
   <w:num w:numId="26" w16cid:durableId="1631746864">
-    <w:abstractNumId w:val="40"/>
+    <w:abstractNumId w:val="41"/>
   </w:num>
   <w:num w:numId="27" w16cid:durableId="309597886">
-    <w:abstractNumId w:val="21"/>
+    <w:abstractNumId w:val="22"/>
   </w:num>
   <w:num w:numId="28" w16cid:durableId="498497126">
-    <w:abstractNumId w:val="24"/>
+    <w:abstractNumId w:val="25"/>
   </w:num>
   <w:num w:numId="29" w16cid:durableId="405615588">
-    <w:abstractNumId w:val="38"/>
+    <w:abstractNumId w:val="39"/>
   </w:num>
   <w:num w:numId="30" w16cid:durableId="1279408962">
-    <w:abstractNumId w:val="13"/>
+    <w:abstractNumId w:val="14"/>
   </w:num>
   <w:num w:numId="31" w16cid:durableId="2053187817">
-    <w:abstractNumId w:val="27"/>
+    <w:abstractNumId w:val="28"/>
   </w:num>
   <w:num w:numId="32" w16cid:durableId="611716392">
     <w:abstractNumId w:val="8"/>
   </w:num>
   <w:num w:numId="33" w16cid:durableId="1120419871">
-    <w:abstractNumId w:val="36"/>
+    <w:abstractNumId w:val="37"/>
   </w:num>
   <w:num w:numId="34" w16cid:durableId="2047607892">
-    <w:abstractNumId w:val="14"/>
+    <w:abstractNumId w:val="15"/>
   </w:num>
   <w:num w:numId="35" w16cid:durableId="1788308385">
-    <w:abstractNumId w:val="45"/>
+    <w:abstractNumId w:val="46"/>
   </w:num>
   <w:num w:numId="36" w16cid:durableId="1147549077">
-    <w:abstractNumId w:val="44"/>
+    <w:abstractNumId w:val="45"/>
   </w:num>
   <w:num w:numId="37" w16cid:durableId="539124793">
     <w:abstractNumId w:val="0"/>
   </w:num>
   <w:num w:numId="38" w16cid:durableId="552228751">
+    <w:abstractNumId w:val="18"/>
+  </w:num>
+  <w:num w:numId="39" w16cid:durableId="1725176649">
+    <w:abstractNumId w:val="16"/>
+  </w:num>
+  <w:num w:numId="40" w16cid:durableId="806511324">
+    <w:abstractNumId w:val="21"/>
+  </w:num>
+  <w:num w:numId="41" w16cid:durableId="1992248142">
+    <w:abstractNumId w:val="23"/>
+  </w:num>
+  <w:num w:numId="42" w16cid:durableId="677850532">
     <w:abstractNumId w:val="17"/>
   </w:num>
-  <w:num w:numId="39" w16cid:durableId="1725176649">
-    <w:abstractNumId w:val="15"/>
-  </w:num>
-  <w:num w:numId="40" w16cid:durableId="806511324">
-    <w:abstractNumId w:val="20"/>
-  </w:num>
-  <w:num w:numId="41" w16cid:durableId="1992248142">
-    <w:abstractNumId w:val="22"/>
-  </w:num>
-  <w:num w:numId="42" w16cid:durableId="677850532">
-    <w:abstractNumId w:val="16"/>
-  </w:num>
   <w:num w:numId="43" w16cid:durableId="578104423">
-    <w:abstractNumId w:val="12"/>
+    <w:abstractNumId w:val="13"/>
   </w:num>
   <w:num w:numId="44" w16cid:durableId="210271464">
-    <w:abstractNumId w:val="29"/>
+    <w:abstractNumId w:val="30"/>
   </w:num>
   <w:num w:numId="45" w16cid:durableId="518398523">
-    <w:abstractNumId w:val="43"/>
+    <w:abstractNumId w:val="44"/>
   </w:num>
   <w:num w:numId="46" w16cid:durableId="1400783852">
-    <w:abstractNumId w:val="30"/>
+    <w:abstractNumId w:val="31"/>
   </w:num>
   <w:num w:numId="47" w16cid:durableId="1611861768">
-    <w:abstractNumId w:val="32"/>
+    <w:abstractNumId w:val="33"/>
   </w:num>
   <w:num w:numId="48" w16cid:durableId="1937588569">
-    <w:abstractNumId w:val="25"/>
+    <w:abstractNumId w:val="26"/>
+  </w:num>
+  <w:num w:numId="49" w16cid:durableId="638729963">
+    <w:abstractNumId w:val="10"/>
   </w:num>
   <w:numIdMacAtCleanup w:val="8"/>
 </w:numbering>

--- a/CIS1702 Coursework 2 Report.docx
+++ b/CIS1702 Coursework 2 Report.docx
@@ -592,16 +592,14 @@
         </w:rPr>
         <w:t xml:space="preserve">500 </w:t>
       </w:r>
-      <w:proofErr w:type="spellStart"/>
       <w:r>
         <w:rPr>
           <w:rFonts w:ascii="Georgia" w:hAnsi="Georgia"/>
           <w:color w:val="000000" w:themeColor="text1"/>
           <w:szCs w:val="24"/>
         </w:rPr>
-        <w:t>githubs</w:t>
-      </w:r>
-      <w:proofErr w:type="spellEnd"/>
+        <w:t>GitHubs</w:t>
+      </w:r>
     </w:p>
     <w:p>
       <w:pPr>
@@ -724,7 +722,7 @@
             </w:rPr>
             <w:fldChar w:fldCharType="separate"/>
           </w:r>
-          <w:hyperlink w:anchor="_Toc216788098" w:history="1">
+          <w:hyperlink w:anchor="_Toc218016065" w:history="1">
             <w:r>
               <w:rPr>
                 <w:rStyle w:val="Hyperlink"/>
@@ -774,7 +772,7 @@
                 <w:noProof/>
                 <w:webHidden/>
               </w:rPr>
-              <w:instrText xml:space="preserve"> PAGEREF _Toc216788098 \h </w:instrText>
+              <w:instrText xml:space="preserve"> PAGEREF _Toc218016065 \h </w:instrText>
             </w:r>
             <w:r>
               <w:rPr>
@@ -824,7 +822,7 @@
               <w14:ligatures w14:val="standardContextual"/>
             </w:rPr>
           </w:pPr>
-          <w:hyperlink w:anchor="_Toc216788099" w:history="1">
+          <w:hyperlink w:anchor="_Toc218016066" w:history="1">
             <w:r>
               <w:rPr>
                 <w:rStyle w:val="Hyperlink"/>
@@ -874,7 +872,7 @@
                 <w:noProof/>
                 <w:webHidden/>
               </w:rPr>
-              <w:instrText xml:space="preserve"> PAGEREF _Toc216788099 \h </w:instrText>
+              <w:instrText xml:space="preserve"> PAGEREF _Toc218016066 \h </w:instrText>
             </w:r>
             <w:r>
               <w:rPr>
@@ -924,7 +922,7 @@
               <w14:ligatures w14:val="standardContextual"/>
             </w:rPr>
           </w:pPr>
-          <w:hyperlink w:anchor="_Toc216788100" w:history="1">
+          <w:hyperlink w:anchor="_Toc218016067" w:history="1">
             <w:r>
               <w:rPr>
                 <w:rStyle w:val="Hyperlink"/>
@@ -973,7 +971,7 @@
                 <w:noProof/>
                 <w:webHidden/>
               </w:rPr>
-              <w:instrText xml:space="preserve"> PAGEREF _Toc216788100 \h </w:instrText>
+              <w:instrText xml:space="preserve"> PAGEREF _Toc218016067 \h </w:instrText>
             </w:r>
             <w:r>
               <w:rPr>
@@ -1023,7 +1021,7 @@
               <w14:ligatures w14:val="standardContextual"/>
             </w:rPr>
           </w:pPr>
-          <w:hyperlink w:anchor="_Toc216788101" w:history="1">
+          <w:hyperlink w:anchor="_Toc218016068" w:history="1">
             <w:r>
               <w:rPr>
                 <w:rStyle w:val="Hyperlink"/>
@@ -1072,7 +1070,7 @@
                 <w:noProof/>
                 <w:webHidden/>
               </w:rPr>
-              <w:instrText xml:space="preserve"> PAGEREF _Toc216788101 \h </w:instrText>
+              <w:instrText xml:space="preserve"> PAGEREF _Toc218016068 \h </w:instrText>
             </w:r>
             <w:r>
               <w:rPr>
@@ -1122,7 +1120,7 @@
               <w14:ligatures w14:val="standardContextual"/>
             </w:rPr>
           </w:pPr>
-          <w:hyperlink w:anchor="_Toc216788102" w:history="1">
+          <w:hyperlink w:anchor="_Toc218016069" w:history="1">
             <w:r>
               <w:rPr>
                 <w:rStyle w:val="Hyperlink"/>
@@ -1171,7 +1169,7 @@
                 <w:noProof/>
                 <w:webHidden/>
               </w:rPr>
-              <w:instrText xml:space="preserve"> PAGEREF _Toc216788102 \h </w:instrText>
+              <w:instrText xml:space="preserve"> PAGEREF _Toc218016069 \h </w:instrText>
             </w:r>
             <w:r>
               <w:rPr>
@@ -1221,7 +1219,7 @@
               <w14:ligatures w14:val="standardContextual"/>
             </w:rPr>
           </w:pPr>
-          <w:hyperlink w:anchor="_Toc216788103" w:history="1">
+          <w:hyperlink w:anchor="_Toc218016070" w:history="1">
             <w:r>
               <w:rPr>
                 <w:rStyle w:val="Hyperlink"/>
@@ -1269,7 +1267,7 @@
                 <w:noProof/>
                 <w:webHidden/>
               </w:rPr>
-              <w:instrText xml:space="preserve"> PAGEREF _Toc216788103 \h </w:instrText>
+              <w:instrText xml:space="preserve"> PAGEREF _Toc218016070 \h </w:instrText>
             </w:r>
             <w:r>
               <w:rPr>
@@ -1319,7 +1317,7 @@
               <w14:ligatures w14:val="standardContextual"/>
             </w:rPr>
           </w:pPr>
-          <w:hyperlink w:anchor="_Toc216788104" w:history="1">
+          <w:hyperlink w:anchor="_Toc218016071" w:history="1">
             <w:r>
               <w:rPr>
                 <w:rStyle w:val="Hyperlink"/>
@@ -1368,7 +1366,7 @@
                 <w:noProof/>
                 <w:webHidden/>
               </w:rPr>
-              <w:instrText xml:space="preserve"> PAGEREF _Toc216788104 \h </w:instrText>
+              <w:instrText xml:space="preserve"> PAGEREF _Toc218016071 \h </w:instrText>
             </w:r>
             <w:r>
               <w:rPr>
@@ -1418,7 +1416,7 @@
               <w14:ligatures w14:val="standardContextual"/>
             </w:rPr>
           </w:pPr>
-          <w:hyperlink w:anchor="_Toc216788105" w:history="1">
+          <w:hyperlink w:anchor="_Toc218016072" w:history="1">
             <w:r>
               <w:rPr>
                 <w:rStyle w:val="Hyperlink"/>
@@ -1466,7 +1464,7 @@
                 <w:noProof/>
                 <w:webHidden/>
               </w:rPr>
-              <w:instrText xml:space="preserve"> PAGEREF _Toc216788105 \h </w:instrText>
+              <w:instrText xml:space="preserve"> PAGEREF _Toc218016072 \h </w:instrText>
             </w:r>
             <w:r>
               <w:rPr>
@@ -1516,7 +1514,7 @@
               <w14:ligatures w14:val="standardContextual"/>
             </w:rPr>
           </w:pPr>
-          <w:hyperlink w:anchor="_Toc216788106" w:history="1">
+          <w:hyperlink w:anchor="_Toc218016073" w:history="1">
             <w:r>
               <w:rPr>
                 <w:rStyle w:val="Hyperlink"/>
@@ -1564,7 +1562,7 @@
                 <w:noProof/>
                 <w:webHidden/>
               </w:rPr>
-              <w:instrText xml:space="preserve"> PAGEREF _Toc216788106 \h </w:instrText>
+              <w:instrText xml:space="preserve"> PAGEREF _Toc218016073 \h </w:instrText>
             </w:r>
             <w:r>
               <w:rPr>
@@ -1614,7 +1612,7 @@
               <w14:ligatures w14:val="standardContextual"/>
             </w:rPr>
           </w:pPr>
-          <w:hyperlink w:anchor="_Toc216788107" w:history="1">
+          <w:hyperlink w:anchor="_Toc218016074" w:history="1">
             <w:r>
               <w:rPr>
                 <w:rStyle w:val="Hyperlink"/>
@@ -1662,7 +1660,7 @@
                 <w:noProof/>
                 <w:webHidden/>
               </w:rPr>
-              <w:instrText xml:space="preserve"> PAGEREF _Toc216788107 \h </w:instrText>
+              <w:instrText xml:space="preserve"> PAGEREF _Toc218016074 \h </w:instrText>
             </w:r>
             <w:r>
               <w:rPr>
@@ -1712,7 +1710,7 @@
               <w14:ligatures w14:val="standardContextual"/>
             </w:rPr>
           </w:pPr>
-          <w:hyperlink w:anchor="_Toc216788108" w:history="1">
+          <w:hyperlink w:anchor="_Toc218016075" w:history="1">
             <w:r>
               <w:rPr>
                 <w:rStyle w:val="Hyperlink"/>
@@ -1760,7 +1758,7 @@
                 <w:noProof/>
                 <w:webHidden/>
               </w:rPr>
-              <w:instrText xml:space="preserve"> PAGEREF _Toc216788108 \h </w:instrText>
+              <w:instrText xml:space="preserve"> PAGEREF _Toc218016075 \h </w:instrText>
             </w:r>
             <w:r>
               <w:rPr>
@@ -1810,7 +1808,7 @@
               <w14:ligatures w14:val="standardContextual"/>
             </w:rPr>
           </w:pPr>
-          <w:hyperlink w:anchor="_Toc216788109" w:history="1">
+          <w:hyperlink w:anchor="_Toc218016076" w:history="1">
             <w:r>
               <w:rPr>
                 <w:rStyle w:val="Hyperlink"/>
@@ -1838,7 +1836,7 @@
                 <w:noProof/>
                 <w:shd w:val="clear" w:color="auto" w:fill="FFFFFF"/>
               </w:rPr>
-              <w:t>Optional - Task 9: Creating an exit option</w:t>
+              <w:t>Task 9: Creating an exit option</w:t>
             </w:r>
             <w:r>
               <w:rPr>
@@ -1859,7 +1857,7 @@
                 <w:noProof/>
                 <w:webHidden/>
               </w:rPr>
-              <w:instrText xml:space="preserve"> PAGEREF _Toc216788109 \h </w:instrText>
+              <w:instrText xml:space="preserve"> PAGEREF _Toc218016076 \h </w:instrText>
             </w:r>
             <w:r>
               <w:rPr>
@@ -1879,7 +1877,7 @@
                 <w:noProof/>
                 <w:webHidden/>
               </w:rPr>
-              <w:t>4</w:t>
+              <w:t>5</w:t>
             </w:r>
             <w:r>
               <w:rPr>
@@ -1909,7 +1907,7 @@
               <w14:ligatures w14:val="standardContextual"/>
             </w:rPr>
           </w:pPr>
-          <w:hyperlink w:anchor="_Toc216788110" w:history="1">
+          <w:hyperlink w:anchor="_Toc218016077" w:history="1">
             <w:r>
               <w:rPr>
                 <w:rStyle w:val="Hyperlink"/>
@@ -1957,7 +1955,7 @@
                 <w:noProof/>
                 <w:webHidden/>
               </w:rPr>
-              <w:instrText xml:space="preserve"> PAGEREF _Toc216788110 \h </w:instrText>
+              <w:instrText xml:space="preserve"> PAGEREF _Toc218016077 \h </w:instrText>
             </w:r>
             <w:r>
               <w:rPr>
@@ -1977,7 +1975,7 @@
                 <w:noProof/>
                 <w:webHidden/>
               </w:rPr>
-              <w:t>5</w:t>
+              <w:t>6</w:t>
             </w:r>
             <w:r>
               <w:rPr>
@@ -2007,7 +2005,7 @@
               <w14:ligatures w14:val="standardContextual"/>
             </w:rPr>
           </w:pPr>
-          <w:hyperlink w:anchor="_Toc216788111" w:history="1">
+          <w:hyperlink w:anchor="_Toc218016078" w:history="1">
             <w:r>
               <w:rPr>
                 <w:rStyle w:val="Hyperlink"/>
@@ -2056,7 +2054,7 @@
                 <w:noProof/>
                 <w:webHidden/>
               </w:rPr>
-              <w:instrText xml:space="preserve"> PAGEREF _Toc216788111 \h </w:instrText>
+              <w:instrText xml:space="preserve"> PAGEREF _Toc218016078 \h </w:instrText>
             </w:r>
             <w:r>
               <w:rPr>
@@ -2076,7 +2074,7 @@
                 <w:noProof/>
                 <w:webHidden/>
               </w:rPr>
-              <w:t>5</w:t>
+              <w:t>6</w:t>
             </w:r>
             <w:r>
               <w:rPr>
@@ -2106,7 +2104,7 @@
               <w14:ligatures w14:val="standardContextual"/>
             </w:rPr>
           </w:pPr>
-          <w:hyperlink w:anchor="_Toc216788112" w:history="1">
+          <w:hyperlink w:anchor="_Toc218016079" w:history="1">
             <w:r>
               <w:rPr>
                 <w:rStyle w:val="Hyperlink"/>
@@ -2154,7 +2152,7 @@
                 <w:noProof/>
                 <w:webHidden/>
               </w:rPr>
-              <w:instrText xml:space="preserve"> PAGEREF _Toc216788112 \h </w:instrText>
+              <w:instrText xml:space="preserve"> PAGEREF _Toc218016079 \h </w:instrText>
             </w:r>
             <w:r>
               <w:rPr>
@@ -2174,7 +2172,7 @@
                 <w:noProof/>
                 <w:webHidden/>
               </w:rPr>
-              <w:t>6</w:t>
+              <w:t>7</w:t>
             </w:r>
             <w:r>
               <w:rPr>
@@ -2204,7 +2202,7 @@
               <w14:ligatures w14:val="standardContextual"/>
             </w:rPr>
           </w:pPr>
-          <w:hyperlink w:anchor="_Toc216788113" w:history="1">
+          <w:hyperlink w:anchor="_Toc218016080" w:history="1">
             <w:r>
               <w:rPr>
                 <w:rStyle w:val="Hyperlink"/>
@@ -2252,7 +2250,7 @@
                 <w:noProof/>
                 <w:webHidden/>
               </w:rPr>
-              <w:instrText xml:space="preserve"> PAGEREF _Toc216788113 \h </w:instrText>
+              <w:instrText xml:space="preserve"> PAGEREF _Toc218016080 \h </w:instrText>
             </w:r>
             <w:r>
               <w:rPr>
@@ -2272,7 +2270,7 @@
                 <w:noProof/>
                 <w:webHidden/>
               </w:rPr>
-              <w:t>6</w:t>
+              <w:t>7</w:t>
             </w:r>
             <w:r>
               <w:rPr>
@@ -2302,7 +2300,7 @@
               <w14:ligatures w14:val="standardContextual"/>
             </w:rPr>
           </w:pPr>
-          <w:hyperlink w:anchor="_Toc216788114" w:history="1">
+          <w:hyperlink w:anchor="_Toc218016081" w:history="1">
             <w:r>
               <w:rPr>
                 <w:rStyle w:val="Hyperlink"/>
@@ -2350,7 +2348,7 @@
                 <w:noProof/>
                 <w:webHidden/>
               </w:rPr>
-              <w:instrText xml:space="preserve"> PAGEREF _Toc216788114 \h </w:instrText>
+              <w:instrText xml:space="preserve"> PAGEREF _Toc218016081 \h </w:instrText>
             </w:r>
             <w:r>
               <w:rPr>
@@ -2370,7 +2368,7 @@
                 <w:noProof/>
                 <w:webHidden/>
               </w:rPr>
-              <w:t>6</w:t>
+              <w:t>7</w:t>
             </w:r>
             <w:r>
               <w:rPr>
@@ -2400,7 +2398,7 @@
               <w14:ligatures w14:val="standardContextual"/>
             </w:rPr>
           </w:pPr>
-          <w:hyperlink w:anchor="_Toc216788115" w:history="1">
+          <w:hyperlink w:anchor="_Toc218016082" w:history="1">
             <w:r>
               <w:rPr>
                 <w:rStyle w:val="Hyperlink"/>
@@ -2448,7 +2446,7 @@
                 <w:noProof/>
                 <w:webHidden/>
               </w:rPr>
-              <w:instrText xml:space="preserve"> PAGEREF _Toc216788115 \h </w:instrText>
+              <w:instrText xml:space="preserve"> PAGEREF _Toc218016082 \h </w:instrText>
             </w:r>
             <w:r>
               <w:rPr>
@@ -2468,7 +2466,7 @@
                 <w:noProof/>
                 <w:webHidden/>
               </w:rPr>
-              <w:t>6</w:t>
+              <w:t>7</w:t>
             </w:r>
             <w:r>
               <w:rPr>
@@ -2498,7 +2496,7 @@
               <w14:ligatures w14:val="standardContextual"/>
             </w:rPr>
           </w:pPr>
-          <w:hyperlink w:anchor="_Toc216788116" w:history="1">
+          <w:hyperlink w:anchor="_Toc218016083" w:history="1">
             <w:r>
               <w:rPr>
                 <w:rStyle w:val="Hyperlink"/>
@@ -2546,7 +2544,7 @@
                 <w:noProof/>
                 <w:webHidden/>
               </w:rPr>
-              <w:instrText xml:space="preserve"> PAGEREF _Toc216788116 \h </w:instrText>
+              <w:instrText xml:space="preserve"> PAGEREF _Toc218016083 \h </w:instrText>
             </w:r>
             <w:r>
               <w:rPr>
@@ -2566,7 +2564,7 @@
                 <w:noProof/>
                 <w:webHidden/>
               </w:rPr>
-              <w:t>6</w:t>
+              <w:t>7</w:t>
             </w:r>
             <w:r>
               <w:rPr>
@@ -2596,7 +2594,7 @@
               <w14:ligatures w14:val="standardContextual"/>
             </w:rPr>
           </w:pPr>
-          <w:hyperlink w:anchor="_Toc216788117" w:history="1">
+          <w:hyperlink w:anchor="_Toc218016084" w:history="1">
             <w:r>
               <w:rPr>
                 <w:rStyle w:val="Hyperlink"/>
@@ -2644,7 +2642,7 @@
                 <w:noProof/>
                 <w:webHidden/>
               </w:rPr>
-              <w:instrText xml:space="preserve"> PAGEREF _Toc216788117 \h </w:instrText>
+              <w:instrText xml:space="preserve"> PAGEREF _Toc218016084 \h </w:instrText>
             </w:r>
             <w:r>
               <w:rPr>
@@ -2664,7 +2662,7 @@
                 <w:noProof/>
                 <w:webHidden/>
               </w:rPr>
-              <w:t>6</w:t>
+              <w:t>7</w:t>
             </w:r>
             <w:r>
               <w:rPr>
@@ -2694,7 +2692,7 @@
               <w14:ligatures w14:val="standardContextual"/>
             </w:rPr>
           </w:pPr>
-          <w:hyperlink w:anchor="_Toc216788118" w:history="1">
+          <w:hyperlink w:anchor="_Toc218016085" w:history="1">
             <w:r>
               <w:rPr>
                 <w:rStyle w:val="Hyperlink"/>
@@ -2742,7 +2740,7 @@
                 <w:noProof/>
                 <w:webHidden/>
               </w:rPr>
-              <w:instrText xml:space="preserve"> PAGEREF _Toc216788118 \h </w:instrText>
+              <w:instrText xml:space="preserve"> PAGEREF _Toc218016085 \h </w:instrText>
             </w:r>
             <w:r>
               <w:rPr>
@@ -2762,7 +2760,7 @@
                 <w:noProof/>
                 <w:webHidden/>
               </w:rPr>
-              <w:t>6</w:t>
+              <w:t>7</w:t>
             </w:r>
             <w:r>
               <w:rPr>
@@ -2792,7 +2790,7 @@
               <w14:ligatures w14:val="standardContextual"/>
             </w:rPr>
           </w:pPr>
-          <w:hyperlink w:anchor="_Toc216788119" w:history="1">
+          <w:hyperlink w:anchor="_Toc218016086" w:history="1">
             <w:r>
               <w:rPr>
                 <w:rStyle w:val="Hyperlink"/>
@@ -2820,7 +2818,7 @@
                 <w:noProof/>
                 <w:shd w:val="clear" w:color="auto" w:fill="FFFFFF"/>
               </w:rPr>
-              <w:t>Optional- Task 9: Creating an exit option</w:t>
+              <w:t>Task 9: Creating an exit option</w:t>
             </w:r>
             <w:r>
               <w:rPr>
@@ -2841,7 +2839,7 @@
                 <w:noProof/>
                 <w:webHidden/>
               </w:rPr>
-              <w:instrText xml:space="preserve"> PAGEREF _Toc216788119 \h </w:instrText>
+              <w:instrText xml:space="preserve"> PAGEREF _Toc218016086 \h </w:instrText>
             </w:r>
             <w:r>
               <w:rPr>
@@ -2861,7 +2859,7 @@
                 <w:noProof/>
                 <w:webHidden/>
               </w:rPr>
-              <w:t>7</w:t>
+              <w:t>8</w:t>
             </w:r>
             <w:r>
               <w:rPr>
@@ -2891,7 +2889,7 @@
               <w14:ligatures w14:val="standardContextual"/>
             </w:rPr>
           </w:pPr>
-          <w:hyperlink w:anchor="_Toc216788120" w:history="1">
+          <w:hyperlink w:anchor="_Toc218016087" w:history="1">
             <w:r>
               <w:rPr>
                 <w:rStyle w:val="Hyperlink"/>
@@ -2939,7 +2937,7 @@
                 <w:noProof/>
                 <w:webHidden/>
               </w:rPr>
-              <w:instrText xml:space="preserve"> PAGEREF _Toc216788120 \h </w:instrText>
+              <w:instrText xml:space="preserve"> PAGEREF _Toc218016087 \h </w:instrText>
             </w:r>
             <w:r>
               <w:rPr>
@@ -2959,7 +2957,7 @@
                 <w:noProof/>
                 <w:webHidden/>
               </w:rPr>
-              <w:t>8</w:t>
+              <w:t>9</w:t>
             </w:r>
             <w:r>
               <w:rPr>
@@ -2989,7 +2987,7 @@
               <w14:ligatures w14:val="standardContextual"/>
             </w:rPr>
           </w:pPr>
-          <w:hyperlink w:anchor="_Toc216788121" w:history="1">
+          <w:hyperlink w:anchor="_Toc218016088" w:history="1">
             <w:r>
               <w:rPr>
                 <w:rStyle w:val="Hyperlink"/>
@@ -3037,7 +3035,7 @@
                 <w:noProof/>
                 <w:webHidden/>
               </w:rPr>
-              <w:instrText xml:space="preserve"> PAGEREF _Toc216788121 \h </w:instrText>
+              <w:instrText xml:space="preserve"> PAGEREF _Toc218016088 \h </w:instrText>
             </w:r>
             <w:r>
               <w:rPr>
@@ -3057,7 +3055,7 @@
                 <w:noProof/>
                 <w:webHidden/>
               </w:rPr>
-              <w:t>10</w:t>
+              <w:t>11</w:t>
             </w:r>
             <w:r>
               <w:rPr>
@@ -3087,7 +3085,7 @@
               <w14:ligatures w14:val="standardContextual"/>
             </w:rPr>
           </w:pPr>
-          <w:hyperlink w:anchor="_Toc216788122" w:history="1">
+          <w:hyperlink w:anchor="_Toc218016089" w:history="1">
             <w:r>
               <w:rPr>
                 <w:rStyle w:val="Hyperlink"/>
@@ -3135,7 +3133,7 @@
                 <w:noProof/>
                 <w:webHidden/>
               </w:rPr>
-              <w:instrText xml:space="preserve"> PAGEREF _Toc216788122 \h </w:instrText>
+              <w:instrText xml:space="preserve"> PAGEREF _Toc218016089 \h </w:instrText>
             </w:r>
             <w:r>
               <w:rPr>
@@ -3155,7 +3153,7 @@
                 <w:noProof/>
                 <w:webHidden/>
               </w:rPr>
-              <w:t>11</w:t>
+              <w:t>13</w:t>
             </w:r>
             <w:r>
               <w:rPr>
@@ -3185,7 +3183,7 @@
               <w14:ligatures w14:val="standardContextual"/>
             </w:rPr>
           </w:pPr>
-          <w:hyperlink w:anchor="_Toc216788123" w:history="1">
+          <w:hyperlink w:anchor="_Toc218016090" w:history="1">
             <w:r>
               <w:rPr>
                 <w:rStyle w:val="Hyperlink"/>
@@ -3233,7 +3231,7 @@
                 <w:noProof/>
                 <w:webHidden/>
               </w:rPr>
-              <w:instrText xml:space="preserve"> PAGEREF _Toc216788123 \h </w:instrText>
+              <w:instrText xml:space="preserve"> PAGEREF _Toc218016090 \h </w:instrText>
             </w:r>
             <w:r>
               <w:rPr>
@@ -3253,7 +3251,7 @@
                 <w:noProof/>
                 <w:webHidden/>
               </w:rPr>
-              <w:t>12</w:t>
+              <w:t>14</w:t>
             </w:r>
             <w:r>
               <w:rPr>
@@ -3303,7 +3301,7 @@
           <w:rFonts w:cs="Arial"/>
         </w:rPr>
       </w:pPr>
-      <w:bookmarkStart w:id="2" w:name="_Toc216788098"/>
+      <w:bookmarkStart w:id="2" w:name="_Toc218016065"/>
       <w:r>
         <w:rPr>
           <w:rFonts w:cs="Arial"/>
@@ -3506,7 +3504,7 @@
           <w:rFonts w:cs="Arial"/>
         </w:rPr>
       </w:pPr>
-      <w:bookmarkStart w:id="3" w:name="_Toc216788099"/>
+      <w:bookmarkStart w:id="3" w:name="_Toc218016066"/>
       <w:r>
         <w:rPr>
           <w:rFonts w:cs="Arial"/>
@@ -3635,7 +3633,7 @@
           <w:shd w:val="clear" w:color="auto" w:fill="FFFFFF"/>
         </w:rPr>
       </w:pPr>
-      <w:bookmarkStart w:id="4" w:name="_Toc216788100"/>
+      <w:bookmarkStart w:id="4" w:name="_Toc218016067"/>
       <w:r>
         <w:rPr>
           <w:shd w:val="clear" w:color="auto" w:fill="FFFFFF"/>
@@ -3718,7 +3716,7 @@
           <w:shd w:val="clear" w:color="auto" w:fill="FFFFFF"/>
         </w:rPr>
       </w:pPr>
-      <w:bookmarkStart w:id="5" w:name="_Toc216788101"/>
+      <w:bookmarkStart w:id="5" w:name="_Toc218016068"/>
       <w:r>
         <w:rPr>
           <w:shd w:val="clear" w:color="auto" w:fill="FFFFFF"/>
@@ -4007,6 +4005,23 @@
     </w:p>
     <w:p>
       <w:pPr>
+        <w:pStyle w:val="ListParagraph"/>
+        <w:numPr>
+          <w:ilvl w:val="0"/>
+          <w:numId w:val="49"/>
+        </w:numPr>
+      </w:pPr>
+      <w:r>
+        <w:t>CIS1702- Group Project task 1</w:t>
+      </w:r>
+    </w:p>
+    <w:p>
+      <w:pPr>
+        <w:ind w:firstLine="720"/>
+      </w:pPr>
+    </w:p>
+    <w:p>
+      <w:pPr>
         <w:ind w:firstLine="720"/>
       </w:pPr>
     </w:p>
@@ -4074,7 +4089,7 @@
           <w:shd w:val="clear" w:color="auto" w:fill="FFFFFF"/>
         </w:rPr>
       </w:pPr>
-      <w:bookmarkStart w:id="6" w:name="_Toc216788102"/>
+      <w:bookmarkStart w:id="6" w:name="_Toc218016069"/>
       <w:r>
         <w:rPr>
           <w:shd w:val="clear" w:color="auto" w:fill="FFFFFF"/>
@@ -4095,7 +4110,7 @@
       <w:pPr>
         <w:pStyle w:val="Heading2"/>
       </w:pPr>
-      <w:bookmarkStart w:id="7" w:name="_Toc216788103"/>
+      <w:bookmarkStart w:id="7" w:name="_Toc218016070"/>
       <w:r>
         <w:t>Task 3:</w:t>
       </w:r>
@@ -4122,7 +4137,7 @@
           <w:szCs w:val="24"/>
         </w:rPr>
       </w:pPr>
-      <w:bookmarkStart w:id="8" w:name="_Toc216788104"/>
+      <w:bookmarkStart w:id="8" w:name="_Toc218016071"/>
       <w:r>
         <w:rPr>
           <w:shd w:val="clear" w:color="auto" w:fill="FFFFFF"/>
@@ -4412,7 +4427,7 @@
       <w:pPr>
         <w:pStyle w:val="Heading2"/>
       </w:pPr>
-      <w:bookmarkStart w:id="9" w:name="_Toc216788105"/>
+      <w:bookmarkStart w:id="9" w:name="_Toc218016072"/>
       <w:r>
         <w:t>Task 5:</w:t>
       </w:r>
@@ -4506,7 +4521,7 @@
       <w:pPr>
         <w:pStyle w:val="Heading2"/>
       </w:pPr>
-      <w:bookmarkStart w:id="10" w:name="_Toc216788106"/>
+      <w:bookmarkStart w:id="10" w:name="_Toc218016073"/>
       <w:r>
         <w:t>Task 6:</w:t>
       </w:r>
@@ -4517,7 +4532,7 @@
       <w:pPr>
         <w:pStyle w:val="Heading2"/>
       </w:pPr>
-      <w:bookmarkStart w:id="11" w:name="_Toc216788107"/>
+      <w:bookmarkStart w:id="11" w:name="_Toc218016074"/>
       <w:r>
         <w:t>Task 7:</w:t>
       </w:r>
@@ -4528,7 +4543,7 @@
       <w:pPr>
         <w:pStyle w:val="Heading2"/>
       </w:pPr>
-      <w:bookmarkStart w:id="12" w:name="_Toc216788108"/>
+      <w:bookmarkStart w:id="12" w:name="_Toc218016075"/>
       <w:r>
         <w:t>Task 8:</w:t>
       </w:r>
@@ -4548,7 +4563,7 @@
           <w:szCs w:val="24"/>
         </w:rPr>
       </w:pPr>
-      <w:bookmarkStart w:id="13" w:name="_Toc216788109"/>
+      <w:bookmarkStart w:id="13" w:name="_Toc218016076"/>
       <w:r>
         <w:rPr>
           <w:shd w:val="clear" w:color="auto" w:fill="FFFFFF"/>
@@ -4745,6 +4760,258 @@
           <w:szCs w:val="24"/>
         </w:rPr>
         <w:t xml:space="preserve">        exit()</w:t>
+      </w:r>
+    </w:p>
+    <w:p>
+      <w:pPr>
+        <w:rPr>
+          <w:szCs w:val="24"/>
+        </w:rPr>
+      </w:pPr>
+    </w:p>
+    <w:p>
+      <w:pPr>
+        <w:rPr>
+          <w:szCs w:val="24"/>
+        </w:rPr>
+      </w:pPr>
+    </w:p>
+    <w:p>
+      <w:pPr>
+        <w:rPr>
+          <w:szCs w:val="24"/>
+        </w:rPr>
+      </w:pPr>
+      <w:r>
+        <w:rPr>
+          <w:szCs w:val="24"/>
+        </w:rPr>
+        <w:t xml:space="preserve">Upon further </w:t>
+      </w:r>
+      <w:r>
+        <w:rPr>
+          <w:szCs w:val="24"/>
+        </w:rPr>
+        <w:t xml:space="preserve">thought, I decided to update this option and implement an additional piece of code, with the system automatically saving </w:t>
+      </w:r>
+      <w:r>
+        <w:rPr>
+          <w:szCs w:val="24"/>
+        </w:rPr>
+        <w:t>any unsaved changes for the user</w:t>
+      </w:r>
+      <w:r>
+        <w:rPr>
+          <w:szCs w:val="24"/>
+        </w:rPr>
+        <w:t xml:space="preserve">, since choice 4 provides an option to not save the choices, the user has all the time to </w:t>
+      </w:r>
+      <w:r>
+        <w:rPr>
+          <w:szCs w:val="24"/>
+        </w:rPr>
+        <w:t>decide what needs to change and be updated</w:t>
+      </w:r>
+      <w:r>
+        <w:rPr>
+          <w:szCs w:val="24"/>
+        </w:rPr>
+        <w:t>.</w:t>
+      </w:r>
+    </w:p>
+    <w:p>
+      <w:pPr>
+        <w:rPr>
+          <w:szCs w:val="24"/>
+        </w:rPr>
+      </w:pPr>
+    </w:p>
+    <w:p>
+      <w:pPr>
+        <w:rPr>
+          <w:szCs w:val="24"/>
+        </w:rPr>
+      </w:pPr>
+      <w:proofErr w:type="spellStart"/>
+      <w:r>
+        <w:rPr>
+          <w:szCs w:val="24"/>
+        </w:rPr>
+        <w:t>elif</w:t>
+      </w:r>
+      <w:proofErr w:type="spellEnd"/>
+      <w:r>
+        <w:rPr>
+          <w:szCs w:val="24"/>
+        </w:rPr>
+        <w:t xml:space="preserve"> choice == 9</w:t>
+      </w:r>
+      <w:r>
+        <w:rPr>
+          <w:szCs w:val="24"/>
+        </w:rPr>
+        <w:t>:</w:t>
+      </w:r>
+    </w:p>
+    <w:p>
+      <w:pPr>
+        <w:rPr>
+          <w:szCs w:val="24"/>
+        </w:rPr>
+      </w:pPr>
+      <w:r>
+        <w:rPr>
+          <w:szCs w:val="24"/>
+        </w:rPr>
+        <w:t>        print("=== Have a good day! let us save the program again for you, be sure to double check everything is as it should be ===")</w:t>
+      </w:r>
+    </w:p>
+    <w:p>
+      <w:pPr>
+        <w:rPr>
+          <w:szCs w:val="24"/>
+        </w:rPr>
+      </w:pPr>
+      <w:r>
+        <w:rPr>
+          <w:szCs w:val="24"/>
+        </w:rPr>
+        <w:t>        with open("data.json", "w") as f:</w:t>
+      </w:r>
+    </w:p>
+    <w:p>
+      <w:pPr>
+        <w:rPr>
+          <w:szCs w:val="24"/>
+        </w:rPr>
+      </w:pPr>
+      <w:r>
+        <w:rPr>
+          <w:szCs w:val="24"/>
+        </w:rPr>
+        <w:t>            json.dump(data, f, indent=4)</w:t>
+      </w:r>
+    </w:p>
+    <w:p>
+      <w:pPr>
+        <w:rPr>
+          <w:szCs w:val="24"/>
+        </w:rPr>
+      </w:pPr>
+    </w:p>
+    <w:p>
+      <w:pPr>
+        <w:rPr>
+          <w:szCs w:val="24"/>
+        </w:rPr>
+      </w:pPr>
+      <w:r>
+        <w:rPr>
+          <w:szCs w:val="24"/>
+        </w:rPr>
+        <w:t xml:space="preserve">        print("\n=== Come back again </w:t>
+      </w:r>
+      <w:proofErr w:type="spellStart"/>
+      <w:r>
+        <w:rPr>
+          <w:szCs w:val="24"/>
+        </w:rPr>
+        <w:t>some day</w:t>
+      </w:r>
+      <w:proofErr w:type="spellEnd"/>
+      <w:r>
+        <w:rPr>
+          <w:szCs w:val="24"/>
+        </w:rPr>
+        <w:t>! ===\n")</w:t>
+      </w:r>
+    </w:p>
+    <w:p>
+      <w:pPr>
+        <w:rPr>
+          <w:szCs w:val="24"/>
+        </w:rPr>
+      </w:pPr>
+      <w:r>
+        <w:rPr>
+          <w:szCs w:val="24"/>
+        </w:rPr>
+        <w:t>        exit()</w:t>
+      </w:r>
+    </w:p>
+    <w:p>
+      <w:pPr>
+        <w:rPr>
+          <w:szCs w:val="24"/>
+        </w:rPr>
+      </w:pPr>
+      <w:r>
+        <w:rPr>
+          <w:szCs w:val="24"/>
+        </w:rPr>
+        <w:br/>
+      </w:r>
+      <w:r>
+        <w:rPr>
+          <w:szCs w:val="24"/>
+        </w:rPr>
+        <w:t xml:space="preserve">With some </w:t>
+      </w:r>
+      <w:r>
+        <w:rPr>
+          <w:szCs w:val="24"/>
+        </w:rPr>
+        <w:t>updates to the printed text and the addition to the exit option, I think this is a good change for the betterment of the program and the users overall experience.</w:t>
+      </w:r>
+    </w:p>
+    <w:p>
+      <w:pPr>
+        <w:rPr>
+          <w:szCs w:val="24"/>
+        </w:rPr>
+      </w:pPr>
+    </w:p>
+    <w:p>
+      <w:pPr>
+        <w:rPr>
+          <w:szCs w:val="24"/>
+        </w:rPr>
+      </w:pPr>
+      <w:r>
+        <w:rPr>
+          <w:szCs w:val="24"/>
+        </w:rPr>
+        <w:t>I decided to update this further, the reason being is that</w:t>
+      </w:r>
+    </w:p>
+    <w:p>
+      <w:pPr>
+        <w:rPr>
+          <w:szCs w:val="24"/>
+        </w:rPr>
+      </w:pPr>
+    </w:p>
+    <w:p>
+      <w:pPr>
+        <w:rPr>
+          <w:i/>
+          <w:iCs/>
+          <w:szCs w:val="24"/>
+        </w:rPr>
+      </w:pPr>
+      <w:r>
+        <w:rPr>
+          <w:szCs w:val="24"/>
+        </w:rPr>
+        <w:t xml:space="preserve">Written and created by: </w:t>
+      </w:r>
+      <w:r>
+        <w:rPr>
+          <w:i/>
+          <w:iCs/>
+          <w:szCs w:val="24"/>
+        </w:rPr>
+        <w:t>Daniel Caveney</w:t>
       </w:r>
     </w:p>
     <w:p>
@@ -4758,29 +5025,26 @@
           <w:szCs w:val="24"/>
         </w:rPr>
       </w:pPr>
-    </w:p>
-    <w:p>
-      <w:pPr>
+      <w:r>
         <w:rPr>
           <w:i/>
           <w:iCs/>
           <w:szCs w:val="24"/>
         </w:rPr>
-      </w:pPr>
-      <w:r>
-        <w:rPr>
-          <w:szCs w:val="24"/>
-        </w:rPr>
-        <w:t xml:space="preserve">Written and created by: </w:t>
-      </w:r>
-      <w:r>
+        <w:tab/>
+      </w:r>
+    </w:p>
+    <w:p>
+      <w:pPr>
+        <w:tabs>
+          <w:tab w:val="left" w:pos="3825"/>
+        </w:tabs>
         <w:rPr>
           <w:i/>
           <w:iCs/>
           <w:szCs w:val="24"/>
         </w:rPr>
-        <w:t>Daniel Caveney</w:t>
-      </w:r>
+      </w:pPr>
     </w:p>
     <w:p>
       <w:pPr>
@@ -4795,48 +5059,16 @@
       </w:pPr>
       <w:r>
         <w:rPr>
+          <w:szCs w:val="24"/>
+        </w:rPr>
+        <w:br w:type="page"/>
+      </w:r>
+      <w:r>
+        <w:rPr>
           <w:i/>
           <w:iCs/>
           <w:szCs w:val="24"/>
         </w:rPr>
-        <w:tab/>
-      </w:r>
-    </w:p>
-    <w:p>
-      <w:pPr>
-        <w:tabs>
-          <w:tab w:val="left" w:pos="3825"/>
-        </w:tabs>
-        <w:rPr>
-          <w:i/>
-          <w:iCs/>
-          <w:szCs w:val="24"/>
-        </w:rPr>
-      </w:pPr>
-    </w:p>
-    <w:p>
-      <w:pPr>
-        <w:tabs>
-          <w:tab w:val="left" w:pos="3825"/>
-        </w:tabs>
-        <w:rPr>
-          <w:i/>
-          <w:iCs/>
-          <w:szCs w:val="24"/>
-        </w:rPr>
-      </w:pPr>
-      <w:r>
-        <w:rPr>
-          <w:szCs w:val="24"/>
-        </w:rPr>
-        <w:br w:type="page"/>
-      </w:r>
-      <w:r>
-        <w:rPr>
-          <w:i/>
-          <w:iCs/>
-          <w:szCs w:val="24"/>
-        </w:rPr>
         <w:lastRenderedPageBreak/>
         <w:tab/>
       </w:r>
@@ -4845,7 +5077,7 @@
       <w:pPr>
         <w:pStyle w:val="Heading1"/>
       </w:pPr>
-      <w:bookmarkStart w:id="14" w:name="_Toc216788110"/>
+      <w:bookmarkStart w:id="14" w:name="_Toc218016077"/>
       <w:r>
         <w:t>Implementation Summary</w:t>
       </w:r>
@@ -4934,7 +5166,7 @@
           <w:shd w:val="clear" w:color="auto" w:fill="FFFFFF"/>
         </w:rPr>
       </w:pPr>
-      <w:bookmarkStart w:id="15" w:name="_Toc216788111"/>
+      <w:bookmarkStart w:id="15" w:name="_Toc218016078"/>
       <w:r>
         <w:rPr>
           <w:shd w:val="clear" w:color="auto" w:fill="FFFFFF"/>
@@ -5075,11 +5307,9 @@
       <w:r>
         <w:t xml:space="preserve">new product will now be </w:t>
       </w:r>
-      <w:proofErr w:type="spellStart"/>
-      <w:r>
-        <w:t>apart</w:t>
-      </w:r>
-      <w:proofErr w:type="spellEnd"/>
+      <w:r>
+        <w:t>a part</w:t>
+      </w:r>
       <w:r>
         <w:t xml:space="preserve"> of the inventory/ data.json.</w:t>
       </w:r>
@@ -5156,7 +5386,7 @@
       <w:pPr>
         <w:pStyle w:val="Heading2"/>
       </w:pPr>
-      <w:bookmarkStart w:id="16" w:name="_Toc216788112"/>
+      <w:bookmarkStart w:id="16" w:name="_Toc218016079"/>
       <w:r>
         <w:lastRenderedPageBreak/>
         <w:t>Task 2</w:t>
@@ -5172,7 +5402,7 @@
       <w:pPr>
         <w:pStyle w:val="Heading2"/>
       </w:pPr>
-      <w:bookmarkStart w:id="17" w:name="_Toc216788113"/>
+      <w:bookmarkStart w:id="17" w:name="_Toc218016080"/>
       <w:r>
         <w:t>Task 3</w:t>
       </w:r>
@@ -5185,7 +5415,7 @@
       <w:pPr>
         <w:pStyle w:val="Heading2"/>
       </w:pPr>
-      <w:bookmarkStart w:id="18" w:name="_Toc216788114"/>
+      <w:bookmarkStart w:id="18" w:name="_Toc218016081"/>
       <w:r>
         <w:t xml:space="preserve">Task 4: </w:t>
       </w:r>
@@ -5320,7 +5550,7 @@
       <w:pPr>
         <w:pStyle w:val="Heading2"/>
       </w:pPr>
-      <w:bookmarkStart w:id="19" w:name="_Toc216788115"/>
+      <w:bookmarkStart w:id="19" w:name="_Toc218016082"/>
       <w:r>
         <w:t>Task 5: Stock Storage Report</w:t>
       </w:r>
@@ -5331,7 +5561,7 @@
       <w:pPr>
         <w:pStyle w:val="Heading2"/>
       </w:pPr>
-      <w:bookmarkStart w:id="20" w:name="_Toc216788116"/>
+      <w:bookmarkStart w:id="20" w:name="_Toc218016083"/>
       <w:r>
         <w:t>Task 6:</w:t>
       </w:r>
@@ -5342,7 +5572,7 @@
       <w:pPr>
         <w:pStyle w:val="Heading2"/>
       </w:pPr>
-      <w:bookmarkStart w:id="21" w:name="_Toc216788117"/>
+      <w:bookmarkStart w:id="21" w:name="_Toc218016084"/>
       <w:r>
         <w:t>Task 7:</w:t>
       </w:r>
@@ -5353,7 +5583,7 @@
       <w:pPr>
         <w:pStyle w:val="Heading2"/>
       </w:pPr>
-      <w:bookmarkStart w:id="22" w:name="_Toc216788118"/>
+      <w:bookmarkStart w:id="22" w:name="_Toc218016085"/>
       <w:r>
         <w:t>Task 8:</w:t>
       </w:r>
@@ -5368,36 +5598,24 @@
           <w:szCs w:val="24"/>
         </w:rPr>
       </w:pPr>
-      <w:bookmarkStart w:id="23" w:name="_Toc216788119"/>
+      <w:bookmarkStart w:id="23" w:name="_Toc218016086"/>
       <w:r>
         <w:rPr>
           <w:shd w:val="clear" w:color="auto" w:fill="FFFFFF"/>
         </w:rPr>
         <w:lastRenderedPageBreak/>
-        <w:t>Optional</w:t>
+        <w:t>Task</w:t>
       </w:r>
       <w:r>
         <w:rPr>
           <w:shd w:val="clear" w:color="auto" w:fill="FFFFFF"/>
         </w:rPr>
-        <w:t>-</w:t>
+        <w:t xml:space="preserve"> 9</w:t>
       </w:r>
       <w:r>
         <w:rPr>
           <w:shd w:val="clear" w:color="auto" w:fill="FFFFFF"/>
         </w:rPr>
-        <w:t xml:space="preserve"> Task</w:t>
-      </w:r>
-      <w:r>
-        <w:rPr>
-          <w:shd w:val="clear" w:color="auto" w:fill="FFFFFF"/>
-        </w:rPr>
-        <w:t xml:space="preserve"> 9</w:t>
-      </w:r>
-      <w:r>
-        <w:rPr>
-          <w:shd w:val="clear" w:color="auto" w:fill="FFFFFF"/>
-        </w:rPr>
         <w:t>: Creating an exit option</w:t>
       </w:r>
       <w:bookmarkEnd w:id="23"/>
@@ -5426,11 +5644,72 @@
         <w:t>professional</w:t>
       </w:r>
       <w:r>
-        <w:t>, also no testing was required for the exit option, other tha</w:t>
-      </w:r>
-      <w:r>
-        <w:t>n it actually worked, which it did, so there isn’t anything else to test for this choice.</w:t>
-      </w:r>
+        <w:t xml:space="preserve">, also testing </w:t>
+      </w:r>
+      <w:r>
+        <w:t>will still be</w:t>
+      </w:r>
+      <w:r>
+        <w:t xml:space="preserve"> required for the exit option, </w:t>
+      </w:r>
+      <w:r>
+        <w:t>despite</w:t>
+      </w:r>
+      <w:r>
+        <w:t xml:space="preserve"> it actually worked, which it did, </w:t>
+      </w:r>
+      <w:r>
+        <w:t xml:space="preserve">I need to be sure that </w:t>
+      </w:r>
+      <w:r>
+        <w:t>everything about it is what it should do.</w:t>
+      </w:r>
+    </w:p>
+    <w:p/>
+    <w:p>
+      <w:r>
+        <w:t xml:space="preserve">The implementation of </w:t>
+      </w:r>
+      <w:r>
+        <w:t xml:space="preserve">updating this task involved providing the user with the choice of saving and deciding not to save, where then they can choose to </w:t>
+      </w:r>
+      <w:r>
+        <w:t xml:space="preserve">exit or not exit the program, providing the program with some much-needed cushioning in case the user </w:t>
+      </w:r>
+      <w:r>
+        <w:t>mis clicked or made a mistake when looking over the updated data they’ve entered</w:t>
+      </w:r>
+      <w:r>
+        <w:t xml:space="preserve">, it still performs the same job however, just looking more detailed and complex, while only giving the user with more </w:t>
+      </w:r>
+      <w:r>
+        <w:t>time to decide they’re done with the python program and can exit or not done and need to go back and do some more changes.</w:t>
+      </w:r>
+      <w:r>
+        <w:t xml:space="preserve"> Overall, this update makes this once small option much more professional as a whole, while the addition of just an exit option is good and makes the </w:t>
+      </w:r>
+      <w:r>
+        <w:t>program better as a whole, the updated version looks more professional and does a better job than the original version.</w:t>
+      </w:r>
+    </w:p>
+    <w:p/>
+    <w:p>
+      <w:pPr>
+        <w:rPr>
+          <w:i/>
+          <w:iCs/>
+        </w:rPr>
+      </w:pPr>
+      <w:r>
+        <w:rPr>
+          <w:i/>
+          <w:iCs/>
+        </w:rPr>
+        <w:t>Written by Daniel Caveney</w:t>
+      </w:r>
+    </w:p>
+    <w:p/>
+    <w:p>
       <w:r>
         <w:br w:type="page"/>
       </w:r>
@@ -5440,7 +5719,7 @@
       <w:pPr>
         <w:pStyle w:val="Heading1"/>
       </w:pPr>
-      <w:bookmarkStart w:id="24" w:name="_Toc216788120"/>
+      <w:bookmarkStart w:id="24" w:name="_Toc218016087"/>
       <w:r>
         <w:t>Testing</w:t>
       </w:r>
@@ -6942,6 +7221,650 @@
           </w:p>
         </w:tc>
       </w:tr>
+      <w:tr>
+        <w:tc>
+          <w:tcPr>
+            <w:tcW w:w="2402" w:type="dxa"/>
+            <w:shd w:val="clear" w:color="auto" w:fill="EEECE1" w:themeFill="background2"/>
+          </w:tcPr>
+          <w:p>
+            <w:pPr>
+              <w:jc w:val="center"/>
+            </w:pPr>
+            <w:r>
+              <w:t>2</w:t>
+            </w:r>
+          </w:p>
+        </w:tc>
+        <w:tc>
+          <w:tcPr>
+            <w:tcW w:w="2300" w:type="dxa"/>
+            <w:shd w:val="clear" w:color="auto" w:fill="EEECE1" w:themeFill="background2"/>
+          </w:tcPr>
+          <w:p>
+            <w:pPr>
+              <w:jc w:val="center"/>
+            </w:pPr>
+            <w:r>
+              <w:t>Exiting the program</w:t>
+            </w:r>
+          </w:p>
+        </w:tc>
+        <w:tc>
+          <w:tcPr>
+            <w:tcW w:w="1576" w:type="dxa"/>
+            <w:shd w:val="clear" w:color="auto" w:fill="EEECE1" w:themeFill="background2"/>
+          </w:tcPr>
+          <w:p>
+            <w:pPr>
+              <w:jc w:val="center"/>
+            </w:pPr>
+            <w:r>
+              <w:t>Erroneous</w:t>
+            </w:r>
+          </w:p>
+        </w:tc>
+        <w:tc>
+          <w:tcPr>
+            <w:tcW w:w="2977" w:type="dxa"/>
+            <w:shd w:val="clear" w:color="auto" w:fill="EEECE1" w:themeFill="background2"/>
+          </w:tcPr>
+          <w:p>
+            <w:pPr>
+              <w:rPr>
+                <w:sz w:val="22"/>
+                <w:szCs w:val="22"/>
+              </w:rPr>
+            </w:pPr>
+            <w:r>
+              <w:rPr>
+                <w:sz w:val="22"/>
+                <w:szCs w:val="22"/>
+              </w:rPr>
+              <w:t xml:space="preserve">When the user has chosen </w:t>
+            </w:r>
+            <w:r>
+              <w:rPr>
+                <w:sz w:val="22"/>
+                <w:szCs w:val="22"/>
+              </w:rPr>
+              <w:t>choice 9, inputting nine in a string format won’t register</w:t>
+            </w:r>
+          </w:p>
+        </w:tc>
+        <w:tc>
+          <w:tcPr>
+            <w:tcW w:w="2963" w:type="dxa"/>
+            <w:shd w:val="clear" w:color="auto" w:fill="EEECE1" w:themeFill="background2"/>
+          </w:tcPr>
+          <w:p>
+            <w:pPr>
+              <w:rPr>
+                <w:sz w:val="22"/>
+                <w:szCs w:val="22"/>
+              </w:rPr>
+            </w:pPr>
+            <w:r>
+              <w:rPr>
+                <w:sz w:val="22"/>
+                <w:szCs w:val="22"/>
+              </w:rPr>
+              <w:t>The</w:t>
+            </w:r>
+            <w:r>
+              <w:rPr>
+                <w:sz w:val="22"/>
+                <w:szCs w:val="22"/>
+              </w:rPr>
+              <w:t xml:space="preserve"> expected result occurred</w:t>
+            </w:r>
+            <w:r>
+              <w:rPr>
+                <w:sz w:val="22"/>
+                <w:szCs w:val="22"/>
+              </w:rPr>
+              <w:t xml:space="preserve"> (PASS)</w:t>
+            </w:r>
+          </w:p>
+        </w:tc>
+      </w:tr>
+      <w:tr>
+        <w:tc>
+          <w:tcPr>
+            <w:tcW w:w="2402" w:type="dxa"/>
+            <w:shd w:val="clear" w:color="auto" w:fill="EEECE1" w:themeFill="background2"/>
+          </w:tcPr>
+          <w:p>
+            <w:pPr>
+              <w:jc w:val="center"/>
+            </w:pPr>
+            <w:r>
+              <w:t>3</w:t>
+            </w:r>
+          </w:p>
+        </w:tc>
+        <w:tc>
+          <w:tcPr>
+            <w:tcW w:w="2300" w:type="dxa"/>
+            <w:shd w:val="clear" w:color="auto" w:fill="EEECE1" w:themeFill="background2"/>
+          </w:tcPr>
+          <w:p>
+            <w:pPr>
+              <w:jc w:val="center"/>
+            </w:pPr>
+            <w:r>
+              <w:t>Exiting the program</w:t>
+            </w:r>
+          </w:p>
+        </w:tc>
+        <w:tc>
+          <w:tcPr>
+            <w:tcW w:w="1576" w:type="dxa"/>
+            <w:shd w:val="clear" w:color="auto" w:fill="EEECE1" w:themeFill="background2"/>
+          </w:tcPr>
+          <w:p>
+            <w:pPr>
+              <w:jc w:val="center"/>
+            </w:pPr>
+            <w:r>
+              <w:t>Extreme</w:t>
+            </w:r>
+          </w:p>
+        </w:tc>
+        <w:tc>
+          <w:tcPr>
+            <w:tcW w:w="2977" w:type="dxa"/>
+            <w:shd w:val="clear" w:color="auto" w:fill="EEECE1" w:themeFill="background2"/>
+          </w:tcPr>
+          <w:p>
+            <w:pPr>
+              <w:rPr>
+                <w:sz w:val="22"/>
+                <w:szCs w:val="22"/>
+              </w:rPr>
+            </w:pPr>
+            <w:r>
+              <w:rPr>
+                <w:sz w:val="22"/>
+                <w:szCs w:val="22"/>
+              </w:rPr>
+              <w:t>Inputting ‘</w:t>
+            </w:r>
+            <w:r>
+              <w:rPr>
+                <w:sz w:val="22"/>
+                <w:szCs w:val="22"/>
+              </w:rPr>
+              <w:t>9</w:t>
+            </w:r>
+            <w:r>
+              <w:rPr>
+                <w:sz w:val="22"/>
+                <w:szCs w:val="22"/>
+              </w:rPr>
+              <w:t xml:space="preserve">’ </w:t>
+            </w:r>
+            <w:r>
+              <w:rPr>
+                <w:sz w:val="22"/>
+                <w:szCs w:val="22"/>
+              </w:rPr>
+              <w:t>with a space before and or after will result in the program passing the response as</w:t>
+            </w:r>
+            <w:r>
+              <w:rPr>
+                <w:sz w:val="22"/>
+                <w:szCs w:val="22"/>
+              </w:rPr>
+              <w:t xml:space="preserve"> the .</w:t>
+            </w:r>
+            <w:r>
+              <w:rPr>
+                <w:sz w:val="22"/>
+                <w:szCs w:val="22"/>
+              </w:rPr>
+              <w:t>strip</w:t>
+            </w:r>
+            <w:r>
+              <w:rPr>
+                <w:sz w:val="22"/>
+                <w:szCs w:val="22"/>
+              </w:rPr>
+              <w:t>() function</w:t>
+            </w:r>
+            <w:r>
+              <w:rPr>
+                <w:sz w:val="22"/>
+                <w:szCs w:val="22"/>
+              </w:rPr>
+              <w:t xml:space="preserve"> has been applied</w:t>
+            </w:r>
+            <w:r>
+              <w:rPr>
+                <w:sz w:val="22"/>
+                <w:szCs w:val="22"/>
+              </w:rPr>
+              <w:t>.</w:t>
+            </w:r>
+          </w:p>
+        </w:tc>
+        <w:tc>
+          <w:tcPr>
+            <w:tcW w:w="2963" w:type="dxa"/>
+            <w:shd w:val="clear" w:color="auto" w:fill="EEECE1" w:themeFill="background2"/>
+          </w:tcPr>
+          <w:p>
+            <w:pPr>
+              <w:rPr>
+                <w:sz w:val="22"/>
+                <w:szCs w:val="22"/>
+              </w:rPr>
+            </w:pPr>
+            <w:r>
+              <w:rPr>
+                <w:sz w:val="22"/>
+                <w:szCs w:val="22"/>
+              </w:rPr>
+              <w:t>The expected result occurred (PASS)</w:t>
+            </w:r>
+          </w:p>
+        </w:tc>
+      </w:tr>
+      <w:tr>
+        <w:tc>
+          <w:tcPr>
+            <w:tcW w:w="2402" w:type="dxa"/>
+            <w:shd w:val="clear" w:color="auto" w:fill="EEECE1" w:themeFill="background2"/>
+          </w:tcPr>
+          <w:p>
+            <w:pPr>
+              <w:jc w:val="center"/>
+            </w:pPr>
+            <w:r>
+              <w:t>4</w:t>
+            </w:r>
+          </w:p>
+        </w:tc>
+        <w:tc>
+          <w:tcPr>
+            <w:tcW w:w="2300" w:type="dxa"/>
+            <w:shd w:val="clear" w:color="auto" w:fill="EEECE1" w:themeFill="background2"/>
+          </w:tcPr>
+          <w:p>
+            <w:pPr>
+              <w:jc w:val="center"/>
+            </w:pPr>
+            <w:r>
+              <w:t>Exiting the program</w:t>
+            </w:r>
+          </w:p>
+        </w:tc>
+        <w:tc>
+          <w:tcPr>
+            <w:tcW w:w="1576" w:type="dxa"/>
+            <w:shd w:val="clear" w:color="auto" w:fill="EEECE1" w:themeFill="background2"/>
+          </w:tcPr>
+          <w:p>
+            <w:pPr>
+              <w:jc w:val="center"/>
+            </w:pPr>
+            <w:r>
+              <w:t>Normal</w:t>
+            </w:r>
+          </w:p>
+        </w:tc>
+        <w:tc>
+          <w:tcPr>
+            <w:tcW w:w="2977" w:type="dxa"/>
+            <w:shd w:val="clear" w:color="auto" w:fill="EEECE1" w:themeFill="background2"/>
+          </w:tcPr>
+          <w:p>
+            <w:pPr>
+              <w:rPr>
+                <w:sz w:val="22"/>
+                <w:szCs w:val="22"/>
+              </w:rPr>
+            </w:pPr>
+          </w:p>
+        </w:tc>
+        <w:tc>
+          <w:tcPr>
+            <w:tcW w:w="2963" w:type="dxa"/>
+            <w:shd w:val="clear" w:color="auto" w:fill="EEECE1" w:themeFill="background2"/>
+          </w:tcPr>
+          <w:p>
+            <w:pPr>
+              <w:rPr>
+                <w:sz w:val="22"/>
+                <w:szCs w:val="22"/>
+              </w:rPr>
+            </w:pPr>
+            <w:r>
+              <w:rPr>
+                <w:sz w:val="22"/>
+                <w:szCs w:val="22"/>
+              </w:rPr>
+              <w:t>The expected result occurred (PASS)</w:t>
+            </w:r>
+          </w:p>
+        </w:tc>
+      </w:tr>
+      <w:tr>
+        <w:tc>
+          <w:tcPr>
+            <w:tcW w:w="2402" w:type="dxa"/>
+            <w:shd w:val="clear" w:color="auto" w:fill="EEECE1" w:themeFill="background2"/>
+          </w:tcPr>
+          <w:p>
+            <w:pPr>
+              <w:jc w:val="center"/>
+            </w:pPr>
+            <w:r>
+              <w:t>5</w:t>
+            </w:r>
+          </w:p>
+        </w:tc>
+        <w:tc>
+          <w:tcPr>
+            <w:tcW w:w="2300" w:type="dxa"/>
+            <w:shd w:val="clear" w:color="auto" w:fill="EEECE1" w:themeFill="background2"/>
+          </w:tcPr>
+          <w:p>
+            <w:pPr>
+              <w:jc w:val="center"/>
+            </w:pPr>
+            <w:r>
+              <w:t>Not exiting the program</w:t>
+            </w:r>
+          </w:p>
+        </w:tc>
+        <w:tc>
+          <w:tcPr>
+            <w:tcW w:w="1576" w:type="dxa"/>
+            <w:shd w:val="clear" w:color="auto" w:fill="EEECE1" w:themeFill="background2"/>
+          </w:tcPr>
+          <w:p>
+            <w:pPr>
+              <w:jc w:val="center"/>
+            </w:pPr>
+            <w:r>
+              <w:t>Normal</w:t>
+            </w:r>
+          </w:p>
+        </w:tc>
+        <w:tc>
+          <w:tcPr>
+            <w:tcW w:w="2977" w:type="dxa"/>
+            <w:shd w:val="clear" w:color="auto" w:fill="EEECE1" w:themeFill="background2"/>
+          </w:tcPr>
+          <w:p>
+            <w:pPr>
+              <w:rPr>
+                <w:sz w:val="22"/>
+                <w:szCs w:val="22"/>
+              </w:rPr>
+            </w:pPr>
+          </w:p>
+        </w:tc>
+        <w:tc>
+          <w:tcPr>
+            <w:tcW w:w="2963" w:type="dxa"/>
+            <w:shd w:val="clear" w:color="auto" w:fill="EEECE1" w:themeFill="background2"/>
+          </w:tcPr>
+          <w:p>
+            <w:pPr>
+              <w:rPr>
+                <w:sz w:val="22"/>
+                <w:szCs w:val="22"/>
+              </w:rPr>
+            </w:pPr>
+            <w:r>
+              <w:rPr>
+                <w:sz w:val="22"/>
+                <w:szCs w:val="22"/>
+              </w:rPr>
+              <w:t>The expected result occurred (PASS)</w:t>
+            </w:r>
+          </w:p>
+        </w:tc>
+      </w:tr>
+      <w:tr>
+        <w:tc>
+          <w:tcPr>
+            <w:tcW w:w="2402" w:type="dxa"/>
+            <w:shd w:val="clear" w:color="auto" w:fill="EEECE1" w:themeFill="background2"/>
+          </w:tcPr>
+          <w:p>
+            <w:pPr>
+              <w:jc w:val="center"/>
+            </w:pPr>
+            <w:r>
+              <w:t>6</w:t>
+            </w:r>
+          </w:p>
+        </w:tc>
+        <w:tc>
+          <w:tcPr>
+            <w:tcW w:w="2300" w:type="dxa"/>
+            <w:shd w:val="clear" w:color="auto" w:fill="EEECE1" w:themeFill="background2"/>
+          </w:tcPr>
+          <w:p>
+            <w:pPr>
+              <w:jc w:val="center"/>
+            </w:pPr>
+            <w:r>
+              <w:t>Exiting the program</w:t>
+            </w:r>
+          </w:p>
+        </w:tc>
+        <w:tc>
+          <w:tcPr>
+            <w:tcW w:w="1576" w:type="dxa"/>
+            <w:shd w:val="clear" w:color="auto" w:fill="EEECE1" w:themeFill="background2"/>
+          </w:tcPr>
+          <w:p>
+            <w:pPr>
+              <w:jc w:val="center"/>
+            </w:pPr>
+            <w:r>
+              <w:t>Normal</w:t>
+            </w:r>
+          </w:p>
+        </w:tc>
+        <w:tc>
+          <w:tcPr>
+            <w:tcW w:w="2977" w:type="dxa"/>
+            <w:shd w:val="clear" w:color="auto" w:fill="EEECE1" w:themeFill="background2"/>
+          </w:tcPr>
+          <w:p>
+            <w:pPr>
+              <w:rPr>
+                <w:sz w:val="22"/>
+                <w:szCs w:val="22"/>
+              </w:rPr>
+            </w:pPr>
+          </w:p>
+        </w:tc>
+        <w:tc>
+          <w:tcPr>
+            <w:tcW w:w="2963" w:type="dxa"/>
+            <w:shd w:val="clear" w:color="auto" w:fill="EEECE1" w:themeFill="background2"/>
+          </w:tcPr>
+          <w:p>
+            <w:pPr>
+              <w:rPr>
+                <w:sz w:val="22"/>
+                <w:szCs w:val="22"/>
+              </w:rPr>
+            </w:pPr>
+            <w:r>
+              <w:rPr>
+                <w:sz w:val="22"/>
+                <w:szCs w:val="22"/>
+              </w:rPr>
+              <w:t>The expected result occurred (PASS)</w:t>
+            </w:r>
+          </w:p>
+        </w:tc>
+      </w:tr>
+      <w:tr>
+        <w:tc>
+          <w:tcPr>
+            <w:tcW w:w="2402" w:type="dxa"/>
+            <w:shd w:val="clear" w:color="auto" w:fill="EEECE1" w:themeFill="background2"/>
+          </w:tcPr>
+          <w:p>
+            <w:pPr>
+              <w:jc w:val="center"/>
+            </w:pPr>
+            <w:r>
+              <w:t>7</w:t>
+            </w:r>
+          </w:p>
+        </w:tc>
+        <w:tc>
+          <w:tcPr>
+            <w:tcW w:w="2300" w:type="dxa"/>
+            <w:shd w:val="clear" w:color="auto" w:fill="EEECE1" w:themeFill="background2"/>
+          </w:tcPr>
+          <w:p>
+            <w:pPr>
+              <w:jc w:val="center"/>
+            </w:pPr>
+            <w:r>
+              <w:t>Not exiting the program</w:t>
+            </w:r>
+          </w:p>
+        </w:tc>
+        <w:tc>
+          <w:tcPr>
+            <w:tcW w:w="1576" w:type="dxa"/>
+            <w:shd w:val="clear" w:color="auto" w:fill="EEECE1" w:themeFill="background2"/>
+          </w:tcPr>
+          <w:p>
+            <w:pPr>
+              <w:jc w:val="center"/>
+            </w:pPr>
+            <w:r>
+              <w:t>Normal</w:t>
+            </w:r>
+          </w:p>
+        </w:tc>
+        <w:tc>
+          <w:tcPr>
+            <w:tcW w:w="2977" w:type="dxa"/>
+            <w:shd w:val="clear" w:color="auto" w:fill="EEECE1" w:themeFill="background2"/>
+          </w:tcPr>
+          <w:p>
+            <w:pPr>
+              <w:rPr>
+                <w:sz w:val="22"/>
+                <w:szCs w:val="22"/>
+              </w:rPr>
+            </w:pPr>
+          </w:p>
+        </w:tc>
+        <w:tc>
+          <w:tcPr>
+            <w:tcW w:w="2963" w:type="dxa"/>
+            <w:shd w:val="clear" w:color="auto" w:fill="EEECE1" w:themeFill="background2"/>
+          </w:tcPr>
+          <w:p>
+            <w:pPr>
+              <w:rPr>
+                <w:sz w:val="22"/>
+                <w:szCs w:val="22"/>
+              </w:rPr>
+            </w:pPr>
+            <w:r>
+              <w:rPr>
+                <w:sz w:val="22"/>
+                <w:szCs w:val="22"/>
+              </w:rPr>
+              <w:t>The expected result occurred (PASS)</w:t>
+            </w:r>
+          </w:p>
+        </w:tc>
+      </w:tr>
+      <w:tr>
+        <w:tc>
+          <w:tcPr>
+            <w:tcW w:w="2402" w:type="dxa"/>
+            <w:shd w:val="clear" w:color="auto" w:fill="EEECE1" w:themeFill="background2"/>
+          </w:tcPr>
+          <w:p>
+            <w:pPr>
+              <w:jc w:val="center"/>
+            </w:pPr>
+            <w:r>
+              <w:t>8</w:t>
+            </w:r>
+          </w:p>
+        </w:tc>
+        <w:tc>
+          <w:tcPr>
+            <w:tcW w:w="2300" w:type="dxa"/>
+            <w:shd w:val="clear" w:color="auto" w:fill="EEECE1" w:themeFill="background2"/>
+          </w:tcPr>
+          <w:p>
+            <w:pPr>
+              <w:jc w:val="center"/>
+            </w:pPr>
+            <w:r>
+              <w:t>Exiting/Not exiting the program</w:t>
+            </w:r>
+          </w:p>
+        </w:tc>
+        <w:tc>
+          <w:tcPr>
+            <w:tcW w:w="1576" w:type="dxa"/>
+            <w:shd w:val="clear" w:color="auto" w:fill="EEECE1" w:themeFill="background2"/>
+          </w:tcPr>
+          <w:p>
+            <w:pPr>
+              <w:jc w:val="center"/>
+            </w:pPr>
+            <w:r>
+              <w:t>Erroneous</w:t>
+            </w:r>
+          </w:p>
+        </w:tc>
+        <w:tc>
+          <w:tcPr>
+            <w:tcW w:w="2977" w:type="dxa"/>
+            <w:shd w:val="clear" w:color="auto" w:fill="EEECE1" w:themeFill="background2"/>
+          </w:tcPr>
+          <w:p>
+            <w:pPr>
+              <w:rPr>
+                <w:sz w:val="22"/>
+                <w:szCs w:val="22"/>
+              </w:rPr>
+            </w:pPr>
+          </w:p>
+        </w:tc>
+        <w:tc>
+          <w:tcPr>
+            <w:tcW w:w="2963" w:type="dxa"/>
+            <w:shd w:val="clear" w:color="auto" w:fill="EEECE1" w:themeFill="background2"/>
+          </w:tcPr>
+          <w:p>
+            <w:pPr>
+              <w:rPr>
+                <w:sz w:val="22"/>
+                <w:szCs w:val="22"/>
+              </w:rPr>
+            </w:pPr>
+            <w:r>
+              <w:rPr>
+                <w:sz w:val="22"/>
+                <w:szCs w:val="22"/>
+              </w:rPr>
+              <w:t>The expected result occurred (PASS)</w:t>
+            </w:r>
+          </w:p>
+        </w:tc>
+      </w:tr>
     </w:tbl>
     <w:p>
       <w:pPr>
@@ -6964,7 +7887,7 @@
       <w:pPr>
         <w:pStyle w:val="Heading1"/>
       </w:pPr>
-      <w:bookmarkStart w:id="25" w:name="_Toc216788121"/>
+      <w:bookmarkStart w:id="25" w:name="_Toc218016088"/>
       <w:r>
         <w:lastRenderedPageBreak/>
         <w:t>Breakdown of Contributions</w:t>
@@ -7052,18 +7975,19 @@
     <w:tbl>
       <w:tblPr>
         <w:tblStyle w:val="TableGrid"/>
-        <w:tblW w:w="10060" w:type="dxa"/>
+        <w:tblW w:w="10774" w:type="dxa"/>
+        <w:tblInd w:w="-714" w:type="dxa"/>
         <w:tblLook w:val="04A0" w:firstRow="1" w:lastRow="0" w:firstColumn="1" w:lastColumn="0" w:noHBand="0" w:noVBand="1"/>
       </w:tblPr>
       <w:tblGrid>
-        <w:gridCol w:w="1980"/>
+        <w:gridCol w:w="2694"/>
         <w:gridCol w:w="2693"/>
         <w:gridCol w:w="5387"/>
       </w:tblGrid>
       <w:tr>
         <w:tc>
           <w:tcPr>
-            <w:tcW w:w="1980" w:type="dxa"/>
+            <w:tcW w:w="2694" w:type="dxa"/>
           </w:tcPr>
           <w:p>
             <w:pPr>
@@ -7119,7 +8043,7 @@
       <w:tr>
         <w:tc>
           <w:tcPr>
-            <w:tcW w:w="1980" w:type="dxa"/>
+            <w:tcW w:w="2694" w:type="dxa"/>
           </w:tcPr>
           <w:p>
             <w:pPr>
@@ -7131,7 +8055,7 @@
               <w:rPr>
                 <w:szCs w:val="24"/>
               </w:rPr>
-              <w:t>Introduction</w:t>
+              <w:t>Introductory code</w:t>
             </w:r>
           </w:p>
         </w:tc>
@@ -7167,7 +8091,19 @@
               <w:rPr>
                 <w:szCs w:val="24"/>
               </w:rPr>
-              <w:t>Ben made the original code</w:t>
+              <w:t xml:space="preserve">Ben made the </w:t>
+            </w:r>
+            <w:r>
+              <w:rPr>
+                <w:szCs w:val="24"/>
+              </w:rPr>
+              <w:t>introductory</w:t>
+            </w:r>
+            <w:r>
+              <w:rPr>
+                <w:szCs w:val="24"/>
+              </w:rPr>
+              <w:t xml:space="preserve"> code</w:t>
             </w:r>
             <w:r>
               <w:rPr>
@@ -7213,7 +8149,7 @@
       <w:tr>
         <w:tc>
           <w:tcPr>
-            <w:tcW w:w="1980" w:type="dxa"/>
+            <w:tcW w:w="2694" w:type="dxa"/>
           </w:tcPr>
           <w:p>
             <w:pPr>
@@ -7225,7 +8161,13 @@
               <w:rPr>
                 <w:szCs w:val="24"/>
               </w:rPr>
-              <w:t>Task 1</w:t>
+              <w:t xml:space="preserve">Creation of the </w:t>
+            </w:r>
+            <w:r>
+              <w:rPr>
+                <w:szCs w:val="24"/>
+              </w:rPr>
+              <w:t>group report template</w:t>
             </w:r>
           </w:p>
         </w:tc>
@@ -7243,7 +8185,7 @@
               <w:rPr>
                 <w:szCs w:val="24"/>
               </w:rPr>
-              <w:t>Daniel Caveney</w:t>
+              <w:t>Aaron Rielly</w:t>
             </w:r>
           </w:p>
         </w:tc>
@@ -7261,37 +8203,25 @@
               <w:rPr>
                 <w:szCs w:val="24"/>
               </w:rPr>
-              <w:t xml:space="preserve">Dan made all the code in the task, spending time in making something that wasn’t </w:t>
+              <w:t>Aaron had made the template of this group report</w:t>
             </w:r>
             <w:r>
               <w:rPr>
                 <w:szCs w:val="24"/>
               </w:rPr>
-              <w:t xml:space="preserve">in the brief </w:t>
+              <w:t>, ensuring that it had everything needed for us to write and document</w:t>
             </w:r>
             <w:r>
               <w:rPr>
                 <w:szCs w:val="24"/>
               </w:rPr>
-              <w:t>originally,</w:t>
+              <w:t>.</w:t>
             </w:r>
             <w:r>
               <w:rPr>
                 <w:szCs w:val="24"/>
               </w:rPr>
-              <w:t xml:space="preserve"> he scrapped it and used parts of that code to make the adding items to the code, with </w:t>
-            </w:r>
-            <w:r>
-              <w:rPr>
-                <w:szCs w:val="24"/>
-              </w:rPr>
-              <w:t>Dan originally making the code only do item stock, not what was required</w:t>
-            </w:r>
-            <w:r>
-              <w:rPr>
-                <w:szCs w:val="24"/>
-              </w:rPr>
-              <w:t xml:space="preserve">. Once done, Dan performed all the necessary testing to ensure that were no errors and also made sure that there was error validation including in all sections of the code, preventing syntax errors for the user. </w:t>
+              <w:t xml:space="preserve"> </w:t>
             </w:r>
             <w:r>
               <w:rPr>
@@ -7307,7 +8237,7 @@
       <w:tr>
         <w:tc>
           <w:tcPr>
-            <w:tcW w:w="1980" w:type="dxa"/>
+            <w:tcW w:w="2694" w:type="dxa"/>
           </w:tcPr>
           <w:p>
             <w:pPr>
@@ -7315,280 +8245,6 @@
                 <w:szCs w:val="24"/>
               </w:rPr>
             </w:pPr>
-            <w:r>
-              <w:rPr>
-                <w:szCs w:val="24"/>
-              </w:rPr>
-              <w:t>Task 2</w:t>
-            </w:r>
-          </w:p>
-        </w:tc>
-        <w:tc>
-          <w:tcPr>
-            <w:tcW w:w="2693" w:type="dxa"/>
-          </w:tcPr>
-          <w:p>
-            <w:pPr>
-              <w:rPr>
-                <w:szCs w:val="24"/>
-              </w:rPr>
-            </w:pPr>
-            <w:r>
-              <w:rPr>
-                <w:szCs w:val="24"/>
-              </w:rPr>
-              <w:t>Ben McManus</w:t>
-            </w:r>
-          </w:p>
-        </w:tc>
-        <w:tc>
-          <w:tcPr>
-            <w:tcW w:w="5387" w:type="dxa"/>
-          </w:tcPr>
-          <w:p>
-            <w:pPr>
-              <w:rPr>
-                <w:szCs w:val="24"/>
-              </w:rPr>
-            </w:pPr>
-          </w:p>
-        </w:tc>
-      </w:tr>
-      <w:tr>
-        <w:tc>
-          <w:tcPr>
-            <w:tcW w:w="1980" w:type="dxa"/>
-          </w:tcPr>
-          <w:p>
-            <w:pPr>
-              <w:rPr>
-                <w:szCs w:val="24"/>
-              </w:rPr>
-            </w:pPr>
-            <w:r>
-              <w:rPr>
-                <w:szCs w:val="24"/>
-              </w:rPr>
-              <w:t>Task 3</w:t>
-            </w:r>
-          </w:p>
-        </w:tc>
-        <w:tc>
-          <w:tcPr>
-            <w:tcW w:w="2693" w:type="dxa"/>
-          </w:tcPr>
-          <w:p>
-            <w:pPr>
-              <w:rPr>
-                <w:szCs w:val="24"/>
-              </w:rPr>
-            </w:pPr>
-            <w:r>
-              <w:rPr>
-                <w:szCs w:val="24"/>
-              </w:rPr>
-              <w:t>Mia Watabe</w:t>
-            </w:r>
-          </w:p>
-        </w:tc>
-        <w:tc>
-          <w:tcPr>
-            <w:tcW w:w="5387" w:type="dxa"/>
-          </w:tcPr>
-          <w:p>
-            <w:pPr>
-              <w:rPr>
-                <w:szCs w:val="24"/>
-              </w:rPr>
-            </w:pPr>
-          </w:p>
-        </w:tc>
-      </w:tr>
-      <w:tr>
-        <w:tc>
-          <w:tcPr>
-            <w:tcW w:w="1980" w:type="dxa"/>
-          </w:tcPr>
-          <w:p>
-            <w:pPr>
-              <w:rPr>
-                <w:szCs w:val="24"/>
-              </w:rPr>
-            </w:pPr>
-            <w:r>
-              <w:rPr>
-                <w:szCs w:val="24"/>
-              </w:rPr>
-              <w:t>Task 4</w:t>
-            </w:r>
-          </w:p>
-        </w:tc>
-        <w:tc>
-          <w:tcPr>
-            <w:tcW w:w="2693" w:type="dxa"/>
-          </w:tcPr>
-          <w:p>
-            <w:pPr>
-              <w:rPr>
-                <w:szCs w:val="24"/>
-              </w:rPr>
-            </w:pPr>
-            <w:r>
-              <w:rPr>
-                <w:szCs w:val="24"/>
-              </w:rPr>
-              <w:t>Daniel Caveney</w:t>
-            </w:r>
-          </w:p>
-        </w:tc>
-        <w:tc>
-          <w:tcPr>
-            <w:tcW w:w="5387" w:type="dxa"/>
-          </w:tcPr>
-          <w:p>
-            <w:pPr>
-              <w:rPr>
-                <w:szCs w:val="24"/>
-              </w:rPr>
-            </w:pPr>
-            <w:r>
-              <w:rPr>
-                <w:szCs w:val="24"/>
-              </w:rPr>
-              <w:t>Dan made all the code for this task</w:t>
-            </w:r>
-            <w:r>
-              <w:rPr>
-                <w:szCs w:val="24"/>
-              </w:rPr>
-              <w:t xml:space="preserve">, </w:t>
-            </w:r>
-            <w:r>
-              <w:rPr>
-                <w:szCs w:val="24"/>
-              </w:rPr>
-              <w:t>utilising</w:t>
-            </w:r>
-            <w:r>
-              <w:rPr>
-                <w:szCs w:val="24"/>
-              </w:rPr>
-              <w:t xml:space="preserve"> parts of code from task 1 and fitting </w:t>
-            </w:r>
-            <w:r>
-              <w:rPr>
-                <w:szCs w:val="24"/>
-              </w:rPr>
-              <w:t>it to th</w:t>
-            </w:r>
-            <w:r>
-              <w:rPr>
-                <w:szCs w:val="24"/>
-              </w:rPr>
-              <w:t xml:space="preserve">is choice of saving all the changes that the user has made to the program, with there also being detailed prints so the user knows that they are about to do and have selected, additionally </w:t>
-            </w:r>
-            <w:r>
-              <w:rPr>
-                <w:szCs w:val="24"/>
-              </w:rPr>
-              <w:t xml:space="preserve">Dan had added the option to choose not to save, as well as </w:t>
-            </w:r>
-            <w:r>
-              <w:rPr>
-                <w:szCs w:val="24"/>
-              </w:rPr>
-              <w:t xml:space="preserve">error validation so that </w:t>
-            </w:r>
-            <w:r>
-              <w:rPr>
-                <w:szCs w:val="24"/>
-              </w:rPr>
-              <w:t>if the user inputs something incorrect then the program just sends them back</w:t>
-            </w:r>
-            <w:r>
-              <w:rPr>
-                <w:szCs w:val="24"/>
-              </w:rPr>
-              <w:t xml:space="preserve"> to the start. </w:t>
-            </w:r>
-            <w:r>
-              <w:rPr>
-                <w:i/>
-                <w:iCs/>
-                <w:szCs w:val="24"/>
-              </w:rPr>
-              <w:t>Written by Daniel Caveney</w:t>
-            </w:r>
-          </w:p>
-        </w:tc>
-      </w:tr>
-      <w:tr>
-        <w:tc>
-          <w:tcPr>
-            <w:tcW w:w="1980" w:type="dxa"/>
-          </w:tcPr>
-          <w:p>
-            <w:pPr>
-              <w:rPr>
-                <w:szCs w:val="24"/>
-              </w:rPr>
-            </w:pPr>
-            <w:r>
-              <w:rPr>
-                <w:szCs w:val="24"/>
-              </w:rPr>
-              <w:t>Task 5</w:t>
-            </w:r>
-          </w:p>
-        </w:tc>
-        <w:tc>
-          <w:tcPr>
-            <w:tcW w:w="2693" w:type="dxa"/>
-          </w:tcPr>
-          <w:p>
-            <w:pPr>
-              <w:rPr>
-                <w:szCs w:val="24"/>
-              </w:rPr>
-            </w:pPr>
-            <w:r>
-              <w:rPr>
-                <w:szCs w:val="24"/>
-              </w:rPr>
-              <w:t>Aaron Rieley</w:t>
-            </w:r>
-          </w:p>
-        </w:tc>
-        <w:tc>
-          <w:tcPr>
-            <w:tcW w:w="5387" w:type="dxa"/>
-          </w:tcPr>
-          <w:p>
-            <w:pPr>
-              <w:rPr>
-                <w:szCs w:val="24"/>
-              </w:rPr>
-            </w:pPr>
-          </w:p>
-        </w:tc>
-      </w:tr>
-      <w:tr>
-        <w:tc>
-          <w:tcPr>
-            <w:tcW w:w="1980" w:type="dxa"/>
-          </w:tcPr>
-          <w:p>
-            <w:pPr>
-              <w:rPr>
-                <w:szCs w:val="24"/>
-              </w:rPr>
-            </w:pPr>
-            <w:r>
-              <w:rPr>
-                <w:szCs w:val="24"/>
-              </w:rPr>
-              <w:t>Task 6</w:t>
-            </w:r>
           </w:p>
         </w:tc>
         <w:tc>
@@ -7619,7 +8275,7 @@
       <w:tr>
         <w:tc>
           <w:tcPr>
-            <w:tcW w:w="1980" w:type="dxa"/>
+            <w:tcW w:w="2694" w:type="dxa"/>
           </w:tcPr>
           <w:p>
             <w:pPr>
@@ -7627,12 +8283,6 @@
                 <w:szCs w:val="24"/>
               </w:rPr>
             </w:pPr>
-            <w:r>
-              <w:rPr>
-                <w:szCs w:val="24"/>
-              </w:rPr>
-              <w:t>Task 7</w:t>
-            </w:r>
           </w:p>
         </w:tc>
         <w:tc>
@@ -7663,7 +8313,7 @@
       <w:tr>
         <w:tc>
           <w:tcPr>
-            <w:tcW w:w="1980" w:type="dxa"/>
+            <w:tcW w:w="2694" w:type="dxa"/>
           </w:tcPr>
           <w:p>
             <w:pPr>
@@ -7675,7 +8325,7 @@
               <w:rPr>
                 <w:szCs w:val="24"/>
               </w:rPr>
-              <w:t>Task 8</w:t>
+              <w:t>Task 1</w:t>
             </w:r>
           </w:p>
         </w:tc>
@@ -7693,7 +8343,7 @@
               <w:rPr>
                 <w:szCs w:val="24"/>
               </w:rPr>
-              <w:t>Mia Watabe</w:t>
+              <w:t>Daniel Caveney</w:t>
             </w:r>
           </w:p>
         </w:tc>
@@ -7707,13 +8357,57 @@
                 <w:szCs w:val="24"/>
               </w:rPr>
             </w:pPr>
+            <w:r>
+              <w:rPr>
+                <w:szCs w:val="24"/>
+              </w:rPr>
+              <w:t xml:space="preserve">Dan made all the code in the task, spending time in making something that wasn’t </w:t>
+            </w:r>
+            <w:r>
+              <w:rPr>
+                <w:szCs w:val="24"/>
+              </w:rPr>
+              <w:t xml:space="preserve">in the brief </w:t>
+            </w:r>
+            <w:r>
+              <w:rPr>
+                <w:szCs w:val="24"/>
+              </w:rPr>
+              <w:t>originally,</w:t>
+            </w:r>
+            <w:r>
+              <w:rPr>
+                <w:szCs w:val="24"/>
+              </w:rPr>
+              <w:t xml:space="preserve"> he scrapped it and used parts of that code to make the adding items to the code, with </w:t>
+            </w:r>
+            <w:r>
+              <w:rPr>
+                <w:szCs w:val="24"/>
+              </w:rPr>
+              <w:t>Dan originally making the code only do item stock, not what was required</w:t>
+            </w:r>
+            <w:r>
+              <w:rPr>
+                <w:szCs w:val="24"/>
+              </w:rPr>
+              <w:t xml:space="preserve">. Once done, Dan performed all the necessary testing to ensure that were no errors and also made sure that there was error validation including in all sections of the code, preventing syntax errors for the user. </w:t>
+            </w:r>
+            <w:r>
+              <w:rPr>
+                <w:i/>
+                <w:iCs/>
+                <w:szCs w:val="24"/>
+              </w:rPr>
+              <w:t>Written by Daniel Caveney</w:t>
+            </w:r>
           </w:p>
         </w:tc>
       </w:tr>
       <w:tr>
         <w:tc>
           <w:tcPr>
-            <w:tcW w:w="1980" w:type="dxa"/>
+            <w:tcW w:w="2694" w:type="dxa"/>
           </w:tcPr>
           <w:p>
             <w:pPr>
@@ -7725,7 +8419,7 @@
               <w:rPr>
                 <w:szCs w:val="24"/>
               </w:rPr>
-              <w:t>Task 9</w:t>
+              <w:t>Task 2</w:t>
             </w:r>
           </w:p>
         </w:tc>
@@ -7743,7 +8437,7 @@
               <w:rPr>
                 <w:szCs w:val="24"/>
               </w:rPr>
-              <w:t>Daniel Caveney</w:t>
+              <w:t>Ben McManus</w:t>
             </w:r>
           </w:p>
         </w:tc>
@@ -7757,30 +8451,165 @@
                 <w:szCs w:val="24"/>
               </w:rPr>
             </w:pPr>
-            <w:r>
+          </w:p>
+        </w:tc>
+      </w:tr>
+      <w:tr>
+        <w:tc>
+          <w:tcPr>
+            <w:tcW w:w="2694" w:type="dxa"/>
+          </w:tcPr>
+          <w:p>
+            <w:pPr>
               <w:rPr>
                 <w:szCs w:val="24"/>
               </w:rPr>
-              <w:t>Dan also made this miniature task that was</w:t>
-            </w:r>
+            </w:pPr>
             <w:r>
               <w:rPr>
                 <w:szCs w:val="24"/>
               </w:rPr>
-              <w:t xml:space="preserve"> needed, as they asked for a save and exit, which was the fourth task and now the user can exit the program when they wish to</w:t>
-            </w:r>
-            <w:r>
+              <w:t>Task 3</w:t>
+            </w:r>
+          </w:p>
+        </w:tc>
+        <w:tc>
+          <w:tcPr>
+            <w:tcW w:w="2693" w:type="dxa"/>
+          </w:tcPr>
+          <w:p>
+            <w:pPr>
               <w:rPr>
                 <w:szCs w:val="24"/>
               </w:rPr>
-              <w:t xml:space="preserve">, whether it was to add an item and save or just to see what </w:t>
-            </w:r>
+            </w:pPr>
             <w:r>
               <w:rPr>
                 <w:szCs w:val="24"/>
               </w:rPr>
-              <w:lastRenderedPageBreak/>
-              <w:t>items are currently low on stock.</w:t>
+              <w:t>Mia Watabe</w:t>
+            </w:r>
+          </w:p>
+        </w:tc>
+        <w:tc>
+          <w:tcPr>
+            <w:tcW w:w="5387" w:type="dxa"/>
+          </w:tcPr>
+          <w:p>
+            <w:pPr>
+              <w:rPr>
+                <w:szCs w:val="24"/>
+              </w:rPr>
+            </w:pPr>
+          </w:p>
+        </w:tc>
+      </w:tr>
+      <w:tr>
+        <w:tc>
+          <w:tcPr>
+            <w:tcW w:w="2694" w:type="dxa"/>
+          </w:tcPr>
+          <w:p>
+            <w:pPr>
+              <w:rPr>
+                <w:szCs w:val="24"/>
+              </w:rPr>
+            </w:pPr>
+            <w:r>
+              <w:rPr>
+                <w:szCs w:val="24"/>
+              </w:rPr>
+              <w:t>Task 4</w:t>
+            </w:r>
+          </w:p>
+        </w:tc>
+        <w:tc>
+          <w:tcPr>
+            <w:tcW w:w="2693" w:type="dxa"/>
+          </w:tcPr>
+          <w:p>
+            <w:pPr>
+              <w:rPr>
+                <w:szCs w:val="24"/>
+              </w:rPr>
+            </w:pPr>
+            <w:r>
+              <w:rPr>
+                <w:szCs w:val="24"/>
+              </w:rPr>
+              <w:t>Daniel Caveney</w:t>
+            </w:r>
+          </w:p>
+        </w:tc>
+        <w:tc>
+          <w:tcPr>
+            <w:tcW w:w="5387" w:type="dxa"/>
+          </w:tcPr>
+          <w:p>
+            <w:pPr>
+              <w:rPr>
+                <w:szCs w:val="24"/>
+              </w:rPr>
+            </w:pPr>
+            <w:r>
+              <w:rPr>
+                <w:szCs w:val="24"/>
+              </w:rPr>
+              <w:t>Dan made all the code for this task</w:t>
+            </w:r>
+            <w:r>
+              <w:rPr>
+                <w:szCs w:val="24"/>
+              </w:rPr>
+              <w:t xml:space="preserve">, </w:t>
+            </w:r>
+            <w:r>
+              <w:rPr>
+                <w:szCs w:val="24"/>
+              </w:rPr>
+              <w:t>utilising</w:t>
+            </w:r>
+            <w:r>
+              <w:rPr>
+                <w:szCs w:val="24"/>
+              </w:rPr>
+              <w:t xml:space="preserve"> parts of code from task 1 and fitting </w:t>
+            </w:r>
+            <w:r>
+              <w:rPr>
+                <w:szCs w:val="24"/>
+              </w:rPr>
+              <w:t>it to th</w:t>
+            </w:r>
+            <w:r>
+              <w:rPr>
+                <w:szCs w:val="24"/>
+              </w:rPr>
+              <w:t xml:space="preserve">is choice of saving all the changes that the user has made to the program, with there also being detailed prints so the user knows that they are about to do and have selected, additionally </w:t>
+            </w:r>
+            <w:r>
+              <w:rPr>
+                <w:szCs w:val="24"/>
+              </w:rPr>
+              <w:t xml:space="preserve">Dan had added the option to choose not to save, as well as </w:t>
+            </w:r>
+            <w:r>
+              <w:rPr>
+                <w:szCs w:val="24"/>
+              </w:rPr>
+              <w:t xml:space="preserve">error validation so that </w:t>
+            </w:r>
+            <w:r>
+              <w:rPr>
+                <w:szCs w:val="24"/>
+              </w:rPr>
+              <w:t>if the user inputs something incorrect then the program just sends them back</w:t>
+            </w:r>
+            <w:r>
+              <w:rPr>
+                <w:szCs w:val="24"/>
+              </w:rPr>
+              <w:t xml:space="preserve"> to the start. </w:t>
             </w:r>
             <w:r>
               <w:rPr>
@@ -7788,7 +8617,282 @@
                 <w:iCs/>
                 <w:szCs w:val="24"/>
               </w:rPr>
-              <w:t xml:space="preserve"> </w:t>
+              <w:t>Written by Daniel Caveney</w:t>
+            </w:r>
+          </w:p>
+        </w:tc>
+      </w:tr>
+      <w:tr>
+        <w:tc>
+          <w:tcPr>
+            <w:tcW w:w="2694" w:type="dxa"/>
+          </w:tcPr>
+          <w:p>
+            <w:pPr>
+              <w:rPr>
+                <w:szCs w:val="24"/>
+              </w:rPr>
+            </w:pPr>
+            <w:r>
+              <w:rPr>
+                <w:szCs w:val="24"/>
+              </w:rPr>
+              <w:t>Task 5</w:t>
+            </w:r>
+          </w:p>
+        </w:tc>
+        <w:tc>
+          <w:tcPr>
+            <w:tcW w:w="2693" w:type="dxa"/>
+          </w:tcPr>
+          <w:p>
+            <w:pPr>
+              <w:rPr>
+                <w:szCs w:val="24"/>
+              </w:rPr>
+            </w:pPr>
+            <w:r>
+              <w:rPr>
+                <w:szCs w:val="24"/>
+              </w:rPr>
+              <w:t>Aaron Rieley</w:t>
+            </w:r>
+          </w:p>
+        </w:tc>
+        <w:tc>
+          <w:tcPr>
+            <w:tcW w:w="5387" w:type="dxa"/>
+          </w:tcPr>
+          <w:p>
+            <w:pPr>
+              <w:rPr>
+                <w:szCs w:val="24"/>
+              </w:rPr>
+            </w:pPr>
+          </w:p>
+        </w:tc>
+      </w:tr>
+      <w:tr>
+        <w:tc>
+          <w:tcPr>
+            <w:tcW w:w="2694" w:type="dxa"/>
+          </w:tcPr>
+          <w:p>
+            <w:pPr>
+              <w:rPr>
+                <w:szCs w:val="24"/>
+              </w:rPr>
+            </w:pPr>
+            <w:r>
+              <w:rPr>
+                <w:szCs w:val="24"/>
+              </w:rPr>
+              <w:t>Task 6</w:t>
+            </w:r>
+          </w:p>
+        </w:tc>
+        <w:tc>
+          <w:tcPr>
+            <w:tcW w:w="2693" w:type="dxa"/>
+          </w:tcPr>
+          <w:p>
+            <w:pPr>
+              <w:rPr>
+                <w:szCs w:val="24"/>
+              </w:rPr>
+            </w:pPr>
+          </w:p>
+        </w:tc>
+        <w:tc>
+          <w:tcPr>
+            <w:tcW w:w="5387" w:type="dxa"/>
+          </w:tcPr>
+          <w:p>
+            <w:pPr>
+              <w:rPr>
+                <w:szCs w:val="24"/>
+              </w:rPr>
+            </w:pPr>
+          </w:p>
+        </w:tc>
+      </w:tr>
+      <w:tr>
+        <w:tc>
+          <w:tcPr>
+            <w:tcW w:w="2694" w:type="dxa"/>
+          </w:tcPr>
+          <w:p>
+            <w:pPr>
+              <w:rPr>
+                <w:szCs w:val="24"/>
+              </w:rPr>
+            </w:pPr>
+            <w:r>
+              <w:rPr>
+                <w:szCs w:val="24"/>
+              </w:rPr>
+              <w:t>Task 7</w:t>
+            </w:r>
+          </w:p>
+        </w:tc>
+        <w:tc>
+          <w:tcPr>
+            <w:tcW w:w="2693" w:type="dxa"/>
+          </w:tcPr>
+          <w:p>
+            <w:pPr>
+              <w:rPr>
+                <w:szCs w:val="24"/>
+              </w:rPr>
+            </w:pPr>
+          </w:p>
+        </w:tc>
+        <w:tc>
+          <w:tcPr>
+            <w:tcW w:w="5387" w:type="dxa"/>
+          </w:tcPr>
+          <w:p>
+            <w:pPr>
+              <w:rPr>
+                <w:szCs w:val="24"/>
+              </w:rPr>
+            </w:pPr>
+          </w:p>
+        </w:tc>
+      </w:tr>
+      <w:tr>
+        <w:tc>
+          <w:tcPr>
+            <w:tcW w:w="2694" w:type="dxa"/>
+          </w:tcPr>
+          <w:p>
+            <w:pPr>
+              <w:rPr>
+                <w:szCs w:val="24"/>
+              </w:rPr>
+            </w:pPr>
+            <w:r>
+              <w:rPr>
+                <w:szCs w:val="24"/>
+              </w:rPr>
+              <w:t>Task 8</w:t>
+            </w:r>
+          </w:p>
+        </w:tc>
+        <w:tc>
+          <w:tcPr>
+            <w:tcW w:w="2693" w:type="dxa"/>
+          </w:tcPr>
+          <w:p>
+            <w:pPr>
+              <w:rPr>
+                <w:szCs w:val="24"/>
+              </w:rPr>
+            </w:pPr>
+            <w:r>
+              <w:rPr>
+                <w:szCs w:val="24"/>
+              </w:rPr>
+              <w:t>Mia Watabe</w:t>
+            </w:r>
+          </w:p>
+        </w:tc>
+        <w:tc>
+          <w:tcPr>
+            <w:tcW w:w="5387" w:type="dxa"/>
+          </w:tcPr>
+          <w:p>
+            <w:pPr>
+              <w:rPr>
+                <w:szCs w:val="24"/>
+              </w:rPr>
+            </w:pPr>
+          </w:p>
+        </w:tc>
+      </w:tr>
+      <w:tr>
+        <w:tc>
+          <w:tcPr>
+            <w:tcW w:w="2694" w:type="dxa"/>
+          </w:tcPr>
+          <w:p>
+            <w:pPr>
+              <w:rPr>
+                <w:szCs w:val="24"/>
+              </w:rPr>
+            </w:pPr>
+            <w:r>
+              <w:rPr>
+                <w:szCs w:val="24"/>
+              </w:rPr>
+              <w:lastRenderedPageBreak/>
+              <w:t>Task 9</w:t>
+            </w:r>
+          </w:p>
+        </w:tc>
+        <w:tc>
+          <w:tcPr>
+            <w:tcW w:w="2693" w:type="dxa"/>
+          </w:tcPr>
+          <w:p>
+            <w:pPr>
+              <w:rPr>
+                <w:szCs w:val="24"/>
+              </w:rPr>
+            </w:pPr>
+            <w:r>
+              <w:rPr>
+                <w:szCs w:val="24"/>
+              </w:rPr>
+              <w:t>Daniel Caveney</w:t>
+            </w:r>
+          </w:p>
+        </w:tc>
+        <w:tc>
+          <w:tcPr>
+            <w:tcW w:w="5387" w:type="dxa"/>
+          </w:tcPr>
+          <w:p>
+            <w:pPr>
+              <w:rPr>
+                <w:szCs w:val="24"/>
+              </w:rPr>
+            </w:pPr>
+            <w:r>
+              <w:rPr>
+                <w:szCs w:val="24"/>
+              </w:rPr>
+              <w:t>Dan also made this task that was</w:t>
+            </w:r>
+            <w:r>
+              <w:rPr>
+                <w:szCs w:val="24"/>
+              </w:rPr>
+              <w:t xml:space="preserve"> needed, as they asked for a save and exit, which was the fourth task and now the user can exit the program when they wish to</w:t>
+            </w:r>
+            <w:r>
+              <w:rPr>
+                <w:szCs w:val="24"/>
+              </w:rPr>
+              <w:t>, with the option given to save once more for reassurance and even the option given to not exit if they change their mind</w:t>
+            </w:r>
+            <w:r>
+              <w:rPr>
+                <w:szCs w:val="24"/>
+              </w:rPr>
+              <w:t>,</w:t>
+            </w:r>
+            <w:r>
+              <w:rPr>
+                <w:szCs w:val="24"/>
+              </w:rPr>
+              <w:t xml:space="preserve"> so they can be sure that what they’ve inputted and changed in the stored data is correct,</w:t>
+            </w:r>
+            <w:r>
+              <w:rPr>
+                <w:szCs w:val="24"/>
+              </w:rPr>
+              <w:t xml:space="preserve"> whether it was to add an item and save or just to see what items are currently low on stock.</w:t>
             </w:r>
             <w:r>
               <w:rPr>
@@ -7796,7 +8900,7 @@
                 <w:iCs/>
                 <w:szCs w:val="24"/>
               </w:rPr>
-              <w:t>Written by Daniel Caveney</w:t>
+              <w:t xml:space="preserve"> Written by Daniel Caveney</w:t>
             </w:r>
           </w:p>
         </w:tc>
@@ -7816,7 +8920,6 @@
           <w:iCs/>
           <w:szCs w:val="24"/>
         </w:rPr>
-        <w:lastRenderedPageBreak/>
         <w:br w:type="page"/>
       </w:r>
     </w:p>
@@ -7825,11 +8928,193 @@
       <w:pPr>
         <w:pStyle w:val="Heading1"/>
       </w:pPr>
-      <w:bookmarkStart w:id="26" w:name="_Toc216788122"/>
+      <w:bookmarkStart w:id="26" w:name="_Toc218016089"/>
       <w:r>
         <w:t>Reflection</w:t>
       </w:r>
       <w:bookmarkEnd w:id="26"/>
+    </w:p>
+    <w:p>
+      <w:pPr>
+        <w:rPr>
+          <w:rFonts w:cs="Arial"/>
+          <w:i/>
+          <w:iCs/>
+          <w:color w:val="EE0000"/>
+          <w:szCs w:val="24"/>
+          <w:shd w:val="clear" w:color="auto" w:fill="FFFFFF"/>
+        </w:rPr>
+      </w:pPr>
+      <w:r>
+        <w:rPr>
+          <w:rFonts w:cs="Arial"/>
+          <w:i/>
+          <w:iCs/>
+          <w:color w:val="EE0000"/>
+          <w:szCs w:val="24"/>
+          <w:shd w:val="clear" w:color="auto" w:fill="FFFFFF"/>
+        </w:rPr>
+        <w:t>*A reflective analysis of your group's teamwork, processes, and</w:t>
+      </w:r>
+      <w:r>
+        <w:rPr>
+          <w:rFonts w:ascii="Open Sans" w:hAnsi="Open Sans" w:cs="Open Sans"/>
+          <w:i/>
+          <w:iCs/>
+          <w:color w:val="EE0000"/>
+          <w:szCs w:val="24"/>
+        </w:rPr>
+        <w:t xml:space="preserve"> </w:t>
+      </w:r>
+      <w:r>
+        <w:rPr>
+          <w:rFonts w:cs="Arial"/>
+          <w:i/>
+          <w:iCs/>
+          <w:color w:val="EE0000"/>
+          <w:szCs w:val="24"/>
+          <w:shd w:val="clear" w:color="auto" w:fill="FFFFFF"/>
+        </w:rPr>
+        <w:t>technical decisions. What went well? What would you do differently next</w:t>
+      </w:r>
+      <w:r>
+        <w:rPr>
+          <w:rFonts w:ascii="Open Sans" w:hAnsi="Open Sans" w:cs="Open Sans"/>
+          <w:i/>
+          <w:iCs/>
+          <w:color w:val="EE0000"/>
+          <w:szCs w:val="24"/>
+        </w:rPr>
+        <w:t xml:space="preserve"> </w:t>
+      </w:r>
+      <w:r>
+        <w:rPr>
+          <w:rFonts w:cs="Arial"/>
+          <w:i/>
+          <w:iCs/>
+          <w:color w:val="EE0000"/>
+          <w:szCs w:val="24"/>
+          <w:shd w:val="clear" w:color="auto" w:fill="FFFFFF"/>
+        </w:rPr>
+        <w:t>time? How did you manage collaboration? *</w:t>
+      </w:r>
+    </w:p>
+    <w:p>
+      <w:pPr>
+        <w:rPr>
+          <w:rFonts w:cs="Arial"/>
+          <w:i/>
+          <w:iCs/>
+          <w:color w:val="EE0000"/>
+          <w:szCs w:val="24"/>
+          <w:shd w:val="clear" w:color="auto" w:fill="FFFFFF"/>
+        </w:rPr>
+      </w:pPr>
+    </w:p>
+    <w:p>
+      <w:pPr>
+        <w:rPr>
+          <w:rFonts w:cs="Arial"/>
+          <w:szCs w:val="24"/>
+          <w:shd w:val="clear" w:color="auto" w:fill="FFFFFF"/>
+        </w:rPr>
+      </w:pPr>
+      <w:r>
+        <w:rPr>
+          <w:rFonts w:cs="Arial"/>
+          <w:szCs w:val="24"/>
+          <w:shd w:val="clear" w:color="auto" w:fill="FFFFFF"/>
+        </w:rPr>
+        <w:t>This reflection is an evaluation of sorts</w:t>
+      </w:r>
+      <w:r>
+        <w:rPr>
+          <w:rFonts w:cs="Arial"/>
+          <w:szCs w:val="24"/>
+          <w:shd w:val="clear" w:color="auto" w:fill="FFFFFF"/>
+        </w:rPr>
+        <w:t xml:space="preserve">, with </w:t>
+      </w:r>
+      <w:r>
+        <w:rPr>
+          <w:rFonts w:cs="Arial"/>
+          <w:szCs w:val="24"/>
+          <w:shd w:val="clear" w:color="auto" w:fill="FFFFFF"/>
+        </w:rPr>
+        <w:t>it being an analysis of the groups team</w:t>
+      </w:r>
+      <w:r>
+        <w:rPr>
+          <w:rFonts w:cs="Arial"/>
+          <w:szCs w:val="24"/>
+          <w:shd w:val="clear" w:color="auto" w:fill="FFFFFF"/>
+        </w:rPr>
+        <w:t xml:space="preserve">work, process of making the program, and any technical decisions that were decided. Also, it should be important that </w:t>
+      </w:r>
+      <w:r>
+        <w:rPr>
+          <w:rFonts w:cs="Arial"/>
+          <w:szCs w:val="24"/>
+          <w:shd w:val="clear" w:color="auto" w:fill="FFFFFF"/>
+        </w:rPr>
+        <w:t>every group member has a say in what went well, what they would’ve done differently if this was attempted again and mentions of how collaboration went.</w:t>
+      </w:r>
+    </w:p>
+    <w:p>
+      <w:pPr>
+        <w:rPr>
+          <w:rFonts w:cs="Arial"/>
+          <w:szCs w:val="24"/>
+          <w:shd w:val="clear" w:color="auto" w:fill="FFFFFF"/>
+        </w:rPr>
+      </w:pPr>
+    </w:p>
+    <w:p>
+      <w:pPr>
+        <w:rPr>
+          <w:rFonts w:cs="Arial"/>
+          <w:szCs w:val="24"/>
+          <w:shd w:val="clear" w:color="auto" w:fill="FFFFFF"/>
+        </w:rPr>
+      </w:pPr>
+    </w:p>
+    <w:p>
+      <w:pPr>
+        <w:rPr>
+          <w:rFonts w:cs="Arial"/>
+          <w:i/>
+          <w:iCs/>
+          <w:szCs w:val="24"/>
+          <w:shd w:val="clear" w:color="auto" w:fill="FFFFFF"/>
+        </w:rPr>
+      </w:pPr>
+      <w:r>
+        <w:rPr>
+          <w:rFonts w:cs="Arial"/>
+          <w:szCs w:val="24"/>
+          <w:shd w:val="clear" w:color="auto" w:fill="FFFFFF"/>
+        </w:rPr>
+        <w:br/>
+      </w:r>
+      <w:r>
+        <w:rPr>
+          <w:rFonts w:cs="Arial"/>
+          <w:i/>
+          <w:iCs/>
+          <w:szCs w:val="24"/>
+          <w:shd w:val="clear" w:color="auto" w:fill="FFFFFF"/>
+        </w:rPr>
+        <w:t>Written by Daniel Caveney</w:t>
+      </w:r>
+    </w:p>
+    <w:p>
+      <w:pPr>
+        <w:rPr>
+          <w:rFonts w:cs="Arial"/>
+          <w:szCs w:val="24"/>
+          <w:shd w:val="clear" w:color="auto" w:fill="FFFFFF"/>
+        </w:rPr>
+      </w:pPr>
     </w:p>
     <w:p>
       <w:pPr>
@@ -7844,59 +9129,6 @@
       </w:pPr>
       <w:r>
         <w:rPr>
-          <w:rFonts w:cs="Arial"/>
-          <w:i/>
-          <w:iCs/>
-          <w:color w:val="EE0000"/>
-          <w:szCs w:val="24"/>
-          <w:shd w:val="clear" w:color="auto" w:fill="FFFFFF"/>
-        </w:rPr>
-        <w:t>*A reflective analysis of your group's teamwork, processes, and</w:t>
-      </w:r>
-      <w:r>
-        <w:rPr>
-          <w:rFonts w:ascii="Open Sans" w:hAnsi="Open Sans" w:cs="Open Sans"/>
-          <w:i/>
-          <w:iCs/>
-          <w:color w:val="EE0000"/>
-          <w:szCs w:val="24"/>
-        </w:rPr>
-        <w:t xml:space="preserve"> </w:t>
-      </w:r>
-      <w:r>
-        <w:rPr>
-          <w:rFonts w:cs="Arial"/>
-          <w:i/>
-          <w:iCs/>
-          <w:color w:val="EE0000"/>
-          <w:szCs w:val="24"/>
-          <w:shd w:val="clear" w:color="auto" w:fill="FFFFFF"/>
-        </w:rPr>
-        <w:t>technical decisions. What went well? What would you do differently next</w:t>
-      </w:r>
-      <w:r>
-        <w:rPr>
-          <w:rFonts w:ascii="Open Sans" w:hAnsi="Open Sans" w:cs="Open Sans"/>
-          <w:i/>
-          <w:iCs/>
-          <w:color w:val="EE0000"/>
-          <w:szCs w:val="24"/>
-        </w:rPr>
-        <w:t xml:space="preserve"> </w:t>
-      </w:r>
-      <w:r>
-        <w:rPr>
-          <w:rFonts w:cs="Arial"/>
-          <w:i/>
-          <w:iCs/>
-          <w:color w:val="EE0000"/>
-          <w:szCs w:val="24"/>
-          <w:shd w:val="clear" w:color="auto" w:fill="FFFFFF"/>
-        </w:rPr>
-        <w:t>time? How did you manage collaboration? *</w:t>
-      </w:r>
-      <w:r>
-        <w:rPr>
           <w:i/>
           <w:iCs/>
           <w:szCs w:val="24"/>
@@ -7908,7 +9140,7 @@
       <w:pPr>
         <w:pStyle w:val="Heading1"/>
       </w:pPr>
-      <w:bookmarkStart w:id="27" w:name="_Toc216788123"/>
+      <w:bookmarkStart w:id="27" w:name="_Toc218016090"/>
       <w:r>
         <w:lastRenderedPageBreak/>
         <w:t>Conclusion</w:t>

--- a/CIS1702 Coursework 2 Report.docx
+++ b/CIS1702 Coursework 2 Report.docx
@@ -1152,6 +1152,30 @@
             </w:r>
             <w:r>
               <w:rPr>
+                <w:rStyle w:val="Hyperlink"/>
+                <w:noProof/>
+                <w:shd w:val="clear" w:color="auto" w:fill="FFFFFF"/>
+              </w:rPr>
+              <w:t xml:space="preserve"> Moving </w:t>
+            </w:r>
+            <w:r>
+              <w:rPr>
+                <w:rStyle w:val="Hyperlink"/>
+                <w:noProof/>
+                <w:shd w:val="clear" w:color="auto" w:fill="FFFFFF"/>
+              </w:rPr>
+              <w:t>i</w:t>
+            </w:r>
+            <w:r>
+              <w:rPr>
+                <w:rStyle w:val="Hyperlink"/>
+                <w:noProof/>
+                <w:shd w:val="clear" w:color="auto" w:fill="FFFFFF"/>
+              </w:rPr>
+              <w:t>tems</w:t>
+            </w:r>
+            <w:r>
+              <w:rPr>
                 <w:noProof/>
                 <w:webHidden/>
               </w:rPr>
@@ -2132,6 +2156,27 @@
                 <w:noProof/>
               </w:rPr>
               <w:t>Task 2</w:t>
+            </w:r>
+            <w:r>
+              <w:rPr>
+                <w:rStyle w:val="Hyperlink"/>
+                <w:noProof/>
+              </w:rPr>
+              <w:t xml:space="preserve">: Moving </w:t>
+            </w:r>
+            <w:r>
+              <w:rPr>
+                <w:rStyle w:val="Hyperlink"/>
+                <w:noProof/>
+              </w:rPr>
+              <w:t>i</w:t>
+            </w:r>
+            <w:r>
+              <w:rPr>
+                <w:rStyle w:val="Hyperlink"/>
+                <w:noProof/>
+              </w:rPr>
+              <w:t>tems</w:t>
             </w:r>
             <w:r>
               <w:rPr>
@@ -4085,9 +4130,6 @@
     <w:p>
       <w:pPr>
         <w:pStyle w:val="Heading2"/>
-        <w:rPr>
-          <w:shd w:val="clear" w:color="auto" w:fill="FFFFFF"/>
-        </w:rPr>
       </w:pPr>
       <w:bookmarkStart w:id="6" w:name="_Toc218016069"/>
       <w:r>
@@ -4104,7 +4146,317 @@
         </w:rPr>
         <w:t xml:space="preserve"> </w:t>
       </w:r>
-    </w:p>
+      <w:r>
+        <w:rPr>
+          <w:shd w:val="clear" w:color="auto" w:fill="FFFFFF"/>
+        </w:rPr>
+        <w:t>Moving items</w:t>
+      </w:r>
+    </w:p>
+    <w:p/>
+    <w:p>
+      <w:r>
+        <w:t>The idea for this part of the task was to allow the user to seamlessly move items quantities around the 2 storage units the business has.</w:t>
+      </w:r>
+    </w:p>
+    <w:p>
+      <w:r>
+        <w:t>The brief that was given for this part was: “</w:t>
+      </w:r>
+      <w:r>
+        <w:t xml:space="preserve">moving stock around the 2 different storage areas, the variable names are </w:t>
+      </w:r>
+      <w:proofErr w:type="spellStart"/>
+      <w:r>
+        <w:t>shop_item_quantity</w:t>
+      </w:r>
+      <w:proofErr w:type="spellEnd"/>
+      <w:r>
+        <w:t xml:space="preserve"> and </w:t>
+      </w:r>
+      <w:proofErr w:type="spellStart"/>
+      <w:r>
+        <w:t>garage_item_quantity</w:t>
+      </w:r>
+      <w:proofErr w:type="spellEnd"/>
+      <w:r>
+        <w:t>”</w:t>
+      </w:r>
+    </w:p>
+    <w:p/>
+    <w:p>
+      <w:r>
+        <w:t>So to ensure I Make the Brief I must create the code that can move items from one of the stocks to the other. For tis I would have to ask the user what item they would like to move, then where they would like to move the item from, followed by how much of that item, making sure they cannot select A) an item that doesn’t exist. B) a storage location that doesn’t exist or C) an unmovable amount of an item, this being either a number lower than 0, an item higher than what they have stored, or if there are none of that item stored in the storage area then they cannot move anything out of it.</w:t>
+      </w:r>
+    </w:p>
+    <w:p/>
+    <w:p>
+      <w:r>
+        <w:t>Pseudo code:</w:t>
+      </w:r>
+    </w:p>
+    <w:p>
+      <w:r>
+        <w:t>Print (“what item would you like to move?”)</w:t>
+      </w:r>
+    </w:p>
+    <w:p>
+      <w:r>
+        <w:t xml:space="preserve">For items in </w:t>
+      </w:r>
+      <w:proofErr w:type="spellStart"/>
+      <w:r>
+        <w:t>garage_item_quantity</w:t>
+      </w:r>
+      <w:proofErr w:type="spellEnd"/>
+      <w:r>
+        <w:t>:</w:t>
+      </w:r>
+    </w:p>
+    <w:p>
+      <w:r>
+        <w:tab/>
+        <w:t>Print (items)</w:t>
+      </w:r>
+    </w:p>
+    <w:p>
+      <w:r>
+        <w:t>Input choice</w:t>
+      </w:r>
+    </w:p>
+    <w:p>
+      <w:r>
+        <w:t xml:space="preserve">If choice in </w:t>
+      </w:r>
+      <w:proofErr w:type="spellStart"/>
+      <w:r>
+        <w:t>garage_item_quantity</w:t>
+      </w:r>
+      <w:proofErr w:type="spellEnd"/>
+      <w:r>
+        <w:t>:</w:t>
+      </w:r>
+    </w:p>
+    <w:p>
+      <w:r>
+        <w:tab/>
+      </w:r>
+      <w:proofErr w:type="spellStart"/>
+      <w:r>
+        <w:t>Movable_location.append</w:t>
+      </w:r>
+      <w:proofErr w:type="spellEnd"/>
+      <w:r>
+        <w:t xml:space="preserve"> “</w:t>
+      </w:r>
+      <w:proofErr w:type="spellStart"/>
+      <w:r>
+        <w:t>garage_item_quantity</w:t>
+      </w:r>
+      <w:proofErr w:type="spellEnd"/>
+      <w:r>
+        <w:t>”</w:t>
+      </w:r>
+    </w:p>
+    <w:p>
+      <w:r>
+        <w:t xml:space="preserve">Elif choice in </w:t>
+      </w:r>
+      <w:proofErr w:type="spellStart"/>
+      <w:r>
+        <w:t>shop_item_quantity</w:t>
+      </w:r>
+      <w:proofErr w:type="spellEnd"/>
+      <w:r>
+        <w:t>:</w:t>
+      </w:r>
+    </w:p>
+    <w:p>
+      <w:r>
+        <w:tab/>
+      </w:r>
+      <w:proofErr w:type="spellStart"/>
+      <w:r>
+        <w:t>Movable_location.append</w:t>
+      </w:r>
+      <w:proofErr w:type="spellEnd"/>
+      <w:r>
+        <w:t xml:space="preserve"> “</w:t>
+      </w:r>
+      <w:proofErr w:type="spellStart"/>
+      <w:r>
+        <w:t>Shop_item_quantity</w:t>
+      </w:r>
+      <w:proofErr w:type="spellEnd"/>
+      <w:r>
+        <w:t>”</w:t>
+      </w:r>
+    </w:p>
+    <w:p>
+      <w:r>
+        <w:t xml:space="preserve">For items in </w:t>
+      </w:r>
+      <w:proofErr w:type="spellStart"/>
+      <w:r>
+        <w:t>Movable_location</w:t>
+      </w:r>
+      <w:proofErr w:type="spellEnd"/>
+    </w:p>
+    <w:p>
+      <w:r>
+        <w:tab/>
+        <w:t>Print items</w:t>
+      </w:r>
+    </w:p>
+    <w:p>
+      <w:r>
+        <w:t>Input location</w:t>
+      </w:r>
+    </w:p>
+    <w:p>
+      <w:r>
+        <w:t>Print (quantity of choice in location)</w:t>
+      </w:r>
+    </w:p>
+    <w:p>
+      <w:r>
+        <w:t>Print</w:t>
+      </w:r>
+      <w:r>
+        <w:tab/>
+        <w:t>(“how much of this item would you like to move?”)</w:t>
+      </w:r>
+    </w:p>
+    <w:p>
+      <w:r>
+        <w:t>Input amount</w:t>
+      </w:r>
+    </w:p>
+    <w:p>
+      <w:r>
+        <w:t>If location == “</w:t>
+      </w:r>
+      <w:proofErr w:type="spellStart"/>
+      <w:r>
+        <w:t>garage_item_quantity</w:t>
+      </w:r>
+      <w:proofErr w:type="spellEnd"/>
+      <w:r>
+        <w:t>”:</w:t>
+      </w:r>
+    </w:p>
+    <w:p>
+      <w:pPr>
+        <w:ind w:left="720"/>
+      </w:pPr>
+      <w:proofErr w:type="spellStart"/>
+      <w:r>
+        <w:t>Garage_item_quantity</w:t>
+      </w:r>
+      <w:proofErr w:type="spellEnd"/>
+      <w:r>
+        <w:t xml:space="preserve"> = </w:t>
+      </w:r>
+      <w:proofErr w:type="spellStart"/>
+      <w:r>
+        <w:t>garage_item_quantity</w:t>
+      </w:r>
+      <w:proofErr w:type="spellEnd"/>
+      <w:r>
+        <w:t xml:space="preserve"> – amount </w:t>
+      </w:r>
+    </w:p>
+    <w:p>
+      <w:pPr>
+        <w:ind w:left="720"/>
+      </w:pPr>
+      <w:proofErr w:type="spellStart"/>
+      <w:r>
+        <w:t>Shop_item_quantity</w:t>
+      </w:r>
+      <w:proofErr w:type="spellEnd"/>
+      <w:r>
+        <w:t xml:space="preserve"> = </w:t>
+      </w:r>
+      <w:proofErr w:type="spellStart"/>
+      <w:r>
+        <w:t>shop_item_quantity</w:t>
+      </w:r>
+      <w:proofErr w:type="spellEnd"/>
+      <w:r>
+        <w:t xml:space="preserve"> + amount</w:t>
+      </w:r>
+    </w:p>
+    <w:p>
+      <w:r>
+        <w:t>Elif location == “</w:t>
+      </w:r>
+      <w:proofErr w:type="spellStart"/>
+      <w:r>
+        <w:t>shop_garage_quantity</w:t>
+      </w:r>
+      <w:proofErr w:type="spellEnd"/>
+      <w:r>
+        <w:t>”:</w:t>
+      </w:r>
+    </w:p>
+    <w:p>
+      <w:r>
+        <w:tab/>
+      </w:r>
+      <w:proofErr w:type="spellStart"/>
+      <w:r>
+        <w:t>Shop_item_quantity</w:t>
+      </w:r>
+      <w:proofErr w:type="spellEnd"/>
+      <w:r>
+        <w:t xml:space="preserve"> = </w:t>
+      </w:r>
+      <w:proofErr w:type="spellStart"/>
+      <w:r>
+        <w:t>shop_item_quantity</w:t>
+      </w:r>
+      <w:proofErr w:type="spellEnd"/>
+      <w:r>
+        <w:t xml:space="preserve"> -amount</w:t>
+      </w:r>
+    </w:p>
+    <w:p>
+      <w:r>
+        <w:tab/>
+      </w:r>
+      <w:proofErr w:type="spellStart"/>
+      <w:r>
+        <w:t>Garage_item_quantity</w:t>
+      </w:r>
+      <w:proofErr w:type="spellEnd"/>
+      <w:r>
+        <w:t xml:space="preserve"> = </w:t>
+      </w:r>
+      <w:proofErr w:type="spellStart"/>
+      <w:r>
+        <w:t>garage_item_quantity</w:t>
+      </w:r>
+      <w:proofErr w:type="spellEnd"/>
+      <w:r>
+        <w:t xml:space="preserve"> + amount</w:t>
+      </w:r>
+    </w:p>
+    <w:p>
+      <w:r>
+        <w:tab/>
+      </w:r>
+    </w:p>
+    <w:p/>
+    <w:p/>
+    <w:p>
+      <w:r>
+        <w:t>Created by: Ben McManus</w:t>
+      </w:r>
+    </w:p>
+    <w:p/>
+    <w:p/>
+    <w:p/>
     <w:p/>
     <w:p>
       <w:pPr>
@@ -4142,6 +4494,7 @@
         <w:rPr>
           <w:shd w:val="clear" w:color="auto" w:fill="FFFFFF"/>
         </w:rPr>
+        <w:lastRenderedPageBreak/>
         <w:t>Task</w:t>
       </w:r>
       <w:r>
@@ -4568,101 +4921,107 @@
         <w:rPr>
           <w:shd w:val="clear" w:color="auto" w:fill="FFFFFF"/>
         </w:rPr>
+        <w:t>Task</w:t>
+      </w:r>
+      <w:r>
+        <w:rPr>
+          <w:shd w:val="clear" w:color="auto" w:fill="FFFFFF"/>
+        </w:rPr>
+        <w:t xml:space="preserve"> 9</w:t>
+      </w:r>
+      <w:r>
+        <w:rPr>
+          <w:shd w:val="clear" w:color="auto" w:fill="FFFFFF"/>
+        </w:rPr>
+        <w:t xml:space="preserve">: </w:t>
+      </w:r>
+      <w:r>
+        <w:rPr>
+          <w:shd w:val="clear" w:color="auto" w:fill="FFFFFF"/>
+        </w:rPr>
+        <w:t>Creating an exit option</w:t>
+      </w:r>
+      <w:bookmarkEnd w:id="13"/>
+    </w:p>
+    <w:p>
+      <w:pPr>
+        <w:rPr>
+          <w:szCs w:val="24"/>
+        </w:rPr>
+      </w:pPr>
+    </w:p>
+    <w:p>
+      <w:pPr>
+        <w:rPr>
+          <w:szCs w:val="24"/>
+        </w:rPr>
+      </w:pPr>
+      <w:r>
+        <w:rPr>
+          <w:szCs w:val="24"/>
+        </w:rPr>
+        <w:t xml:space="preserve">This task wasn’t a mandatory task that was </w:t>
+      </w:r>
+      <w:r>
+        <w:rPr>
+          <w:szCs w:val="24"/>
+        </w:rPr>
+        <w:t xml:space="preserve">set in the </w:t>
+      </w:r>
+      <w:r>
+        <w:rPr>
+          <w:szCs w:val="24"/>
+        </w:rPr>
+        <w:t>brief;</w:t>
+      </w:r>
+      <w:r>
+        <w:rPr>
+          <w:szCs w:val="24"/>
+        </w:rPr>
+        <w:t xml:space="preserve"> </w:t>
+      </w:r>
+      <w:r>
+        <w:rPr>
+          <w:szCs w:val="24"/>
+        </w:rPr>
+        <w:t>however,</w:t>
+      </w:r>
+      <w:r>
+        <w:rPr>
+          <w:szCs w:val="24"/>
+        </w:rPr>
+        <w:t xml:space="preserve"> I decided to make this small option anyway</w:t>
+      </w:r>
+      <w:r>
+        <w:rPr>
+          <w:szCs w:val="24"/>
+        </w:rPr>
+        <w:t>,</w:t>
+      </w:r>
+      <w:r>
+        <w:rPr>
+          <w:szCs w:val="24"/>
+        </w:rPr>
+        <w:t xml:space="preserve"> as </w:t>
+      </w:r>
+      <w:r>
+        <w:rPr>
+          <w:szCs w:val="24"/>
+        </w:rPr>
+        <w:t>it allows</w:t>
+      </w:r>
+      <w:r>
+        <w:rPr>
+          <w:szCs w:val="24"/>
+        </w:rPr>
+        <w:t xml:space="preserve"> for the user to make the choice to stop </w:t>
+      </w:r>
+      <w:r>
+        <w:rPr>
+          <w:szCs w:val="24"/>
+        </w:rPr>
         <w:lastRenderedPageBreak/>
-        <w:t>Task</w:t>
-      </w:r>
-      <w:r>
-        <w:rPr>
-          <w:shd w:val="clear" w:color="auto" w:fill="FFFFFF"/>
-        </w:rPr>
-        <w:t xml:space="preserve"> 9</w:t>
-      </w:r>
-      <w:r>
-        <w:rPr>
-          <w:shd w:val="clear" w:color="auto" w:fill="FFFFFF"/>
-        </w:rPr>
-        <w:t xml:space="preserve">: </w:t>
-      </w:r>
-      <w:r>
-        <w:rPr>
-          <w:shd w:val="clear" w:color="auto" w:fill="FFFFFF"/>
-        </w:rPr>
-        <w:t>Creating an exit option</w:t>
-      </w:r>
-      <w:bookmarkEnd w:id="13"/>
-    </w:p>
-    <w:p>
-      <w:pPr>
-        <w:rPr>
-          <w:szCs w:val="24"/>
-        </w:rPr>
-      </w:pPr>
-    </w:p>
-    <w:p>
-      <w:pPr>
-        <w:rPr>
-          <w:szCs w:val="24"/>
-        </w:rPr>
-      </w:pPr>
-      <w:r>
-        <w:rPr>
-          <w:szCs w:val="24"/>
-        </w:rPr>
-        <w:t xml:space="preserve">This task wasn’t a mandatory task that was </w:t>
-      </w:r>
-      <w:r>
-        <w:rPr>
-          <w:szCs w:val="24"/>
-        </w:rPr>
-        <w:t xml:space="preserve">set in the </w:t>
-      </w:r>
-      <w:r>
-        <w:rPr>
-          <w:szCs w:val="24"/>
-        </w:rPr>
-        <w:t>brief;</w:t>
-      </w:r>
-      <w:r>
-        <w:rPr>
-          <w:szCs w:val="24"/>
-        </w:rPr>
-        <w:t xml:space="preserve"> </w:t>
-      </w:r>
-      <w:r>
-        <w:rPr>
-          <w:szCs w:val="24"/>
-        </w:rPr>
-        <w:t>however,</w:t>
-      </w:r>
-      <w:r>
-        <w:rPr>
-          <w:szCs w:val="24"/>
-        </w:rPr>
-        <w:t xml:space="preserve"> I decided to make this small option anyway</w:t>
-      </w:r>
-      <w:r>
-        <w:rPr>
-          <w:szCs w:val="24"/>
-        </w:rPr>
-        <w:t>,</w:t>
-      </w:r>
-      <w:r>
-        <w:rPr>
-          <w:szCs w:val="24"/>
-        </w:rPr>
-        <w:t xml:space="preserve"> as </w:t>
-      </w:r>
-      <w:r>
-        <w:rPr>
-          <w:szCs w:val="24"/>
-        </w:rPr>
-        <w:t>it allows</w:t>
-      </w:r>
-      <w:r>
-        <w:rPr>
-          <w:szCs w:val="24"/>
-        </w:rPr>
-        <w:t xml:space="preserve"> for the user to make the choice to stop the program when they’ve done what they needed to do</w:t>
+        <w:t>the program when they’ve done what they needed to do</w:t>
       </w:r>
       <w:r>
         <w:rPr>
@@ -5392,12 +5751,88 @@
         <w:t>Task 2</w:t>
       </w:r>
       <w:bookmarkEnd w:id="16"/>
+      <w:r>
+        <w:t>: Moving items</w:t>
+      </w:r>
+    </w:p>
+    <w:p>
+      <w:r>
+        <w:t xml:space="preserve">For the creation of this segment of the code, I knew I had to move stock around different storage areas, but I did not anticipate how much more in detail this part of the task would be because the 2 storage areas have 2 different ways of storing items, </w:t>
+      </w:r>
+      <w:proofErr w:type="spellStart"/>
+      <w:r>
+        <w:t>garage_item_quantity</w:t>
+      </w:r>
+      <w:proofErr w:type="spellEnd"/>
+      <w:r>
+        <w:t xml:space="preserve"> had the item name as a dictionary title and all detail associated as a key and definition, whereas </w:t>
+      </w:r>
+      <w:proofErr w:type="spellStart"/>
+      <w:r>
+        <w:t>shop_item_quantity</w:t>
+      </w:r>
+      <w:proofErr w:type="spellEnd"/>
+      <w:r>
+        <w:t xml:space="preserve"> was a dictionary its self, and the item name was a key, and the definition was just the price. This made it much harder to create the code, as it meant that unless I restructure the way the items are stored I couldn’t use functions and have to create 2 different was to move stock around, based on which area they are moving items from.</w:t>
+      </w:r>
+    </w:p>
+    <w:p/>
+    <w:p>
+      <w:r>
+        <w:t xml:space="preserve">The first thing in which I had to do for this was to create a system which showed whether which areas had stock in them to be moved around. I made this to ensure that the user would not have the option to move stock from somewhere that had no stock. This makes the inventory tracker seem more automated, as there had to be less user input for the same outcome. I did this by checking how many items are in each of the </w:t>
+      </w:r>
+      <w:proofErr w:type="spellStart"/>
+      <w:r>
+        <w:t>dictionarys</w:t>
+      </w:r>
+      <w:proofErr w:type="spellEnd"/>
+      <w:r>
+        <w:t>, and if there was only one place that item was stored then the system knows the user would like to move items from that storage area. After this, I had to allow the user to choose how much of the item they would like to move, making sure that they cannot move a quantity less than 0, or move more than what is already stored.</w:t>
+      </w:r>
+    </w:p>
+    <w:p/>
+    <w:p>
+      <w:r>
+        <w:t xml:space="preserve">After uploading this code to the git and testing it with everyone else’s code I realised that I had not included the bug fixes that need to be in place if someone added a new item to the inventory. The code that is responsible for adding an item does not need to work with </w:t>
+      </w:r>
+      <w:proofErr w:type="spellStart"/>
+      <w:r>
+        <w:t>shop_item_quantity</w:t>
+      </w:r>
+      <w:proofErr w:type="spellEnd"/>
+      <w:r>
+        <w:t xml:space="preserve"> and thus nothing for that new item was made there, so when the part of the code which checks how much stock </w:t>
+      </w:r>
+      <w:proofErr w:type="spellStart"/>
+      <w:r>
+        <w:t>shop_item_quantity</w:t>
+      </w:r>
+      <w:proofErr w:type="spellEnd"/>
+      <w:r>
+        <w:t xml:space="preserve"> has, it is searching for a key which doesn’t exist, creating an error and crashing the program. After realising this I made the </w:t>
+      </w:r>
+      <w:proofErr w:type="spellStart"/>
+      <w:r>
+        <w:t>nessacery</w:t>
+      </w:r>
+      <w:proofErr w:type="spellEnd"/>
+      <w:r>
+        <w:t xml:space="preserve"> code to fix this simple bug. To do this we first have to check whether key for that item already exists and if it doesn’t, we know that there is no stock so we just have to create the key and move on as we don’t need to log it as somewhere we can move items from, and if there is a key we just need to check that it has items to log it otherwise there is also no items in that stock, thus fixing this bug.</w:t>
+      </w:r>
+    </w:p>
+    <w:p/>
+    <w:p/>
+    <w:p>
+      <w:r>
+        <w:t xml:space="preserve">Created by: Ben McManus </w:t>
+      </w:r>
     </w:p>
     <w:p/>
     <w:p/>
     <w:p/>
     <w:p/>
     <w:p/>
+    <w:p/>
     <w:p>
       <w:pPr>
         <w:pStyle w:val="Heading2"/>
@@ -5417,6 +5852,7 @@
       </w:pPr>
       <w:bookmarkStart w:id="18" w:name="_Toc218016081"/>
       <w:r>
+        <w:lastRenderedPageBreak/>
         <w:t xml:space="preserve">Task 4: </w:t>
       </w:r>
       <w:r>
@@ -5603,42 +6039,45 @@
         <w:rPr>
           <w:shd w:val="clear" w:color="auto" w:fill="FFFFFF"/>
         </w:rPr>
+        <w:t>Task</w:t>
+      </w:r>
+      <w:r>
+        <w:rPr>
+          <w:shd w:val="clear" w:color="auto" w:fill="FFFFFF"/>
+        </w:rPr>
+        <w:t xml:space="preserve"> 9</w:t>
+      </w:r>
+      <w:r>
+        <w:rPr>
+          <w:shd w:val="clear" w:color="auto" w:fill="FFFFFF"/>
+        </w:rPr>
+        <w:t>: Creating an exit option</w:t>
+      </w:r>
+      <w:bookmarkEnd w:id="23"/>
+    </w:p>
+    <w:p/>
+    <w:p>
+      <w:r>
+        <w:t xml:space="preserve">The implementation of this task was very simple; however, this was made for the purpose of making the program </w:t>
+      </w:r>
+      <w:r>
+        <w:t xml:space="preserve">more accessible and professional, as this gives the user an option to exit the program and the reason as to why this was implemented in the </w:t>
+      </w:r>
+      <w:r>
+        <w:t>program at all was because since the choices are inside a</w:t>
+      </w:r>
+      <w:r>
+        <w:t xml:space="preserve"> while true, so the user wouldn’t be able to exit the program unless they stopped the code, which isn’t good practice, so I decided to implement this option, which involves two strings that tells the user they’ve chosen to exit and the exit() function</w:t>
+      </w:r>
+      <w:r>
+        <w:t xml:space="preserve"> that’s built into python that causes the program to end.</w:t>
+      </w:r>
+      <w:r>
+        <w:t xml:space="preserve"> Overall, this small but meaningful choice is useful for the </w:t>
+      </w:r>
+      <w:r>
         <w:lastRenderedPageBreak/>
-        <w:t>Task</w:t>
-      </w:r>
-      <w:r>
-        <w:rPr>
-          <w:shd w:val="clear" w:color="auto" w:fill="FFFFFF"/>
-        </w:rPr>
-        <w:t xml:space="preserve"> 9</w:t>
-      </w:r>
-      <w:r>
-        <w:rPr>
-          <w:shd w:val="clear" w:color="auto" w:fill="FFFFFF"/>
-        </w:rPr>
-        <w:t>: Creating an exit option</w:t>
-      </w:r>
-      <w:bookmarkEnd w:id="23"/>
-    </w:p>
-    <w:p/>
-    <w:p>
-      <w:r>
-        <w:t xml:space="preserve">The implementation of this task was very simple; however, this was made for the purpose of making the program </w:t>
-      </w:r>
-      <w:r>
-        <w:t xml:space="preserve">more accessible and professional, as this gives the user an option to exit the program and the reason as to why this was implemented in the </w:t>
-      </w:r>
-      <w:r>
-        <w:t>program at all was because since the choices are inside a</w:t>
-      </w:r>
-      <w:r>
-        <w:t xml:space="preserve"> while true, so the user wouldn’t be able to exit the program unless they stopped the code, which isn’t good practice, so I decided to implement this option, which involves two strings that tells the user they’ve chosen to exit and the exit() function</w:t>
-      </w:r>
-      <w:r>
-        <w:t xml:space="preserve"> that’s built into python that causes the program to end.</w:t>
-      </w:r>
-      <w:r>
-        <w:t xml:space="preserve"> Overall, this small but meaningful choice is useful for the program and makes it much more </w:t>
+        <w:t xml:space="preserve">program and makes it much more </w:t>
       </w:r>
       <w:r>
         <w:t>professional</w:t>
@@ -8451,6 +8890,12 @@
                 <w:szCs w:val="24"/>
               </w:rPr>
             </w:pPr>
+            <w:r>
+              <w:rPr>
+                <w:szCs w:val="24"/>
+              </w:rPr>
+              <w:t>Task 2 was made to allow users to seamlessly move items around the different storage areas. This includes a system where if once selected an item you would like to move, if you only have that item stored in one place it will automatically select that storage area to move items from. The creation of this part of the project was very tedious, as both of the storage areas where stored differently (One as a dictionary with all data, and the other as a key and a definition). This meant that there had to be separate code for both and a function couldn’t be used. All testing, making and writing of this section was done by Ben McManus</w:t>
+            </w:r>
           </w:p>
         </w:tc>
       </w:tr>
@@ -8585,7 +9030,14 @@
               <w:rPr>
                 <w:szCs w:val="24"/>
               </w:rPr>
-              <w:t xml:space="preserve">is choice of saving all the changes that the user has made to the program, with there also being detailed prints so the user knows that they are about to do and have selected, additionally </w:t>
+              <w:t xml:space="preserve">is </w:t>
+            </w:r>
+            <w:r>
+              <w:rPr>
+                <w:szCs w:val="24"/>
+              </w:rPr>
+              <w:lastRenderedPageBreak/>
+              <w:t xml:space="preserve">choice of saving all the changes that the user has made to the program, with there also being detailed prints so the user knows that they are about to do and have selected, additionally </w:t>
             </w:r>
             <w:r>
               <w:rPr>
@@ -8637,6 +9089,7 @@
               <w:rPr>
                 <w:szCs w:val="24"/>
               </w:rPr>
+              <w:lastRenderedPageBreak/>
               <w:t>Task 5</w:t>
             </w:r>
           </w:p>
@@ -8825,7 +9278,6 @@
               <w:rPr>
                 <w:szCs w:val="24"/>
               </w:rPr>
-              <w:lastRenderedPageBreak/>
               <w:t>Task 9</w:t>
             </w:r>
           </w:p>
